--- a/Hệ thống mẫu văn bản/Nguyên đã làm/Kế hoạch dạy học Tin học từng lớp/Kế hoạch dạy học môn Tin học - Lớp 7 - 2026 - 2027.docx
+++ b/Hệ thống mẫu văn bản/Nguyên đã làm/Kế hoạch dạy học Tin học từng lớp/Kế hoạch dạy học môn Tin học - Lớp 7 - 2026 - 2027.docx
@@ -18,6 +18,7 @@
         <w:rPr>
           <w:rFonts w:ascii="Times New Roman" w:hAnsi="Times New Roman"/>
           <w:sz w:val="26"/>
+          <w:rFonts w:ascii="Times New Roman" w:hAnsi="Times New Roman" w:cs="Times New Roman"/>
         </w:rPr>
         <w:t>Phụ lục 1</w:t>
       </w:r>
@@ -36,6 +37,7 @@
           <w:b/>
           <w:bCs/>
           <w:sz w:val="26"/>
+          <w:rFonts w:ascii="Times New Roman" w:hAnsi="Times New Roman" w:cs="Times New Roman"/>
         </w:rPr>
         <w:t>KHUNG KẾ HOẠCH DẠY HỌC MÔN</w:t>
       </w:r>
@@ -45,6 +47,7 @@
           <w:b/>
           <w:bCs/>
           <w:sz w:val="26"/>
+          <w:rFonts w:ascii="Times New Roman" w:hAnsi="Times New Roman" w:cs="Times New Roman"/>
         </w:rPr>
         <w:t xml:space="preserve"> TIN HỌC</w:t>
       </w:r>
@@ -60,6 +63,7 @@
         <w:rPr>
           <w:rFonts w:ascii="Times New Roman" w:hAnsi="Times New Roman"/>
           <w:sz w:val="26"/>
+          <w:rFonts w:ascii="Times New Roman" w:hAnsi="Times New Roman" w:cs="Times New Roman"/>
         </w:rPr>
         <w:t>(</w:t>
       </w:r>
@@ -69,6 +73,7 @@
           <w:i/>
           <w:iCs/>
           <w:sz w:val="26"/>
+          <w:rFonts w:ascii="Times New Roman" w:hAnsi="Times New Roman" w:cs="Times New Roman"/>
         </w:rPr>
         <w:t>Kèm theo Công văn số 5512/BGDĐT-GDTrH ngày 18 tháng 12 năm 2022 của Bộ GDĐT)</w:t>
       </w:r>
@@ -111,6 +116,7 @@
                 <w:rFonts w:ascii="Times New Roman" w:eastAsia="Times New Roman" w:hAnsi="Times New Roman" w:cs="Times New Roman"/>
                 <w:sz w:val="26"/>
                 <w:szCs w:val="26"/>
+                <w:rFonts w:ascii="Times New Roman" w:hAnsi="Times New Roman" w:cs="Times New Roman"/>
               </w:rPr>
               <w:t xml:space="preserve">TRƯỜNG: </w:t>
             </w:r>
@@ -128,6 +134,7 @@
                 <w:rFonts w:ascii="Times New Roman" w:eastAsia="Times New Roman" w:hAnsi="Times New Roman" w:cs="Times New Roman"/>
                 <w:sz w:val="26"/>
                 <w:szCs w:val="26"/>
+                <w:rFonts w:ascii="Times New Roman" w:hAnsi="Times New Roman" w:cs="Times New Roman"/>
               </w:rPr>
               <w:t>Tiểu học &amp; THCS UNIGO</w:t>
             </w:r>
@@ -147,6 +154,7 @@
                 <w:sz w:val="26"/>
                 <w:szCs w:val="26"/>
                 <w:u w:val="single"/>
+                <w:rFonts w:ascii="Times New Roman" w:hAnsi="Times New Roman" w:cs="Times New Roman"/>
               </w:rPr>
               <w:t>TỔ:</w:t>
             </w:r>
@@ -156,6 +164,7 @@
                 <w:sz w:val="26"/>
                 <w:szCs w:val="26"/>
                 <w:u w:val="single"/>
+                <w:rFonts w:ascii="Times New Roman" w:hAnsi="Times New Roman" w:cs="Times New Roman"/>
               </w:rPr>
               <w:t xml:space="preserve"> </w:t>
             </w:r>
@@ -164,6 +173,7 @@
                 <w:rFonts w:ascii="Times New Roman" w:eastAsia="Times New Roman" w:hAnsi="Times New Roman" w:cs="Times New Roman"/>
                 <w:sz w:val="26"/>
                 <w:szCs w:val="26"/>
+                <w:rFonts w:ascii="Times New Roman" w:hAnsi="Times New Roman" w:cs="Times New Roman"/>
               </w:rPr>
               <w:t>Tin học</w:t>
             </w:r>
@@ -187,6 +197,7 @@
                 <w:rFonts w:ascii="Times New Roman" w:eastAsia="Times New Roman" w:hAnsi="Times New Roman" w:cs="Times New Roman"/>
                 <w:sz w:val="26"/>
                 <w:szCs w:val="26"/>
+                <w:rFonts w:ascii="Times New Roman" w:hAnsi="Times New Roman" w:cs="Times New Roman"/>
               </w:rPr>
               <w:t>CỘNG HOÀ XÃ HỘI CHỦ NGHĨA VIỆT NAM</w:t>
             </w:r>
@@ -211,6 +222,7 @@
                 <w:sz w:val="26"/>
                 <w:szCs w:val="26"/>
                 <w:u w:val="single"/>
+                <w:rFonts w:ascii="Times New Roman" w:hAnsi="Times New Roman" w:cs="Times New Roman"/>
               </w:rPr>
               <w:t>Độc lập- Tự do-Hạnh phúc</w:t>
             </w:r>
@@ -271,6 +283,7 @@
           <w:b/>
           <w:bCs/>
           <w:sz w:val="26"/>
+          <w:rFonts w:ascii="Times New Roman" w:hAnsi="Times New Roman" w:cs="Times New Roman"/>
         </w:rPr>
         <w:t>KẾ HOẠCH DẠY HỌC</w:t>
       </w:r>
@@ -287,6 +300,7 @@
         <w:rPr>
           <w:rFonts w:ascii="Times New Roman" w:hAnsi="Times New Roman"/>
           <w:sz w:val="26"/>
+          <w:rFonts w:ascii="Times New Roman" w:hAnsi="Times New Roman" w:cs="Times New Roman"/>
         </w:rPr>
         <w:t>MÔN HỌC/HOẠT ĐỘNG GIÁO DỤC TIN HỌC LỚP 7</w:t>
       </w:r>
@@ -299,6 +313,7 @@
         <w:rPr>
           <w:rFonts w:ascii="Times New Roman" w:hAnsi="Times New Roman"/>
           <w:sz w:val="26"/>
+          <w:rFonts w:ascii="Times New Roman" w:hAnsi="Times New Roman" w:cs="Times New Roman"/>
         </w:rPr>
         <w:t>(Năm học 2026-2027)</w:t>
       </w:r>
@@ -316,6 +331,7 @@
           <w:b/>
           <w:bCs/>
           <w:sz w:val="26"/>
+          <w:rFonts w:ascii="Times New Roman" w:hAnsi="Times New Roman" w:cs="Times New Roman"/>
         </w:rPr>
         <w:t>I. Đặc điểm tình hình</w:t>
       </w:r>
@@ -333,6 +349,7 @@
           <w:b/>
           <w:bCs/>
           <w:sz w:val="26"/>
+          <w:rFonts w:ascii="Times New Roman" w:hAnsi="Times New Roman" w:cs="Times New Roman"/>
         </w:rPr>
         <w:t>1. Số lớp………; Số học sinh:……;Số học sinh học chuyên đề lựa chọn (Nếu có):……</w:t>
       </w:r>
@@ -350,6 +367,7 @@
           <w:b/>
           <w:bCs/>
           <w:sz w:val="26"/>
+          <w:rFonts w:ascii="Times New Roman" w:hAnsi="Times New Roman" w:cs="Times New Roman"/>
         </w:rPr>
         <w:t>2. Tình hình đội ngũ:</w:t>
       </w:r>
@@ -364,6 +382,7 @@
           <w:b/>
           <w:bCs/>
           <w:sz w:val="26"/>
+          <w:rFonts w:ascii="Times New Roman" w:hAnsi="Times New Roman" w:cs="Times New Roman"/>
         </w:rPr>
         <w:t xml:space="preserve">- </w:t>
       </w:r>
@@ -371,6 +390,7 @@
         <w:rPr>
           <w:rFonts w:ascii="Times New Roman" w:hAnsi="Times New Roman"/>
           <w:sz w:val="26"/>
+          <w:rFonts w:ascii="Times New Roman" w:hAnsi="Times New Roman" w:cs="Times New Roman"/>
         </w:rPr>
         <w:t>Sĩ</w:t>
       </w:r>
@@ -378,6 +398,7 @@
         <w:rPr>
           <w:rFonts w:ascii="Times New Roman" w:hAnsi="Times New Roman"/>
           <w:sz w:val="26"/>
+          <w:rFonts w:ascii="Times New Roman" w:hAnsi="Times New Roman" w:cs="Times New Roman"/>
         </w:rPr>
         <w:t xml:space="preserve"> số</w:t>
       </w:r>
@@ -385,6 +406,7 @@
         <w:rPr>
           <w:rFonts w:ascii="Times New Roman" w:hAnsi="Times New Roman"/>
           <w:sz w:val="26"/>
+          <w:rFonts w:ascii="Times New Roman" w:hAnsi="Times New Roman" w:cs="Times New Roman"/>
         </w:rPr>
         <w:t xml:space="preserve"> giáo viên:</w:t>
       </w:r>
@@ -392,6 +414,7 @@
         <w:rPr>
           <w:rFonts w:ascii="Times New Roman" w:hAnsi="Times New Roman"/>
           <w:sz w:val="26"/>
+          <w:rFonts w:ascii="Times New Roman" w:hAnsi="Times New Roman" w:cs="Times New Roman"/>
         </w:rPr>
         <w:t xml:space="preserve"> 1</w:t>
       </w:r>
@@ -404,6 +427,7 @@
         <w:rPr>
           <w:rFonts w:ascii="Times New Roman" w:hAnsi="Times New Roman"/>
           <w:sz w:val="26"/>
+          <w:rFonts w:ascii="Times New Roman" w:hAnsi="Times New Roman" w:cs="Times New Roman"/>
         </w:rPr>
         <w:t>- Trình độ đào tạo: Cao đẳng:…………Đại học:……</w:t>
       </w:r>
@@ -411,6 +435,7 @@
         <w:rPr>
           <w:rFonts w:ascii="Times New Roman" w:hAnsi="Times New Roman"/>
           <w:sz w:val="26"/>
+          <w:rFonts w:ascii="Times New Roman" w:hAnsi="Times New Roman" w:cs="Times New Roman"/>
         </w:rPr>
         <w:t>1</w:t>
       </w:r>
@@ -418,6 +443,7 @@
         <w:rPr>
           <w:rFonts w:ascii="Times New Roman" w:hAnsi="Times New Roman"/>
           <w:sz w:val="26"/>
+          <w:rFonts w:ascii="Times New Roman" w:hAnsi="Times New Roman" w:cs="Times New Roman"/>
         </w:rPr>
         <w:t>……..; Trên Đại học:…………</w:t>
       </w:r>
@@ -430,6 +456,7 @@
         <w:rPr>
           <w:rFonts w:ascii="Times New Roman" w:hAnsi="Times New Roman"/>
           <w:sz w:val="26"/>
+          <w:rFonts w:ascii="Times New Roman" w:hAnsi="Times New Roman" w:cs="Times New Roman"/>
         </w:rPr>
         <w:t>- Mức chuẩn nghề nghiệp: Tốt:……</w:t>
       </w:r>
@@ -437,6 +464,7 @@
         <w:rPr>
           <w:rFonts w:ascii="Times New Roman" w:hAnsi="Times New Roman"/>
           <w:sz w:val="26"/>
+          <w:rFonts w:ascii="Times New Roman" w:hAnsi="Times New Roman" w:cs="Times New Roman"/>
         </w:rPr>
         <w:t>1</w:t>
       </w:r>
@@ -444,6 +472,7 @@
         <w:rPr>
           <w:rFonts w:ascii="Times New Roman" w:hAnsi="Times New Roman"/>
           <w:sz w:val="26"/>
+          <w:rFonts w:ascii="Times New Roman" w:hAnsi="Times New Roman" w:cs="Times New Roman"/>
         </w:rPr>
         <w:t>…….; Khá:………; Đạt:………..;Chưa đạt:……</w:t>
       </w:r>
@@ -461,6 +490,7 @@
           <w:b/>
           <w:bCs/>
           <w:sz w:val="26"/>
+          <w:rFonts w:ascii="Times New Roman" w:hAnsi="Times New Roman" w:cs="Times New Roman"/>
         </w:rPr>
         <w:t>3. Thiết bị dạy học: (</w:t>
       </w:r>
@@ -470,6 +500,7 @@
           <w:i/>
           <w:iCs/>
           <w:sz w:val="26"/>
+          <w:rFonts w:ascii="Times New Roman" w:hAnsi="Times New Roman" w:cs="Times New Roman"/>
         </w:rPr>
         <w:t>Trình bày cụ thể các thiết bị dạy học có thể sử dụng để tổ chức dạy học/môn học/hoạt động giáo dục)</w:t>
       </w:r>
@@ -523,6 +554,7 @@
                 <w:bCs/>
                 <w:sz w:val="26"/>
                 <w:szCs w:val="26"/>
+                <w:rFonts w:ascii="Times New Roman" w:hAnsi="Times New Roman" w:cs="Times New Roman"/>
               </w:rPr>
               <w:t>STT</w:t>
             </w:r>
@@ -550,6 +582,7 @@
                 <w:bCs/>
                 <w:sz w:val="26"/>
                 <w:szCs w:val="26"/>
+                <w:rFonts w:ascii="Times New Roman" w:hAnsi="Times New Roman" w:cs="Times New Roman"/>
               </w:rPr>
               <w:t>Thiết bị dạy học</w:t>
             </w:r>
@@ -577,6 +610,7 @@
                 <w:bCs/>
                 <w:sz w:val="26"/>
                 <w:szCs w:val="26"/>
+                <w:rFonts w:ascii="Times New Roman" w:hAnsi="Times New Roman" w:cs="Times New Roman"/>
               </w:rPr>
               <w:t>Số lượng</w:t>
             </w:r>
@@ -604,6 +638,7 @@
                 <w:bCs/>
                 <w:sz w:val="26"/>
                 <w:szCs w:val="26"/>
+                <w:rFonts w:ascii="Times New Roman" w:hAnsi="Times New Roman" w:cs="Times New Roman"/>
               </w:rPr>
               <w:t>Các bài thí nghiệm/thực hành</w:t>
             </w:r>
@@ -631,6 +666,7 @@
                 <w:bCs/>
                 <w:sz w:val="26"/>
                 <w:szCs w:val="26"/>
+                <w:rFonts w:ascii="Times New Roman" w:hAnsi="Times New Roman" w:cs="Times New Roman"/>
               </w:rPr>
               <w:t>Gihi chú</w:t>
             </w:r>
@@ -658,6 +694,7 @@
                 <w:rFonts w:ascii="Times New Roman" w:eastAsia="Times New Roman" w:hAnsi="Times New Roman" w:cs="Times New Roman"/>
                 <w:sz w:val="26"/>
                 <w:szCs w:val="26"/>
+                <w:rFonts w:ascii="Times New Roman" w:hAnsi="Times New Roman" w:cs="Times New Roman"/>
               </w:rPr>
               <w:t>1</w:t>
             </w:r>
@@ -680,6 +717,7 @@
                 <w:rFonts w:ascii="Times New Roman" w:eastAsia="Times New Roman" w:hAnsi="Times New Roman" w:cs="Times New Roman"/>
                 <w:sz w:val="26"/>
                 <w:szCs w:val="26"/>
+                <w:rFonts w:ascii="Times New Roman" w:hAnsi="Times New Roman" w:cs="Times New Roman"/>
               </w:rPr>
               <w:t>Máy chiếu</w:t>
             </w:r>
@@ -702,6 +740,7 @@
                 <w:rFonts w:ascii="Times New Roman" w:eastAsia="Times New Roman" w:hAnsi="Times New Roman" w:cs="Times New Roman"/>
                 <w:sz w:val="26"/>
                 <w:szCs w:val="26"/>
+                <w:rFonts w:ascii="Times New Roman" w:hAnsi="Times New Roman" w:cs="Times New Roman"/>
               </w:rPr>
               <w:t>1</w:t>
             </w:r>
@@ -757,6 +796,7 @@
                 <w:rFonts w:ascii="Times New Roman" w:eastAsia="Times New Roman" w:hAnsi="Times New Roman" w:cs="Times New Roman"/>
                 <w:sz w:val="26"/>
                 <w:szCs w:val="26"/>
+                <w:rFonts w:ascii="Times New Roman" w:hAnsi="Times New Roman" w:cs="Times New Roman"/>
               </w:rPr>
               <w:t>2</w:t>
             </w:r>
@@ -779,6 +819,7 @@
                 <w:rFonts w:ascii="Times New Roman" w:eastAsia="Times New Roman" w:hAnsi="Times New Roman" w:cs="Times New Roman"/>
                 <w:sz w:val="26"/>
                 <w:szCs w:val="26"/>
+                <w:rFonts w:ascii="Times New Roman" w:hAnsi="Times New Roman" w:cs="Times New Roman"/>
               </w:rPr>
               <w:t>Máy tính</w:t>
             </w:r>
@@ -840,6 +881,7 @@
               <w:rPr>
                 <w:rFonts w:ascii="Times New Roman" w:hAnsi="Times New Roman"/>
                 <w:sz w:val="26"/>
+                <w:rFonts w:ascii="Times New Roman" w:hAnsi="Times New Roman" w:cs="Times New Roman"/>
               </w:rPr>
               <w:t>….</w:t>
             </w:r>
@@ -884,6 +926,7 @@
           <w:b/>
           <w:bCs/>
           <w:sz w:val="26"/>
+          <w:rFonts w:ascii="Times New Roman" w:hAnsi="Times New Roman" w:cs="Times New Roman"/>
         </w:rPr>
         <w:t xml:space="preserve">4. Phòng học bộ môn/phòng thí nghiệm/phòng đa năng/sân chơi, bãi tập </w:t>
       </w:r>
@@ -891,6 +934,7 @@
         <w:rPr>
           <w:rFonts w:ascii="Times New Roman" w:hAnsi="Times New Roman"/>
           <w:sz w:val="26"/>
+          <w:rFonts w:ascii="Times New Roman" w:hAnsi="Times New Roman" w:cs="Times New Roman"/>
         </w:rPr>
         <w:t>(</w:t>
       </w:r>
@@ -900,6 +944,7 @@
           <w:i/>
           <w:iCs/>
           <w:sz w:val="26"/>
+          <w:rFonts w:ascii="Times New Roman" w:hAnsi="Times New Roman" w:cs="Times New Roman"/>
         </w:rPr>
         <w:t>Trinh bày cụ thể các phòng thí nghiệm/phòng bộ môn/phòng đa năng/sân chơi/bãi tập có thể sử dụng để tổ chức dạy học môn học/hoạt động giáo dục)</w:t>
       </w:r>
@@ -953,6 +998,7 @@
                 <w:bCs/>
                 <w:sz w:val="26"/>
                 <w:szCs w:val="26"/>
+                <w:rFonts w:ascii="Times New Roman" w:hAnsi="Times New Roman" w:cs="Times New Roman"/>
               </w:rPr>
               <w:t>STT</w:t>
             </w:r>
@@ -980,6 +1026,7 @@
                 <w:bCs/>
                 <w:sz w:val="26"/>
                 <w:szCs w:val="26"/>
+                <w:rFonts w:ascii="Times New Roman" w:hAnsi="Times New Roman" w:cs="Times New Roman"/>
               </w:rPr>
               <w:t>Tên phòng</w:t>
             </w:r>
@@ -1007,6 +1054,7 @@
                 <w:bCs/>
                 <w:sz w:val="26"/>
                 <w:szCs w:val="26"/>
+                <w:rFonts w:ascii="Times New Roman" w:hAnsi="Times New Roman" w:cs="Times New Roman"/>
               </w:rPr>
               <w:t>Số lượng</w:t>
             </w:r>
@@ -1034,6 +1082,7 @@
                 <w:bCs/>
                 <w:sz w:val="26"/>
                 <w:szCs w:val="26"/>
+                <w:rFonts w:ascii="Times New Roman" w:hAnsi="Times New Roman" w:cs="Times New Roman"/>
               </w:rPr>
               <w:t>Phạm vi và nội dung sử dụng</w:t>
             </w:r>
@@ -1061,6 +1110,7 @@
                 <w:bCs/>
                 <w:sz w:val="26"/>
                 <w:szCs w:val="26"/>
+                <w:rFonts w:ascii="Times New Roman" w:hAnsi="Times New Roman" w:cs="Times New Roman"/>
               </w:rPr>
               <w:t>Gihi chú</w:t>
             </w:r>
@@ -1088,6 +1138,7 @@
                 <w:rFonts w:ascii="Times New Roman" w:eastAsia="Times New Roman" w:hAnsi="Times New Roman" w:cs="Times New Roman"/>
                 <w:sz w:val="26"/>
                 <w:szCs w:val="26"/>
+                <w:rFonts w:ascii="Times New Roman" w:hAnsi="Times New Roman" w:cs="Times New Roman"/>
               </w:rPr>
               <w:t>1</w:t>
             </w:r>
@@ -1110,6 +1161,7 @@
                 <w:rFonts w:ascii="Times New Roman" w:eastAsia="Times New Roman" w:hAnsi="Times New Roman" w:cs="Times New Roman"/>
                 <w:sz w:val="26"/>
                 <w:szCs w:val="26"/>
+                <w:rFonts w:ascii="Times New Roman" w:hAnsi="Times New Roman" w:cs="Times New Roman"/>
               </w:rPr>
               <w:t>Phòng Tin học</w:t>
             </w:r>
@@ -1179,6 +1231,7 @@
                 <w:rFonts w:ascii="Times New Roman" w:eastAsia="Times New Roman" w:hAnsi="Times New Roman" w:cs="Times New Roman"/>
                 <w:sz w:val="26"/>
                 <w:szCs w:val="26"/>
+                <w:rFonts w:ascii="Times New Roman" w:hAnsi="Times New Roman" w:cs="Times New Roman"/>
               </w:rPr>
               <w:t>2</w:t>
             </w:r>
@@ -1254,6 +1307,7 @@
               <w:rPr>
                 <w:rFonts w:ascii="Times New Roman" w:hAnsi="Times New Roman"/>
                 <w:sz w:val="26"/>
+                <w:rFonts w:ascii="Times New Roman" w:hAnsi="Times New Roman" w:cs="Times New Roman"/>
               </w:rPr>
               <w:t>….</w:t>
             </w:r>
@@ -1296,6 +1350,7 @@
         <w:rPr>
           <w:rFonts w:ascii="Times New Roman" w:hAnsi="Times New Roman"/>
           <w:sz w:val="26"/>
+          <w:rFonts w:ascii="Times New Roman" w:hAnsi="Times New Roman" w:cs="Times New Roman"/>
         </w:rPr>
         <w:t xml:space="preserve">II. </w:t>
       </w:r>
@@ -1305,6 +1360,7 @@
           <w:b/>
           <w:bCs/>
           <w:sz w:val="26"/>
+          <w:rFonts w:ascii="Times New Roman" w:hAnsi="Times New Roman" w:cs="Times New Roman"/>
         </w:rPr>
         <w:t>Kế hoạch dạy học</w:t>
       </w:r>
@@ -1320,6 +1376,7 @@
         <w:rPr>
           <w:rFonts w:ascii="Times New Roman" w:hAnsi="Times New Roman"/>
           <w:sz w:val="26"/>
+          <w:rFonts w:ascii="Times New Roman" w:hAnsi="Times New Roman" w:cs="Times New Roman"/>
         </w:rPr>
         <w:lastRenderedPageBreak/>
         <w:t xml:space="preserve">1. </w:t>
@@ -1330,6 +1387,7 @@
           <w:b/>
           <w:bCs/>
           <w:sz w:val="26"/>
+          <w:rFonts w:ascii="Times New Roman" w:hAnsi="Times New Roman" w:cs="Times New Roman"/>
         </w:rPr>
         <w:t>Phân phối chương trình</w:t>
       </w:r>
@@ -1347,6 +1405,7 @@
           <w:b/>
           <w:bCs/>
           <w:sz w:val="26"/>
+          <w:rFonts w:ascii="Times New Roman" w:hAnsi="Times New Roman" w:cs="Times New Roman"/>
         </w:rPr>
         <w:t xml:space="preserve">Môn Tin lớp </w:t>
       </w:r>
@@ -1356,6 +1415,7 @@
           <w:b/>
           <w:bCs/>
           <w:sz w:val="26"/>
+          <w:rFonts w:ascii="Times New Roman" w:hAnsi="Times New Roman" w:cs="Times New Roman"/>
         </w:rPr>
         <w:t>7</w:t>
       </w:r>
@@ -1392,7 +1452,10 @@
             </w:pPr>
             <w:r>
               <w:rPr>
-                <w:b/>
+                <w:rFonts w:ascii="Times New Roman" w:hAnsi="Times New Roman"/>
+                <w:b/>
+                <w:sz w:val="26"/>
+                <w:rFonts w:ascii="Times New Roman" w:hAnsi="Times New Roman" w:cs="Times New Roman"/>
               </w:rPr>
               <w:t>STT</w:t>
             </w:r>
@@ -1409,7 +1472,10 @@
             </w:pPr>
             <w:r>
               <w:rPr>
-                <w:b/>
+                <w:rFonts w:ascii="Times New Roman" w:hAnsi="Times New Roman"/>
+                <w:b/>
+                <w:sz w:val="26"/>
+                <w:rFonts w:ascii="Times New Roman" w:hAnsi="Times New Roman" w:cs="Times New Roman"/>
               </w:rPr>
               <w:t>Bài học (1)</w:t>
             </w:r>
@@ -1426,7 +1492,10 @@
             </w:pPr>
             <w:r>
               <w:rPr>
-                <w:b/>
+                <w:rFonts w:ascii="Times New Roman" w:hAnsi="Times New Roman"/>
+                <w:b/>
+                <w:sz w:val="26"/>
+                <w:rFonts w:ascii="Times New Roman" w:hAnsi="Times New Roman" w:cs="Times New Roman"/>
               </w:rPr>
               <w:t>Số tiết (2)</w:t>
             </w:r>
@@ -1443,7 +1512,10 @@
             </w:pPr>
             <w:r>
               <w:rPr>
-                <w:b/>
+                <w:rFonts w:ascii="Times New Roman" w:hAnsi="Times New Roman"/>
+                <w:b/>
+                <w:sz w:val="26"/>
+                <w:rFonts w:ascii="Times New Roman" w:hAnsi="Times New Roman" w:cs="Times New Roman"/>
               </w:rPr>
               <w:t>Yêu cầu cần đạt (3)</w:t>
             </w:r>
@@ -1453,53 +1525,76 @@
       <w:tr>
         <w:tc>
           <w:tcPr>
-            <w:tcW w:w="838" w:type="dxa"/>
-          </w:tcPr>
-          <w:p>
-            <w:pPr>
-              <w:spacing w:before="20" w:after="20"/>
-              <w:jc w:val="center"/>
-            </w:pPr>
-            <w:r>
-              <w:t>1</w:t>
-            </w:r>
-          </w:p>
-        </w:tc>
-        <w:tc>
-          <w:tcPr>
-            <w:tcW w:w="3126" w:type="dxa"/>
-          </w:tcPr>
-          <w:p>
-            <w:pPr>
-              <w:spacing w:before="20" w:after="20"/>
-            </w:pPr>
-            <w:r>
-              <w:t>Chủ đề 1: Máy tính và cộng đồng</w:t>
-            </w:r>
-          </w:p>
-        </w:tc>
-        <w:tc>
-          <w:tcPr>
-            <w:tcW w:w="1134" w:type="dxa"/>
-          </w:tcPr>
-          <w:p>
-            <w:pPr>
-              <w:spacing w:before="20" w:after="20"/>
-              <w:jc w:val="center"/>
-            </w:pPr>
-            <w:r>
-              <w:t>1</w:t>
-            </w:r>
-          </w:p>
-        </w:tc>
-        <w:tc>
-          <w:tcPr>
-            <w:tcW w:w="4253" w:type="dxa"/>
-          </w:tcPr>
-          <w:p>
-            <w:pPr>
-              <w:spacing w:before="20" w:after="20"/>
-            </w:pPr>
+            <w:tcW w:type="dxa" w:w="838"/>
+          </w:tcPr>
+          <w:p>
+            <w:pPr>
+              <w:jc w:val="center"/>
+            </w:pPr>
+            <w:r>
+              <w:rPr>
+                <w:rFonts w:ascii="Times New Roman" w:hAnsi="Times New Roman"/>
+                <w:b w:val="0"/>
+                <w:sz w:val="26"/>
+                <w:rFonts w:ascii="Times New Roman" w:hAnsi="Times New Roman" w:cs="Times New Roman"/>
+                <w:rFonts w:ascii="Times New Roman" w:hAnsi="Times New Roman" w:cs="Times New Roman"/>
+              </w:rPr>
+              <w:t>0</w:t>
+            </w:r>
+          </w:p>
+        </w:tc>
+        <w:tc>
+          <w:tcPr>
+            <w:tcW w:type="dxa" w:w="3126"/>
+          </w:tcPr>
+          <w:p>
+            <w:r>
+              <w:rPr>
+                <w:rFonts w:ascii="Times New Roman" w:hAnsi="Times New Roman"/>
+                <w:b w:val="0"/>
+                <w:sz w:val="26"/>
+                <w:rFonts w:ascii="Times New Roman" w:hAnsi="Times New Roman" w:cs="Times New Roman"/>
+                <w:rFonts w:ascii="Times New Roman" w:hAnsi="Times New Roman" w:cs="Times New Roman"/>
+              </w:rPr>
+              <w:t>Tiết 0: Định hướng môn học</w:t>
+            </w:r>
+          </w:p>
+        </w:tc>
+        <w:tc>
+          <w:tcPr>
+            <w:tcW w:type="dxa" w:w="1134"/>
+          </w:tcPr>
+          <w:p>
+            <w:pPr>
+              <w:jc w:val="center"/>
+            </w:pPr>
+            <w:r>
+              <w:rPr>
+                <w:rFonts w:ascii="Times New Roman" w:hAnsi="Times New Roman"/>
+                <w:b w:val="0"/>
+                <w:sz w:val="26"/>
+                <w:rFonts w:ascii="Times New Roman" w:hAnsi="Times New Roman" w:cs="Times New Roman"/>
+                <w:rFonts w:ascii="Times New Roman" w:hAnsi="Times New Roman" w:cs="Times New Roman"/>
+              </w:rPr>
+              <w:t>0</w:t>
+            </w:r>
+          </w:p>
+        </w:tc>
+        <w:tc>
+          <w:tcPr>
+            <w:tcW w:type="dxa" w:w="4253"/>
+          </w:tcPr>
+          <w:p>
+            <w:r>
+              <w:rPr>
+                <w:rFonts w:ascii="Times New Roman" w:hAnsi="Times New Roman"/>
+                <w:b w:val="0"/>
+                <w:sz w:val="26"/>
+                <w:rFonts w:ascii="Times New Roman" w:hAnsi="Times New Roman" w:cs="Times New Roman"/>
+                <w:rFonts w:ascii="Times New Roman" w:hAnsi="Times New Roman" w:cs="Times New Roman"/>
+              </w:rPr>
+              <w:t>Giới thiệu tổng quan môn học Tin học, phương pháp học tập hiệu quả, các quy định an toàn và nội quy phòng học bộ môn.</w:t>
+            </w:r>
           </w:p>
         </w:tc>
       </w:tr>
@@ -1514,7 +1609,12 @@
               <w:jc w:val="center"/>
             </w:pPr>
             <w:r>
-              <w:t>2</w:t>
+              <w:rPr>
+                <w:rFonts w:ascii="Times New Roman" w:hAnsi="Times New Roman"/>
+                <w:sz w:val="26"/>
+                <w:rFonts w:ascii="Times New Roman" w:hAnsi="Times New Roman" w:cs="Times New Roman"/>
+              </w:rPr>
+              <w:t>1</w:t>
             </w:r>
           </w:p>
         </w:tc>
@@ -1527,7 +1627,12 @@
               <w:spacing w:before="20" w:after="20"/>
             </w:pPr>
             <w:r>
-              <w:t>Bài 1. Thiết bị vào - ra</w:t>
+              <w:rPr>
+                <w:rFonts w:ascii="Times New Roman" w:hAnsi="Times New Roman"/>
+                <w:sz w:val="26"/>
+                <w:rFonts w:ascii="Times New Roman" w:hAnsi="Times New Roman" w:cs="Times New Roman"/>
+              </w:rPr>
+              <w:t>Chủ đề 1: Máy tính và cộng đồng</w:t>
             </w:r>
           </w:p>
         </w:tc>
@@ -1541,7 +1646,12 @@
               <w:jc w:val="center"/>
             </w:pPr>
             <w:r>
-              <w:t>2</w:t>
+              <w:rPr>
+                <w:rFonts w:ascii="Times New Roman" w:hAnsi="Times New Roman"/>
+                <w:sz w:val="26"/>
+                <w:rFonts w:ascii="Times New Roman" w:hAnsi="Times New Roman" w:cs="Times New Roman"/>
+              </w:rPr>
+              <w:t>1</w:t>
             </w:r>
           </w:p>
         </w:tc>
@@ -1553,9 +1663,6 @@
             <w:pPr>
               <w:spacing w:before="20" w:after="20"/>
             </w:pPr>
-            <w:r>
-              <w:t>- Củng cố, phát triển kiến thức xử lý thông tin.  - Nhận biết thiết bị vào - ra có nhiều loại/hình dạng; hiểu chức năng trong thu nhận, lưu trữ, xử lý, truyền thông tin.  - Nêu ví dụ về thao tác không đúng cách gây lỗi thiết bị.</w:t>
-            </w:r>
           </w:p>
         </w:tc>
       </w:tr>
@@ -1570,7 +1677,12 @@
               <w:jc w:val="center"/>
             </w:pPr>
             <w:r>
-              <w:t>3</w:t>
+              <w:rPr>
+                <w:rFonts w:ascii="Times New Roman" w:hAnsi="Times New Roman"/>
+                <w:sz w:val="26"/>
+                <w:rFonts w:ascii="Times New Roman" w:hAnsi="Times New Roman" w:cs="Times New Roman"/>
+              </w:rPr>
+              <w:t>2</w:t>
             </w:r>
           </w:p>
         </w:tc>
@@ -1583,7 +1695,12 @@
               <w:spacing w:before="20" w:after="20"/>
             </w:pPr>
             <w:r>
-              <w:t>Bài 2. Phần mềm máy tính</w:t>
+              <w:rPr>
+                <w:rFonts w:ascii="Times New Roman" w:hAnsi="Times New Roman"/>
+                <w:sz w:val="26"/>
+                <w:rFonts w:ascii="Times New Roman" w:hAnsi="Times New Roman" w:cs="Times New Roman"/>
+              </w:rPr>
+              <w:t>Bài 1. Thiết bị vào - ra</w:t>
             </w:r>
           </w:p>
         </w:tc>
@@ -1597,7 +1714,12 @@
               <w:jc w:val="center"/>
             </w:pPr>
             <w:r>
-              <w:t>3</w:t>
+              <w:rPr>
+                <w:rFonts w:ascii="Times New Roman" w:hAnsi="Times New Roman"/>
+                <w:sz w:val="26"/>
+                <w:rFonts w:ascii="Times New Roman" w:hAnsi="Times New Roman" w:cs="Times New Roman"/>
+              </w:rPr>
+              <w:t>2</w:t>
             </w:r>
           </w:p>
         </w:tc>
@@ -1610,7 +1732,12 @@
               <w:spacing w:before="20" w:after="20"/>
             </w:pPr>
             <w:r>
-              <w:t>- Nhận thức vai trò của phần mềm trong hoạt động của máy tính.  - Phân loại phần mềm thành: hệ điều hành và phần mềm ứng dụng.</w:t>
+              <w:rPr>
+                <w:rFonts w:ascii="Times New Roman" w:hAnsi="Times New Roman"/>
+                <w:sz w:val="26"/>
+                <w:rFonts w:ascii="Times New Roman" w:hAnsi="Times New Roman" w:cs="Times New Roman"/>
+              </w:rPr>
+              <w:t>- Củng cố, phát triển kiến thức xử lý thông tin.  - Nhận biết thiết bị vào - ra có nhiều loại/hình dạng; hiểu chức năng trong thu nhận, lưu trữ, xử lý, truyền thông tin.  - Nêu ví dụ về thao tác không đúng cách gây lỗi thiết bị.</w:t>
             </w:r>
           </w:p>
         </w:tc>
@@ -1626,7 +1753,12 @@
               <w:jc w:val="center"/>
             </w:pPr>
             <w:r>
-              <w:t>4</w:t>
+              <w:rPr>
+                <w:rFonts w:ascii="Times New Roman" w:hAnsi="Times New Roman"/>
+                <w:sz w:val="26"/>
+                <w:rFonts w:ascii="Times New Roman" w:hAnsi="Times New Roman" w:cs="Times New Roman"/>
+              </w:rPr>
+              <w:t>3</w:t>
             </w:r>
           </w:p>
         </w:tc>
@@ -1639,7 +1771,12 @@
               <w:spacing w:before="20" w:after="20"/>
             </w:pPr>
             <w:r>
-              <w:t>Bài 3. Quản lý dữ liệu trong máy tính</w:t>
+              <w:rPr>
+                <w:rFonts w:ascii="Times New Roman" w:hAnsi="Times New Roman"/>
+                <w:sz w:val="26"/>
+                <w:rFonts w:ascii="Times New Roman" w:hAnsi="Times New Roman" w:cs="Times New Roman"/>
+              </w:rPr>
+              <w:t>Bài 2. Phần mềm máy tính</w:t>
             </w:r>
           </w:p>
         </w:tc>
@@ -1653,7 +1790,12 @@
               <w:jc w:val="center"/>
             </w:pPr>
             <w:r>
-              <w:t>4, 5</w:t>
+              <w:rPr>
+                <w:rFonts w:ascii="Times New Roman" w:hAnsi="Times New Roman"/>
+                <w:sz w:val="26"/>
+                <w:rFonts w:ascii="Times New Roman" w:hAnsi="Times New Roman" w:cs="Times New Roman"/>
+              </w:rPr>
+              <w:t>3</w:t>
             </w:r>
           </w:p>
         </w:tc>
@@ -1666,7 +1808,12 @@
               <w:spacing w:before="20" w:after="20"/>
             </w:pPr>
             <w:r>
-              <w:t>- Biết tệp chương trình cũng là dữ liệu lưu trữ trong máy tính.  - Nêu ví dụ biện pháp an toàn dữ liệu: sao lưu, phòng chống xâm nhập trái phép, virus,...</w:t>
+              <w:rPr>
+                <w:rFonts w:ascii="Times New Roman" w:hAnsi="Times New Roman"/>
+                <w:sz w:val="26"/>
+                <w:rFonts w:ascii="Times New Roman" w:hAnsi="Times New Roman" w:cs="Times New Roman"/>
+              </w:rPr>
+              <w:t>- Nhận thức vai trò của phần mềm trong hoạt động của máy tính.  - Phân loại phần mềm thành: hệ điều hành và phần mềm ứng dụng.</w:t>
             </w:r>
           </w:p>
         </w:tc>
@@ -1682,7 +1829,12 @@
               <w:jc w:val="center"/>
             </w:pPr>
             <w:r>
-              <w:t>5</w:t>
+              <w:rPr>
+                <w:rFonts w:ascii="Times New Roman" w:hAnsi="Times New Roman"/>
+                <w:sz w:val="26"/>
+                <w:rFonts w:ascii="Times New Roman" w:hAnsi="Times New Roman" w:cs="Times New Roman"/>
+              </w:rPr>
+              <w:t>4</w:t>
             </w:r>
           </w:p>
         </w:tc>
@@ -1695,7 +1847,12 @@
               <w:spacing w:before="20" w:after="20"/>
             </w:pPr>
             <w:r>
-              <w:t>Chủ đề 2: Tổ chức lưu trữ, tìm kiếm và trao đổi thông tin</w:t>
+              <w:rPr>
+                <w:rFonts w:ascii="Times New Roman" w:hAnsi="Times New Roman"/>
+                <w:sz w:val="26"/>
+                <w:rFonts w:ascii="Times New Roman" w:hAnsi="Times New Roman" w:cs="Times New Roman"/>
+              </w:rPr>
+              <w:t>Bài 3. Quản lý dữ liệu trong máy tính</w:t>
             </w:r>
           </w:p>
         </w:tc>
@@ -1709,7 +1866,12 @@
               <w:jc w:val="center"/>
             </w:pPr>
             <w:r>
-              <w:t>6</w:t>
+              <w:rPr>
+                <w:rFonts w:ascii="Times New Roman" w:hAnsi="Times New Roman"/>
+                <w:sz w:val="26"/>
+                <w:rFonts w:ascii="Times New Roman" w:hAnsi="Times New Roman" w:cs="Times New Roman"/>
+              </w:rPr>
+              <w:t>4, 5</w:t>
             </w:r>
           </w:p>
         </w:tc>
@@ -1721,6 +1883,14 @@
             <w:pPr>
               <w:spacing w:before="20" w:after="20"/>
             </w:pPr>
+            <w:r>
+              <w:rPr>
+                <w:rFonts w:ascii="Times New Roman" w:hAnsi="Times New Roman"/>
+                <w:sz w:val="26"/>
+                <w:rFonts w:ascii="Times New Roman" w:hAnsi="Times New Roman" w:cs="Times New Roman"/>
+              </w:rPr>
+              <w:t>- Biết tệp chương trình cũng là dữ liệu lưu trữ trong máy tính.  - Nêu ví dụ biện pháp an toàn dữ liệu: sao lưu, phòng chống xâm nhập trái phép, virus,...</w:t>
+            </w:r>
           </w:p>
         </w:tc>
       </w:tr>
@@ -1735,12 +1905,85 @@
               <w:jc w:val="center"/>
             </w:pPr>
             <w:r>
+              <w:rPr>
+                <w:rFonts w:ascii="Times New Roman" w:hAnsi="Times New Roman"/>
+                <w:sz w:val="26"/>
+                <w:rFonts w:ascii="Times New Roman" w:hAnsi="Times New Roman" w:cs="Times New Roman"/>
+              </w:rPr>
+              <w:t>5</w:t>
+            </w:r>
+          </w:p>
+        </w:tc>
+        <w:tc>
+          <w:tcPr>
+            <w:tcW w:w="3126" w:type="dxa"/>
+          </w:tcPr>
+          <w:p>
+            <w:pPr>
+              <w:spacing w:before="20" w:after="20"/>
+            </w:pPr>
+            <w:r>
+              <w:rPr>
+                <w:rFonts w:ascii="Times New Roman" w:hAnsi="Times New Roman"/>
+                <w:sz w:val="26"/>
+                <w:rFonts w:ascii="Times New Roman" w:hAnsi="Times New Roman" w:cs="Times New Roman"/>
+              </w:rPr>
+              <w:t>Chủ đề 2: Tổ chức lưu trữ, tìm kiếm và trao đổi thông tin</w:t>
+            </w:r>
+          </w:p>
+        </w:tc>
+        <w:tc>
+          <w:tcPr>
+            <w:tcW w:w="1134" w:type="dxa"/>
+          </w:tcPr>
+          <w:p>
+            <w:pPr>
+              <w:spacing w:before="20" w:after="20"/>
+              <w:jc w:val="center"/>
+            </w:pPr>
+            <w:r>
+              <w:rPr>
+                <w:rFonts w:ascii="Times New Roman" w:hAnsi="Times New Roman"/>
+                <w:sz w:val="26"/>
+                <w:rFonts w:ascii="Times New Roman" w:hAnsi="Times New Roman" w:cs="Times New Roman"/>
+              </w:rPr>
               <w:t>6</w:t>
             </w:r>
           </w:p>
         </w:tc>
         <w:tc>
           <w:tcPr>
+            <w:tcW w:w="4253" w:type="dxa"/>
+          </w:tcPr>
+          <w:p>
+            <w:pPr>
+              <w:spacing w:before="20" w:after="20"/>
+            </w:pPr>
+          </w:p>
+        </w:tc>
+      </w:tr>
+      <w:tr>
+        <w:tc>
+          <w:tcPr>
+            <w:tcW w:w="838" w:type="dxa"/>
+          </w:tcPr>
+          <w:p>
+            <w:pPr>
+              <w:spacing w:before="20" w:after="20"/>
+              <w:jc w:val="center"/>
+            </w:pPr>
+            <w:r>
+              <w:rPr>
+                <w:rFonts w:ascii="Times New Roman" w:hAnsi="Times New Roman"/>
+                <w:sz w:val="26"/>
+                <w:rFonts w:ascii="Times New Roman" w:hAnsi="Times New Roman" w:cs="Times New Roman"/>
+              </w:rPr>
+              <w:t>6</w:t>
+            </w:r>
+          </w:p>
+        </w:tc>
+        <w:tc>
+          <w:tcPr>
             <w:tcW w:w="3126" w:type="dxa"/>
           </w:tcPr>
           <w:p>
@@ -1748,6 +1991,11 @@
               <w:spacing w:before="20" w:after="20"/>
             </w:pPr>
             <w:r>
+              <w:rPr>
+                <w:rFonts w:ascii="Times New Roman" w:hAnsi="Times New Roman"/>
+                <w:sz w:val="26"/>
+                <w:rFonts w:ascii="Times New Roman" w:hAnsi="Times New Roman" w:cs="Times New Roman"/>
+              </w:rPr>
               <w:t>Bài 4. Mạng xã hội và một số kênh trao đổi thông tin trên Internet</w:t>
             </w:r>
           </w:p>
@@ -1762,6 +2010,11 @@
               <w:jc w:val="center"/>
             </w:pPr>
             <w:r>
+              <w:rPr>
+                <w:rFonts w:ascii="Times New Roman" w:hAnsi="Times New Roman"/>
+                <w:sz w:val="26"/>
+                <w:rFonts w:ascii="Times New Roman" w:hAnsi="Times New Roman" w:cs="Times New Roman"/>
+              </w:rPr>
               <w:t>7, 8</w:t>
             </w:r>
           </w:p>
@@ -1775,9 +2028,19 @@
               <w:spacing w:before="20" w:after="20"/>
             </w:pPr>
             <w:r>
+              <w:rPr>
+                <w:rFonts w:ascii="Times New Roman" w:hAnsi="Times New Roman"/>
+                <w:sz w:val="26"/>
+                <w:rFonts w:ascii="Times New Roman" w:hAnsi="Times New Roman" w:cs="Times New Roman"/>
+              </w:rPr>
               <w:t xml:space="preserve">- Nêu chức năng cơ bản của mạng xã hội; nhận biết các website mạng xã hội và sử dụng chức năng giao lưu, chia sẻ.  </w:t>
             </w:r>
             <w:r>
+              <w:rPr>
+                <w:rFonts w:ascii="Times New Roman" w:hAnsi="Times New Roman"/>
+                <w:sz w:val="26"/>
+                <w:rFonts w:ascii="Times New Roman" w:hAnsi="Times New Roman" w:cs="Times New Roman"/>
+              </w:rPr>
               <w:lastRenderedPageBreak/>
               <w:t>- Nêu tên kênh trao đổi thông tin thông dụng; nêu hậu quả việc dùng thông tin sai trái.</w:t>
             </w:r>
@@ -1796,7 +2059,10 @@
             </w:pPr>
             <w:r>
               <w:rPr>
-                <w:b/>
+                <w:rFonts w:ascii="Times New Roman" w:hAnsi="Times New Roman"/>
+                <w:b/>
+                <w:sz w:val="26"/>
+                <w:rFonts w:ascii="Times New Roman" w:hAnsi="Times New Roman" w:cs="Times New Roman"/>
               </w:rPr>
               <w:lastRenderedPageBreak/>
               <w:t>7</w:t>
@@ -1813,7 +2079,10 @@
             </w:pPr>
             <w:r>
               <w:rPr>
-                <w:b/>
+                <w:rFonts w:ascii="Times New Roman" w:hAnsi="Times New Roman"/>
+                <w:b/>
+                <w:sz w:val="26"/>
+                <w:rFonts w:ascii="Times New Roman" w:hAnsi="Times New Roman" w:cs="Times New Roman"/>
               </w:rPr>
               <w:t>Ôn tập Đánh giá định kỳ 1</w:t>
             </w:r>
@@ -1830,7 +2099,10 @@
             </w:pPr>
             <w:r>
               <w:rPr>
-                <w:b/>
+                <w:rFonts w:ascii="Times New Roman" w:hAnsi="Times New Roman"/>
+                <w:b/>
+                <w:sz w:val="26"/>
+                <w:rFonts w:ascii="Times New Roman" w:hAnsi="Times New Roman" w:cs="Times New Roman"/>
               </w:rPr>
               <w:t>9</w:t>
             </w:r>
@@ -1845,6 +2117,11 @@
               <w:spacing w:before="20" w:after="20"/>
             </w:pPr>
             <w:r>
+              <w:rPr>
+                <w:rFonts w:ascii="Times New Roman" w:hAnsi="Times New Roman"/>
+                <w:sz w:val="26"/>
+                <w:rFonts w:ascii="Times New Roman" w:hAnsi="Times New Roman" w:cs="Times New Roman"/>
+              </w:rPr>
               <w:t>Hệ thống hóa kiến thức chuẩn bị Đánh giá định kỳ 1.</w:t>
             </w:r>
           </w:p>
@@ -1862,7 +2139,10 @@
             </w:pPr>
             <w:r>
               <w:rPr>
-                <w:b/>
+                <w:rFonts w:ascii="Times New Roman" w:hAnsi="Times New Roman"/>
+                <w:b/>
+                <w:sz w:val="26"/>
+                <w:rFonts w:ascii="Times New Roman" w:hAnsi="Times New Roman" w:cs="Times New Roman"/>
               </w:rPr>
               <w:t>8</w:t>
             </w:r>
@@ -1878,7 +2158,10 @@
             </w:pPr>
             <w:r>
               <w:rPr>
-                <w:b/>
+                <w:rFonts w:ascii="Times New Roman" w:hAnsi="Times New Roman"/>
+                <w:b/>
+                <w:sz w:val="26"/>
+                <w:rFonts w:ascii="Times New Roman" w:hAnsi="Times New Roman" w:cs="Times New Roman"/>
               </w:rPr>
               <w:t>Đánh giá định kỳ 1</w:t>
             </w:r>
@@ -1895,7 +2178,10 @@
             </w:pPr>
             <w:r>
               <w:rPr>
-                <w:b/>
+                <w:rFonts w:ascii="Times New Roman" w:hAnsi="Times New Roman"/>
+                <w:b/>
+                <w:sz w:val="26"/>
+                <w:rFonts w:ascii="Times New Roman" w:hAnsi="Times New Roman" w:cs="Times New Roman"/>
               </w:rPr>
               <w:t>10</w:t>
             </w:r>
@@ -1910,6 +2196,11 @@
               <w:spacing w:before="20" w:after="20"/>
             </w:pPr>
             <w:r>
+              <w:rPr>
+                <w:rFonts w:ascii="Times New Roman" w:hAnsi="Times New Roman"/>
+                <w:sz w:val="26"/>
+                <w:rFonts w:ascii="Times New Roman" w:hAnsi="Times New Roman" w:cs="Times New Roman"/>
+              </w:rPr>
               <w:t>Kiểm tra đánh giá kết quả học tập.</w:t>
             </w:r>
           </w:p>
@@ -1926,6 +2217,11 @@
               <w:jc w:val="center"/>
             </w:pPr>
             <w:r>
+              <w:rPr>
+                <w:rFonts w:ascii="Times New Roman" w:hAnsi="Times New Roman"/>
+                <w:sz w:val="26"/>
+                <w:rFonts w:ascii="Times New Roman" w:hAnsi="Times New Roman" w:cs="Times New Roman"/>
+              </w:rPr>
               <w:t>9</w:t>
             </w:r>
           </w:p>
@@ -1939,6 +2235,11 @@
               <w:spacing w:before="20" w:after="20"/>
             </w:pPr>
             <w:r>
+              <w:rPr>
+                <w:rFonts w:ascii="Times New Roman" w:hAnsi="Times New Roman"/>
+                <w:sz w:val="26"/>
+                <w:rFonts w:ascii="Times New Roman" w:hAnsi="Times New Roman" w:cs="Times New Roman"/>
+              </w:rPr>
               <w:t>Chủ đề 3: Đạo đức, pháp luật và văn hóa trong môi trường số</w:t>
             </w:r>
           </w:p>
@@ -1953,6 +2254,11 @@
               <w:jc w:val="center"/>
             </w:pPr>
             <w:r>
+              <w:rPr>
+                <w:rFonts w:ascii="Times New Roman" w:hAnsi="Times New Roman"/>
+                <w:sz w:val="26"/>
+                <w:rFonts w:ascii="Times New Roman" w:hAnsi="Times New Roman" w:cs="Times New Roman"/>
+              </w:rPr>
               <w:t>11</w:t>
             </w:r>
           </w:p>
@@ -1979,6 +2285,11 @@
               <w:jc w:val="center"/>
             </w:pPr>
             <w:r>
+              <w:rPr>
+                <w:rFonts w:ascii="Times New Roman" w:hAnsi="Times New Roman"/>
+                <w:sz w:val="26"/>
+                <w:rFonts w:ascii="Times New Roman" w:hAnsi="Times New Roman" w:cs="Times New Roman"/>
+              </w:rPr>
               <w:t>10</w:t>
             </w:r>
           </w:p>
@@ -1992,6 +2303,11 @@
               <w:spacing w:before="20" w:after="20"/>
             </w:pPr>
             <w:r>
+              <w:rPr>
+                <w:rFonts w:ascii="Times New Roman" w:hAnsi="Times New Roman"/>
+                <w:sz w:val="26"/>
+                <w:rFonts w:ascii="Times New Roman" w:hAnsi="Times New Roman" w:cs="Times New Roman"/>
+              </w:rPr>
               <w:t>Bài 5. Ứng xử trên mạng</w:t>
             </w:r>
           </w:p>
@@ -2006,6 +2322,11 @@
               <w:jc w:val="center"/>
             </w:pPr>
             <w:r>
+              <w:rPr>
+                <w:rFonts w:ascii="Times New Roman" w:hAnsi="Times New Roman"/>
+                <w:sz w:val="26"/>
+                <w:rFonts w:ascii="Times New Roman" w:hAnsi="Times New Roman" w:cs="Times New Roman"/>
+              </w:rPr>
               <w:t>12</w:t>
             </w:r>
           </w:p>
@@ -2019,6 +2340,11 @@
               <w:spacing w:before="20" w:after="20"/>
             </w:pPr>
             <w:r>
+              <w:rPr>
+                <w:rFonts w:ascii="Times New Roman" w:hAnsi="Times New Roman"/>
+                <w:sz w:val="26"/>
+                <w:rFonts w:ascii="Times New Roman" w:hAnsi="Times New Roman" w:cs="Times New Roman"/>
+              </w:rPr>
               <w:t>- Giao tiếp qua mạng đúng quy tắc, lịch sự, có văn hóa.  - Biết tác hại của bệnh nghiện Internet để phòng tránh; biết nhờ người lớn giúp đỡ khi cần.</w:t>
             </w:r>
           </w:p>
@@ -2035,6 +2361,11 @@
               <w:jc w:val="center"/>
             </w:pPr>
             <w:r>
+              <w:rPr>
+                <w:rFonts w:ascii="Times New Roman" w:hAnsi="Times New Roman"/>
+                <w:sz w:val="26"/>
+                <w:rFonts w:ascii="Times New Roman" w:hAnsi="Times New Roman" w:cs="Times New Roman"/>
+              </w:rPr>
               <w:t>11</w:t>
             </w:r>
           </w:p>
@@ -2048,6 +2379,11 @@
               <w:spacing w:before="20" w:after="20"/>
             </w:pPr>
             <w:r>
+              <w:rPr>
+                <w:rFonts w:ascii="Times New Roman" w:hAnsi="Times New Roman"/>
+                <w:sz w:val="26"/>
+                <w:rFonts w:ascii="Times New Roman" w:hAnsi="Times New Roman" w:cs="Times New Roman"/>
+              </w:rPr>
               <w:t>Chủ đề 4: Ứng dụng tin học</w:t>
             </w:r>
           </w:p>
@@ -2062,6 +2398,11 @@
               <w:jc w:val="center"/>
             </w:pPr>
             <w:r>
+              <w:rPr>
+                <w:rFonts w:ascii="Times New Roman" w:hAnsi="Times New Roman"/>
+                <w:sz w:val="26"/>
+                <w:rFonts w:ascii="Times New Roman" w:hAnsi="Times New Roman" w:cs="Times New Roman"/>
+              </w:rPr>
               <w:t>13</w:t>
             </w:r>
           </w:p>
@@ -2088,6 +2429,11 @@
               <w:jc w:val="center"/>
             </w:pPr>
             <w:r>
+              <w:rPr>
+                <w:rFonts w:ascii="Times New Roman" w:hAnsi="Times New Roman"/>
+                <w:sz w:val="26"/>
+                <w:rFonts w:ascii="Times New Roman" w:hAnsi="Times New Roman" w:cs="Times New Roman"/>
+              </w:rPr>
               <w:t>12</w:t>
             </w:r>
           </w:p>
@@ -2101,6 +2447,11 @@
               <w:spacing w:before="20" w:after="20"/>
             </w:pPr>
             <w:r>
+              <w:rPr>
+                <w:rFonts w:ascii="Times New Roman" w:hAnsi="Times New Roman"/>
+                <w:sz w:val="26"/>
+                <w:rFonts w:ascii="Times New Roman" w:hAnsi="Times New Roman" w:cs="Times New Roman"/>
+              </w:rPr>
               <w:t>Bài 6. Làm quen với phần mềm bảng tính</w:t>
             </w:r>
           </w:p>
@@ -2115,6 +2466,11 @@
               <w:jc w:val="center"/>
             </w:pPr>
             <w:r>
+              <w:rPr>
+                <w:rFonts w:ascii="Times New Roman" w:hAnsi="Times New Roman"/>
+                <w:sz w:val="26"/>
+                <w:rFonts w:ascii="Times New Roman" w:hAnsi="Times New Roman" w:cs="Times New Roman"/>
+              </w:rPr>
               <w:t>14</w:t>
             </w:r>
           </w:p>
@@ -2128,6 +2484,11 @@
               <w:spacing w:before="20" w:after="20"/>
             </w:pPr>
             <w:r>
+              <w:rPr>
+                <w:rFonts w:ascii="Times New Roman" w:hAnsi="Times New Roman"/>
+                <w:sz w:val="26"/>
+                <w:rFonts w:ascii="Times New Roman" w:hAnsi="Times New Roman" w:cs="Times New Roman"/>
+              </w:rPr>
               <w:t>- Nhận biết khái niệm/chức năng cơ bản của phần mềm bảng tính.  - Nhập, điều chỉnh dữ liệu đơn giản; thay đổi phông chữ, màu nền, căn chỉnh ô tính, độ rộng cột.</w:t>
             </w:r>
           </w:p>
@@ -2144,6 +2505,11 @@
               <w:jc w:val="center"/>
             </w:pPr>
             <w:r>
+              <w:rPr>
+                <w:rFonts w:ascii="Times New Roman" w:hAnsi="Times New Roman"/>
+                <w:sz w:val="26"/>
+                <w:rFonts w:ascii="Times New Roman" w:hAnsi="Times New Roman" w:cs="Times New Roman"/>
+              </w:rPr>
               <w:t>13</w:t>
             </w:r>
           </w:p>
@@ -2157,6 +2523,11 @@
               <w:spacing w:before="20" w:after="20"/>
             </w:pPr>
             <w:r>
+              <w:rPr>
+                <w:rFonts w:ascii="Times New Roman" w:hAnsi="Times New Roman"/>
+                <w:sz w:val="26"/>
+                <w:rFonts w:ascii="Times New Roman" w:hAnsi="Times New Roman" w:cs="Times New Roman"/>
+              </w:rPr>
               <w:t>Bài 7. Tính toán tự động trên bảng tính</w:t>
             </w:r>
           </w:p>
@@ -2171,6 +2542,11 @@
               <w:jc w:val="center"/>
             </w:pPr>
             <w:r>
+              <w:rPr>
+                <w:rFonts w:ascii="Times New Roman" w:hAnsi="Times New Roman"/>
+                <w:sz w:val="26"/>
+                <w:rFonts w:ascii="Times New Roman" w:hAnsi="Times New Roman" w:cs="Times New Roman"/>
+              </w:rPr>
               <w:t>15, 16</w:t>
             </w:r>
           </w:p>
@@ -2184,6 +2560,11 @@
               <w:spacing w:before="20" w:after="20"/>
             </w:pPr>
             <w:r>
+              <w:rPr>
+                <w:rFonts w:ascii="Times New Roman" w:hAnsi="Times New Roman"/>
+                <w:sz w:val="26"/>
+                <w:rFonts w:ascii="Times New Roman" w:hAnsi="Times New Roman" w:cs="Times New Roman"/>
+              </w:rPr>
               <w:t>- Nhận biết kiểu dữ liệu; biết nhập và sao chép công thức trên bảng tính.  - Giải thích việc đưa công thức vào bảng tính là cách điều khiển tính toán tự động.</w:t>
             </w:r>
           </w:p>
@@ -2200,6 +2581,11 @@
               <w:jc w:val="center"/>
             </w:pPr>
             <w:r>
+              <w:rPr>
+                <w:rFonts w:ascii="Times New Roman" w:hAnsi="Times New Roman"/>
+                <w:sz w:val="26"/>
+                <w:rFonts w:ascii="Times New Roman" w:hAnsi="Times New Roman" w:cs="Times New Roman"/>
+              </w:rPr>
               <w:t>14</w:t>
             </w:r>
           </w:p>
@@ -2213,6 +2599,11 @@
               <w:spacing w:before="20" w:after="20"/>
             </w:pPr>
             <w:r>
+              <w:rPr>
+                <w:rFonts w:ascii="Times New Roman" w:hAnsi="Times New Roman"/>
+                <w:sz w:val="26"/>
+                <w:rFonts w:ascii="Times New Roman" w:hAnsi="Times New Roman" w:cs="Times New Roman"/>
+              </w:rPr>
               <w:t>Bài 8. Công cụ hỗ trợ tính toán</w:t>
             </w:r>
           </w:p>
@@ -2227,6 +2618,11 @@
               <w:jc w:val="center"/>
             </w:pPr>
             <w:r>
+              <w:rPr>
+                <w:rFonts w:ascii="Times New Roman" w:hAnsi="Times New Roman"/>
+                <w:sz w:val="26"/>
+                <w:rFonts w:ascii="Times New Roman" w:hAnsi="Times New Roman" w:cs="Times New Roman"/>
+              </w:rPr>
               <w:t>17</w:t>
             </w:r>
           </w:p>
@@ -2240,6 +2636,11 @@
               <w:spacing w:before="20" w:after="20"/>
             </w:pPr>
             <w:r>
+              <w:rPr>
+                <w:rFonts w:ascii="Times New Roman" w:hAnsi="Times New Roman"/>
+                <w:sz w:val="26"/>
+                <w:rFonts w:ascii="Times New Roman" w:hAnsi="Times New Roman" w:cs="Times New Roman"/>
+              </w:rPr>
               <w:t>- Thực hiện phép toán thông dụng; sử dụng hàm đơn giản: MAX, MIN, AVERAGE, COUNT,...</w:t>
             </w:r>
           </w:p>
@@ -2257,7 +2658,10 @@
             </w:pPr>
             <w:r>
               <w:rPr>
-                <w:b/>
+                <w:rFonts w:ascii="Times New Roman" w:hAnsi="Times New Roman"/>
+                <w:b/>
+                <w:sz w:val="26"/>
+                <w:rFonts w:ascii="Times New Roman" w:hAnsi="Times New Roman" w:cs="Times New Roman"/>
               </w:rPr>
               <w:t>15</w:t>
             </w:r>
@@ -2273,7 +2677,10 @@
             </w:pPr>
             <w:r>
               <w:rPr>
-                <w:b/>
+                <w:rFonts w:ascii="Times New Roman" w:hAnsi="Times New Roman"/>
+                <w:b/>
+                <w:sz w:val="26"/>
+                <w:rFonts w:ascii="Times New Roman" w:hAnsi="Times New Roman" w:cs="Times New Roman"/>
               </w:rPr>
               <w:t>Ôn tập Đánh giá định kỳ 2</w:t>
             </w:r>
@@ -2290,7 +2697,10 @@
             </w:pPr>
             <w:r>
               <w:rPr>
-                <w:b/>
+                <w:rFonts w:ascii="Times New Roman" w:hAnsi="Times New Roman"/>
+                <w:b/>
+                <w:sz w:val="26"/>
+                <w:rFonts w:ascii="Times New Roman" w:hAnsi="Times New Roman" w:cs="Times New Roman"/>
               </w:rPr>
               <w:t>18</w:t>
             </w:r>
@@ -2305,6 +2715,11 @@
               <w:spacing w:before="20" w:after="20"/>
             </w:pPr>
             <w:r>
+              <w:rPr>
+                <w:rFonts w:ascii="Times New Roman" w:hAnsi="Times New Roman"/>
+                <w:sz w:val="26"/>
+                <w:rFonts w:ascii="Times New Roman" w:hAnsi="Times New Roman" w:cs="Times New Roman"/>
+              </w:rPr>
               <w:t>Hệ thống hóa kiến thức chuẩn bị Đánh giá định kỳ 2.</w:t>
             </w:r>
           </w:p>
@@ -2322,7 +2737,10 @@
             </w:pPr>
             <w:r>
               <w:rPr>
-                <w:b/>
+                <w:rFonts w:ascii="Times New Roman" w:hAnsi="Times New Roman"/>
+                <w:b/>
+                <w:sz w:val="26"/>
+                <w:rFonts w:ascii="Times New Roman" w:hAnsi="Times New Roman" w:cs="Times New Roman"/>
               </w:rPr>
               <w:t>16</w:t>
             </w:r>
@@ -2338,7 +2756,10 @@
             </w:pPr>
             <w:r>
               <w:rPr>
-                <w:b/>
+                <w:rFonts w:ascii="Times New Roman" w:hAnsi="Times New Roman"/>
+                <w:b/>
+                <w:sz w:val="26"/>
+                <w:rFonts w:ascii="Times New Roman" w:hAnsi="Times New Roman" w:cs="Times New Roman"/>
               </w:rPr>
               <w:t>Đánh giá định kỳ 2</w:t>
             </w:r>
@@ -2355,7 +2776,10 @@
             </w:pPr>
             <w:r>
               <w:rPr>
-                <w:b/>
+                <w:rFonts w:ascii="Times New Roman" w:hAnsi="Times New Roman"/>
+                <w:b/>
+                <w:sz w:val="26"/>
+                <w:rFonts w:ascii="Times New Roman" w:hAnsi="Times New Roman" w:cs="Times New Roman"/>
               </w:rPr>
               <w:t>19</w:t>
             </w:r>
@@ -2370,6 +2794,11 @@
               <w:spacing w:before="20" w:after="20"/>
             </w:pPr>
             <w:r>
+              <w:rPr>
+                <w:rFonts w:ascii="Times New Roman" w:hAnsi="Times New Roman"/>
+                <w:sz w:val="26"/>
+                <w:rFonts w:ascii="Times New Roman" w:hAnsi="Times New Roman" w:cs="Times New Roman"/>
+              </w:rPr>
               <w:t>Kiểm tra đánh giá kết quả học tập.</w:t>
             </w:r>
           </w:p>
@@ -2386,6 +2815,11 @@
               <w:jc w:val="center"/>
             </w:pPr>
             <w:r>
+              <w:rPr>
+                <w:rFonts w:ascii="Times New Roman" w:hAnsi="Times New Roman"/>
+                <w:sz w:val="26"/>
+                <w:rFonts w:ascii="Times New Roman" w:hAnsi="Times New Roman" w:cs="Times New Roman"/>
+              </w:rPr>
               <w:t>17</w:t>
             </w:r>
           </w:p>
@@ -2399,6 +2833,11 @@
               <w:spacing w:before="20" w:after="20"/>
             </w:pPr>
             <w:r>
+              <w:rPr>
+                <w:rFonts w:ascii="Times New Roman" w:hAnsi="Times New Roman"/>
+                <w:sz w:val="26"/>
+                <w:rFonts w:ascii="Times New Roman" w:hAnsi="Times New Roman" w:cs="Times New Roman"/>
+              </w:rPr>
               <w:t>Bài 9. Trình bày bảng tính</w:t>
             </w:r>
           </w:p>
@@ -2413,6 +2852,11 @@
               <w:jc w:val="center"/>
             </w:pPr>
             <w:r>
+              <w:rPr>
+                <w:rFonts w:ascii="Times New Roman" w:hAnsi="Times New Roman"/>
+                <w:sz w:val="26"/>
+                <w:rFonts w:ascii="Times New Roman" w:hAnsi="Times New Roman" w:cs="Times New Roman"/>
+              </w:rPr>
               <w:t>20, 21</w:t>
             </w:r>
           </w:p>
@@ -2426,9 +2870,19 @@
               <w:spacing w:before="20" w:after="20"/>
             </w:pPr>
             <w:r>
+              <w:rPr>
+                <w:rFonts w:ascii="Times New Roman" w:hAnsi="Times New Roman"/>
+                <w:sz w:val="26"/>
+                <w:rFonts w:ascii="Times New Roman" w:hAnsi="Times New Roman" w:cs="Times New Roman"/>
+              </w:rPr>
               <w:t xml:space="preserve">- Định dạng dữ liệu số và trình bày bảng tính.  - Áp dụng các hàm (MAX, </w:t>
             </w:r>
             <w:r>
+              <w:rPr>
+                <w:rFonts w:ascii="Times New Roman" w:hAnsi="Times New Roman"/>
+                <w:sz w:val="26"/>
+                <w:rFonts w:ascii="Times New Roman" w:hAnsi="Times New Roman" w:cs="Times New Roman"/>
+              </w:rPr>
               <w:lastRenderedPageBreak/>
               <w:t>MIN, SUM, AVERAGE, COUNT) vào dự án Trường học xanh.</w:t>
             </w:r>
@@ -2446,6 +2900,11 @@
               <w:jc w:val="center"/>
             </w:pPr>
             <w:r>
+              <w:rPr>
+                <w:rFonts w:ascii="Times New Roman" w:hAnsi="Times New Roman"/>
+                <w:sz w:val="26"/>
+                <w:rFonts w:ascii="Times New Roman" w:hAnsi="Times New Roman" w:cs="Times New Roman"/>
+              </w:rPr>
               <w:lastRenderedPageBreak/>
               <w:t>18</w:t>
             </w:r>
@@ -2460,6 +2919,11 @@
               <w:spacing w:before="20" w:after="20"/>
             </w:pPr>
             <w:r>
+              <w:rPr>
+                <w:rFonts w:ascii="Times New Roman" w:hAnsi="Times New Roman"/>
+                <w:sz w:val="26"/>
+                <w:rFonts w:ascii="Times New Roman" w:hAnsi="Times New Roman" w:cs="Times New Roman"/>
+              </w:rPr>
               <w:t>Bài 10. Hoàn thiện bảng tính</w:t>
             </w:r>
           </w:p>
@@ -2474,6 +2938,11 @@
               <w:jc w:val="center"/>
             </w:pPr>
             <w:r>
+              <w:rPr>
+                <w:rFonts w:ascii="Times New Roman" w:hAnsi="Times New Roman"/>
+                <w:sz w:val="26"/>
+                <w:rFonts w:ascii="Times New Roman" w:hAnsi="Times New Roman" w:cs="Times New Roman"/>
+              </w:rPr>
               <w:t>22</w:t>
             </w:r>
           </w:p>
@@ -2487,6 +2956,11 @@
               <w:spacing w:before="20" w:after="20"/>
             </w:pPr>
             <w:r>
+              <w:rPr>
+                <w:rFonts w:ascii="Times New Roman" w:hAnsi="Times New Roman"/>
+                <w:sz w:val="26"/>
+                <w:rFonts w:ascii="Times New Roman" w:hAnsi="Times New Roman" w:cs="Times New Roman"/>
+              </w:rPr>
               <w:t>- Thao tác hoàn thiện và in bảng tính; thực hành hoàn thiện dự án.  - Sử dụng bảng tính điện tử giải quyết công việc cụ thể.</w:t>
             </w:r>
           </w:p>
@@ -2503,6 +2977,11 @@
               <w:jc w:val="center"/>
             </w:pPr>
             <w:r>
+              <w:rPr>
+                <w:rFonts w:ascii="Times New Roman" w:hAnsi="Times New Roman"/>
+                <w:sz w:val="26"/>
+                <w:rFonts w:ascii="Times New Roman" w:hAnsi="Times New Roman" w:cs="Times New Roman"/>
+              </w:rPr>
               <w:t>19</w:t>
             </w:r>
           </w:p>
@@ -2516,6 +2995,11 @@
               <w:spacing w:before="20" w:after="20"/>
             </w:pPr>
             <w:r>
+              <w:rPr>
+                <w:rFonts w:ascii="Times New Roman" w:hAnsi="Times New Roman"/>
+                <w:sz w:val="26"/>
+                <w:rFonts w:ascii="Times New Roman" w:hAnsi="Times New Roman" w:cs="Times New Roman"/>
+              </w:rPr>
               <w:t>Bài 11. Tạo bài trình chiếu</w:t>
             </w:r>
           </w:p>
@@ -2530,6 +3014,11 @@
               <w:jc w:val="center"/>
             </w:pPr>
             <w:r>
+              <w:rPr>
+                <w:rFonts w:ascii="Times New Roman" w:hAnsi="Times New Roman"/>
+                <w:sz w:val="26"/>
+                <w:rFonts w:ascii="Times New Roman" w:hAnsi="Times New Roman" w:cs="Times New Roman"/>
+              </w:rPr>
               <w:t>23</w:t>
             </w:r>
           </w:p>
@@ -2543,6 +3032,11 @@
               <w:spacing w:before="20" w:after="20"/>
             </w:pPr>
             <w:r>
+              <w:rPr>
+                <w:rFonts w:ascii="Times New Roman" w:hAnsi="Times New Roman"/>
+                <w:sz w:val="26"/>
+                <w:rFonts w:ascii="Times New Roman" w:hAnsi="Times New Roman" w:cs="Times New Roman"/>
+              </w:rPr>
               <w:t>- Nêu chức năng cơ bản của phần mềm trình chiếu.  - Tạo bài trình chiếu có tiêu đề, cấu trúc phân cấp.</w:t>
             </w:r>
           </w:p>
@@ -2559,6 +3053,11 @@
               <w:jc w:val="center"/>
             </w:pPr>
             <w:r>
+              <w:rPr>
+                <w:rFonts w:ascii="Times New Roman" w:hAnsi="Times New Roman"/>
+                <w:sz w:val="26"/>
+                <w:rFonts w:ascii="Times New Roman" w:hAnsi="Times New Roman" w:cs="Times New Roman"/>
+              </w:rPr>
               <w:t>20</w:t>
             </w:r>
           </w:p>
@@ -2572,6 +3071,11 @@
               <w:spacing w:before="20" w:after="20"/>
             </w:pPr>
             <w:r>
+              <w:rPr>
+                <w:rFonts w:ascii="Times New Roman" w:hAnsi="Times New Roman"/>
+                <w:sz w:val="26"/>
+                <w:rFonts w:ascii="Times New Roman" w:hAnsi="Times New Roman" w:cs="Times New Roman"/>
+              </w:rPr>
               <w:t>Bài 12. Định dạng đối tượng trên trang chiếu</w:t>
             </w:r>
           </w:p>
@@ -2586,6 +3090,11 @@
               <w:jc w:val="center"/>
             </w:pPr>
             <w:r>
+              <w:rPr>
+                <w:rFonts w:ascii="Times New Roman" w:hAnsi="Times New Roman"/>
+                <w:sz w:val="26"/>
+                <w:rFonts w:ascii="Times New Roman" w:hAnsi="Times New Roman" w:cs="Times New Roman"/>
+              </w:rPr>
               <w:t>24, 25</w:t>
             </w:r>
           </w:p>
@@ -2599,6 +3108,11 @@
               <w:spacing w:before="20" w:after="20"/>
             </w:pPr>
             <w:r>
+              <w:rPr>
+                <w:rFonts w:ascii="Times New Roman" w:hAnsi="Times New Roman"/>
+                <w:sz w:val="26"/>
+                <w:rFonts w:ascii="Times New Roman" w:hAnsi="Times New Roman" w:cs="Times New Roman"/>
+              </w:rPr>
               <w:t>- Sao chép dữ liệu từ tệp văn bản sang trang chiếu; chèn hình ảnh minh họa.  - Định dạng văn bản, ảnh minh họa hợp lý.</w:t>
             </w:r>
           </w:p>
@@ -2615,6 +3129,11 @@
               <w:jc w:val="center"/>
             </w:pPr>
             <w:r>
+              <w:rPr>
+                <w:rFonts w:ascii="Times New Roman" w:hAnsi="Times New Roman"/>
+                <w:sz w:val="26"/>
+                <w:rFonts w:ascii="Times New Roman" w:hAnsi="Times New Roman" w:cs="Times New Roman"/>
+              </w:rPr>
               <w:t>21</w:t>
             </w:r>
           </w:p>
@@ -2628,6 +3147,11 @@
               <w:spacing w:before="20" w:after="20"/>
             </w:pPr>
             <w:r>
+              <w:rPr>
+                <w:rFonts w:ascii="Times New Roman" w:hAnsi="Times New Roman"/>
+                <w:sz w:val="26"/>
+                <w:rFonts w:ascii="Times New Roman" w:hAnsi="Times New Roman" w:cs="Times New Roman"/>
+              </w:rPr>
               <w:t>Bài 13. Thực hành tổng hợp: Hoàn thiện bài trình chiếu</w:t>
             </w:r>
           </w:p>
@@ -2642,6 +3166,11 @@
               <w:jc w:val="center"/>
             </w:pPr>
             <w:r>
+              <w:rPr>
+                <w:rFonts w:ascii="Times New Roman" w:hAnsi="Times New Roman"/>
+                <w:sz w:val="26"/>
+                <w:rFonts w:ascii="Times New Roman" w:hAnsi="Times New Roman" w:cs="Times New Roman"/>
+              </w:rPr>
               <w:t>26</w:t>
             </w:r>
           </w:p>
@@ -2655,6 +3184,11 @@
               <w:spacing w:before="20" w:after="20"/>
             </w:pPr>
             <w:r>
+              <w:rPr>
+                <w:rFonts w:ascii="Times New Roman" w:hAnsi="Times New Roman"/>
+                <w:sz w:val="26"/>
+                <w:rFonts w:ascii="Times New Roman" w:hAnsi="Times New Roman" w:cs="Times New Roman"/>
+              </w:rPr>
               <w:t>- Tạo hiệu ứng động hợp lý; tổng hợp, sắp xếp nội dung thành bài trình chiếu hoàn chỉnh.</w:t>
             </w:r>
           </w:p>
@@ -2672,7 +3206,10 @@
             </w:pPr>
             <w:r>
               <w:rPr>
-                <w:b/>
+                <w:rFonts w:ascii="Times New Roman" w:hAnsi="Times New Roman"/>
+                <w:b/>
+                <w:sz w:val="26"/>
+                <w:rFonts w:ascii="Times New Roman" w:hAnsi="Times New Roman" w:cs="Times New Roman"/>
               </w:rPr>
               <w:t>22</w:t>
             </w:r>
@@ -2688,7 +3225,10 @@
             </w:pPr>
             <w:r>
               <w:rPr>
-                <w:b/>
+                <w:rFonts w:ascii="Times New Roman" w:hAnsi="Times New Roman"/>
+                <w:b/>
+                <w:sz w:val="26"/>
+                <w:rFonts w:ascii="Times New Roman" w:hAnsi="Times New Roman" w:cs="Times New Roman"/>
               </w:rPr>
               <w:t>Ôn tập Đánh giá định kỳ 3</w:t>
             </w:r>
@@ -2705,7 +3245,10 @@
             </w:pPr>
             <w:r>
               <w:rPr>
-                <w:b/>
+                <w:rFonts w:ascii="Times New Roman" w:hAnsi="Times New Roman"/>
+                <w:b/>
+                <w:sz w:val="26"/>
+                <w:rFonts w:ascii="Times New Roman" w:hAnsi="Times New Roman" w:cs="Times New Roman"/>
               </w:rPr>
               <w:t>27</w:t>
             </w:r>
@@ -2720,6 +3263,11 @@
               <w:spacing w:before="20" w:after="20"/>
             </w:pPr>
             <w:r>
+              <w:rPr>
+                <w:rFonts w:ascii="Times New Roman" w:hAnsi="Times New Roman"/>
+                <w:sz w:val="26"/>
+                <w:rFonts w:ascii="Times New Roman" w:hAnsi="Times New Roman" w:cs="Times New Roman"/>
+              </w:rPr>
               <w:t>Hệ thống hóa kiến thức chuẩn bị Đánh giá định kỳ 3.</w:t>
             </w:r>
           </w:p>
@@ -2737,7 +3285,10 @@
             </w:pPr>
             <w:r>
               <w:rPr>
-                <w:b/>
+                <w:rFonts w:ascii="Times New Roman" w:hAnsi="Times New Roman"/>
+                <w:b/>
+                <w:sz w:val="26"/>
+                <w:rFonts w:ascii="Times New Roman" w:hAnsi="Times New Roman" w:cs="Times New Roman"/>
               </w:rPr>
               <w:t>23</w:t>
             </w:r>
@@ -2753,7 +3304,10 @@
             </w:pPr>
             <w:r>
               <w:rPr>
-                <w:b/>
+                <w:rFonts w:ascii="Times New Roman" w:hAnsi="Times New Roman"/>
+                <w:b/>
+                <w:sz w:val="26"/>
+                <w:rFonts w:ascii="Times New Roman" w:hAnsi="Times New Roman" w:cs="Times New Roman"/>
               </w:rPr>
               <w:t>Đánh giá định kỳ 3</w:t>
             </w:r>
@@ -2770,7 +3324,10 @@
             </w:pPr>
             <w:r>
               <w:rPr>
-                <w:b/>
+                <w:rFonts w:ascii="Times New Roman" w:hAnsi="Times New Roman"/>
+                <w:b/>
+                <w:sz w:val="26"/>
+                <w:rFonts w:ascii="Times New Roman" w:hAnsi="Times New Roman" w:cs="Times New Roman"/>
               </w:rPr>
               <w:t>28</w:t>
             </w:r>
@@ -2785,6 +3342,11 @@
               <w:spacing w:before="20" w:after="20"/>
             </w:pPr>
             <w:r>
+              <w:rPr>
+                <w:rFonts w:ascii="Times New Roman" w:hAnsi="Times New Roman"/>
+                <w:sz w:val="26"/>
+                <w:rFonts w:ascii="Times New Roman" w:hAnsi="Times New Roman" w:cs="Times New Roman"/>
+              </w:rPr>
               <w:t>Kiểm tra đánh giá kết quả học tập.</w:t>
             </w:r>
           </w:p>
@@ -2801,6 +3363,11 @@
               <w:jc w:val="center"/>
             </w:pPr>
             <w:r>
+              <w:rPr>
+                <w:rFonts w:ascii="Times New Roman" w:hAnsi="Times New Roman"/>
+                <w:sz w:val="26"/>
+                <w:rFonts w:ascii="Times New Roman" w:hAnsi="Times New Roman" w:cs="Times New Roman"/>
+              </w:rPr>
               <w:t>24</w:t>
             </w:r>
           </w:p>
@@ -2814,6 +3381,11 @@
               <w:spacing w:before="20" w:after="20"/>
             </w:pPr>
             <w:r>
+              <w:rPr>
+                <w:rFonts w:ascii="Times New Roman" w:hAnsi="Times New Roman"/>
+                <w:sz w:val="26"/>
+                <w:rFonts w:ascii="Times New Roman" w:hAnsi="Times New Roman" w:cs="Times New Roman"/>
+              </w:rPr>
               <w:t>Ôn tập và luyện tập</w:t>
             </w:r>
           </w:p>
@@ -2828,6 +3400,11 @@
               <w:jc w:val="center"/>
             </w:pPr>
             <w:r>
+              <w:rPr>
+                <w:rFonts w:ascii="Times New Roman" w:hAnsi="Times New Roman"/>
+                <w:sz w:val="26"/>
+                <w:rFonts w:ascii="Times New Roman" w:hAnsi="Times New Roman" w:cs="Times New Roman"/>
+              </w:rPr>
               <w:t>29 - 32</w:t>
             </w:r>
           </w:p>
@@ -2841,6 +3418,11 @@
               <w:spacing w:before="20" w:after="20"/>
             </w:pPr>
             <w:r>
+              <w:rPr>
+                <w:rFonts w:ascii="Times New Roman" w:hAnsi="Times New Roman"/>
+                <w:sz w:val="26"/>
+                <w:rFonts w:ascii="Times New Roman" w:hAnsi="Times New Roman" w:cs="Times New Roman"/>
+              </w:rPr>
               <w:t>Ôn tập, luyện tập bổ sung kiến thức và kỹ năng.</w:t>
             </w:r>
           </w:p>
@@ -2858,7 +3440,10 @@
             </w:pPr>
             <w:r>
               <w:rPr>
-                <w:b/>
+                <w:rFonts w:ascii="Times New Roman" w:hAnsi="Times New Roman"/>
+                <w:b/>
+                <w:sz w:val="26"/>
+                <w:rFonts w:ascii="Times New Roman" w:hAnsi="Times New Roman" w:cs="Times New Roman"/>
               </w:rPr>
               <w:t>25</w:t>
             </w:r>
@@ -2874,7 +3459,10 @@
             </w:pPr>
             <w:r>
               <w:rPr>
-                <w:b/>
+                <w:rFonts w:ascii="Times New Roman" w:hAnsi="Times New Roman"/>
+                <w:b/>
+                <w:sz w:val="26"/>
+                <w:rFonts w:ascii="Times New Roman" w:hAnsi="Times New Roman" w:cs="Times New Roman"/>
               </w:rPr>
               <w:t>Ôn tập Đánh giá định kỳ 4</w:t>
             </w:r>
@@ -2891,7 +3479,10 @@
             </w:pPr>
             <w:r>
               <w:rPr>
-                <w:b/>
+                <w:rFonts w:ascii="Times New Roman" w:hAnsi="Times New Roman"/>
+                <w:b/>
+                <w:sz w:val="26"/>
+                <w:rFonts w:ascii="Times New Roman" w:hAnsi="Times New Roman" w:cs="Times New Roman"/>
               </w:rPr>
               <w:t>33</w:t>
             </w:r>
@@ -2906,6 +3497,11 @@
               <w:spacing w:before="20" w:after="20"/>
             </w:pPr>
             <w:r>
+              <w:rPr>
+                <w:rFonts w:ascii="Times New Roman" w:hAnsi="Times New Roman"/>
+                <w:sz w:val="26"/>
+                <w:rFonts w:ascii="Times New Roman" w:hAnsi="Times New Roman" w:cs="Times New Roman"/>
+              </w:rPr>
               <w:t>Hệ thống hóa kiến thức chuẩn bị Đánh giá định kỳ 4.</w:t>
             </w:r>
           </w:p>
@@ -2923,7 +3519,10 @@
             </w:pPr>
             <w:r>
               <w:rPr>
-                <w:b/>
+                <w:rFonts w:ascii="Times New Roman" w:hAnsi="Times New Roman"/>
+                <w:b/>
+                <w:sz w:val="26"/>
+                <w:rFonts w:ascii="Times New Roman" w:hAnsi="Times New Roman" w:cs="Times New Roman"/>
               </w:rPr>
               <w:t>26</w:t>
             </w:r>
@@ -2939,7 +3538,10 @@
             </w:pPr>
             <w:r>
               <w:rPr>
-                <w:b/>
+                <w:rFonts w:ascii="Times New Roman" w:hAnsi="Times New Roman"/>
+                <w:b/>
+                <w:sz w:val="26"/>
+                <w:rFonts w:ascii="Times New Roman" w:hAnsi="Times New Roman" w:cs="Times New Roman"/>
               </w:rPr>
               <w:t>Đánh giá định kỳ 4</w:t>
             </w:r>
@@ -2956,7 +3558,10 @@
             </w:pPr>
             <w:r>
               <w:rPr>
-                <w:b/>
+                <w:rFonts w:ascii="Times New Roman" w:hAnsi="Times New Roman"/>
+                <w:b/>
+                <w:sz w:val="26"/>
+                <w:rFonts w:ascii="Times New Roman" w:hAnsi="Times New Roman" w:cs="Times New Roman"/>
               </w:rPr>
               <w:t>34</w:t>
             </w:r>
@@ -2971,6 +3576,11 @@
               <w:spacing w:before="20" w:after="20"/>
             </w:pPr>
             <w:r>
+              <w:rPr>
+                <w:rFonts w:ascii="Times New Roman" w:hAnsi="Times New Roman"/>
+                <w:sz w:val="26"/>
+                <w:rFonts w:ascii="Times New Roman" w:hAnsi="Times New Roman" w:cs="Times New Roman"/>
+              </w:rPr>
               <w:t>Kiểm tra đánh giá kết quả học tập.</w:t>
             </w:r>
           </w:p>
@@ -2987,6 +3597,11 @@
               <w:jc w:val="center"/>
             </w:pPr>
             <w:r>
+              <w:rPr>
+                <w:rFonts w:ascii="Times New Roman" w:hAnsi="Times New Roman"/>
+                <w:sz w:val="26"/>
+                <w:rFonts w:ascii="Times New Roman" w:hAnsi="Times New Roman" w:cs="Times New Roman"/>
+              </w:rPr>
               <w:t>27</w:t>
             </w:r>
           </w:p>
@@ -3000,6 +3615,11 @@
               <w:spacing w:before="20" w:after="20"/>
             </w:pPr>
             <w:r>
+              <w:rPr>
+                <w:rFonts w:ascii="Times New Roman" w:hAnsi="Times New Roman"/>
+                <w:sz w:val="26"/>
+                <w:rFonts w:ascii="Times New Roman" w:hAnsi="Times New Roman" w:cs="Times New Roman"/>
+              </w:rPr>
               <w:t>Tổng kết năm học</w:t>
             </w:r>
           </w:p>
@@ -3014,6 +3634,11 @@
               <w:jc w:val="center"/>
             </w:pPr>
             <w:r>
+              <w:rPr>
+                <w:rFonts w:ascii="Times New Roman" w:hAnsi="Times New Roman"/>
+                <w:sz w:val="26"/>
+                <w:rFonts w:ascii="Times New Roman" w:hAnsi="Times New Roman" w:cs="Times New Roman"/>
+              </w:rPr>
               <w:t>35</w:t>
             </w:r>
           </w:p>
@@ -3027,6 +3652,11 @@
               <w:spacing w:before="20" w:after="20"/>
             </w:pPr>
             <w:r>
+              <w:rPr>
+                <w:rFonts w:ascii="Times New Roman" w:hAnsi="Times New Roman"/>
+                <w:sz w:val="26"/>
+                <w:rFonts w:ascii="Times New Roman" w:hAnsi="Times New Roman" w:cs="Times New Roman"/>
+              </w:rPr>
               <w:t>Tổng kết đánh giá kết quả học tập cả năm.</w:t>
             </w:r>
           </w:p>
@@ -3048,6 +3678,7 @@
           <w:i/>
           <w:iCs/>
           <w:sz w:val="26"/>
+          <w:rFonts w:ascii="Times New Roman" w:hAnsi="Times New Roman" w:cs="Times New Roman"/>
         </w:rPr>
         <w:t xml:space="preserve">(1) </w:t>
       </w:r>
@@ -3057,6 +3688,7 @@
           <w:i/>
           <w:iCs/>
           <w:sz w:val="26"/>
+          <w:rFonts w:ascii="Times New Roman" w:hAnsi="Times New Roman" w:cs="Times New Roman"/>
         </w:rPr>
         <w:t>Tên bài học/chuyên đề được xây dựng từ nội dung/chủ đề/chuyên đề (được lấy nguyên hoặc thiết kế lại phù hợp với điều kiện thực tế của trường) theo chương trinh, sách giáo khoa môn học/hoạt động giáo dục</w:t>
       </w:r>
@@ -3074,6 +3706,7 @@
           <w:i/>
           <w:iCs/>
           <w:sz w:val="26"/>
+          <w:rFonts w:ascii="Times New Roman" w:hAnsi="Times New Roman" w:cs="Times New Roman"/>
         </w:rPr>
         <w:t>(2) Số tiết được sử dụng để thực hiện bài học, chuyên đề</w:t>
       </w:r>
@@ -3091,6 +3724,7 @@
           <w:i/>
           <w:iCs/>
           <w:sz w:val="26"/>
+          <w:rFonts w:ascii="Times New Roman" w:hAnsi="Times New Roman" w:cs="Times New Roman"/>
         </w:rPr>
         <w:t>(3) Yêu cầu cần đạt theo các đơn vị bài học, chủ đề và xác định yêu cầu cần đạt</w:t>
       </w:r>
@@ -3108,6 +3742,7 @@
           <w:b/>
           <w:bCs/>
           <w:sz w:val="26"/>
+          <w:rFonts w:ascii="Times New Roman" w:hAnsi="Times New Roman" w:cs="Times New Roman"/>
         </w:rPr>
         <w:t>2. Kiểm tra, đánh giá định kì</w:t>
       </w:r>
@@ -3125,6 +3760,7 @@
           <w:b/>
           <w:bCs/>
           <w:sz w:val="26"/>
+          <w:rFonts w:ascii="Times New Roman" w:hAnsi="Times New Roman" w:cs="Times New Roman"/>
         </w:rPr>
         <w:lastRenderedPageBreak/>
         <w:t>Môn Tin lớp 7</w:t>
@@ -3166,7 +3802,10 @@
             </w:pPr>
             <w:r>
               <w:rPr>
-                <w:b/>
+                <w:rFonts w:ascii="Times New Roman" w:hAnsi="Times New Roman"/>
+                <w:b/>
+                <w:sz w:val="26"/>
+                <w:rFonts w:ascii="Times New Roman" w:hAnsi="Times New Roman" w:cs="Times New Roman"/>
               </w:rPr>
               <w:t>Bài kiểm tra, đánh giá</w:t>
             </w:r>
@@ -3183,7 +3822,10 @@
             </w:pPr>
             <w:r>
               <w:rPr>
-                <w:b/>
+                <w:rFonts w:ascii="Times New Roman" w:hAnsi="Times New Roman"/>
+                <w:b/>
+                <w:sz w:val="26"/>
+                <w:rFonts w:ascii="Times New Roman" w:hAnsi="Times New Roman" w:cs="Times New Roman"/>
               </w:rPr>
               <w:t>Thời gian (1)</w:t>
             </w:r>
@@ -3200,7 +3842,10 @@
             </w:pPr>
             <w:r>
               <w:rPr>
-                <w:b/>
+                <w:rFonts w:ascii="Times New Roman" w:hAnsi="Times New Roman"/>
+                <w:b/>
+                <w:sz w:val="26"/>
+                <w:rFonts w:ascii="Times New Roman" w:hAnsi="Times New Roman" w:cs="Times New Roman"/>
               </w:rPr>
               <w:t>Thời điểm (2)</w:t>
             </w:r>
@@ -3217,7 +3862,10 @@
             </w:pPr>
             <w:r>
               <w:rPr>
-                <w:b/>
+                <w:rFonts w:ascii="Times New Roman" w:hAnsi="Times New Roman"/>
+                <w:b/>
+                <w:sz w:val="26"/>
+                <w:rFonts w:ascii="Times New Roman" w:hAnsi="Times New Roman" w:cs="Times New Roman"/>
               </w:rPr>
               <w:t>Yêu cầu cần đạt (3)</w:t>
             </w:r>
@@ -3234,7 +3882,10 @@
             </w:pPr>
             <w:r>
               <w:rPr>
-                <w:b/>
+                <w:rFonts w:ascii="Times New Roman" w:hAnsi="Times New Roman"/>
+                <w:b/>
+                <w:sz w:val="26"/>
+                <w:rFonts w:ascii="Times New Roman" w:hAnsi="Times New Roman" w:cs="Times New Roman"/>
               </w:rPr>
               <w:t>Hình thức (4)</w:t>
             </w:r>
@@ -3255,7 +3906,10 @@
             </w:pPr>
             <w:r>
               <w:rPr>
-                <w:b/>
+                <w:rFonts w:ascii="Times New Roman" w:hAnsi="Times New Roman"/>
+                <w:b/>
+                <w:sz w:val="26"/>
+                <w:rFonts w:ascii="Times New Roman" w:hAnsi="Times New Roman" w:cs="Times New Roman"/>
               </w:rPr>
               <w:t>Đánh giá định kỳ 1</w:t>
             </w:r>
@@ -3271,6 +3925,11 @@
               <w:jc w:val="center"/>
             </w:pPr>
             <w:r>
+              <w:rPr>
+                <w:rFonts w:ascii="Times New Roman" w:hAnsi="Times New Roman"/>
+                <w:sz w:val="26"/>
+                <w:rFonts w:ascii="Times New Roman" w:hAnsi="Times New Roman" w:cs="Times New Roman"/>
+              </w:rPr>
               <w:t>45 phút</w:t>
             </w:r>
           </w:p>
@@ -3285,6 +3944,11 @@
               <w:jc w:val="center"/>
             </w:pPr>
             <w:r>
+              <w:rPr>
+                <w:rFonts w:ascii="Times New Roman" w:hAnsi="Times New Roman"/>
+                <w:sz w:val="26"/>
+                <w:rFonts w:ascii="Times New Roman" w:hAnsi="Times New Roman" w:cs="Times New Roman"/>
+              </w:rPr>
               <w:t>Tuần 10</w:t>
             </w:r>
           </w:p>
@@ -3302,6 +3966,11 @@
               </w:rPr>
             </w:pPr>
             <w:r>
+              <w:rPr>
+                <w:rFonts w:ascii="Times New Roman" w:hAnsi="Times New Roman"/>
+                <w:sz w:val="26"/>
+                <w:rFonts w:ascii="Times New Roman" w:hAnsi="Times New Roman" w:cs="Times New Roman"/>
+              </w:rPr>
               <w:t xml:space="preserve">Nắm được nội dung kiến thức đã học thuộc Chủ đề 1, 2. </w:t>
             </w:r>
           </w:p>
@@ -3319,6 +3988,11 @@
               </w:rPr>
             </w:pPr>
             <w:r>
+              <w:rPr>
+                <w:rFonts w:ascii="Times New Roman" w:hAnsi="Times New Roman"/>
+                <w:sz w:val="26"/>
+                <w:rFonts w:ascii="Times New Roman" w:hAnsi="Times New Roman" w:cs="Times New Roman"/>
+              </w:rPr>
               <w:t xml:space="preserve">Trên giấy </w:t>
             </w:r>
           </w:p>
@@ -3338,7 +4012,10 @@
             </w:pPr>
             <w:r>
               <w:rPr>
-                <w:b/>
+                <w:rFonts w:ascii="Times New Roman" w:hAnsi="Times New Roman"/>
+                <w:b/>
+                <w:sz w:val="26"/>
+                <w:rFonts w:ascii="Times New Roman" w:hAnsi="Times New Roman" w:cs="Times New Roman"/>
               </w:rPr>
               <w:t>Đánh giá định kỳ 2</w:t>
             </w:r>
@@ -3354,6 +4031,11 @@
               <w:jc w:val="center"/>
             </w:pPr>
             <w:r>
+              <w:rPr>
+                <w:rFonts w:ascii="Times New Roman" w:hAnsi="Times New Roman"/>
+                <w:sz w:val="26"/>
+                <w:rFonts w:ascii="Times New Roman" w:hAnsi="Times New Roman" w:cs="Times New Roman"/>
+              </w:rPr>
               <w:t>45 phút</w:t>
             </w:r>
           </w:p>
@@ -3368,6 +4050,11 @@
               <w:jc w:val="center"/>
             </w:pPr>
             <w:r>
+              <w:rPr>
+                <w:rFonts w:ascii="Times New Roman" w:hAnsi="Times New Roman"/>
+                <w:sz w:val="26"/>
+                <w:rFonts w:ascii="Times New Roman" w:hAnsi="Times New Roman" w:cs="Times New Roman"/>
+              </w:rPr>
               <w:t>Tuần 19</w:t>
             </w:r>
           </w:p>
@@ -3385,6 +4072,11 @@
               </w:rPr>
             </w:pPr>
             <w:r>
+              <w:rPr>
+                <w:rFonts w:ascii="Times New Roman" w:hAnsi="Times New Roman"/>
+                <w:sz w:val="26"/>
+                <w:rFonts w:ascii="Times New Roman" w:hAnsi="Times New Roman" w:cs="Times New Roman"/>
+              </w:rPr>
               <w:t xml:space="preserve">Nắm được nội dung kiến thức đã học thuộc Chủ đề 1, 2, 3. </w:t>
             </w:r>
           </w:p>
@@ -3402,6 +4094,11 @@
               </w:rPr>
             </w:pPr>
             <w:r>
+              <w:rPr>
+                <w:rFonts w:ascii="Times New Roman" w:hAnsi="Times New Roman"/>
+                <w:sz w:val="26"/>
+                <w:rFonts w:ascii="Times New Roman" w:hAnsi="Times New Roman" w:cs="Times New Roman"/>
+              </w:rPr>
               <w:t xml:space="preserve">Trên giấy </w:t>
             </w:r>
           </w:p>
@@ -3421,7 +4118,10 @@
             </w:pPr>
             <w:r>
               <w:rPr>
-                <w:b/>
+                <w:rFonts w:ascii="Times New Roman" w:hAnsi="Times New Roman"/>
+                <w:b/>
+                <w:sz w:val="26"/>
+                <w:rFonts w:ascii="Times New Roman" w:hAnsi="Times New Roman" w:cs="Times New Roman"/>
               </w:rPr>
               <w:t>Đánh giá định kỳ 3</w:t>
             </w:r>
@@ -3437,6 +4137,11 @@
               <w:jc w:val="center"/>
             </w:pPr>
             <w:r>
+              <w:rPr>
+                <w:rFonts w:ascii="Times New Roman" w:hAnsi="Times New Roman"/>
+                <w:sz w:val="26"/>
+                <w:rFonts w:ascii="Times New Roman" w:hAnsi="Times New Roman" w:cs="Times New Roman"/>
+              </w:rPr>
               <w:t>45 phút</w:t>
             </w:r>
           </w:p>
@@ -3451,6 +4156,11 @@
               <w:jc w:val="center"/>
             </w:pPr>
             <w:r>
+              <w:rPr>
+                <w:rFonts w:ascii="Times New Roman" w:hAnsi="Times New Roman"/>
+                <w:sz w:val="26"/>
+                <w:rFonts w:ascii="Times New Roman" w:hAnsi="Times New Roman" w:cs="Times New Roman"/>
+              </w:rPr>
               <w:t>Tuần 28</w:t>
             </w:r>
           </w:p>
@@ -3468,6 +4178,11 @@
               </w:rPr>
             </w:pPr>
             <w:r>
+              <w:rPr>
+                <w:rFonts w:ascii="Times New Roman" w:hAnsi="Times New Roman"/>
+                <w:sz w:val="26"/>
+                <w:rFonts w:ascii="Times New Roman" w:hAnsi="Times New Roman" w:cs="Times New Roman"/>
+              </w:rPr>
               <w:t xml:space="preserve">Thực hiện tổng hợp, sắp xếp các nội dung đã học để hoàn thành bài thực hành. </w:t>
             </w:r>
           </w:p>
@@ -3485,6 +4200,11 @@
               </w:rPr>
             </w:pPr>
             <w:r>
+              <w:rPr>
+                <w:rFonts w:ascii="Times New Roman" w:hAnsi="Times New Roman"/>
+                <w:sz w:val="26"/>
+                <w:rFonts w:ascii="Times New Roman" w:hAnsi="Times New Roman" w:cs="Times New Roman"/>
+              </w:rPr>
               <w:t xml:space="preserve">Trên giấy </w:t>
             </w:r>
           </w:p>
@@ -3504,7 +4224,10 @@
             </w:pPr>
             <w:r>
               <w:rPr>
-                <w:b/>
+                <w:rFonts w:ascii="Times New Roman" w:hAnsi="Times New Roman"/>
+                <w:b/>
+                <w:sz w:val="26"/>
+                <w:rFonts w:ascii="Times New Roman" w:hAnsi="Times New Roman" w:cs="Times New Roman"/>
               </w:rPr>
               <w:t>Đánh giá định kỳ 4</w:t>
             </w:r>
@@ -3520,6 +4243,11 @@
               <w:jc w:val="center"/>
             </w:pPr>
             <w:r>
+              <w:rPr>
+                <w:rFonts w:ascii="Times New Roman" w:hAnsi="Times New Roman"/>
+                <w:sz w:val="26"/>
+                <w:rFonts w:ascii="Times New Roman" w:hAnsi="Times New Roman" w:cs="Times New Roman"/>
+              </w:rPr>
               <w:t>45 phút</w:t>
             </w:r>
           </w:p>
@@ -3534,6 +4262,11 @@
               <w:jc w:val="center"/>
             </w:pPr>
             <w:r>
+              <w:rPr>
+                <w:rFonts w:ascii="Times New Roman" w:hAnsi="Times New Roman"/>
+                <w:sz w:val="26"/>
+                <w:rFonts w:ascii="Times New Roman" w:hAnsi="Times New Roman" w:cs="Times New Roman"/>
+              </w:rPr>
               <w:t>Tuần 34</w:t>
             </w:r>
           </w:p>
@@ -3551,6 +4284,11 @@
               </w:rPr>
             </w:pPr>
             <w:r>
+              <w:rPr>
+                <w:rFonts w:ascii="Times New Roman" w:hAnsi="Times New Roman"/>
+                <w:sz w:val="26"/>
+                <w:rFonts w:ascii="Times New Roman" w:hAnsi="Times New Roman" w:cs="Times New Roman"/>
+              </w:rPr>
               <w:t xml:space="preserve">Nắm được nội dung kiến thức đã học của cả năm học. </w:t>
             </w:r>
           </w:p>
@@ -3568,6 +4306,11 @@
               </w:rPr>
             </w:pPr>
             <w:r>
+              <w:rPr>
+                <w:rFonts w:ascii="Times New Roman" w:hAnsi="Times New Roman"/>
+                <w:sz w:val="26"/>
+                <w:rFonts w:ascii="Times New Roman" w:hAnsi="Times New Roman" w:cs="Times New Roman"/>
+              </w:rPr>
               <w:t xml:space="preserve">Trên giấy </w:t>
             </w:r>
           </w:p>
@@ -3601,6 +4344,7 @@
           <w:iCs/>
           <w:color w:val="000000"/>
           <w:sz w:val="26"/>
+          <w:rFonts w:ascii="Times New Roman" w:hAnsi="Times New Roman" w:cs="Times New Roman"/>
         </w:rPr>
         <w:t>Thời gian làm bài kiểm tra, đánh giá</w:t>
       </w:r>
@@ -3632,6 +4376,7 @@
           <w:iCs/>
           <w:color w:val="000000"/>
           <w:sz w:val="26"/>
+          <w:rFonts w:ascii="Times New Roman" w:hAnsi="Times New Roman" w:cs="Times New Roman"/>
         </w:rPr>
         <w:t>Tuần thứ, tháng, năm thực hiện bài kiểm tra đánh giá</w:t>
       </w:r>
@@ -3663,6 +4408,7 @@
           <w:iCs/>
           <w:color w:val="000000"/>
           <w:sz w:val="26"/>
+          <w:rFonts w:ascii="Times New Roman" w:hAnsi="Times New Roman" w:cs="Times New Roman"/>
         </w:rPr>
         <w:t>Yêu cầu cần đạt thời điểm kiểm tra đánh giá (Theo phân phối chương trình)</w:t>
       </w:r>
@@ -3693,6 +4439,7 @@
           <w:iCs/>
           <w:color w:val="000000"/>
           <w:sz w:val="26"/>
+          <w:rFonts w:ascii="Times New Roman" w:hAnsi="Times New Roman" w:cs="Times New Roman"/>
         </w:rPr>
         <w:lastRenderedPageBreak/>
         <w:t>Hình thức bài kiểm tra đánh giá: Viết (trên giấy hoặc máy tính); bài thực hành; dự án học tập</w:t>
@@ -3711,6 +4458,7 @@
           <w:b/>
           <w:bCs/>
           <w:sz w:val="26"/>
+          <w:rFonts w:ascii="Times New Roman" w:hAnsi="Times New Roman" w:cs="Times New Roman"/>
         </w:rPr>
         <w:t>III. Các nội dung khác (Nếu có)</w:t>
       </w:r>
@@ -3770,6 +4518,7 @@
                 <w:bCs/>
                 <w:sz w:val="26"/>
                 <w:szCs w:val="26"/>
+                <w:rFonts w:ascii="Times New Roman" w:hAnsi="Times New Roman" w:cs="Times New Roman"/>
               </w:rPr>
               <w:t>TỔ TRƯỞNG</w:t>
             </w:r>
@@ -3792,6 +4541,7 @@
                 <w:iCs/>
                 <w:sz w:val="26"/>
                 <w:szCs w:val="26"/>
+                <w:rFonts w:ascii="Times New Roman" w:hAnsi="Times New Roman" w:cs="Times New Roman"/>
               </w:rPr>
               <w:t>(Ký, ghi rõ họ tên)</w:t>
             </w:r>
@@ -3819,6 +4569,7 @@
                 <w:iCs/>
                 <w:sz w:val="26"/>
                 <w:szCs w:val="26"/>
+                <w:rFonts w:ascii="Times New Roman" w:hAnsi="Times New Roman" w:cs="Times New Roman"/>
               </w:rPr>
               <w:t>Hoài Đức, ngày    tháng     năm 2026</w:t>
             </w:r>
@@ -3841,6 +4592,7 @@
                 <w:bCs/>
                 <w:sz w:val="26"/>
                 <w:szCs w:val="26"/>
+                <w:rFonts w:ascii="Times New Roman" w:hAnsi="Times New Roman" w:cs="Times New Roman"/>
               </w:rPr>
               <w:t>HIỆU TRƯỞNG</w:t>
             </w:r>
@@ -3865,6 +4617,7 @@
                 <w:iCs/>
                 <w:sz w:val="26"/>
                 <w:szCs w:val="26"/>
+                <w:rFonts w:ascii="Times New Roman" w:hAnsi="Times New Roman" w:cs="Times New Roman"/>
               </w:rPr>
               <w:t>(</w:t>
             </w:r>
@@ -3875,6 +4628,7 @@
                 <w:iCs/>
                 <w:sz w:val="26"/>
                 <w:szCs w:val="26"/>
+                <w:rFonts w:ascii="Times New Roman" w:hAnsi="Times New Roman" w:cs="Times New Roman"/>
               </w:rPr>
               <w:t>Ký và ghi rõ họ tên)</w:t>
             </w:r>

--- a/Hệ thống mẫu văn bản/Nguyên đã làm/Kế hoạch dạy học Tin học từng lớp/Kế hoạch dạy học môn Tin học - Lớp 7 - 2026 - 2027.docx
+++ b/Hệ thống mẫu văn bản/Nguyên đã làm/Kế hoạch dạy học Tin học từng lớp/Kế hoạch dạy học môn Tin học - Lớp 7 - 2026 - 2027.docx
@@ -1365,6 +1365,2679 @@
         <w:t>Kế hoạch dạy học</w:t>
       </w:r>
     </w:p>
+    <w:tbl>
+      <w:tblPr>
+        <w:tblW w:type="auto" w:w="0"/>
+        <w:jc w:val="center"/>
+        <w:tblLook w:firstColumn="1" w:firstRow="1" w:lastColumn="0" w:lastRow="0" w:noHBand="0" w:noVBand="1" w:val="04A0"/>
+        <w:tblBorders>
+          <w:top w:val="single" w:sz="4" w:space="0" w:color="000000"/>
+          <w:left w:val="single" w:sz="4" w:space="0" w:color="000000"/>
+          <w:bottom w:val="single" w:sz="4" w:space="0" w:color="000000"/>
+          <w:right w:val="single" w:sz="4" w:space="0" w:color="000000"/>
+          <w:insideH w:val="single" w:sz="4" w:space="0" w:color="000000"/>
+          <w:insideV w:val="single" w:sz="4" w:space="0" w:color="000000"/>
+        </w:tblBorders>
+      </w:tblPr>
+      <w:tblGrid>
+        <w:gridCol w:w="1862"/>
+        <w:gridCol w:w="1862"/>
+        <w:gridCol w:w="1862"/>
+        <w:gridCol w:w="1862"/>
+        <w:gridCol w:w="1862"/>
+      </w:tblGrid>
+      <w:tr>
+        <w:tc>
+          <w:tcPr>
+            <w:tcW w:type="dxa" w:w="680"/>
+            <w:vAlign w:val="center"/>
+          </w:tcPr>
+          <w:p>
+            <w:pPr>
+              <w:spacing w:before="40" w:after="40" w:line="276" w:lineRule="auto"/>
+              <w:jc w:val="center"/>
+            </w:pPr>
+            <w:r>
+              <w:rPr>
+                <w:rFonts w:ascii="Times New Roman" w:hAnsi="Times New Roman"/>
+                <w:b/>
+                <w:sz w:val="26"/>
+                <w:rFonts w:ascii="Times New Roman" w:hAnsi="Times New Roman" w:cs="Times New Roman"/>
+              </w:rPr>
+              <w:t>STT</w:t>
+            </w:r>
+          </w:p>
+        </w:tc>
+        <w:tc>
+          <w:tcPr>
+            <w:tcW w:type="dxa" w:w="3118"/>
+            <w:vAlign w:val="center"/>
+          </w:tcPr>
+          <w:p>
+            <w:pPr>
+              <w:spacing w:before="40" w:after="40" w:line="276" w:lineRule="auto"/>
+              <w:jc w:val="left"/>
+            </w:pPr>
+            <w:r>
+              <w:rPr>
+                <w:rFonts w:ascii="Times New Roman" w:hAnsi="Times New Roman"/>
+                <w:b/>
+                <w:sz w:val="26"/>
+                <w:rFonts w:ascii="Times New Roman" w:hAnsi="Times New Roman" w:cs="Times New Roman"/>
+              </w:rPr>
+              <w:t>Bài học (1)</w:t>
+            </w:r>
+          </w:p>
+        </w:tc>
+        <w:tc>
+          <w:tcPr>
+            <w:tcW w:type="dxa" w:w="850"/>
+            <w:vAlign w:val="center"/>
+          </w:tcPr>
+          <w:p>
+            <w:pPr>
+              <w:spacing w:before="40" w:after="40" w:line="276" w:lineRule="auto"/>
+              <w:jc w:val="center"/>
+            </w:pPr>
+            <w:r>
+              <w:rPr>
+                <w:rFonts w:ascii="Times New Roman" w:hAnsi="Times New Roman"/>
+                <w:b/>
+                <w:sz w:val="26"/>
+                <w:rFonts w:ascii="Times New Roman" w:hAnsi="Times New Roman" w:cs="Times New Roman"/>
+              </w:rPr>
+              <w:t>Số tiết (2)</w:t>
+            </w:r>
+          </w:p>
+        </w:tc>
+        <w:tc>
+          <w:tcPr>
+            <w:tcW w:type="dxa" w:w="1247"/>
+            <w:vAlign w:val="center"/>
+          </w:tcPr>
+          <w:p>
+            <w:pPr>
+              <w:spacing w:before="40" w:after="40" w:line="276" w:lineRule="auto"/>
+              <w:jc w:val="center"/>
+            </w:pPr>
+            <w:r>
+              <w:rPr>
+                <w:rFonts w:ascii="Times New Roman" w:hAnsi="Times New Roman"/>
+                <w:b/>
+                <w:sz w:val="26"/>
+                <w:rFonts w:ascii="Times New Roman" w:hAnsi="Times New Roman" w:cs="Times New Roman"/>
+              </w:rPr>
+              <w:t>Tiết theo PPCT</w:t>
+            </w:r>
+          </w:p>
+        </w:tc>
+        <w:tc>
+          <w:tcPr>
+            <w:tcW w:type="dxa" w:w="3402"/>
+            <w:vAlign w:val="center"/>
+          </w:tcPr>
+          <w:p>
+            <w:pPr>
+              <w:spacing w:before="40" w:after="40" w:line="276" w:lineRule="auto"/>
+              <w:jc w:val="left"/>
+            </w:pPr>
+            <w:r>
+              <w:rPr>
+                <w:rFonts w:ascii="Times New Roman" w:hAnsi="Times New Roman"/>
+                <w:b/>
+                <w:sz w:val="26"/>
+                <w:rFonts w:ascii="Times New Roman" w:hAnsi="Times New Roman" w:cs="Times New Roman"/>
+              </w:rPr>
+              <w:t>Yêu cầu cần đạt (3)</w:t>
+            </w:r>
+          </w:p>
+        </w:tc>
+      </w:tr>
+      <w:tr>
+        <w:tc>
+          <w:tcPr>
+            <w:tcW w:type="dxa" w:w="680"/>
+            <w:vAlign w:val="center"/>
+          </w:tcPr>
+          <w:p>
+            <w:pPr>
+              <w:spacing w:before="40" w:after="40" w:line="276" w:lineRule="auto"/>
+              <w:jc w:val="center"/>
+            </w:pPr>
+            <w:r>
+              <w:rPr>
+                <w:rFonts w:ascii="Times New Roman" w:hAnsi="Times New Roman"/>
+                <w:sz w:val="26"/>
+                <w:rFonts w:ascii="Times New Roman" w:hAnsi="Times New Roman" w:cs="Times New Roman"/>
+              </w:rPr>
+              <w:t>1</w:t>
+            </w:r>
+          </w:p>
+        </w:tc>
+        <w:tc>
+          <w:tcPr>
+            <w:tcW w:type="dxa" w:w="3118"/>
+            <w:vAlign w:val="center"/>
+          </w:tcPr>
+          <w:p>
+            <w:pPr>
+              <w:spacing w:before="40" w:after="40" w:line="276" w:lineRule="auto"/>
+              <w:jc w:val="both"/>
+            </w:pPr>
+            <w:r>
+              <w:rPr>
+                <w:rFonts w:ascii="Times New Roman" w:hAnsi="Times New Roman"/>
+                <w:sz w:val="26"/>
+                <w:rFonts w:ascii="Times New Roman" w:hAnsi="Times New Roman" w:cs="Times New Roman"/>
+              </w:rPr>
+              <w:t>Tiết 0: Định hướng môn học</w:t>
+            </w:r>
+          </w:p>
+        </w:tc>
+        <w:tc>
+          <w:tcPr>
+            <w:tcW w:type="dxa" w:w="850"/>
+            <w:vAlign w:val="center"/>
+          </w:tcPr>
+          <w:p>
+            <w:pPr>
+              <w:spacing w:before="40" w:after="40" w:line="276" w:lineRule="auto"/>
+              <w:jc w:val="center"/>
+            </w:pPr>
+            <w:r>
+              <w:rPr>
+                <w:rFonts w:ascii="Times New Roman" w:hAnsi="Times New Roman"/>
+                <w:sz w:val="26"/>
+                <w:rFonts w:ascii="Times New Roman" w:hAnsi="Times New Roman" w:cs="Times New Roman"/>
+              </w:rPr>
+              <w:t>1</w:t>
+            </w:r>
+          </w:p>
+        </w:tc>
+        <w:tc>
+          <w:tcPr>
+            <w:tcW w:type="dxa" w:w="1247"/>
+            <w:vAlign w:val="center"/>
+          </w:tcPr>
+          <w:p>
+            <w:pPr>
+              <w:spacing w:before="40" w:after="40" w:line="276" w:lineRule="auto"/>
+              <w:jc w:val="center"/>
+            </w:pPr>
+            <w:r>
+              <w:rPr>
+                <w:rFonts w:ascii="Times New Roman" w:hAnsi="Times New Roman"/>
+                <w:sz w:val="26"/>
+                <w:rFonts w:ascii="Times New Roman" w:hAnsi="Times New Roman" w:cs="Times New Roman"/>
+              </w:rPr>
+              <w:t>1</w:t>
+            </w:r>
+          </w:p>
+        </w:tc>
+        <w:tc>
+          <w:tcPr>
+            <w:tcW w:type="dxa" w:w="3402"/>
+            <w:vAlign w:val="center"/>
+          </w:tcPr>
+          <w:p>
+            <w:pPr>
+              <w:spacing w:before="40" w:after="40" w:line="276" w:lineRule="auto"/>
+              <w:jc w:val="both"/>
+            </w:pPr>
+            <w:r>
+              <w:rPr>
+                <w:rFonts w:ascii="Times New Roman" w:hAnsi="Times New Roman"/>
+                <w:sz w:val="26"/>
+                <w:rFonts w:ascii="Times New Roman" w:hAnsi="Times New Roman" w:cs="Times New Roman"/>
+              </w:rPr>
+              <w:t>Giới thiệu tổng quan môn học Tin học, phương pháp học tập hiệu quả, các quy định an toàn và nội quy phòng học bộ môn.</w:t>
+            </w:r>
+          </w:p>
+        </w:tc>
+      </w:tr>
+      <w:tr>
+        <w:tc>
+          <w:tcPr>
+            <w:tcW w:type="dxa" w:w="9310"/>
+            <w:gridSpan w:val="5"/>
+            <w:vAlign w:val="center"/>
+          </w:tcPr>
+          <w:p>
+            <w:pPr>
+              <w:spacing w:before="40" w:after="40" w:line="276" w:lineRule="auto"/>
+              <w:jc w:val="both"/>
+            </w:pPr>
+            <w:r>
+              <w:rPr>
+                <w:rFonts w:ascii="Times New Roman" w:hAnsi="Times New Roman"/>
+                <w:b/>
+                <w:sz w:val="26"/>
+                <w:rFonts w:ascii="Times New Roman" w:hAnsi="Times New Roman" w:cs="Times New Roman"/>
+              </w:rPr>
+              <w:t>Chủ đề 1: Máy tính và cộng đồng</w:t>
+            </w:r>
+          </w:p>
+        </w:tc>
+      </w:tr>
+      <w:tr>
+        <w:tc>
+          <w:tcPr>
+            <w:tcW w:type="dxa" w:w="680"/>
+            <w:vAlign w:val="center"/>
+          </w:tcPr>
+          <w:p>
+            <w:pPr>
+              <w:spacing w:before="40" w:after="40" w:line="276" w:lineRule="auto"/>
+              <w:jc w:val="center"/>
+            </w:pPr>
+            <w:r>
+              <w:rPr>
+                <w:rFonts w:ascii="Times New Roman" w:hAnsi="Times New Roman"/>
+                <w:sz w:val="26"/>
+                <w:rFonts w:ascii="Times New Roman" w:hAnsi="Times New Roman" w:cs="Times New Roman"/>
+              </w:rPr>
+              <w:t>2</w:t>
+            </w:r>
+          </w:p>
+        </w:tc>
+        <w:tc>
+          <w:tcPr>
+            <w:tcW w:type="dxa" w:w="3118"/>
+            <w:vAlign w:val="center"/>
+          </w:tcPr>
+          <w:p>
+            <w:pPr>
+              <w:spacing w:before="40" w:after="40" w:line="276" w:lineRule="auto"/>
+              <w:jc w:val="both"/>
+            </w:pPr>
+            <w:r>
+              <w:rPr>
+                <w:rFonts w:ascii="Times New Roman" w:hAnsi="Times New Roman"/>
+                <w:sz w:val="26"/>
+                <w:rFonts w:ascii="Times New Roman" w:hAnsi="Times New Roman" w:cs="Times New Roman"/>
+              </w:rPr>
+              <w:t>Bài 1. Thiết bị vào - ra</w:t>
+            </w:r>
+          </w:p>
+        </w:tc>
+        <w:tc>
+          <w:tcPr>
+            <w:tcW w:type="dxa" w:w="850"/>
+            <w:vAlign w:val="center"/>
+          </w:tcPr>
+          <w:p>
+            <w:pPr>
+              <w:spacing w:before="40" w:after="40" w:line="276" w:lineRule="auto"/>
+              <w:jc w:val="center"/>
+            </w:pPr>
+            <w:r>
+              <w:rPr>
+                <w:rFonts w:ascii="Times New Roman" w:hAnsi="Times New Roman"/>
+                <w:sz w:val="26"/>
+                <w:rFonts w:ascii="Times New Roman" w:hAnsi="Times New Roman" w:cs="Times New Roman"/>
+              </w:rPr>
+              <w:t>1</w:t>
+            </w:r>
+          </w:p>
+        </w:tc>
+        <w:tc>
+          <w:tcPr>
+            <w:tcW w:type="dxa" w:w="1247"/>
+            <w:vAlign w:val="center"/>
+          </w:tcPr>
+          <w:p>
+            <w:pPr>
+              <w:spacing w:before="40" w:after="40" w:line="276" w:lineRule="auto"/>
+              <w:jc w:val="center"/>
+            </w:pPr>
+            <w:r>
+              <w:rPr>
+                <w:rFonts w:ascii="Times New Roman" w:hAnsi="Times New Roman"/>
+                <w:sz w:val="26"/>
+                <w:rFonts w:ascii="Times New Roman" w:hAnsi="Times New Roman" w:cs="Times New Roman"/>
+              </w:rPr>
+              <w:t>2</w:t>
+            </w:r>
+          </w:p>
+        </w:tc>
+        <w:tc>
+          <w:tcPr>
+            <w:tcW w:type="dxa" w:w="3402"/>
+            <w:vAlign w:val="center"/>
+          </w:tcPr>
+          <w:p>
+            <w:pPr>
+              <w:spacing w:before="40" w:after="40" w:line="276" w:lineRule="auto"/>
+              <w:jc w:val="both"/>
+            </w:pPr>
+            <w:r>
+              <w:rPr>
+                <w:rFonts w:ascii="Times New Roman" w:hAnsi="Times New Roman"/>
+                <w:sz w:val="26"/>
+                <w:rFonts w:ascii="Times New Roman" w:hAnsi="Times New Roman" w:cs="Times New Roman"/>
+              </w:rPr>
+              <w:t>- Củng cố, phát triển kiến thức xử lý thông tin.  - Nhận biết thiết bị vào - ra có nhiều loại/hình dạng; hiểu chức năng trong thu nhận, lưu trữ, xử lý, truyền thông tin.  - Nêu ví dụ về thao tác không đúng cách gây lỗi thiết bị.</w:t>
+            </w:r>
+          </w:p>
+        </w:tc>
+      </w:tr>
+      <w:tr>
+        <w:tc>
+          <w:tcPr>
+            <w:tcW w:type="dxa" w:w="680"/>
+            <w:vAlign w:val="center"/>
+          </w:tcPr>
+          <w:p>
+            <w:pPr>
+              <w:spacing w:before="40" w:after="40" w:line="276" w:lineRule="auto"/>
+              <w:jc w:val="center"/>
+            </w:pPr>
+            <w:r>
+              <w:rPr>
+                <w:rFonts w:ascii="Times New Roman" w:hAnsi="Times New Roman"/>
+                <w:sz w:val="26"/>
+                <w:rFonts w:ascii="Times New Roman" w:hAnsi="Times New Roman" w:cs="Times New Roman"/>
+              </w:rPr>
+              <w:t>3</w:t>
+            </w:r>
+          </w:p>
+        </w:tc>
+        <w:tc>
+          <w:tcPr>
+            <w:tcW w:type="dxa" w:w="3118"/>
+            <w:vAlign w:val="center"/>
+          </w:tcPr>
+          <w:p>
+            <w:pPr>
+              <w:spacing w:before="40" w:after="40" w:line="276" w:lineRule="auto"/>
+              <w:jc w:val="both"/>
+            </w:pPr>
+            <w:r>
+              <w:rPr>
+                <w:rFonts w:ascii="Times New Roman" w:hAnsi="Times New Roman"/>
+                <w:sz w:val="26"/>
+                <w:rFonts w:ascii="Times New Roman" w:hAnsi="Times New Roman" w:cs="Times New Roman"/>
+              </w:rPr>
+              <w:t>Bài 2. Phần mềm máy tính</w:t>
+            </w:r>
+          </w:p>
+        </w:tc>
+        <w:tc>
+          <w:tcPr>
+            <w:tcW w:type="dxa" w:w="850"/>
+            <w:vAlign w:val="center"/>
+          </w:tcPr>
+          <w:p>
+            <w:pPr>
+              <w:spacing w:before="40" w:after="40" w:line="276" w:lineRule="auto"/>
+              <w:jc w:val="center"/>
+            </w:pPr>
+            <w:r>
+              <w:rPr>
+                <w:rFonts w:ascii="Times New Roman" w:hAnsi="Times New Roman"/>
+                <w:sz w:val="26"/>
+                <w:rFonts w:ascii="Times New Roman" w:hAnsi="Times New Roman" w:cs="Times New Roman"/>
+              </w:rPr>
+              <w:t>1</w:t>
+            </w:r>
+          </w:p>
+        </w:tc>
+        <w:tc>
+          <w:tcPr>
+            <w:tcW w:type="dxa" w:w="1247"/>
+            <w:vAlign w:val="center"/>
+          </w:tcPr>
+          <w:p>
+            <w:pPr>
+              <w:spacing w:before="40" w:after="40" w:line="276" w:lineRule="auto"/>
+              <w:jc w:val="center"/>
+            </w:pPr>
+            <w:r>
+              <w:rPr>
+                <w:rFonts w:ascii="Times New Roman" w:hAnsi="Times New Roman"/>
+                <w:sz w:val="26"/>
+                <w:rFonts w:ascii="Times New Roman" w:hAnsi="Times New Roman" w:cs="Times New Roman"/>
+              </w:rPr>
+              <w:t>3</w:t>
+            </w:r>
+          </w:p>
+        </w:tc>
+        <w:tc>
+          <w:tcPr>
+            <w:tcW w:type="dxa" w:w="3402"/>
+            <w:vAlign w:val="center"/>
+          </w:tcPr>
+          <w:p>
+            <w:pPr>
+              <w:spacing w:before="40" w:after="40" w:line="276" w:lineRule="auto"/>
+              <w:jc w:val="both"/>
+            </w:pPr>
+            <w:r>
+              <w:rPr>
+                <w:rFonts w:ascii="Times New Roman" w:hAnsi="Times New Roman"/>
+                <w:sz w:val="26"/>
+                <w:rFonts w:ascii="Times New Roman" w:hAnsi="Times New Roman" w:cs="Times New Roman"/>
+              </w:rPr>
+              <w:t>- Nhận thức vai trò của phần mềm trong hoạt động của máy tính.  - Phân loại phần mềm thành: hệ điều hành và phần mềm ứng dụng.</w:t>
+            </w:r>
+          </w:p>
+        </w:tc>
+      </w:tr>
+      <w:tr>
+        <w:tc>
+          <w:tcPr>
+            <w:tcW w:type="dxa" w:w="680"/>
+            <w:vAlign w:val="center"/>
+          </w:tcPr>
+          <w:p>
+            <w:pPr>
+              <w:spacing w:before="40" w:after="40" w:line="276" w:lineRule="auto"/>
+              <w:jc w:val="center"/>
+            </w:pPr>
+            <w:r>
+              <w:rPr>
+                <w:rFonts w:ascii="Times New Roman" w:hAnsi="Times New Roman"/>
+                <w:sz w:val="26"/>
+                <w:rFonts w:ascii="Times New Roman" w:hAnsi="Times New Roman" w:cs="Times New Roman"/>
+              </w:rPr>
+              <w:t>4</w:t>
+            </w:r>
+          </w:p>
+        </w:tc>
+        <w:tc>
+          <w:tcPr>
+            <w:tcW w:type="dxa" w:w="3118"/>
+            <w:vAlign w:val="center"/>
+          </w:tcPr>
+          <w:p>
+            <w:pPr>
+              <w:spacing w:before="40" w:after="40" w:line="276" w:lineRule="auto"/>
+              <w:jc w:val="both"/>
+            </w:pPr>
+            <w:r>
+              <w:rPr>
+                <w:rFonts w:ascii="Times New Roman" w:hAnsi="Times New Roman"/>
+                <w:sz w:val="26"/>
+                <w:rFonts w:ascii="Times New Roman" w:hAnsi="Times New Roman" w:cs="Times New Roman"/>
+              </w:rPr>
+              <w:t>Bài 3. Quản lý dữ liệu trong máy tính</w:t>
+            </w:r>
+          </w:p>
+        </w:tc>
+        <w:tc>
+          <w:tcPr>
+            <w:tcW w:type="dxa" w:w="850"/>
+            <w:vAlign w:val="center"/>
+          </w:tcPr>
+          <w:p>
+            <w:pPr>
+              <w:spacing w:before="40" w:after="40" w:line="276" w:lineRule="auto"/>
+              <w:jc w:val="center"/>
+            </w:pPr>
+            <w:r>
+              <w:rPr>
+                <w:rFonts w:ascii="Times New Roman" w:hAnsi="Times New Roman"/>
+                <w:sz w:val="26"/>
+                <w:rFonts w:ascii="Times New Roman" w:hAnsi="Times New Roman" w:cs="Times New Roman"/>
+              </w:rPr>
+              <w:t>1</w:t>
+            </w:r>
+          </w:p>
+        </w:tc>
+        <w:tc>
+          <w:tcPr>
+            <w:tcW w:type="dxa" w:w="1247"/>
+            <w:vAlign w:val="center"/>
+          </w:tcPr>
+          <w:p>
+            <w:pPr>
+              <w:spacing w:before="40" w:after="40" w:line="276" w:lineRule="auto"/>
+              <w:jc w:val="center"/>
+            </w:pPr>
+            <w:r>
+              <w:rPr>
+                <w:rFonts w:ascii="Times New Roman" w:hAnsi="Times New Roman"/>
+                <w:sz w:val="26"/>
+                <w:rFonts w:ascii="Times New Roman" w:hAnsi="Times New Roman" w:cs="Times New Roman"/>
+              </w:rPr>
+              <w:t>4</w:t>
+            </w:r>
+          </w:p>
+        </w:tc>
+        <w:tc>
+          <w:tcPr>
+            <w:tcW w:type="dxa" w:w="3402"/>
+            <w:vAlign w:val="center"/>
+          </w:tcPr>
+          <w:p>
+            <w:pPr>
+              <w:spacing w:before="40" w:after="40" w:line="276" w:lineRule="auto"/>
+              <w:jc w:val="both"/>
+            </w:pPr>
+            <w:r>
+              <w:rPr>
+                <w:rFonts w:ascii="Times New Roman" w:hAnsi="Times New Roman"/>
+                <w:sz w:val="26"/>
+                <w:rFonts w:ascii="Times New Roman" w:hAnsi="Times New Roman" w:cs="Times New Roman"/>
+              </w:rPr>
+              <w:t>- Biết tệp chương trình cũng là dữ liệu lưu trữ trong máy tính.  - Nêu ví dụ biện pháp an toàn dữ liệu: sao lưu, phòng chống xâm nhập trái phép, virus,...</w:t>
+            </w:r>
+          </w:p>
+        </w:tc>
+      </w:tr>
+      <w:tr>
+        <w:tc>
+          <w:tcPr>
+            <w:tcW w:type="dxa" w:w="9310"/>
+            <w:gridSpan w:val="5"/>
+            <w:vAlign w:val="center"/>
+          </w:tcPr>
+          <w:p>
+            <w:pPr>
+              <w:spacing w:before="40" w:after="40" w:line="276" w:lineRule="auto"/>
+              <w:jc w:val="both"/>
+            </w:pPr>
+            <w:r>
+              <w:rPr>
+                <w:rFonts w:ascii="Times New Roman" w:hAnsi="Times New Roman"/>
+                <w:b/>
+                <w:sz w:val="26"/>
+                <w:rFonts w:ascii="Times New Roman" w:hAnsi="Times New Roman" w:cs="Times New Roman"/>
+              </w:rPr>
+              <w:t>Chủ đề 2: Tổ chức lưu trữ, tìm kiếm và trao đổi thông tin</w:t>
+            </w:r>
+          </w:p>
+        </w:tc>
+      </w:tr>
+      <w:tr>
+        <w:tc>
+          <w:tcPr>
+            <w:tcW w:type="dxa" w:w="680"/>
+            <w:vAlign w:val="center"/>
+          </w:tcPr>
+          <w:p>
+            <w:pPr>
+              <w:spacing w:before="40" w:after="40" w:line="276" w:lineRule="auto"/>
+              <w:jc w:val="center"/>
+            </w:pPr>
+            <w:r>
+              <w:rPr>
+                <w:rFonts w:ascii="Times New Roman" w:hAnsi="Times New Roman"/>
+                <w:sz w:val="26"/>
+                <w:rFonts w:ascii="Times New Roman" w:hAnsi="Times New Roman" w:cs="Times New Roman"/>
+              </w:rPr>
+              <w:t>5</w:t>
+            </w:r>
+          </w:p>
+        </w:tc>
+        <w:tc>
+          <w:tcPr>
+            <w:tcW w:type="dxa" w:w="3118"/>
+            <w:vAlign w:val="center"/>
+          </w:tcPr>
+          <w:p>
+            <w:pPr>
+              <w:spacing w:before="40" w:after="40" w:line="276" w:lineRule="auto"/>
+              <w:jc w:val="both"/>
+            </w:pPr>
+            <w:r>
+              <w:rPr>
+                <w:rFonts w:ascii="Times New Roman" w:hAnsi="Times New Roman"/>
+                <w:sz w:val="26"/>
+                <w:rFonts w:ascii="Times New Roman" w:hAnsi="Times New Roman" w:cs="Times New Roman"/>
+              </w:rPr>
+              <w:t>Bài 4. Mạng xã hội và một số kênh trao đổi thông tin trên Internet</w:t>
+            </w:r>
+          </w:p>
+        </w:tc>
+        <w:tc>
+          <w:tcPr>
+            <w:tcW w:type="dxa" w:w="850"/>
+            <w:vAlign w:val="center"/>
+          </w:tcPr>
+          <w:p>
+            <w:pPr>
+              <w:spacing w:before="40" w:after="40" w:line="276" w:lineRule="auto"/>
+              <w:jc w:val="center"/>
+            </w:pPr>
+            <w:r>
+              <w:rPr>
+                <w:rFonts w:ascii="Times New Roman" w:hAnsi="Times New Roman"/>
+                <w:sz w:val="26"/>
+                <w:rFonts w:ascii="Times New Roman" w:hAnsi="Times New Roman" w:cs="Times New Roman"/>
+              </w:rPr>
+              <w:t>1</w:t>
+            </w:r>
+          </w:p>
+        </w:tc>
+        <w:tc>
+          <w:tcPr>
+            <w:tcW w:type="dxa" w:w="1247"/>
+            <w:vAlign w:val="center"/>
+          </w:tcPr>
+          <w:p>
+            <w:pPr>
+              <w:spacing w:before="40" w:after="40" w:line="276" w:lineRule="auto"/>
+              <w:jc w:val="center"/>
+            </w:pPr>
+            <w:r>
+              <w:rPr>
+                <w:rFonts w:ascii="Times New Roman" w:hAnsi="Times New Roman"/>
+                <w:sz w:val="26"/>
+                <w:rFonts w:ascii="Times New Roman" w:hAnsi="Times New Roman" w:cs="Times New Roman"/>
+              </w:rPr>
+              <w:t>5</w:t>
+            </w:r>
+          </w:p>
+        </w:tc>
+        <w:tc>
+          <w:tcPr>
+            <w:tcW w:type="dxa" w:w="3402"/>
+            <w:vAlign w:val="center"/>
+          </w:tcPr>
+          <w:p>
+            <w:pPr>
+              <w:spacing w:before="40" w:after="40" w:line="276" w:lineRule="auto"/>
+              <w:jc w:val="both"/>
+            </w:pPr>
+            <w:r>
+              <w:rPr>
+                <w:rFonts w:ascii="Times New Roman" w:hAnsi="Times New Roman"/>
+                <w:sz w:val="26"/>
+                <w:rFonts w:ascii="Times New Roman" w:hAnsi="Times New Roman" w:cs="Times New Roman"/>
+              </w:rPr>
+              <w:t>- Nêu chức năng cơ bản của mạng xã hội; nhận biết các website mạng xã hội và sử dụng chức năng giao lưu, chia sẻ.  - Nêu tên kênh trao đổi thông tin thông dụng; nêu hậu quả việc dùng thông tin sai trái.</w:t>
+            </w:r>
+          </w:p>
+        </w:tc>
+      </w:tr>
+      <w:tr>
+        <w:tc>
+          <w:tcPr>
+            <w:tcW w:type="dxa" w:w="680"/>
+            <w:vAlign w:val="center"/>
+          </w:tcPr>
+          <w:p>
+            <w:pPr>
+              <w:spacing w:before="40" w:after="40" w:line="276" w:lineRule="auto"/>
+              <w:jc w:val="center"/>
+            </w:pPr>
+            <w:r>
+              <w:rPr>
+                <w:rFonts w:ascii="Times New Roman" w:hAnsi="Times New Roman"/>
+                <w:sz w:val="26"/>
+                <w:rFonts w:ascii="Times New Roman" w:hAnsi="Times New Roman" w:cs="Times New Roman"/>
+              </w:rPr>
+              <w:t>6</w:t>
+            </w:r>
+          </w:p>
+        </w:tc>
+        <w:tc>
+          <w:tcPr>
+            <w:tcW w:type="dxa" w:w="3118"/>
+            <w:vAlign w:val="center"/>
+          </w:tcPr>
+          <w:p>
+            <w:pPr>
+              <w:spacing w:before="40" w:after="40" w:line="276" w:lineRule="auto"/>
+              <w:jc w:val="both"/>
+            </w:pPr>
+            <w:r>
+              <w:rPr>
+                <w:rFonts w:ascii="Times New Roman" w:hAnsi="Times New Roman"/>
+                <w:sz w:val="26"/>
+                <w:rFonts w:ascii="Times New Roman" w:hAnsi="Times New Roman" w:cs="Times New Roman"/>
+              </w:rPr>
+              <w:t>Ôn tập Đánh giá định kỳ 1</w:t>
+            </w:r>
+          </w:p>
+        </w:tc>
+        <w:tc>
+          <w:tcPr>
+            <w:tcW w:type="dxa" w:w="850"/>
+            <w:vAlign w:val="center"/>
+          </w:tcPr>
+          <w:p>
+            <w:pPr>
+              <w:spacing w:before="40" w:after="40" w:line="276" w:lineRule="auto"/>
+              <w:jc w:val="center"/>
+            </w:pPr>
+            <w:r>
+              <w:rPr>
+                <w:rFonts w:ascii="Times New Roman" w:hAnsi="Times New Roman"/>
+                <w:sz w:val="26"/>
+                <w:rFonts w:ascii="Times New Roman" w:hAnsi="Times New Roman" w:cs="Times New Roman"/>
+              </w:rPr>
+              <w:t>1</w:t>
+            </w:r>
+          </w:p>
+        </w:tc>
+        <w:tc>
+          <w:tcPr>
+            <w:tcW w:type="dxa" w:w="1247"/>
+            <w:vAlign w:val="center"/>
+          </w:tcPr>
+          <w:p>
+            <w:pPr>
+              <w:spacing w:before="40" w:after="40" w:line="276" w:lineRule="auto"/>
+              <w:jc w:val="center"/>
+            </w:pPr>
+            <w:r>
+              <w:rPr>
+                <w:rFonts w:ascii="Times New Roman" w:hAnsi="Times New Roman"/>
+                <w:sz w:val="26"/>
+                <w:rFonts w:ascii="Times New Roman" w:hAnsi="Times New Roman" w:cs="Times New Roman"/>
+              </w:rPr>
+              <w:t>6</w:t>
+            </w:r>
+          </w:p>
+        </w:tc>
+        <w:tc>
+          <w:tcPr>
+            <w:tcW w:type="dxa" w:w="3402"/>
+            <w:vAlign w:val="center"/>
+          </w:tcPr>
+          <w:p>
+            <w:pPr>
+              <w:spacing w:before="40" w:after="40" w:line="276" w:lineRule="auto"/>
+              <w:jc w:val="both"/>
+            </w:pPr>
+            <w:r>
+              <w:rPr>
+                <w:rFonts w:ascii="Times New Roman" w:hAnsi="Times New Roman"/>
+                <w:sz w:val="26"/>
+                <w:rFonts w:ascii="Times New Roman" w:hAnsi="Times New Roman" w:cs="Times New Roman"/>
+              </w:rPr>
+              <w:t>Hệ thống hóa kiến thức chuẩn bị Đánh giá định kỳ 1.</w:t>
+            </w:r>
+          </w:p>
+        </w:tc>
+      </w:tr>
+      <w:tr>
+        <w:tc>
+          <w:tcPr>
+            <w:tcW w:type="dxa" w:w="680"/>
+            <w:vAlign w:val="center"/>
+          </w:tcPr>
+          <w:p>
+            <w:pPr>
+              <w:spacing w:before="40" w:after="40" w:line="276" w:lineRule="auto"/>
+              <w:jc w:val="center"/>
+            </w:pPr>
+            <w:r>
+              <w:rPr>
+                <w:rFonts w:ascii="Times New Roman" w:hAnsi="Times New Roman"/>
+                <w:sz w:val="26"/>
+                <w:rFonts w:ascii="Times New Roman" w:hAnsi="Times New Roman" w:cs="Times New Roman"/>
+              </w:rPr>
+              <w:t>7</w:t>
+            </w:r>
+          </w:p>
+        </w:tc>
+        <w:tc>
+          <w:tcPr>
+            <w:tcW w:type="dxa" w:w="3118"/>
+            <w:vAlign w:val="center"/>
+          </w:tcPr>
+          <w:p>
+            <w:pPr>
+              <w:spacing w:before="40" w:after="40" w:line="276" w:lineRule="auto"/>
+              <w:jc w:val="both"/>
+            </w:pPr>
+            <w:r>
+              <w:rPr>
+                <w:rFonts w:ascii="Times New Roman" w:hAnsi="Times New Roman"/>
+                <w:sz w:val="26"/>
+                <w:rFonts w:ascii="Times New Roman" w:hAnsi="Times New Roman" w:cs="Times New Roman"/>
+              </w:rPr>
+              <w:t>Đánh giá định kỳ 1</w:t>
+            </w:r>
+          </w:p>
+        </w:tc>
+        <w:tc>
+          <w:tcPr>
+            <w:tcW w:type="dxa" w:w="850"/>
+            <w:vAlign w:val="center"/>
+          </w:tcPr>
+          <w:p>
+            <w:pPr>
+              <w:spacing w:before="40" w:after="40" w:line="276" w:lineRule="auto"/>
+              <w:jc w:val="center"/>
+            </w:pPr>
+            <w:r>
+              <w:rPr>
+                <w:rFonts w:ascii="Times New Roman" w:hAnsi="Times New Roman"/>
+                <w:sz w:val="26"/>
+                <w:rFonts w:ascii="Times New Roman" w:hAnsi="Times New Roman" w:cs="Times New Roman"/>
+              </w:rPr>
+              <w:t>1</w:t>
+            </w:r>
+          </w:p>
+        </w:tc>
+        <w:tc>
+          <w:tcPr>
+            <w:tcW w:type="dxa" w:w="1247"/>
+            <w:vAlign w:val="center"/>
+          </w:tcPr>
+          <w:p>
+            <w:pPr>
+              <w:spacing w:before="40" w:after="40" w:line="276" w:lineRule="auto"/>
+              <w:jc w:val="center"/>
+            </w:pPr>
+            <w:r>
+              <w:rPr>
+                <w:rFonts w:ascii="Times New Roman" w:hAnsi="Times New Roman"/>
+                <w:sz w:val="26"/>
+                <w:rFonts w:ascii="Times New Roman" w:hAnsi="Times New Roman" w:cs="Times New Roman"/>
+              </w:rPr>
+              <w:t>7</w:t>
+            </w:r>
+          </w:p>
+        </w:tc>
+        <w:tc>
+          <w:tcPr>
+            <w:tcW w:type="dxa" w:w="3402"/>
+            <w:vAlign w:val="center"/>
+          </w:tcPr>
+          <w:p>
+            <w:pPr>
+              <w:spacing w:before="40" w:after="40" w:line="276" w:lineRule="auto"/>
+              <w:jc w:val="both"/>
+            </w:pPr>
+            <w:r>
+              <w:rPr>
+                <w:rFonts w:ascii="Times New Roman" w:hAnsi="Times New Roman"/>
+                <w:sz w:val="26"/>
+                <w:rFonts w:ascii="Times New Roman" w:hAnsi="Times New Roman" w:cs="Times New Roman"/>
+              </w:rPr>
+              <w:t>Kiểm tra đánh giá kết quả học tập.</w:t>
+            </w:r>
+          </w:p>
+        </w:tc>
+      </w:tr>
+      <w:tr>
+        <w:tc>
+          <w:tcPr>
+            <w:tcW w:type="dxa" w:w="9310"/>
+            <w:gridSpan w:val="5"/>
+            <w:vAlign w:val="center"/>
+          </w:tcPr>
+          <w:p>
+            <w:pPr>
+              <w:spacing w:before="40" w:after="40" w:line="276" w:lineRule="auto"/>
+              <w:jc w:val="both"/>
+            </w:pPr>
+            <w:r>
+              <w:rPr>
+                <w:rFonts w:ascii="Times New Roman" w:hAnsi="Times New Roman"/>
+                <w:b/>
+                <w:sz w:val="26"/>
+                <w:rFonts w:ascii="Times New Roman" w:hAnsi="Times New Roman" w:cs="Times New Roman"/>
+              </w:rPr>
+              <w:t>Chủ đề 3: Đạo đức, pháp luật và văn hóa trong môi trường số</w:t>
+            </w:r>
+          </w:p>
+        </w:tc>
+      </w:tr>
+      <w:tr>
+        <w:tc>
+          <w:tcPr>
+            <w:tcW w:type="dxa" w:w="680"/>
+            <w:vAlign w:val="center"/>
+          </w:tcPr>
+          <w:p>
+            <w:pPr>
+              <w:spacing w:before="40" w:after="40" w:line="276" w:lineRule="auto"/>
+              <w:jc w:val="center"/>
+            </w:pPr>
+            <w:r>
+              <w:rPr>
+                <w:rFonts w:ascii="Times New Roman" w:hAnsi="Times New Roman"/>
+                <w:sz w:val="26"/>
+                <w:rFonts w:ascii="Times New Roman" w:hAnsi="Times New Roman" w:cs="Times New Roman"/>
+              </w:rPr>
+              <w:t>8</w:t>
+            </w:r>
+          </w:p>
+        </w:tc>
+        <w:tc>
+          <w:tcPr>
+            <w:tcW w:type="dxa" w:w="3118"/>
+            <w:vAlign w:val="center"/>
+          </w:tcPr>
+          <w:p>
+            <w:pPr>
+              <w:spacing w:before="40" w:after="40" w:line="276" w:lineRule="auto"/>
+              <w:jc w:val="both"/>
+            </w:pPr>
+            <w:r>
+              <w:rPr>
+                <w:rFonts w:ascii="Times New Roman" w:hAnsi="Times New Roman"/>
+                <w:sz w:val="26"/>
+                <w:rFonts w:ascii="Times New Roman" w:hAnsi="Times New Roman" w:cs="Times New Roman"/>
+              </w:rPr>
+              <w:t>Bài 5. Ứng xử trên mạng</w:t>
+            </w:r>
+          </w:p>
+        </w:tc>
+        <w:tc>
+          <w:tcPr>
+            <w:tcW w:type="dxa" w:w="850"/>
+            <w:vAlign w:val="center"/>
+          </w:tcPr>
+          <w:p>
+            <w:pPr>
+              <w:spacing w:before="40" w:after="40" w:line="276" w:lineRule="auto"/>
+              <w:jc w:val="center"/>
+            </w:pPr>
+            <w:r>
+              <w:rPr>
+                <w:rFonts w:ascii="Times New Roman" w:hAnsi="Times New Roman"/>
+                <w:sz w:val="26"/>
+                <w:rFonts w:ascii="Times New Roman" w:hAnsi="Times New Roman" w:cs="Times New Roman"/>
+              </w:rPr>
+              <w:t>1</w:t>
+            </w:r>
+          </w:p>
+        </w:tc>
+        <w:tc>
+          <w:tcPr>
+            <w:tcW w:type="dxa" w:w="1247"/>
+            <w:vAlign w:val="center"/>
+          </w:tcPr>
+          <w:p>
+            <w:pPr>
+              <w:spacing w:before="40" w:after="40" w:line="276" w:lineRule="auto"/>
+              <w:jc w:val="center"/>
+            </w:pPr>
+            <w:r>
+              <w:rPr>
+                <w:rFonts w:ascii="Times New Roman" w:hAnsi="Times New Roman"/>
+                <w:sz w:val="26"/>
+                <w:rFonts w:ascii="Times New Roman" w:hAnsi="Times New Roman" w:cs="Times New Roman"/>
+              </w:rPr>
+              <w:t>8</w:t>
+            </w:r>
+          </w:p>
+        </w:tc>
+        <w:tc>
+          <w:tcPr>
+            <w:tcW w:type="dxa" w:w="3402"/>
+            <w:vAlign w:val="center"/>
+          </w:tcPr>
+          <w:p>
+            <w:pPr>
+              <w:spacing w:before="40" w:after="40" w:line="276" w:lineRule="auto"/>
+              <w:jc w:val="both"/>
+            </w:pPr>
+            <w:r>
+              <w:rPr>
+                <w:rFonts w:ascii="Times New Roman" w:hAnsi="Times New Roman"/>
+                <w:sz w:val="26"/>
+                <w:rFonts w:ascii="Times New Roman" w:hAnsi="Times New Roman" w:cs="Times New Roman"/>
+              </w:rPr>
+              <w:t>- Giao tiếp qua mạng đúng quy tắc, lịch sự, có văn hóa.  - Biết tác hại của bệnh nghiện Internet để phòng tránh; biết nhờ người lớn giúp đỡ khi cần.</w:t>
+            </w:r>
+          </w:p>
+        </w:tc>
+      </w:tr>
+      <w:tr>
+        <w:tc>
+          <w:tcPr>
+            <w:tcW w:type="dxa" w:w="9310"/>
+            <w:gridSpan w:val="5"/>
+            <w:vAlign w:val="center"/>
+          </w:tcPr>
+          <w:p>
+            <w:pPr>
+              <w:spacing w:before="40" w:after="40" w:line="276" w:lineRule="auto"/>
+              <w:jc w:val="both"/>
+            </w:pPr>
+            <w:r>
+              <w:rPr>
+                <w:rFonts w:ascii="Times New Roman" w:hAnsi="Times New Roman"/>
+                <w:b/>
+                <w:sz w:val="26"/>
+                <w:rFonts w:ascii="Times New Roman" w:hAnsi="Times New Roman" w:cs="Times New Roman"/>
+              </w:rPr>
+              <w:t>Chủ đề 4: Ứng dụng tin học</w:t>
+            </w:r>
+          </w:p>
+        </w:tc>
+      </w:tr>
+      <w:tr>
+        <w:tc>
+          <w:tcPr>
+            <w:tcW w:type="dxa" w:w="680"/>
+            <w:vAlign w:val="center"/>
+          </w:tcPr>
+          <w:p>
+            <w:pPr>
+              <w:spacing w:before="40" w:after="40" w:line="276" w:lineRule="auto"/>
+              <w:jc w:val="center"/>
+            </w:pPr>
+            <w:r>
+              <w:rPr>
+                <w:rFonts w:ascii="Times New Roman" w:hAnsi="Times New Roman"/>
+                <w:sz w:val="26"/>
+                <w:rFonts w:ascii="Times New Roman" w:hAnsi="Times New Roman" w:cs="Times New Roman"/>
+              </w:rPr>
+              <w:t>9</w:t>
+            </w:r>
+          </w:p>
+        </w:tc>
+        <w:tc>
+          <w:tcPr>
+            <w:tcW w:type="dxa" w:w="3118"/>
+            <w:vAlign w:val="center"/>
+          </w:tcPr>
+          <w:p>
+            <w:pPr>
+              <w:spacing w:before="40" w:after="40" w:line="276" w:lineRule="auto"/>
+              <w:jc w:val="both"/>
+            </w:pPr>
+            <w:r>
+              <w:rPr>
+                <w:rFonts w:ascii="Times New Roman" w:hAnsi="Times New Roman"/>
+                <w:sz w:val="26"/>
+                <w:rFonts w:ascii="Times New Roman" w:hAnsi="Times New Roman" w:cs="Times New Roman"/>
+              </w:rPr>
+              <w:t>Bài 6. Làm quen với phần mềm bảng tính</w:t>
+            </w:r>
+          </w:p>
+        </w:tc>
+        <w:tc>
+          <w:tcPr>
+            <w:tcW w:type="dxa" w:w="850"/>
+            <w:vAlign w:val="center"/>
+          </w:tcPr>
+          <w:p>
+            <w:pPr>
+              <w:spacing w:before="40" w:after="40" w:line="276" w:lineRule="auto"/>
+              <w:jc w:val="center"/>
+            </w:pPr>
+            <w:r>
+              <w:rPr>
+                <w:rFonts w:ascii="Times New Roman" w:hAnsi="Times New Roman"/>
+                <w:sz w:val="26"/>
+                <w:rFonts w:ascii="Times New Roman" w:hAnsi="Times New Roman" w:cs="Times New Roman"/>
+              </w:rPr>
+              <w:t>1</w:t>
+            </w:r>
+          </w:p>
+        </w:tc>
+        <w:tc>
+          <w:tcPr>
+            <w:tcW w:type="dxa" w:w="1247"/>
+            <w:vAlign w:val="center"/>
+          </w:tcPr>
+          <w:p>
+            <w:pPr>
+              <w:spacing w:before="40" w:after="40" w:line="276" w:lineRule="auto"/>
+              <w:jc w:val="center"/>
+            </w:pPr>
+            <w:r>
+              <w:rPr>
+                <w:rFonts w:ascii="Times New Roman" w:hAnsi="Times New Roman"/>
+                <w:sz w:val="26"/>
+                <w:rFonts w:ascii="Times New Roman" w:hAnsi="Times New Roman" w:cs="Times New Roman"/>
+              </w:rPr>
+              <w:t>9</w:t>
+            </w:r>
+          </w:p>
+        </w:tc>
+        <w:tc>
+          <w:tcPr>
+            <w:tcW w:type="dxa" w:w="3402"/>
+            <w:vAlign w:val="center"/>
+          </w:tcPr>
+          <w:p>
+            <w:pPr>
+              <w:spacing w:before="40" w:after="40" w:line="276" w:lineRule="auto"/>
+              <w:jc w:val="both"/>
+            </w:pPr>
+            <w:r>
+              <w:rPr>
+                <w:rFonts w:ascii="Times New Roman" w:hAnsi="Times New Roman"/>
+                <w:sz w:val="26"/>
+                <w:rFonts w:ascii="Times New Roman" w:hAnsi="Times New Roman" w:cs="Times New Roman"/>
+              </w:rPr>
+              <w:t>- Nhận biết khái niệm/chức năng cơ bản của phần mềm bảng tính.  - Nhập, điều chỉnh dữ liệu đơn giản; thay đổi phông chữ, màu nền, căn chỉnh ô tính, độ rộng cột.</w:t>
+            </w:r>
+          </w:p>
+        </w:tc>
+      </w:tr>
+      <w:tr>
+        <w:tc>
+          <w:tcPr>
+            <w:tcW w:type="dxa" w:w="680"/>
+            <w:vAlign w:val="center"/>
+          </w:tcPr>
+          <w:p>
+            <w:pPr>
+              <w:spacing w:before="40" w:after="40" w:line="276" w:lineRule="auto"/>
+              <w:jc w:val="center"/>
+            </w:pPr>
+            <w:r>
+              <w:rPr>
+                <w:rFonts w:ascii="Times New Roman" w:hAnsi="Times New Roman"/>
+                <w:sz w:val="26"/>
+                <w:rFonts w:ascii="Times New Roman" w:hAnsi="Times New Roman" w:cs="Times New Roman"/>
+              </w:rPr>
+              <w:t>10</w:t>
+            </w:r>
+          </w:p>
+        </w:tc>
+        <w:tc>
+          <w:tcPr>
+            <w:tcW w:type="dxa" w:w="3118"/>
+            <w:vAlign w:val="center"/>
+          </w:tcPr>
+          <w:p>
+            <w:pPr>
+              <w:spacing w:before="40" w:after="40" w:line="276" w:lineRule="auto"/>
+              <w:jc w:val="both"/>
+            </w:pPr>
+            <w:r>
+              <w:rPr>
+                <w:rFonts w:ascii="Times New Roman" w:hAnsi="Times New Roman"/>
+                <w:sz w:val="26"/>
+                <w:rFonts w:ascii="Times New Roman" w:hAnsi="Times New Roman" w:cs="Times New Roman"/>
+              </w:rPr>
+              <w:t>Bài 7. Tính toán tự động trên bảng tính</w:t>
+            </w:r>
+          </w:p>
+        </w:tc>
+        <w:tc>
+          <w:tcPr>
+            <w:tcW w:type="dxa" w:w="850"/>
+            <w:vAlign w:val="center"/>
+          </w:tcPr>
+          <w:p>
+            <w:pPr>
+              <w:spacing w:before="40" w:after="40" w:line="276" w:lineRule="auto"/>
+              <w:jc w:val="center"/>
+            </w:pPr>
+            <w:r>
+              <w:rPr>
+                <w:rFonts w:ascii="Times New Roman" w:hAnsi="Times New Roman"/>
+                <w:sz w:val="26"/>
+                <w:rFonts w:ascii="Times New Roman" w:hAnsi="Times New Roman" w:cs="Times New Roman"/>
+              </w:rPr>
+              <w:t>1</w:t>
+            </w:r>
+          </w:p>
+        </w:tc>
+        <w:tc>
+          <w:tcPr>
+            <w:tcW w:type="dxa" w:w="1247"/>
+            <w:vAlign w:val="center"/>
+          </w:tcPr>
+          <w:p>
+            <w:pPr>
+              <w:spacing w:before="40" w:after="40" w:line="276" w:lineRule="auto"/>
+              <w:jc w:val="center"/>
+            </w:pPr>
+            <w:r>
+              <w:rPr>
+                <w:rFonts w:ascii="Times New Roman" w:hAnsi="Times New Roman"/>
+                <w:sz w:val="26"/>
+                <w:rFonts w:ascii="Times New Roman" w:hAnsi="Times New Roman" w:cs="Times New Roman"/>
+              </w:rPr>
+              <w:t>10</w:t>
+            </w:r>
+          </w:p>
+        </w:tc>
+        <w:tc>
+          <w:tcPr>
+            <w:tcW w:type="dxa" w:w="3402"/>
+            <w:vAlign w:val="center"/>
+          </w:tcPr>
+          <w:p>
+            <w:pPr>
+              <w:spacing w:before="40" w:after="40" w:line="276" w:lineRule="auto"/>
+              <w:jc w:val="both"/>
+            </w:pPr>
+            <w:r>
+              <w:rPr>
+                <w:rFonts w:ascii="Times New Roman" w:hAnsi="Times New Roman"/>
+                <w:sz w:val="26"/>
+                <w:rFonts w:ascii="Times New Roman" w:hAnsi="Times New Roman" w:cs="Times New Roman"/>
+              </w:rPr>
+              <w:t>- Nhận biết kiểu dữ liệu; biết nhập và sao chép công thức trên bảng tính.  - Giải thích việc đưa công thức vào bảng tính là cách điều khiển tính toán tự động.</w:t>
+            </w:r>
+          </w:p>
+        </w:tc>
+      </w:tr>
+      <w:tr>
+        <w:tc>
+          <w:tcPr>
+            <w:tcW w:type="dxa" w:w="680"/>
+            <w:vAlign w:val="center"/>
+          </w:tcPr>
+          <w:p>
+            <w:pPr>
+              <w:spacing w:before="40" w:after="40" w:line="276" w:lineRule="auto"/>
+              <w:jc w:val="center"/>
+            </w:pPr>
+            <w:r>
+              <w:rPr>
+                <w:rFonts w:ascii="Times New Roman" w:hAnsi="Times New Roman"/>
+                <w:sz w:val="26"/>
+                <w:rFonts w:ascii="Times New Roman" w:hAnsi="Times New Roman" w:cs="Times New Roman"/>
+              </w:rPr>
+              <w:t>11</w:t>
+            </w:r>
+          </w:p>
+        </w:tc>
+        <w:tc>
+          <w:tcPr>
+            <w:tcW w:type="dxa" w:w="3118"/>
+            <w:vAlign w:val="center"/>
+          </w:tcPr>
+          <w:p>
+            <w:pPr>
+              <w:spacing w:before="40" w:after="40" w:line="276" w:lineRule="auto"/>
+              <w:jc w:val="both"/>
+            </w:pPr>
+            <w:r>
+              <w:rPr>
+                <w:rFonts w:ascii="Times New Roman" w:hAnsi="Times New Roman"/>
+                <w:sz w:val="26"/>
+                <w:rFonts w:ascii="Times New Roman" w:hAnsi="Times New Roman" w:cs="Times New Roman"/>
+              </w:rPr>
+              <w:t>Bài 8. Công cụ hỗ trợ tính toán</w:t>
+            </w:r>
+          </w:p>
+        </w:tc>
+        <w:tc>
+          <w:tcPr>
+            <w:tcW w:type="dxa" w:w="850"/>
+            <w:vAlign w:val="center"/>
+          </w:tcPr>
+          <w:p>
+            <w:pPr>
+              <w:spacing w:before="40" w:after="40" w:line="276" w:lineRule="auto"/>
+              <w:jc w:val="center"/>
+            </w:pPr>
+            <w:r>
+              <w:rPr>
+                <w:rFonts w:ascii="Times New Roman" w:hAnsi="Times New Roman"/>
+                <w:sz w:val="26"/>
+                <w:rFonts w:ascii="Times New Roman" w:hAnsi="Times New Roman" w:cs="Times New Roman"/>
+              </w:rPr>
+              <w:t>1</w:t>
+            </w:r>
+          </w:p>
+        </w:tc>
+        <w:tc>
+          <w:tcPr>
+            <w:tcW w:type="dxa" w:w="1247"/>
+            <w:vAlign w:val="center"/>
+          </w:tcPr>
+          <w:p>
+            <w:pPr>
+              <w:spacing w:before="40" w:after="40" w:line="276" w:lineRule="auto"/>
+              <w:jc w:val="center"/>
+            </w:pPr>
+            <w:r>
+              <w:rPr>
+                <w:rFonts w:ascii="Times New Roman" w:hAnsi="Times New Roman"/>
+                <w:sz w:val="26"/>
+                <w:rFonts w:ascii="Times New Roman" w:hAnsi="Times New Roman" w:cs="Times New Roman"/>
+              </w:rPr>
+              <w:t>11</w:t>
+            </w:r>
+          </w:p>
+        </w:tc>
+        <w:tc>
+          <w:tcPr>
+            <w:tcW w:type="dxa" w:w="3402"/>
+            <w:vAlign w:val="center"/>
+          </w:tcPr>
+          <w:p>
+            <w:pPr>
+              <w:spacing w:before="40" w:after="40" w:line="276" w:lineRule="auto"/>
+              <w:jc w:val="both"/>
+            </w:pPr>
+            <w:r>
+              <w:rPr>
+                <w:rFonts w:ascii="Times New Roman" w:hAnsi="Times New Roman"/>
+                <w:sz w:val="26"/>
+                <w:rFonts w:ascii="Times New Roman" w:hAnsi="Times New Roman" w:cs="Times New Roman"/>
+              </w:rPr>
+              <w:t>- Thực hiện phép toán thông dụng; sử dụng hàm đơn giản: MAX, MIN, AVERAGE, COUNT,...</w:t>
+            </w:r>
+          </w:p>
+        </w:tc>
+      </w:tr>
+      <w:tr>
+        <w:tc>
+          <w:tcPr>
+            <w:tcW w:type="dxa" w:w="680"/>
+            <w:vAlign w:val="center"/>
+          </w:tcPr>
+          <w:p>
+            <w:pPr>
+              <w:spacing w:before="40" w:after="40" w:line="276" w:lineRule="auto"/>
+              <w:jc w:val="center"/>
+            </w:pPr>
+            <w:r>
+              <w:rPr>
+                <w:rFonts w:ascii="Times New Roman" w:hAnsi="Times New Roman"/>
+                <w:sz w:val="26"/>
+                <w:rFonts w:ascii="Times New Roman" w:hAnsi="Times New Roman" w:cs="Times New Roman"/>
+              </w:rPr>
+              <w:t>12</w:t>
+            </w:r>
+          </w:p>
+        </w:tc>
+        <w:tc>
+          <w:tcPr>
+            <w:tcW w:type="dxa" w:w="3118"/>
+            <w:vAlign w:val="center"/>
+          </w:tcPr>
+          <w:p>
+            <w:pPr>
+              <w:spacing w:before="40" w:after="40" w:line="276" w:lineRule="auto"/>
+              <w:jc w:val="both"/>
+            </w:pPr>
+            <w:r>
+              <w:rPr>
+                <w:rFonts w:ascii="Times New Roman" w:hAnsi="Times New Roman"/>
+                <w:sz w:val="26"/>
+                <w:rFonts w:ascii="Times New Roman" w:hAnsi="Times New Roman" w:cs="Times New Roman"/>
+              </w:rPr>
+              <w:t>Ôn tập Đánh giá định kỳ 2</w:t>
+            </w:r>
+          </w:p>
+        </w:tc>
+        <w:tc>
+          <w:tcPr>
+            <w:tcW w:type="dxa" w:w="850"/>
+            <w:vAlign w:val="center"/>
+          </w:tcPr>
+          <w:p>
+            <w:pPr>
+              <w:spacing w:before="40" w:after="40" w:line="276" w:lineRule="auto"/>
+              <w:jc w:val="center"/>
+            </w:pPr>
+            <w:r>
+              <w:rPr>
+                <w:rFonts w:ascii="Times New Roman" w:hAnsi="Times New Roman"/>
+                <w:sz w:val="26"/>
+                <w:rFonts w:ascii="Times New Roman" w:hAnsi="Times New Roman" w:cs="Times New Roman"/>
+              </w:rPr>
+              <w:t>1</w:t>
+            </w:r>
+          </w:p>
+        </w:tc>
+        <w:tc>
+          <w:tcPr>
+            <w:tcW w:type="dxa" w:w="1247"/>
+            <w:vAlign w:val="center"/>
+          </w:tcPr>
+          <w:p>
+            <w:pPr>
+              <w:spacing w:before="40" w:after="40" w:line="276" w:lineRule="auto"/>
+              <w:jc w:val="center"/>
+            </w:pPr>
+            <w:r>
+              <w:rPr>
+                <w:rFonts w:ascii="Times New Roman" w:hAnsi="Times New Roman"/>
+                <w:sz w:val="26"/>
+                <w:rFonts w:ascii="Times New Roman" w:hAnsi="Times New Roman" w:cs="Times New Roman"/>
+              </w:rPr>
+              <w:t>12</w:t>
+            </w:r>
+          </w:p>
+        </w:tc>
+        <w:tc>
+          <w:tcPr>
+            <w:tcW w:type="dxa" w:w="3402"/>
+            <w:vAlign w:val="center"/>
+          </w:tcPr>
+          <w:p>
+            <w:pPr>
+              <w:spacing w:before="40" w:after="40" w:line="276" w:lineRule="auto"/>
+              <w:jc w:val="both"/>
+            </w:pPr>
+            <w:r>
+              <w:rPr>
+                <w:rFonts w:ascii="Times New Roman" w:hAnsi="Times New Roman"/>
+                <w:sz w:val="26"/>
+                <w:rFonts w:ascii="Times New Roman" w:hAnsi="Times New Roman" w:cs="Times New Roman"/>
+              </w:rPr>
+              <w:t>Hệ thống hóa kiến thức chuẩn bị Đánh giá định kỳ 2.</w:t>
+            </w:r>
+          </w:p>
+        </w:tc>
+      </w:tr>
+      <w:tr>
+        <w:tc>
+          <w:tcPr>
+            <w:tcW w:type="dxa" w:w="680"/>
+            <w:vAlign w:val="center"/>
+          </w:tcPr>
+          <w:p>
+            <w:pPr>
+              <w:spacing w:before="40" w:after="40" w:line="276" w:lineRule="auto"/>
+              <w:jc w:val="center"/>
+            </w:pPr>
+            <w:r>
+              <w:rPr>
+                <w:rFonts w:ascii="Times New Roman" w:hAnsi="Times New Roman"/>
+                <w:sz w:val="26"/>
+                <w:rFonts w:ascii="Times New Roman" w:hAnsi="Times New Roman" w:cs="Times New Roman"/>
+              </w:rPr>
+              <w:t>13</w:t>
+            </w:r>
+          </w:p>
+        </w:tc>
+        <w:tc>
+          <w:tcPr>
+            <w:tcW w:type="dxa" w:w="3118"/>
+            <w:vAlign w:val="center"/>
+          </w:tcPr>
+          <w:p>
+            <w:pPr>
+              <w:spacing w:before="40" w:after="40" w:line="276" w:lineRule="auto"/>
+              <w:jc w:val="both"/>
+            </w:pPr>
+            <w:r>
+              <w:rPr>
+                <w:rFonts w:ascii="Times New Roman" w:hAnsi="Times New Roman"/>
+                <w:sz w:val="26"/>
+                <w:rFonts w:ascii="Times New Roman" w:hAnsi="Times New Roman" w:cs="Times New Roman"/>
+              </w:rPr>
+              <w:t>Đánh giá định kỳ 2</w:t>
+            </w:r>
+          </w:p>
+        </w:tc>
+        <w:tc>
+          <w:tcPr>
+            <w:tcW w:type="dxa" w:w="850"/>
+            <w:vAlign w:val="center"/>
+          </w:tcPr>
+          <w:p>
+            <w:pPr>
+              <w:spacing w:before="40" w:after="40" w:line="276" w:lineRule="auto"/>
+              <w:jc w:val="center"/>
+            </w:pPr>
+            <w:r>
+              <w:rPr>
+                <w:rFonts w:ascii="Times New Roman" w:hAnsi="Times New Roman"/>
+                <w:sz w:val="26"/>
+                <w:rFonts w:ascii="Times New Roman" w:hAnsi="Times New Roman" w:cs="Times New Roman"/>
+              </w:rPr>
+              <w:t>1</w:t>
+            </w:r>
+          </w:p>
+        </w:tc>
+        <w:tc>
+          <w:tcPr>
+            <w:tcW w:type="dxa" w:w="1247"/>
+            <w:vAlign w:val="center"/>
+          </w:tcPr>
+          <w:p>
+            <w:pPr>
+              <w:spacing w:before="40" w:after="40" w:line="276" w:lineRule="auto"/>
+              <w:jc w:val="center"/>
+            </w:pPr>
+            <w:r>
+              <w:rPr>
+                <w:rFonts w:ascii="Times New Roman" w:hAnsi="Times New Roman"/>
+                <w:sz w:val="26"/>
+                <w:rFonts w:ascii="Times New Roman" w:hAnsi="Times New Roman" w:cs="Times New Roman"/>
+              </w:rPr>
+              <w:t>13</w:t>
+            </w:r>
+          </w:p>
+        </w:tc>
+        <w:tc>
+          <w:tcPr>
+            <w:tcW w:type="dxa" w:w="3402"/>
+            <w:vAlign w:val="center"/>
+          </w:tcPr>
+          <w:p>
+            <w:pPr>
+              <w:spacing w:before="40" w:after="40" w:line="276" w:lineRule="auto"/>
+              <w:jc w:val="both"/>
+            </w:pPr>
+            <w:r>
+              <w:rPr>
+                <w:rFonts w:ascii="Times New Roman" w:hAnsi="Times New Roman"/>
+                <w:sz w:val="26"/>
+                <w:rFonts w:ascii="Times New Roman" w:hAnsi="Times New Roman" w:cs="Times New Roman"/>
+              </w:rPr>
+              <w:t>Kiểm tra đánh giá kết quả học tập.</w:t>
+            </w:r>
+          </w:p>
+        </w:tc>
+      </w:tr>
+      <w:tr>
+        <w:tc>
+          <w:tcPr>
+            <w:tcW w:type="dxa" w:w="680"/>
+            <w:vAlign w:val="center"/>
+          </w:tcPr>
+          <w:p>
+            <w:pPr>
+              <w:spacing w:before="40" w:after="40" w:line="276" w:lineRule="auto"/>
+              <w:jc w:val="center"/>
+            </w:pPr>
+            <w:r>
+              <w:rPr>
+                <w:rFonts w:ascii="Times New Roman" w:hAnsi="Times New Roman"/>
+                <w:sz w:val="26"/>
+                <w:rFonts w:ascii="Times New Roman" w:hAnsi="Times New Roman" w:cs="Times New Roman"/>
+              </w:rPr>
+              <w:t>14</w:t>
+            </w:r>
+          </w:p>
+        </w:tc>
+        <w:tc>
+          <w:tcPr>
+            <w:tcW w:type="dxa" w:w="3118"/>
+            <w:vAlign w:val="center"/>
+          </w:tcPr>
+          <w:p>
+            <w:pPr>
+              <w:spacing w:before="40" w:after="40" w:line="276" w:lineRule="auto"/>
+              <w:jc w:val="both"/>
+            </w:pPr>
+            <w:r>
+              <w:rPr>
+                <w:rFonts w:ascii="Times New Roman" w:hAnsi="Times New Roman"/>
+                <w:sz w:val="26"/>
+                <w:rFonts w:ascii="Times New Roman" w:hAnsi="Times New Roman" w:cs="Times New Roman"/>
+              </w:rPr>
+              <w:t>Bài 9. Trình bày bảng tính</w:t>
+            </w:r>
+          </w:p>
+        </w:tc>
+        <w:tc>
+          <w:tcPr>
+            <w:tcW w:type="dxa" w:w="850"/>
+            <w:vAlign w:val="center"/>
+          </w:tcPr>
+          <w:p>
+            <w:pPr>
+              <w:spacing w:before="40" w:after="40" w:line="276" w:lineRule="auto"/>
+              <w:jc w:val="center"/>
+            </w:pPr>
+            <w:r>
+              <w:rPr>
+                <w:rFonts w:ascii="Times New Roman" w:hAnsi="Times New Roman"/>
+                <w:sz w:val="26"/>
+                <w:rFonts w:ascii="Times New Roman" w:hAnsi="Times New Roman" w:cs="Times New Roman"/>
+              </w:rPr>
+              <w:t>1</w:t>
+            </w:r>
+          </w:p>
+        </w:tc>
+        <w:tc>
+          <w:tcPr>
+            <w:tcW w:type="dxa" w:w="1247"/>
+            <w:vAlign w:val="center"/>
+          </w:tcPr>
+          <w:p>
+            <w:pPr>
+              <w:spacing w:before="40" w:after="40" w:line="276" w:lineRule="auto"/>
+              <w:jc w:val="center"/>
+            </w:pPr>
+            <w:r>
+              <w:rPr>
+                <w:rFonts w:ascii="Times New Roman" w:hAnsi="Times New Roman"/>
+                <w:sz w:val="26"/>
+                <w:rFonts w:ascii="Times New Roman" w:hAnsi="Times New Roman" w:cs="Times New Roman"/>
+              </w:rPr>
+              <w:t>14</w:t>
+            </w:r>
+          </w:p>
+        </w:tc>
+        <w:tc>
+          <w:tcPr>
+            <w:tcW w:type="dxa" w:w="3402"/>
+            <w:vAlign w:val="center"/>
+          </w:tcPr>
+          <w:p>
+            <w:pPr>
+              <w:spacing w:before="40" w:after="40" w:line="276" w:lineRule="auto"/>
+              <w:jc w:val="both"/>
+            </w:pPr>
+            <w:r>
+              <w:rPr>
+                <w:rFonts w:ascii="Times New Roman" w:hAnsi="Times New Roman"/>
+                <w:sz w:val="26"/>
+                <w:rFonts w:ascii="Times New Roman" w:hAnsi="Times New Roman" w:cs="Times New Roman"/>
+              </w:rPr>
+              <w:t>- Định dạng dữ liệu số và trình bày bảng tính.  - Áp dụng các hàm (MAX, MIN, SUM, AVERAGE, COUNT) vào dự án Trường học xanh.</w:t>
+            </w:r>
+          </w:p>
+        </w:tc>
+      </w:tr>
+      <w:tr>
+        <w:tc>
+          <w:tcPr>
+            <w:tcW w:type="dxa" w:w="680"/>
+            <w:vAlign w:val="center"/>
+          </w:tcPr>
+          <w:p>
+            <w:pPr>
+              <w:spacing w:before="40" w:after="40" w:line="276" w:lineRule="auto"/>
+              <w:jc w:val="center"/>
+            </w:pPr>
+            <w:r>
+              <w:rPr>
+                <w:rFonts w:ascii="Times New Roman" w:hAnsi="Times New Roman"/>
+                <w:sz w:val="26"/>
+                <w:rFonts w:ascii="Times New Roman" w:hAnsi="Times New Roman" w:cs="Times New Roman"/>
+              </w:rPr>
+              <w:t>15</w:t>
+            </w:r>
+          </w:p>
+        </w:tc>
+        <w:tc>
+          <w:tcPr>
+            <w:tcW w:type="dxa" w:w="3118"/>
+            <w:vAlign w:val="center"/>
+          </w:tcPr>
+          <w:p>
+            <w:pPr>
+              <w:spacing w:before="40" w:after="40" w:line="276" w:lineRule="auto"/>
+              <w:jc w:val="both"/>
+            </w:pPr>
+            <w:r>
+              <w:rPr>
+                <w:rFonts w:ascii="Times New Roman" w:hAnsi="Times New Roman"/>
+                <w:sz w:val="26"/>
+                <w:rFonts w:ascii="Times New Roman" w:hAnsi="Times New Roman" w:cs="Times New Roman"/>
+              </w:rPr>
+              <w:t>Bài 10. Hoàn thiện bảng tính</w:t>
+            </w:r>
+          </w:p>
+        </w:tc>
+        <w:tc>
+          <w:tcPr>
+            <w:tcW w:type="dxa" w:w="850"/>
+            <w:vAlign w:val="center"/>
+          </w:tcPr>
+          <w:p>
+            <w:pPr>
+              <w:spacing w:before="40" w:after="40" w:line="276" w:lineRule="auto"/>
+              <w:jc w:val="center"/>
+            </w:pPr>
+            <w:r>
+              <w:rPr>
+                <w:rFonts w:ascii="Times New Roman" w:hAnsi="Times New Roman"/>
+                <w:sz w:val="26"/>
+                <w:rFonts w:ascii="Times New Roman" w:hAnsi="Times New Roman" w:cs="Times New Roman"/>
+              </w:rPr>
+              <w:t>1</w:t>
+            </w:r>
+          </w:p>
+        </w:tc>
+        <w:tc>
+          <w:tcPr>
+            <w:tcW w:type="dxa" w:w="1247"/>
+            <w:vAlign w:val="center"/>
+          </w:tcPr>
+          <w:p>
+            <w:pPr>
+              <w:spacing w:before="40" w:after="40" w:line="276" w:lineRule="auto"/>
+              <w:jc w:val="center"/>
+            </w:pPr>
+            <w:r>
+              <w:rPr>
+                <w:rFonts w:ascii="Times New Roman" w:hAnsi="Times New Roman"/>
+                <w:sz w:val="26"/>
+                <w:rFonts w:ascii="Times New Roman" w:hAnsi="Times New Roman" w:cs="Times New Roman"/>
+              </w:rPr>
+              <w:t>15</w:t>
+            </w:r>
+          </w:p>
+        </w:tc>
+        <w:tc>
+          <w:tcPr>
+            <w:tcW w:type="dxa" w:w="3402"/>
+            <w:vAlign w:val="center"/>
+          </w:tcPr>
+          <w:p>
+            <w:pPr>
+              <w:spacing w:before="40" w:after="40" w:line="276" w:lineRule="auto"/>
+              <w:jc w:val="both"/>
+            </w:pPr>
+            <w:r>
+              <w:rPr>
+                <w:rFonts w:ascii="Times New Roman" w:hAnsi="Times New Roman"/>
+                <w:sz w:val="26"/>
+                <w:rFonts w:ascii="Times New Roman" w:hAnsi="Times New Roman" w:cs="Times New Roman"/>
+              </w:rPr>
+              <w:t>- Thao tác hoàn thiện và in bảng tính; thực hành hoàn thiện dự án.  - Sử dụng bảng tính điện tử giải quyết công việc cụ thể.</w:t>
+            </w:r>
+          </w:p>
+        </w:tc>
+      </w:tr>
+      <w:tr>
+        <w:tc>
+          <w:tcPr>
+            <w:tcW w:type="dxa" w:w="680"/>
+            <w:vAlign w:val="center"/>
+          </w:tcPr>
+          <w:p>
+            <w:pPr>
+              <w:spacing w:before="40" w:after="40" w:line="276" w:lineRule="auto"/>
+              <w:jc w:val="center"/>
+            </w:pPr>
+            <w:r>
+              <w:rPr>
+                <w:rFonts w:ascii="Times New Roman" w:hAnsi="Times New Roman"/>
+                <w:sz w:val="26"/>
+                <w:rFonts w:ascii="Times New Roman" w:hAnsi="Times New Roman" w:cs="Times New Roman"/>
+              </w:rPr>
+              <w:t>16</w:t>
+            </w:r>
+          </w:p>
+        </w:tc>
+        <w:tc>
+          <w:tcPr>
+            <w:tcW w:type="dxa" w:w="3118"/>
+            <w:vAlign w:val="center"/>
+          </w:tcPr>
+          <w:p>
+            <w:pPr>
+              <w:spacing w:before="40" w:after="40" w:line="276" w:lineRule="auto"/>
+              <w:jc w:val="both"/>
+            </w:pPr>
+            <w:r>
+              <w:rPr>
+                <w:rFonts w:ascii="Times New Roman" w:hAnsi="Times New Roman"/>
+                <w:sz w:val="26"/>
+                <w:rFonts w:ascii="Times New Roman" w:hAnsi="Times New Roman" w:cs="Times New Roman"/>
+              </w:rPr>
+              <w:t>Bài 11. Tạo bài trình chiếu</w:t>
+            </w:r>
+          </w:p>
+        </w:tc>
+        <w:tc>
+          <w:tcPr>
+            <w:tcW w:type="dxa" w:w="850"/>
+            <w:vAlign w:val="center"/>
+          </w:tcPr>
+          <w:p>
+            <w:pPr>
+              <w:spacing w:before="40" w:after="40" w:line="276" w:lineRule="auto"/>
+              <w:jc w:val="center"/>
+            </w:pPr>
+            <w:r>
+              <w:rPr>
+                <w:rFonts w:ascii="Times New Roman" w:hAnsi="Times New Roman"/>
+                <w:sz w:val="26"/>
+                <w:rFonts w:ascii="Times New Roman" w:hAnsi="Times New Roman" w:cs="Times New Roman"/>
+              </w:rPr>
+              <w:t>1</w:t>
+            </w:r>
+          </w:p>
+        </w:tc>
+        <w:tc>
+          <w:tcPr>
+            <w:tcW w:type="dxa" w:w="1247"/>
+            <w:vAlign w:val="center"/>
+          </w:tcPr>
+          <w:p>
+            <w:pPr>
+              <w:spacing w:before="40" w:after="40" w:line="276" w:lineRule="auto"/>
+              <w:jc w:val="center"/>
+            </w:pPr>
+            <w:r>
+              <w:rPr>
+                <w:rFonts w:ascii="Times New Roman" w:hAnsi="Times New Roman"/>
+                <w:sz w:val="26"/>
+                <w:rFonts w:ascii="Times New Roman" w:hAnsi="Times New Roman" w:cs="Times New Roman"/>
+              </w:rPr>
+              <w:t>16</w:t>
+            </w:r>
+          </w:p>
+        </w:tc>
+        <w:tc>
+          <w:tcPr>
+            <w:tcW w:type="dxa" w:w="3402"/>
+            <w:vAlign w:val="center"/>
+          </w:tcPr>
+          <w:p>
+            <w:pPr>
+              <w:spacing w:before="40" w:after="40" w:line="276" w:lineRule="auto"/>
+              <w:jc w:val="both"/>
+            </w:pPr>
+            <w:r>
+              <w:rPr>
+                <w:rFonts w:ascii="Times New Roman" w:hAnsi="Times New Roman"/>
+                <w:sz w:val="26"/>
+                <w:rFonts w:ascii="Times New Roman" w:hAnsi="Times New Roman" w:cs="Times New Roman"/>
+              </w:rPr>
+              <w:t>- Nêu chức năng cơ bản của phần mềm trình chiếu.  - Tạo bài trình chiếu có tiêu đề, cấu trúc phân cấp.</w:t>
+            </w:r>
+          </w:p>
+        </w:tc>
+      </w:tr>
+      <w:tr>
+        <w:tc>
+          <w:tcPr>
+            <w:tcW w:type="dxa" w:w="680"/>
+            <w:vAlign w:val="center"/>
+          </w:tcPr>
+          <w:p>
+            <w:pPr>
+              <w:spacing w:before="40" w:after="40" w:line="276" w:lineRule="auto"/>
+              <w:jc w:val="center"/>
+            </w:pPr>
+            <w:r>
+              <w:rPr>
+                <w:rFonts w:ascii="Times New Roman" w:hAnsi="Times New Roman"/>
+                <w:sz w:val="26"/>
+                <w:rFonts w:ascii="Times New Roman" w:hAnsi="Times New Roman" w:cs="Times New Roman"/>
+              </w:rPr>
+              <w:t>17</w:t>
+            </w:r>
+          </w:p>
+        </w:tc>
+        <w:tc>
+          <w:tcPr>
+            <w:tcW w:type="dxa" w:w="3118"/>
+            <w:vAlign w:val="center"/>
+          </w:tcPr>
+          <w:p>
+            <w:pPr>
+              <w:spacing w:before="40" w:after="40" w:line="276" w:lineRule="auto"/>
+              <w:jc w:val="both"/>
+            </w:pPr>
+            <w:r>
+              <w:rPr>
+                <w:rFonts w:ascii="Times New Roman" w:hAnsi="Times New Roman"/>
+                <w:sz w:val="26"/>
+                <w:rFonts w:ascii="Times New Roman" w:hAnsi="Times New Roman" w:cs="Times New Roman"/>
+              </w:rPr>
+              <w:t>Bài 12. Định dạng đối tượng trên trang chiếu</w:t>
+            </w:r>
+          </w:p>
+        </w:tc>
+        <w:tc>
+          <w:tcPr>
+            <w:tcW w:type="dxa" w:w="850"/>
+            <w:vAlign w:val="center"/>
+          </w:tcPr>
+          <w:p>
+            <w:pPr>
+              <w:spacing w:before="40" w:after="40" w:line="276" w:lineRule="auto"/>
+              <w:jc w:val="center"/>
+            </w:pPr>
+            <w:r>
+              <w:rPr>
+                <w:rFonts w:ascii="Times New Roman" w:hAnsi="Times New Roman"/>
+                <w:sz w:val="26"/>
+                <w:rFonts w:ascii="Times New Roman" w:hAnsi="Times New Roman" w:cs="Times New Roman"/>
+              </w:rPr>
+              <w:t>1</w:t>
+            </w:r>
+          </w:p>
+        </w:tc>
+        <w:tc>
+          <w:tcPr>
+            <w:tcW w:type="dxa" w:w="1247"/>
+            <w:vAlign w:val="center"/>
+          </w:tcPr>
+          <w:p>
+            <w:pPr>
+              <w:spacing w:before="40" w:after="40" w:line="276" w:lineRule="auto"/>
+              <w:jc w:val="center"/>
+            </w:pPr>
+            <w:r>
+              <w:rPr>
+                <w:rFonts w:ascii="Times New Roman" w:hAnsi="Times New Roman"/>
+                <w:sz w:val="26"/>
+                <w:rFonts w:ascii="Times New Roman" w:hAnsi="Times New Roman" w:cs="Times New Roman"/>
+              </w:rPr>
+              <w:t>17</w:t>
+            </w:r>
+          </w:p>
+        </w:tc>
+        <w:tc>
+          <w:tcPr>
+            <w:tcW w:type="dxa" w:w="3402"/>
+            <w:vAlign w:val="center"/>
+          </w:tcPr>
+          <w:p>
+            <w:pPr>
+              <w:spacing w:before="40" w:after="40" w:line="276" w:lineRule="auto"/>
+              <w:jc w:val="both"/>
+            </w:pPr>
+            <w:r>
+              <w:rPr>
+                <w:rFonts w:ascii="Times New Roman" w:hAnsi="Times New Roman"/>
+                <w:sz w:val="26"/>
+                <w:rFonts w:ascii="Times New Roman" w:hAnsi="Times New Roman" w:cs="Times New Roman"/>
+              </w:rPr>
+              <w:t>- Sao chép dữ liệu từ tệp văn bản sang trang chiếu; chèn hình ảnh minh họa.  - Định dạng văn bản, ảnh minh họa hợp lý.</w:t>
+            </w:r>
+          </w:p>
+        </w:tc>
+      </w:tr>
+      <w:tr>
+        <w:tc>
+          <w:tcPr>
+            <w:tcW w:type="dxa" w:w="680"/>
+            <w:vAlign w:val="center"/>
+          </w:tcPr>
+          <w:p>
+            <w:pPr>
+              <w:spacing w:before="40" w:after="40" w:line="276" w:lineRule="auto"/>
+              <w:jc w:val="center"/>
+            </w:pPr>
+            <w:r>
+              <w:rPr>
+                <w:rFonts w:ascii="Times New Roman" w:hAnsi="Times New Roman"/>
+                <w:sz w:val="26"/>
+                <w:rFonts w:ascii="Times New Roman" w:hAnsi="Times New Roman" w:cs="Times New Roman"/>
+              </w:rPr>
+              <w:t>18</w:t>
+            </w:r>
+          </w:p>
+        </w:tc>
+        <w:tc>
+          <w:tcPr>
+            <w:tcW w:type="dxa" w:w="3118"/>
+            <w:vAlign w:val="center"/>
+          </w:tcPr>
+          <w:p>
+            <w:pPr>
+              <w:spacing w:before="40" w:after="40" w:line="276" w:lineRule="auto"/>
+              <w:jc w:val="both"/>
+            </w:pPr>
+            <w:r>
+              <w:rPr>
+                <w:rFonts w:ascii="Times New Roman" w:hAnsi="Times New Roman"/>
+                <w:sz w:val="26"/>
+                <w:rFonts w:ascii="Times New Roman" w:hAnsi="Times New Roman" w:cs="Times New Roman"/>
+              </w:rPr>
+              <w:t>Bài 13. Thực hành tổng hợp: Hoàn thiện bài trình chiếu</w:t>
+            </w:r>
+          </w:p>
+        </w:tc>
+        <w:tc>
+          <w:tcPr>
+            <w:tcW w:type="dxa" w:w="850"/>
+            <w:vAlign w:val="center"/>
+          </w:tcPr>
+          <w:p>
+            <w:pPr>
+              <w:spacing w:before="40" w:after="40" w:line="276" w:lineRule="auto"/>
+              <w:jc w:val="center"/>
+            </w:pPr>
+            <w:r>
+              <w:rPr>
+                <w:rFonts w:ascii="Times New Roman" w:hAnsi="Times New Roman"/>
+                <w:sz w:val="26"/>
+                <w:rFonts w:ascii="Times New Roman" w:hAnsi="Times New Roman" w:cs="Times New Roman"/>
+              </w:rPr>
+              <w:t>1</w:t>
+            </w:r>
+          </w:p>
+        </w:tc>
+        <w:tc>
+          <w:tcPr>
+            <w:tcW w:type="dxa" w:w="1247"/>
+            <w:vAlign w:val="center"/>
+          </w:tcPr>
+          <w:p>
+            <w:pPr>
+              <w:spacing w:before="40" w:after="40" w:line="276" w:lineRule="auto"/>
+              <w:jc w:val="center"/>
+            </w:pPr>
+            <w:r>
+              <w:rPr>
+                <w:rFonts w:ascii="Times New Roman" w:hAnsi="Times New Roman"/>
+                <w:sz w:val="26"/>
+                <w:rFonts w:ascii="Times New Roman" w:hAnsi="Times New Roman" w:cs="Times New Roman"/>
+              </w:rPr>
+              <w:t>18</w:t>
+            </w:r>
+          </w:p>
+        </w:tc>
+        <w:tc>
+          <w:tcPr>
+            <w:tcW w:type="dxa" w:w="3402"/>
+            <w:vAlign w:val="center"/>
+          </w:tcPr>
+          <w:p>
+            <w:pPr>
+              <w:spacing w:before="40" w:after="40" w:line="276" w:lineRule="auto"/>
+              <w:jc w:val="both"/>
+            </w:pPr>
+            <w:r>
+              <w:rPr>
+                <w:rFonts w:ascii="Times New Roman" w:hAnsi="Times New Roman"/>
+                <w:sz w:val="26"/>
+                <w:rFonts w:ascii="Times New Roman" w:hAnsi="Times New Roman" w:cs="Times New Roman"/>
+              </w:rPr>
+              <w:t>- Tạo hiệu ứng động hợp lý; tổng hợp, sắp xếp nội dung thành bài trình chiếu hoàn chỉnh.</w:t>
+            </w:r>
+          </w:p>
+        </w:tc>
+      </w:tr>
+      <w:tr>
+        <w:tc>
+          <w:tcPr>
+            <w:tcW w:type="dxa" w:w="680"/>
+            <w:vAlign w:val="center"/>
+          </w:tcPr>
+          <w:p>
+            <w:pPr>
+              <w:spacing w:before="40" w:after="40" w:line="276" w:lineRule="auto"/>
+              <w:jc w:val="center"/>
+            </w:pPr>
+            <w:r>
+              <w:rPr>
+                <w:rFonts w:ascii="Times New Roman" w:hAnsi="Times New Roman"/>
+                <w:sz w:val="26"/>
+                <w:rFonts w:ascii="Times New Roman" w:hAnsi="Times New Roman" w:cs="Times New Roman"/>
+              </w:rPr>
+              <w:t>19</w:t>
+            </w:r>
+          </w:p>
+        </w:tc>
+        <w:tc>
+          <w:tcPr>
+            <w:tcW w:type="dxa" w:w="3118"/>
+            <w:vAlign w:val="center"/>
+          </w:tcPr>
+          <w:p>
+            <w:pPr>
+              <w:spacing w:before="40" w:after="40" w:line="276" w:lineRule="auto"/>
+              <w:jc w:val="both"/>
+            </w:pPr>
+            <w:r>
+              <w:rPr>
+                <w:rFonts w:ascii="Times New Roman" w:hAnsi="Times New Roman"/>
+                <w:sz w:val="26"/>
+                <w:rFonts w:ascii="Times New Roman" w:hAnsi="Times New Roman" w:cs="Times New Roman"/>
+              </w:rPr>
+              <w:t>Ôn tập Đánh giá định kỳ 3</w:t>
+            </w:r>
+          </w:p>
+        </w:tc>
+        <w:tc>
+          <w:tcPr>
+            <w:tcW w:type="dxa" w:w="850"/>
+            <w:vAlign w:val="center"/>
+          </w:tcPr>
+          <w:p>
+            <w:pPr>
+              <w:spacing w:before="40" w:after="40" w:line="276" w:lineRule="auto"/>
+              <w:jc w:val="center"/>
+            </w:pPr>
+            <w:r>
+              <w:rPr>
+                <w:rFonts w:ascii="Times New Roman" w:hAnsi="Times New Roman"/>
+                <w:sz w:val="26"/>
+                <w:rFonts w:ascii="Times New Roman" w:hAnsi="Times New Roman" w:cs="Times New Roman"/>
+              </w:rPr>
+              <w:t>1</w:t>
+            </w:r>
+          </w:p>
+        </w:tc>
+        <w:tc>
+          <w:tcPr>
+            <w:tcW w:type="dxa" w:w="1247"/>
+            <w:vAlign w:val="center"/>
+          </w:tcPr>
+          <w:p>
+            <w:pPr>
+              <w:spacing w:before="40" w:after="40" w:line="276" w:lineRule="auto"/>
+              <w:jc w:val="center"/>
+            </w:pPr>
+            <w:r>
+              <w:rPr>
+                <w:rFonts w:ascii="Times New Roman" w:hAnsi="Times New Roman"/>
+                <w:sz w:val="26"/>
+                <w:rFonts w:ascii="Times New Roman" w:hAnsi="Times New Roman" w:cs="Times New Roman"/>
+              </w:rPr>
+              <w:t>19</w:t>
+            </w:r>
+          </w:p>
+        </w:tc>
+        <w:tc>
+          <w:tcPr>
+            <w:tcW w:type="dxa" w:w="3402"/>
+            <w:vAlign w:val="center"/>
+          </w:tcPr>
+          <w:p>
+            <w:pPr>
+              <w:spacing w:before="40" w:after="40" w:line="276" w:lineRule="auto"/>
+              <w:jc w:val="both"/>
+            </w:pPr>
+            <w:r>
+              <w:rPr>
+                <w:rFonts w:ascii="Times New Roman" w:hAnsi="Times New Roman"/>
+                <w:sz w:val="26"/>
+                <w:rFonts w:ascii="Times New Roman" w:hAnsi="Times New Roman" w:cs="Times New Roman"/>
+              </w:rPr>
+              <w:t>Hệ thống hóa kiến thức chuẩn bị Đánh giá định kỳ 3.</w:t>
+            </w:r>
+          </w:p>
+        </w:tc>
+      </w:tr>
+      <w:tr>
+        <w:tc>
+          <w:tcPr>
+            <w:tcW w:type="dxa" w:w="680"/>
+            <w:vAlign w:val="center"/>
+          </w:tcPr>
+          <w:p>
+            <w:pPr>
+              <w:spacing w:before="40" w:after="40" w:line="276" w:lineRule="auto"/>
+              <w:jc w:val="center"/>
+            </w:pPr>
+            <w:r>
+              <w:rPr>
+                <w:rFonts w:ascii="Times New Roman" w:hAnsi="Times New Roman"/>
+                <w:sz w:val="26"/>
+                <w:rFonts w:ascii="Times New Roman" w:hAnsi="Times New Roman" w:cs="Times New Roman"/>
+              </w:rPr>
+              <w:t>20</w:t>
+            </w:r>
+          </w:p>
+        </w:tc>
+        <w:tc>
+          <w:tcPr>
+            <w:tcW w:type="dxa" w:w="3118"/>
+            <w:vAlign w:val="center"/>
+          </w:tcPr>
+          <w:p>
+            <w:pPr>
+              <w:spacing w:before="40" w:after="40" w:line="276" w:lineRule="auto"/>
+              <w:jc w:val="both"/>
+            </w:pPr>
+            <w:r>
+              <w:rPr>
+                <w:rFonts w:ascii="Times New Roman" w:hAnsi="Times New Roman"/>
+                <w:sz w:val="26"/>
+                <w:rFonts w:ascii="Times New Roman" w:hAnsi="Times New Roman" w:cs="Times New Roman"/>
+              </w:rPr>
+              <w:t>Đánh giá định kỳ 3</w:t>
+            </w:r>
+          </w:p>
+        </w:tc>
+        <w:tc>
+          <w:tcPr>
+            <w:tcW w:type="dxa" w:w="850"/>
+            <w:vAlign w:val="center"/>
+          </w:tcPr>
+          <w:p>
+            <w:pPr>
+              <w:spacing w:before="40" w:after="40" w:line="276" w:lineRule="auto"/>
+              <w:jc w:val="center"/>
+            </w:pPr>
+            <w:r>
+              <w:rPr>
+                <w:rFonts w:ascii="Times New Roman" w:hAnsi="Times New Roman"/>
+                <w:sz w:val="26"/>
+                <w:rFonts w:ascii="Times New Roman" w:hAnsi="Times New Roman" w:cs="Times New Roman"/>
+              </w:rPr>
+              <w:t>1</w:t>
+            </w:r>
+          </w:p>
+        </w:tc>
+        <w:tc>
+          <w:tcPr>
+            <w:tcW w:type="dxa" w:w="1247"/>
+            <w:vAlign w:val="center"/>
+          </w:tcPr>
+          <w:p>
+            <w:pPr>
+              <w:spacing w:before="40" w:after="40" w:line="276" w:lineRule="auto"/>
+              <w:jc w:val="center"/>
+            </w:pPr>
+            <w:r>
+              <w:rPr>
+                <w:rFonts w:ascii="Times New Roman" w:hAnsi="Times New Roman"/>
+                <w:sz w:val="26"/>
+                <w:rFonts w:ascii="Times New Roman" w:hAnsi="Times New Roman" w:cs="Times New Roman"/>
+              </w:rPr>
+              <w:t>20</w:t>
+            </w:r>
+          </w:p>
+        </w:tc>
+        <w:tc>
+          <w:tcPr>
+            <w:tcW w:type="dxa" w:w="3402"/>
+            <w:vAlign w:val="center"/>
+          </w:tcPr>
+          <w:p>
+            <w:pPr>
+              <w:spacing w:before="40" w:after="40" w:line="276" w:lineRule="auto"/>
+              <w:jc w:val="both"/>
+            </w:pPr>
+            <w:r>
+              <w:rPr>
+                <w:rFonts w:ascii="Times New Roman" w:hAnsi="Times New Roman"/>
+                <w:sz w:val="26"/>
+                <w:rFonts w:ascii="Times New Roman" w:hAnsi="Times New Roman" w:cs="Times New Roman"/>
+              </w:rPr>
+              <w:t>Kiểm tra đánh giá kết quả học tập.</w:t>
+            </w:r>
+          </w:p>
+        </w:tc>
+      </w:tr>
+      <w:tr>
+        <w:tc>
+          <w:tcPr>
+            <w:tcW w:type="dxa" w:w="680"/>
+            <w:vAlign w:val="center"/>
+          </w:tcPr>
+          <w:p>
+            <w:pPr>
+              <w:spacing w:before="40" w:after="40" w:line="276" w:lineRule="auto"/>
+              <w:jc w:val="center"/>
+            </w:pPr>
+            <w:r>
+              <w:rPr>
+                <w:rFonts w:ascii="Times New Roman" w:hAnsi="Times New Roman"/>
+                <w:sz w:val="26"/>
+                <w:rFonts w:ascii="Times New Roman" w:hAnsi="Times New Roman" w:cs="Times New Roman"/>
+              </w:rPr>
+              <w:t>21</w:t>
+            </w:r>
+          </w:p>
+        </w:tc>
+        <w:tc>
+          <w:tcPr>
+            <w:tcW w:type="dxa" w:w="3118"/>
+            <w:vAlign w:val="center"/>
+          </w:tcPr>
+          <w:p>
+            <w:pPr>
+              <w:spacing w:before="40" w:after="40" w:line="276" w:lineRule="auto"/>
+              <w:jc w:val="both"/>
+            </w:pPr>
+            <w:r>
+              <w:rPr>
+                <w:rFonts w:ascii="Times New Roman" w:hAnsi="Times New Roman"/>
+                <w:sz w:val="26"/>
+                <w:rFonts w:ascii="Times New Roman" w:hAnsi="Times New Roman" w:cs="Times New Roman"/>
+              </w:rPr>
+              <w:t>Ôn tập và luyện tập</w:t>
+            </w:r>
+          </w:p>
+        </w:tc>
+        <w:tc>
+          <w:tcPr>
+            <w:tcW w:type="dxa" w:w="850"/>
+            <w:vAlign w:val="center"/>
+          </w:tcPr>
+          <w:p>
+            <w:pPr>
+              <w:spacing w:before="40" w:after="40" w:line="276" w:lineRule="auto"/>
+              <w:jc w:val="center"/>
+            </w:pPr>
+            <w:r>
+              <w:rPr>
+                <w:rFonts w:ascii="Times New Roman" w:hAnsi="Times New Roman"/>
+                <w:sz w:val="26"/>
+                <w:rFonts w:ascii="Times New Roman" w:hAnsi="Times New Roman" w:cs="Times New Roman"/>
+              </w:rPr>
+              <w:t>1</w:t>
+            </w:r>
+          </w:p>
+        </w:tc>
+        <w:tc>
+          <w:tcPr>
+            <w:tcW w:type="dxa" w:w="1247"/>
+            <w:vAlign w:val="center"/>
+          </w:tcPr>
+          <w:p>
+            <w:pPr>
+              <w:spacing w:before="40" w:after="40" w:line="276" w:lineRule="auto"/>
+              <w:jc w:val="center"/>
+            </w:pPr>
+            <w:r>
+              <w:rPr>
+                <w:rFonts w:ascii="Times New Roman" w:hAnsi="Times New Roman"/>
+                <w:sz w:val="26"/>
+                <w:rFonts w:ascii="Times New Roman" w:hAnsi="Times New Roman" w:cs="Times New Roman"/>
+              </w:rPr>
+              <w:t>21</w:t>
+            </w:r>
+          </w:p>
+        </w:tc>
+        <w:tc>
+          <w:tcPr>
+            <w:tcW w:type="dxa" w:w="3402"/>
+            <w:vAlign w:val="center"/>
+          </w:tcPr>
+          <w:p>
+            <w:pPr>
+              <w:spacing w:before="40" w:after="40" w:line="276" w:lineRule="auto"/>
+              <w:jc w:val="both"/>
+            </w:pPr>
+            <w:r>
+              <w:rPr>
+                <w:rFonts w:ascii="Times New Roman" w:hAnsi="Times New Roman"/>
+                <w:sz w:val="26"/>
+                <w:rFonts w:ascii="Times New Roman" w:hAnsi="Times New Roman" w:cs="Times New Roman"/>
+              </w:rPr>
+              <w:t>Ôn tập, luyện tập bổ sung kiến thức và kỹ năng.</w:t>
+            </w:r>
+          </w:p>
+        </w:tc>
+      </w:tr>
+      <w:tr>
+        <w:tc>
+          <w:tcPr>
+            <w:tcW w:type="dxa" w:w="680"/>
+            <w:vAlign w:val="center"/>
+          </w:tcPr>
+          <w:p>
+            <w:pPr>
+              <w:spacing w:before="40" w:after="40" w:line="276" w:lineRule="auto"/>
+              <w:jc w:val="center"/>
+            </w:pPr>
+            <w:r>
+              <w:rPr>
+                <w:rFonts w:ascii="Times New Roman" w:hAnsi="Times New Roman"/>
+                <w:sz w:val="26"/>
+                <w:rFonts w:ascii="Times New Roman" w:hAnsi="Times New Roman" w:cs="Times New Roman"/>
+              </w:rPr>
+              <w:t>22</w:t>
+            </w:r>
+          </w:p>
+        </w:tc>
+        <w:tc>
+          <w:tcPr>
+            <w:tcW w:type="dxa" w:w="3118"/>
+            <w:vAlign w:val="center"/>
+          </w:tcPr>
+          <w:p>
+            <w:pPr>
+              <w:spacing w:before="40" w:after="40" w:line="276" w:lineRule="auto"/>
+              <w:jc w:val="both"/>
+            </w:pPr>
+            <w:r>
+              <w:rPr>
+                <w:rFonts w:ascii="Times New Roman" w:hAnsi="Times New Roman"/>
+                <w:sz w:val="26"/>
+                <w:rFonts w:ascii="Times New Roman" w:hAnsi="Times New Roman" w:cs="Times New Roman"/>
+              </w:rPr>
+              <w:t>Ôn tập Đánh giá định kỳ 4</w:t>
+            </w:r>
+          </w:p>
+        </w:tc>
+        <w:tc>
+          <w:tcPr>
+            <w:tcW w:type="dxa" w:w="850"/>
+            <w:vAlign w:val="center"/>
+          </w:tcPr>
+          <w:p>
+            <w:pPr>
+              <w:spacing w:before="40" w:after="40" w:line="276" w:lineRule="auto"/>
+              <w:jc w:val="center"/>
+            </w:pPr>
+            <w:r>
+              <w:rPr>
+                <w:rFonts w:ascii="Times New Roman" w:hAnsi="Times New Roman"/>
+                <w:sz w:val="26"/>
+                <w:rFonts w:ascii="Times New Roman" w:hAnsi="Times New Roman" w:cs="Times New Roman"/>
+              </w:rPr>
+              <w:t>1</w:t>
+            </w:r>
+          </w:p>
+        </w:tc>
+        <w:tc>
+          <w:tcPr>
+            <w:tcW w:type="dxa" w:w="1247"/>
+            <w:vAlign w:val="center"/>
+          </w:tcPr>
+          <w:p>
+            <w:pPr>
+              <w:spacing w:before="40" w:after="40" w:line="276" w:lineRule="auto"/>
+              <w:jc w:val="center"/>
+            </w:pPr>
+            <w:r>
+              <w:rPr>
+                <w:rFonts w:ascii="Times New Roman" w:hAnsi="Times New Roman"/>
+                <w:sz w:val="26"/>
+                <w:rFonts w:ascii="Times New Roman" w:hAnsi="Times New Roman" w:cs="Times New Roman"/>
+              </w:rPr>
+              <w:t>22</w:t>
+            </w:r>
+          </w:p>
+        </w:tc>
+        <w:tc>
+          <w:tcPr>
+            <w:tcW w:type="dxa" w:w="3402"/>
+            <w:vAlign w:val="center"/>
+          </w:tcPr>
+          <w:p>
+            <w:pPr>
+              <w:spacing w:before="40" w:after="40" w:line="276" w:lineRule="auto"/>
+              <w:jc w:val="both"/>
+            </w:pPr>
+            <w:r>
+              <w:rPr>
+                <w:rFonts w:ascii="Times New Roman" w:hAnsi="Times New Roman"/>
+                <w:sz w:val="26"/>
+                <w:rFonts w:ascii="Times New Roman" w:hAnsi="Times New Roman" w:cs="Times New Roman"/>
+              </w:rPr>
+              <w:t>Hệ thống hóa kiến thức chuẩn bị Đánh giá định kỳ 4.</w:t>
+            </w:r>
+          </w:p>
+        </w:tc>
+      </w:tr>
+      <w:tr>
+        <w:tc>
+          <w:tcPr>
+            <w:tcW w:type="dxa" w:w="680"/>
+            <w:vAlign w:val="center"/>
+          </w:tcPr>
+          <w:p>
+            <w:pPr>
+              <w:spacing w:before="40" w:after="40" w:line="276" w:lineRule="auto"/>
+              <w:jc w:val="center"/>
+            </w:pPr>
+            <w:r>
+              <w:rPr>
+                <w:rFonts w:ascii="Times New Roman" w:hAnsi="Times New Roman"/>
+                <w:sz w:val="26"/>
+                <w:rFonts w:ascii="Times New Roman" w:hAnsi="Times New Roman" w:cs="Times New Roman"/>
+              </w:rPr>
+              <w:t>23</w:t>
+            </w:r>
+          </w:p>
+        </w:tc>
+        <w:tc>
+          <w:tcPr>
+            <w:tcW w:type="dxa" w:w="3118"/>
+            <w:vAlign w:val="center"/>
+          </w:tcPr>
+          <w:p>
+            <w:pPr>
+              <w:spacing w:before="40" w:after="40" w:line="276" w:lineRule="auto"/>
+              <w:jc w:val="both"/>
+            </w:pPr>
+            <w:r>
+              <w:rPr>
+                <w:rFonts w:ascii="Times New Roman" w:hAnsi="Times New Roman"/>
+                <w:sz w:val="26"/>
+                <w:rFonts w:ascii="Times New Roman" w:hAnsi="Times New Roman" w:cs="Times New Roman"/>
+              </w:rPr>
+              <w:t>Đánh giá định kỳ 4</w:t>
+            </w:r>
+          </w:p>
+        </w:tc>
+        <w:tc>
+          <w:tcPr>
+            <w:tcW w:type="dxa" w:w="850"/>
+            <w:vAlign w:val="center"/>
+          </w:tcPr>
+          <w:p>
+            <w:pPr>
+              <w:spacing w:before="40" w:after="40" w:line="276" w:lineRule="auto"/>
+              <w:jc w:val="center"/>
+            </w:pPr>
+            <w:r>
+              <w:rPr>
+                <w:rFonts w:ascii="Times New Roman" w:hAnsi="Times New Roman"/>
+                <w:sz w:val="26"/>
+                <w:rFonts w:ascii="Times New Roman" w:hAnsi="Times New Roman" w:cs="Times New Roman"/>
+              </w:rPr>
+              <w:t>1</w:t>
+            </w:r>
+          </w:p>
+        </w:tc>
+        <w:tc>
+          <w:tcPr>
+            <w:tcW w:type="dxa" w:w="1247"/>
+            <w:vAlign w:val="center"/>
+          </w:tcPr>
+          <w:p>
+            <w:pPr>
+              <w:spacing w:before="40" w:after="40" w:line="276" w:lineRule="auto"/>
+              <w:jc w:val="center"/>
+            </w:pPr>
+            <w:r>
+              <w:rPr>
+                <w:rFonts w:ascii="Times New Roman" w:hAnsi="Times New Roman"/>
+                <w:sz w:val="26"/>
+                <w:rFonts w:ascii="Times New Roman" w:hAnsi="Times New Roman" w:cs="Times New Roman"/>
+              </w:rPr>
+              <w:t>23</w:t>
+            </w:r>
+          </w:p>
+        </w:tc>
+        <w:tc>
+          <w:tcPr>
+            <w:tcW w:type="dxa" w:w="3402"/>
+            <w:vAlign w:val="center"/>
+          </w:tcPr>
+          <w:p>
+            <w:pPr>
+              <w:spacing w:before="40" w:after="40" w:line="276" w:lineRule="auto"/>
+              <w:jc w:val="both"/>
+            </w:pPr>
+            <w:r>
+              <w:rPr>
+                <w:rFonts w:ascii="Times New Roman" w:hAnsi="Times New Roman"/>
+                <w:sz w:val="26"/>
+                <w:rFonts w:ascii="Times New Roman" w:hAnsi="Times New Roman" w:cs="Times New Roman"/>
+              </w:rPr>
+              <w:t>Kiểm tra đánh giá kết quả học tập.</w:t>
+            </w:r>
+          </w:p>
+        </w:tc>
+      </w:tr>
+      <w:tr>
+        <w:tc>
+          <w:tcPr>
+            <w:tcW w:type="dxa" w:w="680"/>
+            <w:vAlign w:val="center"/>
+          </w:tcPr>
+          <w:p>
+            <w:pPr>
+              <w:spacing w:before="40" w:after="40" w:line="276" w:lineRule="auto"/>
+              <w:jc w:val="center"/>
+            </w:pPr>
+            <w:r>
+              <w:rPr>
+                <w:rFonts w:ascii="Times New Roman" w:hAnsi="Times New Roman"/>
+                <w:sz w:val="26"/>
+                <w:rFonts w:ascii="Times New Roman" w:hAnsi="Times New Roman" w:cs="Times New Roman"/>
+              </w:rPr>
+              <w:t>24</w:t>
+            </w:r>
+          </w:p>
+        </w:tc>
+        <w:tc>
+          <w:tcPr>
+            <w:tcW w:type="dxa" w:w="3118"/>
+            <w:vAlign w:val="center"/>
+          </w:tcPr>
+          <w:p>
+            <w:pPr>
+              <w:spacing w:before="40" w:after="40" w:line="276" w:lineRule="auto"/>
+              <w:jc w:val="both"/>
+            </w:pPr>
+            <w:r>
+              <w:rPr>
+                <w:rFonts w:ascii="Times New Roman" w:hAnsi="Times New Roman"/>
+                <w:sz w:val="26"/>
+                <w:rFonts w:ascii="Times New Roman" w:hAnsi="Times New Roman" w:cs="Times New Roman"/>
+              </w:rPr>
+              <w:t>Tổng kết năm học</w:t>
+            </w:r>
+          </w:p>
+        </w:tc>
+        <w:tc>
+          <w:tcPr>
+            <w:tcW w:type="dxa" w:w="850"/>
+            <w:vAlign w:val="center"/>
+          </w:tcPr>
+          <w:p>
+            <w:pPr>
+              <w:spacing w:before="40" w:after="40" w:line="276" w:lineRule="auto"/>
+              <w:jc w:val="center"/>
+            </w:pPr>
+            <w:r>
+              <w:rPr>
+                <w:rFonts w:ascii="Times New Roman" w:hAnsi="Times New Roman"/>
+                <w:sz w:val="26"/>
+                <w:rFonts w:ascii="Times New Roman" w:hAnsi="Times New Roman" w:cs="Times New Roman"/>
+              </w:rPr>
+              <w:t>1</w:t>
+            </w:r>
+          </w:p>
+        </w:tc>
+        <w:tc>
+          <w:tcPr>
+            <w:tcW w:type="dxa" w:w="1247"/>
+            <w:vAlign w:val="center"/>
+          </w:tcPr>
+          <w:p>
+            <w:pPr>
+              <w:spacing w:before="40" w:after="40" w:line="276" w:lineRule="auto"/>
+              <w:jc w:val="center"/>
+            </w:pPr>
+            <w:r>
+              <w:rPr>
+                <w:rFonts w:ascii="Times New Roman" w:hAnsi="Times New Roman"/>
+                <w:sz w:val="26"/>
+                <w:rFonts w:ascii="Times New Roman" w:hAnsi="Times New Roman" w:cs="Times New Roman"/>
+              </w:rPr>
+              <w:t>24</w:t>
+            </w:r>
+          </w:p>
+        </w:tc>
+        <w:tc>
+          <w:tcPr>
+            <w:tcW w:type="dxa" w:w="3402"/>
+            <w:vAlign w:val="center"/>
+          </w:tcPr>
+          <w:p>
+            <w:pPr>
+              <w:spacing w:before="40" w:after="40" w:line="276" w:lineRule="auto"/>
+              <w:jc w:val="both"/>
+            </w:pPr>
+            <w:r>
+              <w:rPr>
+                <w:rFonts w:ascii="Times New Roman" w:hAnsi="Times New Roman"/>
+                <w:sz w:val="26"/>
+                <w:rFonts w:ascii="Times New Roman" w:hAnsi="Times New Roman" w:cs="Times New Roman"/>
+              </w:rPr>
+              <w:t>Tổng kết đánh giá kết quả học tập cả năm.</w:t>
+            </w:r>
+          </w:p>
+        </w:tc>
+      </w:tr>
+    </w:tbl>
     <w:p>
       <w:pPr>
         <w:rPr>
@@ -1420,2249 +4093,6 @@
         <w:t>7</w:t>
       </w:r>
     </w:p>
-    <w:tbl>
-      <w:tblPr>
-        <w:tblW w:w="9351" w:type="dxa"/>
-        <w:tblBorders>
-          <w:top w:val="single" w:sz="4" w:space="0" w:color="000000"/>
-          <w:left w:val="single" w:sz="4" w:space="0" w:color="000000"/>
-          <w:bottom w:val="single" w:sz="4" w:space="0" w:color="000000"/>
-          <w:right w:val="single" w:sz="4" w:space="0" w:color="000000"/>
-          <w:insideH w:val="single" w:sz="4" w:space="0" w:color="000000"/>
-          <w:insideV w:val="single" w:sz="4" w:space="0" w:color="000000"/>
-        </w:tblBorders>
-        <w:tblLayout w:type="fixed"/>
-        <w:tblLook w:val="0400" w:firstRow="0" w:lastRow="0" w:firstColumn="0" w:lastColumn="0" w:noHBand="0" w:noVBand="1"/>
-      </w:tblPr>
-      <w:tblGrid>
-        <w:gridCol w:w="838"/>
-        <w:gridCol w:w="3126"/>
-        <w:gridCol w:w="1134"/>
-        <w:gridCol w:w="4253"/>
-      </w:tblGrid>
-      <w:tr>
-        <w:tc>
-          <w:tcPr>
-            <w:tcW w:w="838" w:type="dxa"/>
-          </w:tcPr>
-          <w:p>
-            <w:pPr>
-              <w:spacing w:before="20" w:after="20"/>
-              <w:jc w:val="center"/>
-            </w:pPr>
-            <w:r>
-              <w:rPr>
-                <w:rFonts w:ascii="Times New Roman" w:hAnsi="Times New Roman"/>
-                <w:b/>
-                <w:sz w:val="26"/>
-                <w:rFonts w:ascii="Times New Roman" w:hAnsi="Times New Roman" w:cs="Times New Roman"/>
-              </w:rPr>
-              <w:t>STT</w:t>
-            </w:r>
-          </w:p>
-        </w:tc>
-        <w:tc>
-          <w:tcPr>
-            <w:tcW w:w="3126" w:type="dxa"/>
-          </w:tcPr>
-          <w:p>
-            <w:pPr>
-              <w:spacing w:before="20" w:after="20"/>
-              <w:jc w:val="center"/>
-            </w:pPr>
-            <w:r>
-              <w:rPr>
-                <w:rFonts w:ascii="Times New Roman" w:hAnsi="Times New Roman"/>
-                <w:b/>
-                <w:sz w:val="26"/>
-                <w:rFonts w:ascii="Times New Roman" w:hAnsi="Times New Roman" w:cs="Times New Roman"/>
-              </w:rPr>
-              <w:t>Bài học (1)</w:t>
-            </w:r>
-          </w:p>
-        </w:tc>
-        <w:tc>
-          <w:tcPr>
-            <w:tcW w:w="1134" w:type="dxa"/>
-          </w:tcPr>
-          <w:p>
-            <w:pPr>
-              <w:spacing w:before="20" w:after="20"/>
-              <w:jc w:val="center"/>
-            </w:pPr>
-            <w:r>
-              <w:rPr>
-                <w:rFonts w:ascii="Times New Roman" w:hAnsi="Times New Roman"/>
-                <w:b/>
-                <w:sz w:val="26"/>
-                <w:rFonts w:ascii="Times New Roman" w:hAnsi="Times New Roman" w:cs="Times New Roman"/>
-              </w:rPr>
-              <w:t>Số tiết (2)</w:t>
-            </w:r>
-          </w:p>
-        </w:tc>
-        <w:tc>
-          <w:tcPr>
-            <w:tcW w:w="4253" w:type="dxa"/>
-          </w:tcPr>
-          <w:p>
-            <w:pPr>
-              <w:spacing w:before="20" w:after="20"/>
-              <w:jc w:val="center"/>
-            </w:pPr>
-            <w:r>
-              <w:rPr>
-                <w:rFonts w:ascii="Times New Roman" w:hAnsi="Times New Roman"/>
-                <w:b/>
-                <w:sz w:val="26"/>
-                <w:rFonts w:ascii="Times New Roman" w:hAnsi="Times New Roman" w:cs="Times New Roman"/>
-              </w:rPr>
-              <w:t>Yêu cầu cần đạt (3)</w:t>
-            </w:r>
-          </w:p>
-        </w:tc>
-      </w:tr>
-      <w:tr>
-        <w:tc>
-          <w:tcPr>
-            <w:tcW w:type="dxa" w:w="838"/>
-          </w:tcPr>
-          <w:p>
-            <w:pPr>
-              <w:jc w:val="center"/>
-            </w:pPr>
-            <w:r>
-              <w:rPr>
-                <w:rFonts w:ascii="Times New Roman" w:hAnsi="Times New Roman"/>
-                <w:b w:val="0"/>
-                <w:sz w:val="26"/>
-                <w:rFonts w:ascii="Times New Roman" w:hAnsi="Times New Roman" w:cs="Times New Roman"/>
-                <w:rFonts w:ascii="Times New Roman" w:hAnsi="Times New Roman" w:cs="Times New Roman"/>
-              </w:rPr>
-              <w:t>0</w:t>
-            </w:r>
-          </w:p>
-        </w:tc>
-        <w:tc>
-          <w:tcPr>
-            <w:tcW w:type="dxa" w:w="3126"/>
-          </w:tcPr>
-          <w:p>
-            <w:r>
-              <w:rPr>
-                <w:rFonts w:ascii="Times New Roman" w:hAnsi="Times New Roman"/>
-                <w:b w:val="0"/>
-                <w:sz w:val="26"/>
-                <w:rFonts w:ascii="Times New Roman" w:hAnsi="Times New Roman" w:cs="Times New Roman"/>
-                <w:rFonts w:ascii="Times New Roman" w:hAnsi="Times New Roman" w:cs="Times New Roman"/>
-              </w:rPr>
-              <w:t>Tiết 0: Định hướng môn học</w:t>
-            </w:r>
-          </w:p>
-        </w:tc>
-        <w:tc>
-          <w:tcPr>
-            <w:tcW w:type="dxa" w:w="1134"/>
-          </w:tcPr>
-          <w:p>
-            <w:pPr>
-              <w:jc w:val="center"/>
-            </w:pPr>
-            <w:r>
-              <w:rPr>
-                <w:rFonts w:ascii="Times New Roman" w:hAnsi="Times New Roman"/>
-                <w:b w:val="0"/>
-                <w:sz w:val="26"/>
-                <w:rFonts w:ascii="Times New Roman" w:hAnsi="Times New Roman" w:cs="Times New Roman"/>
-                <w:rFonts w:ascii="Times New Roman" w:hAnsi="Times New Roman" w:cs="Times New Roman"/>
-              </w:rPr>
-              <w:t>0</w:t>
-            </w:r>
-          </w:p>
-        </w:tc>
-        <w:tc>
-          <w:tcPr>
-            <w:tcW w:type="dxa" w:w="4253"/>
-          </w:tcPr>
-          <w:p>
-            <w:r>
-              <w:rPr>
-                <w:rFonts w:ascii="Times New Roman" w:hAnsi="Times New Roman"/>
-                <w:b w:val="0"/>
-                <w:sz w:val="26"/>
-                <w:rFonts w:ascii="Times New Roman" w:hAnsi="Times New Roman" w:cs="Times New Roman"/>
-                <w:rFonts w:ascii="Times New Roman" w:hAnsi="Times New Roman" w:cs="Times New Roman"/>
-              </w:rPr>
-              <w:t>Giới thiệu tổng quan môn học Tin học, phương pháp học tập hiệu quả, các quy định an toàn và nội quy phòng học bộ môn.</w:t>
-            </w:r>
-          </w:p>
-        </w:tc>
-      </w:tr>
-      <w:tr>
-        <w:tc>
-          <w:tcPr>
-            <w:tcW w:w="838" w:type="dxa"/>
-          </w:tcPr>
-          <w:p>
-            <w:pPr>
-              <w:spacing w:before="20" w:after="20"/>
-              <w:jc w:val="center"/>
-            </w:pPr>
-            <w:r>
-              <w:rPr>
-                <w:rFonts w:ascii="Times New Roman" w:hAnsi="Times New Roman"/>
-                <w:sz w:val="26"/>
-                <w:rFonts w:ascii="Times New Roman" w:hAnsi="Times New Roman" w:cs="Times New Roman"/>
-              </w:rPr>
-              <w:t>1</w:t>
-            </w:r>
-          </w:p>
-        </w:tc>
-        <w:tc>
-          <w:tcPr>
-            <w:tcW w:w="3126" w:type="dxa"/>
-          </w:tcPr>
-          <w:p>
-            <w:pPr>
-              <w:spacing w:before="20" w:after="20"/>
-            </w:pPr>
-            <w:r>
-              <w:rPr>
-                <w:rFonts w:ascii="Times New Roman" w:hAnsi="Times New Roman"/>
-                <w:sz w:val="26"/>
-                <w:rFonts w:ascii="Times New Roman" w:hAnsi="Times New Roman" w:cs="Times New Roman"/>
-              </w:rPr>
-              <w:t>Chủ đề 1: Máy tính và cộng đồng</w:t>
-            </w:r>
-          </w:p>
-        </w:tc>
-        <w:tc>
-          <w:tcPr>
-            <w:tcW w:w="1134" w:type="dxa"/>
-          </w:tcPr>
-          <w:p>
-            <w:pPr>
-              <w:spacing w:before="20" w:after="20"/>
-              <w:jc w:val="center"/>
-            </w:pPr>
-            <w:r>
-              <w:rPr>
-                <w:rFonts w:ascii="Times New Roman" w:hAnsi="Times New Roman"/>
-                <w:sz w:val="26"/>
-                <w:rFonts w:ascii="Times New Roman" w:hAnsi="Times New Roman" w:cs="Times New Roman"/>
-              </w:rPr>
-              <w:t>1</w:t>
-            </w:r>
-          </w:p>
-        </w:tc>
-        <w:tc>
-          <w:tcPr>
-            <w:tcW w:w="4253" w:type="dxa"/>
-          </w:tcPr>
-          <w:p>
-            <w:pPr>
-              <w:spacing w:before="20" w:after="20"/>
-            </w:pPr>
-          </w:p>
-        </w:tc>
-      </w:tr>
-      <w:tr>
-        <w:tc>
-          <w:tcPr>
-            <w:tcW w:w="838" w:type="dxa"/>
-          </w:tcPr>
-          <w:p>
-            <w:pPr>
-              <w:spacing w:before="20" w:after="20"/>
-              <w:jc w:val="center"/>
-            </w:pPr>
-            <w:r>
-              <w:rPr>
-                <w:rFonts w:ascii="Times New Roman" w:hAnsi="Times New Roman"/>
-                <w:sz w:val="26"/>
-                <w:rFonts w:ascii="Times New Roman" w:hAnsi="Times New Roman" w:cs="Times New Roman"/>
-              </w:rPr>
-              <w:t>2</w:t>
-            </w:r>
-          </w:p>
-        </w:tc>
-        <w:tc>
-          <w:tcPr>
-            <w:tcW w:w="3126" w:type="dxa"/>
-          </w:tcPr>
-          <w:p>
-            <w:pPr>
-              <w:spacing w:before="20" w:after="20"/>
-            </w:pPr>
-            <w:r>
-              <w:rPr>
-                <w:rFonts w:ascii="Times New Roman" w:hAnsi="Times New Roman"/>
-                <w:sz w:val="26"/>
-                <w:rFonts w:ascii="Times New Roman" w:hAnsi="Times New Roman" w:cs="Times New Roman"/>
-              </w:rPr>
-              <w:t>Bài 1. Thiết bị vào - ra</w:t>
-            </w:r>
-          </w:p>
-        </w:tc>
-        <w:tc>
-          <w:tcPr>
-            <w:tcW w:w="1134" w:type="dxa"/>
-          </w:tcPr>
-          <w:p>
-            <w:pPr>
-              <w:spacing w:before="20" w:after="20"/>
-              <w:jc w:val="center"/>
-            </w:pPr>
-            <w:r>
-              <w:rPr>
-                <w:rFonts w:ascii="Times New Roman" w:hAnsi="Times New Roman"/>
-                <w:sz w:val="26"/>
-                <w:rFonts w:ascii="Times New Roman" w:hAnsi="Times New Roman" w:cs="Times New Roman"/>
-              </w:rPr>
-              <w:t>2</w:t>
-            </w:r>
-          </w:p>
-        </w:tc>
-        <w:tc>
-          <w:tcPr>
-            <w:tcW w:w="4253" w:type="dxa"/>
-          </w:tcPr>
-          <w:p>
-            <w:pPr>
-              <w:spacing w:before="20" w:after="20"/>
-            </w:pPr>
-            <w:r>
-              <w:rPr>
-                <w:rFonts w:ascii="Times New Roman" w:hAnsi="Times New Roman"/>
-                <w:sz w:val="26"/>
-                <w:rFonts w:ascii="Times New Roman" w:hAnsi="Times New Roman" w:cs="Times New Roman"/>
-              </w:rPr>
-              <w:t>- Củng cố, phát triển kiến thức xử lý thông tin.  - Nhận biết thiết bị vào - ra có nhiều loại/hình dạng; hiểu chức năng trong thu nhận, lưu trữ, xử lý, truyền thông tin.  - Nêu ví dụ về thao tác không đúng cách gây lỗi thiết bị.</w:t>
-            </w:r>
-          </w:p>
-        </w:tc>
-      </w:tr>
-      <w:tr>
-        <w:tc>
-          <w:tcPr>
-            <w:tcW w:w="838" w:type="dxa"/>
-          </w:tcPr>
-          <w:p>
-            <w:pPr>
-              <w:spacing w:before="20" w:after="20"/>
-              <w:jc w:val="center"/>
-            </w:pPr>
-            <w:r>
-              <w:rPr>
-                <w:rFonts w:ascii="Times New Roman" w:hAnsi="Times New Roman"/>
-                <w:sz w:val="26"/>
-                <w:rFonts w:ascii="Times New Roman" w:hAnsi="Times New Roman" w:cs="Times New Roman"/>
-              </w:rPr>
-              <w:t>3</w:t>
-            </w:r>
-          </w:p>
-        </w:tc>
-        <w:tc>
-          <w:tcPr>
-            <w:tcW w:w="3126" w:type="dxa"/>
-          </w:tcPr>
-          <w:p>
-            <w:pPr>
-              <w:spacing w:before="20" w:after="20"/>
-            </w:pPr>
-            <w:r>
-              <w:rPr>
-                <w:rFonts w:ascii="Times New Roman" w:hAnsi="Times New Roman"/>
-                <w:sz w:val="26"/>
-                <w:rFonts w:ascii="Times New Roman" w:hAnsi="Times New Roman" w:cs="Times New Roman"/>
-              </w:rPr>
-              <w:t>Bài 2. Phần mềm máy tính</w:t>
-            </w:r>
-          </w:p>
-        </w:tc>
-        <w:tc>
-          <w:tcPr>
-            <w:tcW w:w="1134" w:type="dxa"/>
-          </w:tcPr>
-          <w:p>
-            <w:pPr>
-              <w:spacing w:before="20" w:after="20"/>
-              <w:jc w:val="center"/>
-            </w:pPr>
-            <w:r>
-              <w:rPr>
-                <w:rFonts w:ascii="Times New Roman" w:hAnsi="Times New Roman"/>
-                <w:sz w:val="26"/>
-                <w:rFonts w:ascii="Times New Roman" w:hAnsi="Times New Roman" w:cs="Times New Roman"/>
-              </w:rPr>
-              <w:t>3</w:t>
-            </w:r>
-          </w:p>
-        </w:tc>
-        <w:tc>
-          <w:tcPr>
-            <w:tcW w:w="4253" w:type="dxa"/>
-          </w:tcPr>
-          <w:p>
-            <w:pPr>
-              <w:spacing w:before="20" w:after="20"/>
-            </w:pPr>
-            <w:r>
-              <w:rPr>
-                <w:rFonts w:ascii="Times New Roman" w:hAnsi="Times New Roman"/>
-                <w:sz w:val="26"/>
-                <w:rFonts w:ascii="Times New Roman" w:hAnsi="Times New Roman" w:cs="Times New Roman"/>
-              </w:rPr>
-              <w:t>- Nhận thức vai trò của phần mềm trong hoạt động của máy tính.  - Phân loại phần mềm thành: hệ điều hành và phần mềm ứng dụng.</w:t>
-            </w:r>
-          </w:p>
-        </w:tc>
-      </w:tr>
-      <w:tr>
-        <w:tc>
-          <w:tcPr>
-            <w:tcW w:w="838" w:type="dxa"/>
-          </w:tcPr>
-          <w:p>
-            <w:pPr>
-              <w:spacing w:before="20" w:after="20"/>
-              <w:jc w:val="center"/>
-            </w:pPr>
-            <w:r>
-              <w:rPr>
-                <w:rFonts w:ascii="Times New Roman" w:hAnsi="Times New Roman"/>
-                <w:sz w:val="26"/>
-                <w:rFonts w:ascii="Times New Roman" w:hAnsi="Times New Roman" w:cs="Times New Roman"/>
-              </w:rPr>
-              <w:t>4</w:t>
-            </w:r>
-          </w:p>
-        </w:tc>
-        <w:tc>
-          <w:tcPr>
-            <w:tcW w:w="3126" w:type="dxa"/>
-          </w:tcPr>
-          <w:p>
-            <w:pPr>
-              <w:spacing w:before="20" w:after="20"/>
-            </w:pPr>
-            <w:r>
-              <w:rPr>
-                <w:rFonts w:ascii="Times New Roman" w:hAnsi="Times New Roman"/>
-                <w:sz w:val="26"/>
-                <w:rFonts w:ascii="Times New Roman" w:hAnsi="Times New Roman" w:cs="Times New Roman"/>
-              </w:rPr>
-              <w:t>Bài 3. Quản lý dữ liệu trong máy tính</w:t>
-            </w:r>
-          </w:p>
-        </w:tc>
-        <w:tc>
-          <w:tcPr>
-            <w:tcW w:w="1134" w:type="dxa"/>
-          </w:tcPr>
-          <w:p>
-            <w:pPr>
-              <w:spacing w:before="20" w:after="20"/>
-              <w:jc w:val="center"/>
-            </w:pPr>
-            <w:r>
-              <w:rPr>
-                <w:rFonts w:ascii="Times New Roman" w:hAnsi="Times New Roman"/>
-                <w:sz w:val="26"/>
-                <w:rFonts w:ascii="Times New Roman" w:hAnsi="Times New Roman" w:cs="Times New Roman"/>
-              </w:rPr>
-              <w:t>4, 5</w:t>
-            </w:r>
-          </w:p>
-        </w:tc>
-        <w:tc>
-          <w:tcPr>
-            <w:tcW w:w="4253" w:type="dxa"/>
-          </w:tcPr>
-          <w:p>
-            <w:pPr>
-              <w:spacing w:before="20" w:after="20"/>
-            </w:pPr>
-            <w:r>
-              <w:rPr>
-                <w:rFonts w:ascii="Times New Roman" w:hAnsi="Times New Roman"/>
-                <w:sz w:val="26"/>
-                <w:rFonts w:ascii="Times New Roman" w:hAnsi="Times New Roman" w:cs="Times New Roman"/>
-              </w:rPr>
-              <w:t>- Biết tệp chương trình cũng là dữ liệu lưu trữ trong máy tính.  - Nêu ví dụ biện pháp an toàn dữ liệu: sao lưu, phòng chống xâm nhập trái phép, virus,...</w:t>
-            </w:r>
-          </w:p>
-        </w:tc>
-      </w:tr>
-      <w:tr>
-        <w:tc>
-          <w:tcPr>
-            <w:tcW w:w="838" w:type="dxa"/>
-          </w:tcPr>
-          <w:p>
-            <w:pPr>
-              <w:spacing w:before="20" w:after="20"/>
-              <w:jc w:val="center"/>
-            </w:pPr>
-            <w:r>
-              <w:rPr>
-                <w:rFonts w:ascii="Times New Roman" w:hAnsi="Times New Roman"/>
-                <w:sz w:val="26"/>
-                <w:rFonts w:ascii="Times New Roman" w:hAnsi="Times New Roman" w:cs="Times New Roman"/>
-              </w:rPr>
-              <w:t>5</w:t>
-            </w:r>
-          </w:p>
-        </w:tc>
-        <w:tc>
-          <w:tcPr>
-            <w:tcW w:w="3126" w:type="dxa"/>
-          </w:tcPr>
-          <w:p>
-            <w:pPr>
-              <w:spacing w:before="20" w:after="20"/>
-            </w:pPr>
-            <w:r>
-              <w:rPr>
-                <w:rFonts w:ascii="Times New Roman" w:hAnsi="Times New Roman"/>
-                <w:sz w:val="26"/>
-                <w:rFonts w:ascii="Times New Roman" w:hAnsi="Times New Roman" w:cs="Times New Roman"/>
-              </w:rPr>
-              <w:t>Chủ đề 2: Tổ chức lưu trữ, tìm kiếm và trao đổi thông tin</w:t>
-            </w:r>
-          </w:p>
-        </w:tc>
-        <w:tc>
-          <w:tcPr>
-            <w:tcW w:w="1134" w:type="dxa"/>
-          </w:tcPr>
-          <w:p>
-            <w:pPr>
-              <w:spacing w:before="20" w:after="20"/>
-              <w:jc w:val="center"/>
-            </w:pPr>
-            <w:r>
-              <w:rPr>
-                <w:rFonts w:ascii="Times New Roman" w:hAnsi="Times New Roman"/>
-                <w:sz w:val="26"/>
-                <w:rFonts w:ascii="Times New Roman" w:hAnsi="Times New Roman" w:cs="Times New Roman"/>
-              </w:rPr>
-              <w:t>6</w:t>
-            </w:r>
-          </w:p>
-        </w:tc>
-        <w:tc>
-          <w:tcPr>
-            <w:tcW w:w="4253" w:type="dxa"/>
-          </w:tcPr>
-          <w:p>
-            <w:pPr>
-              <w:spacing w:before="20" w:after="20"/>
-            </w:pPr>
-          </w:p>
-        </w:tc>
-      </w:tr>
-      <w:tr>
-        <w:tc>
-          <w:tcPr>
-            <w:tcW w:w="838" w:type="dxa"/>
-          </w:tcPr>
-          <w:p>
-            <w:pPr>
-              <w:spacing w:before="20" w:after="20"/>
-              <w:jc w:val="center"/>
-            </w:pPr>
-            <w:r>
-              <w:rPr>
-                <w:rFonts w:ascii="Times New Roman" w:hAnsi="Times New Roman"/>
-                <w:sz w:val="26"/>
-                <w:rFonts w:ascii="Times New Roman" w:hAnsi="Times New Roman" w:cs="Times New Roman"/>
-              </w:rPr>
-              <w:t>6</w:t>
-            </w:r>
-          </w:p>
-        </w:tc>
-        <w:tc>
-          <w:tcPr>
-            <w:tcW w:w="3126" w:type="dxa"/>
-          </w:tcPr>
-          <w:p>
-            <w:pPr>
-              <w:spacing w:before="20" w:after="20"/>
-            </w:pPr>
-            <w:r>
-              <w:rPr>
-                <w:rFonts w:ascii="Times New Roman" w:hAnsi="Times New Roman"/>
-                <w:sz w:val="26"/>
-                <w:rFonts w:ascii="Times New Roman" w:hAnsi="Times New Roman" w:cs="Times New Roman"/>
-              </w:rPr>
-              <w:t>Bài 4. Mạng xã hội và một số kênh trao đổi thông tin trên Internet</w:t>
-            </w:r>
-          </w:p>
-        </w:tc>
-        <w:tc>
-          <w:tcPr>
-            <w:tcW w:w="1134" w:type="dxa"/>
-          </w:tcPr>
-          <w:p>
-            <w:pPr>
-              <w:spacing w:before="20" w:after="20"/>
-              <w:jc w:val="center"/>
-            </w:pPr>
-            <w:r>
-              <w:rPr>
-                <w:rFonts w:ascii="Times New Roman" w:hAnsi="Times New Roman"/>
-                <w:sz w:val="26"/>
-                <w:rFonts w:ascii="Times New Roman" w:hAnsi="Times New Roman" w:cs="Times New Roman"/>
-              </w:rPr>
-              <w:t>7, 8</w:t>
-            </w:r>
-          </w:p>
-        </w:tc>
-        <w:tc>
-          <w:tcPr>
-            <w:tcW w:w="4253" w:type="dxa"/>
-          </w:tcPr>
-          <w:p>
-            <w:pPr>
-              <w:spacing w:before="20" w:after="20"/>
-            </w:pPr>
-            <w:r>
-              <w:rPr>
-                <w:rFonts w:ascii="Times New Roman" w:hAnsi="Times New Roman"/>
-                <w:sz w:val="26"/>
-                <w:rFonts w:ascii="Times New Roman" w:hAnsi="Times New Roman" w:cs="Times New Roman"/>
-              </w:rPr>
-              <w:t xml:space="preserve">- Nêu chức năng cơ bản của mạng xã hội; nhận biết các website mạng xã hội và sử dụng chức năng giao lưu, chia sẻ.  </w:t>
-            </w:r>
-            <w:r>
-              <w:rPr>
-                <w:rFonts w:ascii="Times New Roman" w:hAnsi="Times New Roman"/>
-                <w:sz w:val="26"/>
-                <w:rFonts w:ascii="Times New Roman" w:hAnsi="Times New Roman" w:cs="Times New Roman"/>
-              </w:rPr>
-              <w:lastRenderedPageBreak/>
-              <w:t>- Nêu tên kênh trao đổi thông tin thông dụng; nêu hậu quả việc dùng thông tin sai trái.</w:t>
-            </w:r>
-          </w:p>
-        </w:tc>
-      </w:tr>
-      <w:tr>
-        <w:tc>
-          <w:tcPr>
-            <w:tcW w:w="838" w:type="dxa"/>
-          </w:tcPr>
-          <w:p>
-            <w:pPr>
-              <w:spacing w:before="20" w:after="20"/>
-              <w:jc w:val="center"/>
-            </w:pPr>
-            <w:r>
-              <w:rPr>
-                <w:rFonts w:ascii="Times New Roman" w:hAnsi="Times New Roman"/>
-                <w:b/>
-                <w:sz w:val="26"/>
-                <w:rFonts w:ascii="Times New Roman" w:hAnsi="Times New Roman" w:cs="Times New Roman"/>
-              </w:rPr>
-              <w:lastRenderedPageBreak/>
-              <w:t>7</w:t>
-            </w:r>
-          </w:p>
-        </w:tc>
-        <w:tc>
-          <w:tcPr>
-            <w:tcW w:w="3126" w:type="dxa"/>
-          </w:tcPr>
-          <w:p>
-            <w:pPr>
-              <w:spacing w:before="20" w:after="20"/>
-            </w:pPr>
-            <w:r>
-              <w:rPr>
-                <w:rFonts w:ascii="Times New Roman" w:hAnsi="Times New Roman"/>
-                <w:b/>
-                <w:sz w:val="26"/>
-                <w:rFonts w:ascii="Times New Roman" w:hAnsi="Times New Roman" w:cs="Times New Roman"/>
-              </w:rPr>
-              <w:t>Ôn tập Đánh giá định kỳ 1</w:t>
-            </w:r>
-          </w:p>
-        </w:tc>
-        <w:tc>
-          <w:tcPr>
-            <w:tcW w:w="1134" w:type="dxa"/>
-          </w:tcPr>
-          <w:p>
-            <w:pPr>
-              <w:spacing w:before="20" w:after="20"/>
-              <w:jc w:val="center"/>
-            </w:pPr>
-            <w:r>
-              <w:rPr>
-                <w:rFonts w:ascii="Times New Roman" w:hAnsi="Times New Roman"/>
-                <w:b/>
-                <w:sz w:val="26"/>
-                <w:rFonts w:ascii="Times New Roman" w:hAnsi="Times New Roman" w:cs="Times New Roman"/>
-              </w:rPr>
-              <w:t>9</w:t>
-            </w:r>
-          </w:p>
-        </w:tc>
-        <w:tc>
-          <w:tcPr>
-            <w:tcW w:w="4253" w:type="dxa"/>
-          </w:tcPr>
-          <w:p>
-            <w:pPr>
-              <w:spacing w:before="20" w:after="20"/>
-            </w:pPr>
-            <w:r>
-              <w:rPr>
-                <w:rFonts w:ascii="Times New Roman" w:hAnsi="Times New Roman"/>
-                <w:sz w:val="26"/>
-                <w:rFonts w:ascii="Times New Roman" w:hAnsi="Times New Roman" w:cs="Times New Roman"/>
-              </w:rPr>
-              <w:t>Hệ thống hóa kiến thức chuẩn bị Đánh giá định kỳ 1.</w:t>
-            </w:r>
-          </w:p>
-        </w:tc>
-      </w:tr>
-      <w:tr>
-        <w:tc>
-          <w:tcPr>
-            <w:tcW w:w="838" w:type="dxa"/>
-          </w:tcPr>
-          <w:p>
-            <w:pPr>
-              <w:spacing w:before="20" w:after="20"/>
-              <w:jc w:val="center"/>
-            </w:pPr>
-            <w:r>
-              <w:rPr>
-                <w:rFonts w:ascii="Times New Roman" w:hAnsi="Times New Roman"/>
-                <w:b/>
-                <w:sz w:val="26"/>
-                <w:rFonts w:ascii="Times New Roman" w:hAnsi="Times New Roman" w:cs="Times New Roman"/>
-              </w:rPr>
-              <w:t>8</w:t>
-            </w:r>
-          </w:p>
-        </w:tc>
-        <w:tc>
-          <w:tcPr>
-            <w:tcW w:w="3126" w:type="dxa"/>
-          </w:tcPr>
-          <w:p>
-            <w:pPr>
-              <w:spacing w:before="20" w:after="20"/>
-            </w:pPr>
-            <w:r>
-              <w:rPr>
-                <w:rFonts w:ascii="Times New Roman" w:hAnsi="Times New Roman"/>
-                <w:b/>
-                <w:sz w:val="26"/>
-                <w:rFonts w:ascii="Times New Roman" w:hAnsi="Times New Roman" w:cs="Times New Roman"/>
-              </w:rPr>
-              <w:t>Đánh giá định kỳ 1</w:t>
-            </w:r>
-          </w:p>
-        </w:tc>
-        <w:tc>
-          <w:tcPr>
-            <w:tcW w:w="1134" w:type="dxa"/>
-          </w:tcPr>
-          <w:p>
-            <w:pPr>
-              <w:spacing w:before="20" w:after="20"/>
-              <w:jc w:val="center"/>
-            </w:pPr>
-            <w:r>
-              <w:rPr>
-                <w:rFonts w:ascii="Times New Roman" w:hAnsi="Times New Roman"/>
-                <w:b/>
-                <w:sz w:val="26"/>
-                <w:rFonts w:ascii="Times New Roman" w:hAnsi="Times New Roman" w:cs="Times New Roman"/>
-              </w:rPr>
-              <w:t>10</w:t>
-            </w:r>
-          </w:p>
-        </w:tc>
-        <w:tc>
-          <w:tcPr>
-            <w:tcW w:w="4253" w:type="dxa"/>
-          </w:tcPr>
-          <w:p>
-            <w:pPr>
-              <w:spacing w:before="20" w:after="20"/>
-            </w:pPr>
-            <w:r>
-              <w:rPr>
-                <w:rFonts w:ascii="Times New Roman" w:hAnsi="Times New Roman"/>
-                <w:sz w:val="26"/>
-                <w:rFonts w:ascii="Times New Roman" w:hAnsi="Times New Roman" w:cs="Times New Roman"/>
-              </w:rPr>
-              <w:t>Kiểm tra đánh giá kết quả học tập.</w:t>
-            </w:r>
-          </w:p>
-        </w:tc>
-      </w:tr>
-      <w:tr>
-        <w:tc>
-          <w:tcPr>
-            <w:tcW w:w="838" w:type="dxa"/>
-          </w:tcPr>
-          <w:p>
-            <w:pPr>
-              <w:spacing w:before="20" w:after="20"/>
-              <w:jc w:val="center"/>
-            </w:pPr>
-            <w:r>
-              <w:rPr>
-                <w:rFonts w:ascii="Times New Roman" w:hAnsi="Times New Roman"/>
-                <w:sz w:val="26"/>
-                <w:rFonts w:ascii="Times New Roman" w:hAnsi="Times New Roman" w:cs="Times New Roman"/>
-              </w:rPr>
-              <w:t>9</w:t>
-            </w:r>
-          </w:p>
-        </w:tc>
-        <w:tc>
-          <w:tcPr>
-            <w:tcW w:w="3126" w:type="dxa"/>
-          </w:tcPr>
-          <w:p>
-            <w:pPr>
-              <w:spacing w:before="20" w:after="20"/>
-            </w:pPr>
-            <w:r>
-              <w:rPr>
-                <w:rFonts w:ascii="Times New Roman" w:hAnsi="Times New Roman"/>
-                <w:sz w:val="26"/>
-                <w:rFonts w:ascii="Times New Roman" w:hAnsi="Times New Roman" w:cs="Times New Roman"/>
-              </w:rPr>
-              <w:t>Chủ đề 3: Đạo đức, pháp luật và văn hóa trong môi trường số</w:t>
-            </w:r>
-          </w:p>
-        </w:tc>
-        <w:tc>
-          <w:tcPr>
-            <w:tcW w:w="1134" w:type="dxa"/>
-          </w:tcPr>
-          <w:p>
-            <w:pPr>
-              <w:spacing w:before="20" w:after="20"/>
-              <w:jc w:val="center"/>
-            </w:pPr>
-            <w:r>
-              <w:rPr>
-                <w:rFonts w:ascii="Times New Roman" w:hAnsi="Times New Roman"/>
-                <w:sz w:val="26"/>
-                <w:rFonts w:ascii="Times New Roman" w:hAnsi="Times New Roman" w:cs="Times New Roman"/>
-              </w:rPr>
-              <w:t>11</w:t>
-            </w:r>
-          </w:p>
-        </w:tc>
-        <w:tc>
-          <w:tcPr>
-            <w:tcW w:w="4253" w:type="dxa"/>
-          </w:tcPr>
-          <w:p>
-            <w:pPr>
-              <w:spacing w:before="20" w:after="20"/>
-            </w:pPr>
-          </w:p>
-        </w:tc>
-      </w:tr>
-      <w:tr>
-        <w:tc>
-          <w:tcPr>
-            <w:tcW w:w="838" w:type="dxa"/>
-          </w:tcPr>
-          <w:p>
-            <w:pPr>
-              <w:spacing w:before="20" w:after="20"/>
-              <w:jc w:val="center"/>
-            </w:pPr>
-            <w:r>
-              <w:rPr>
-                <w:rFonts w:ascii="Times New Roman" w:hAnsi="Times New Roman"/>
-                <w:sz w:val="26"/>
-                <w:rFonts w:ascii="Times New Roman" w:hAnsi="Times New Roman" w:cs="Times New Roman"/>
-              </w:rPr>
-              <w:t>10</w:t>
-            </w:r>
-          </w:p>
-        </w:tc>
-        <w:tc>
-          <w:tcPr>
-            <w:tcW w:w="3126" w:type="dxa"/>
-          </w:tcPr>
-          <w:p>
-            <w:pPr>
-              <w:spacing w:before="20" w:after="20"/>
-            </w:pPr>
-            <w:r>
-              <w:rPr>
-                <w:rFonts w:ascii="Times New Roman" w:hAnsi="Times New Roman"/>
-                <w:sz w:val="26"/>
-                <w:rFonts w:ascii="Times New Roman" w:hAnsi="Times New Roman" w:cs="Times New Roman"/>
-              </w:rPr>
-              <w:t>Bài 5. Ứng xử trên mạng</w:t>
-            </w:r>
-          </w:p>
-        </w:tc>
-        <w:tc>
-          <w:tcPr>
-            <w:tcW w:w="1134" w:type="dxa"/>
-          </w:tcPr>
-          <w:p>
-            <w:pPr>
-              <w:spacing w:before="20" w:after="20"/>
-              <w:jc w:val="center"/>
-            </w:pPr>
-            <w:r>
-              <w:rPr>
-                <w:rFonts w:ascii="Times New Roman" w:hAnsi="Times New Roman"/>
-                <w:sz w:val="26"/>
-                <w:rFonts w:ascii="Times New Roman" w:hAnsi="Times New Roman" w:cs="Times New Roman"/>
-              </w:rPr>
-              <w:t>12</w:t>
-            </w:r>
-          </w:p>
-        </w:tc>
-        <w:tc>
-          <w:tcPr>
-            <w:tcW w:w="4253" w:type="dxa"/>
-          </w:tcPr>
-          <w:p>
-            <w:pPr>
-              <w:spacing w:before="20" w:after="20"/>
-            </w:pPr>
-            <w:r>
-              <w:rPr>
-                <w:rFonts w:ascii="Times New Roman" w:hAnsi="Times New Roman"/>
-                <w:sz w:val="26"/>
-                <w:rFonts w:ascii="Times New Roman" w:hAnsi="Times New Roman" w:cs="Times New Roman"/>
-              </w:rPr>
-              <w:t>- Giao tiếp qua mạng đúng quy tắc, lịch sự, có văn hóa.  - Biết tác hại của bệnh nghiện Internet để phòng tránh; biết nhờ người lớn giúp đỡ khi cần.</w:t>
-            </w:r>
-          </w:p>
-        </w:tc>
-      </w:tr>
-      <w:tr>
-        <w:tc>
-          <w:tcPr>
-            <w:tcW w:w="838" w:type="dxa"/>
-          </w:tcPr>
-          <w:p>
-            <w:pPr>
-              <w:spacing w:before="20" w:after="20"/>
-              <w:jc w:val="center"/>
-            </w:pPr>
-            <w:r>
-              <w:rPr>
-                <w:rFonts w:ascii="Times New Roman" w:hAnsi="Times New Roman"/>
-                <w:sz w:val="26"/>
-                <w:rFonts w:ascii="Times New Roman" w:hAnsi="Times New Roman" w:cs="Times New Roman"/>
-              </w:rPr>
-              <w:t>11</w:t>
-            </w:r>
-          </w:p>
-        </w:tc>
-        <w:tc>
-          <w:tcPr>
-            <w:tcW w:w="3126" w:type="dxa"/>
-          </w:tcPr>
-          <w:p>
-            <w:pPr>
-              <w:spacing w:before="20" w:after="20"/>
-            </w:pPr>
-            <w:r>
-              <w:rPr>
-                <w:rFonts w:ascii="Times New Roman" w:hAnsi="Times New Roman"/>
-                <w:sz w:val="26"/>
-                <w:rFonts w:ascii="Times New Roman" w:hAnsi="Times New Roman" w:cs="Times New Roman"/>
-              </w:rPr>
-              <w:t>Chủ đề 4: Ứng dụng tin học</w:t>
-            </w:r>
-          </w:p>
-        </w:tc>
-        <w:tc>
-          <w:tcPr>
-            <w:tcW w:w="1134" w:type="dxa"/>
-          </w:tcPr>
-          <w:p>
-            <w:pPr>
-              <w:spacing w:before="20" w:after="20"/>
-              <w:jc w:val="center"/>
-            </w:pPr>
-            <w:r>
-              <w:rPr>
-                <w:rFonts w:ascii="Times New Roman" w:hAnsi="Times New Roman"/>
-                <w:sz w:val="26"/>
-                <w:rFonts w:ascii="Times New Roman" w:hAnsi="Times New Roman" w:cs="Times New Roman"/>
-              </w:rPr>
-              <w:t>13</w:t>
-            </w:r>
-          </w:p>
-        </w:tc>
-        <w:tc>
-          <w:tcPr>
-            <w:tcW w:w="4253" w:type="dxa"/>
-          </w:tcPr>
-          <w:p>
-            <w:pPr>
-              <w:spacing w:before="20" w:after="20"/>
-            </w:pPr>
-          </w:p>
-        </w:tc>
-      </w:tr>
-      <w:tr>
-        <w:tc>
-          <w:tcPr>
-            <w:tcW w:w="838" w:type="dxa"/>
-          </w:tcPr>
-          <w:p>
-            <w:pPr>
-              <w:spacing w:before="20" w:after="20"/>
-              <w:jc w:val="center"/>
-            </w:pPr>
-            <w:r>
-              <w:rPr>
-                <w:rFonts w:ascii="Times New Roman" w:hAnsi="Times New Roman"/>
-                <w:sz w:val="26"/>
-                <w:rFonts w:ascii="Times New Roman" w:hAnsi="Times New Roman" w:cs="Times New Roman"/>
-              </w:rPr>
-              <w:t>12</w:t>
-            </w:r>
-          </w:p>
-        </w:tc>
-        <w:tc>
-          <w:tcPr>
-            <w:tcW w:w="3126" w:type="dxa"/>
-          </w:tcPr>
-          <w:p>
-            <w:pPr>
-              <w:spacing w:before="20" w:after="20"/>
-            </w:pPr>
-            <w:r>
-              <w:rPr>
-                <w:rFonts w:ascii="Times New Roman" w:hAnsi="Times New Roman"/>
-                <w:sz w:val="26"/>
-                <w:rFonts w:ascii="Times New Roman" w:hAnsi="Times New Roman" w:cs="Times New Roman"/>
-              </w:rPr>
-              <w:t>Bài 6. Làm quen với phần mềm bảng tính</w:t>
-            </w:r>
-          </w:p>
-        </w:tc>
-        <w:tc>
-          <w:tcPr>
-            <w:tcW w:w="1134" w:type="dxa"/>
-          </w:tcPr>
-          <w:p>
-            <w:pPr>
-              <w:spacing w:before="20" w:after="20"/>
-              <w:jc w:val="center"/>
-            </w:pPr>
-            <w:r>
-              <w:rPr>
-                <w:rFonts w:ascii="Times New Roman" w:hAnsi="Times New Roman"/>
-                <w:sz w:val="26"/>
-                <w:rFonts w:ascii="Times New Roman" w:hAnsi="Times New Roman" w:cs="Times New Roman"/>
-              </w:rPr>
-              <w:t>14</w:t>
-            </w:r>
-          </w:p>
-        </w:tc>
-        <w:tc>
-          <w:tcPr>
-            <w:tcW w:w="4253" w:type="dxa"/>
-          </w:tcPr>
-          <w:p>
-            <w:pPr>
-              <w:spacing w:before="20" w:after="20"/>
-            </w:pPr>
-            <w:r>
-              <w:rPr>
-                <w:rFonts w:ascii="Times New Roman" w:hAnsi="Times New Roman"/>
-                <w:sz w:val="26"/>
-                <w:rFonts w:ascii="Times New Roman" w:hAnsi="Times New Roman" w:cs="Times New Roman"/>
-              </w:rPr>
-              <w:t>- Nhận biết khái niệm/chức năng cơ bản của phần mềm bảng tính.  - Nhập, điều chỉnh dữ liệu đơn giản; thay đổi phông chữ, màu nền, căn chỉnh ô tính, độ rộng cột.</w:t>
-            </w:r>
-          </w:p>
-        </w:tc>
-      </w:tr>
-      <w:tr>
-        <w:tc>
-          <w:tcPr>
-            <w:tcW w:w="838" w:type="dxa"/>
-          </w:tcPr>
-          <w:p>
-            <w:pPr>
-              <w:spacing w:before="20" w:after="20"/>
-              <w:jc w:val="center"/>
-            </w:pPr>
-            <w:r>
-              <w:rPr>
-                <w:rFonts w:ascii="Times New Roman" w:hAnsi="Times New Roman"/>
-                <w:sz w:val="26"/>
-                <w:rFonts w:ascii="Times New Roman" w:hAnsi="Times New Roman" w:cs="Times New Roman"/>
-              </w:rPr>
-              <w:t>13</w:t>
-            </w:r>
-          </w:p>
-        </w:tc>
-        <w:tc>
-          <w:tcPr>
-            <w:tcW w:w="3126" w:type="dxa"/>
-          </w:tcPr>
-          <w:p>
-            <w:pPr>
-              <w:spacing w:before="20" w:after="20"/>
-            </w:pPr>
-            <w:r>
-              <w:rPr>
-                <w:rFonts w:ascii="Times New Roman" w:hAnsi="Times New Roman"/>
-                <w:sz w:val="26"/>
-                <w:rFonts w:ascii="Times New Roman" w:hAnsi="Times New Roman" w:cs="Times New Roman"/>
-              </w:rPr>
-              <w:t>Bài 7. Tính toán tự động trên bảng tính</w:t>
-            </w:r>
-          </w:p>
-        </w:tc>
-        <w:tc>
-          <w:tcPr>
-            <w:tcW w:w="1134" w:type="dxa"/>
-          </w:tcPr>
-          <w:p>
-            <w:pPr>
-              <w:spacing w:before="20" w:after="20"/>
-              <w:jc w:val="center"/>
-            </w:pPr>
-            <w:r>
-              <w:rPr>
-                <w:rFonts w:ascii="Times New Roman" w:hAnsi="Times New Roman"/>
-                <w:sz w:val="26"/>
-                <w:rFonts w:ascii="Times New Roman" w:hAnsi="Times New Roman" w:cs="Times New Roman"/>
-              </w:rPr>
-              <w:t>15, 16</w:t>
-            </w:r>
-          </w:p>
-        </w:tc>
-        <w:tc>
-          <w:tcPr>
-            <w:tcW w:w="4253" w:type="dxa"/>
-          </w:tcPr>
-          <w:p>
-            <w:pPr>
-              <w:spacing w:before="20" w:after="20"/>
-            </w:pPr>
-            <w:r>
-              <w:rPr>
-                <w:rFonts w:ascii="Times New Roman" w:hAnsi="Times New Roman"/>
-                <w:sz w:val="26"/>
-                <w:rFonts w:ascii="Times New Roman" w:hAnsi="Times New Roman" w:cs="Times New Roman"/>
-              </w:rPr>
-              <w:t>- Nhận biết kiểu dữ liệu; biết nhập và sao chép công thức trên bảng tính.  - Giải thích việc đưa công thức vào bảng tính là cách điều khiển tính toán tự động.</w:t>
-            </w:r>
-          </w:p>
-        </w:tc>
-      </w:tr>
-      <w:tr>
-        <w:tc>
-          <w:tcPr>
-            <w:tcW w:w="838" w:type="dxa"/>
-          </w:tcPr>
-          <w:p>
-            <w:pPr>
-              <w:spacing w:before="20" w:after="20"/>
-              <w:jc w:val="center"/>
-            </w:pPr>
-            <w:r>
-              <w:rPr>
-                <w:rFonts w:ascii="Times New Roman" w:hAnsi="Times New Roman"/>
-                <w:sz w:val="26"/>
-                <w:rFonts w:ascii="Times New Roman" w:hAnsi="Times New Roman" w:cs="Times New Roman"/>
-              </w:rPr>
-              <w:t>14</w:t>
-            </w:r>
-          </w:p>
-        </w:tc>
-        <w:tc>
-          <w:tcPr>
-            <w:tcW w:w="3126" w:type="dxa"/>
-          </w:tcPr>
-          <w:p>
-            <w:pPr>
-              <w:spacing w:before="20" w:after="20"/>
-            </w:pPr>
-            <w:r>
-              <w:rPr>
-                <w:rFonts w:ascii="Times New Roman" w:hAnsi="Times New Roman"/>
-                <w:sz w:val="26"/>
-                <w:rFonts w:ascii="Times New Roman" w:hAnsi="Times New Roman" w:cs="Times New Roman"/>
-              </w:rPr>
-              <w:t>Bài 8. Công cụ hỗ trợ tính toán</w:t>
-            </w:r>
-          </w:p>
-        </w:tc>
-        <w:tc>
-          <w:tcPr>
-            <w:tcW w:w="1134" w:type="dxa"/>
-          </w:tcPr>
-          <w:p>
-            <w:pPr>
-              <w:spacing w:before="20" w:after="20"/>
-              <w:jc w:val="center"/>
-            </w:pPr>
-            <w:r>
-              <w:rPr>
-                <w:rFonts w:ascii="Times New Roman" w:hAnsi="Times New Roman"/>
-                <w:sz w:val="26"/>
-                <w:rFonts w:ascii="Times New Roman" w:hAnsi="Times New Roman" w:cs="Times New Roman"/>
-              </w:rPr>
-              <w:t>17</w:t>
-            </w:r>
-          </w:p>
-        </w:tc>
-        <w:tc>
-          <w:tcPr>
-            <w:tcW w:w="4253" w:type="dxa"/>
-          </w:tcPr>
-          <w:p>
-            <w:pPr>
-              <w:spacing w:before="20" w:after="20"/>
-            </w:pPr>
-            <w:r>
-              <w:rPr>
-                <w:rFonts w:ascii="Times New Roman" w:hAnsi="Times New Roman"/>
-                <w:sz w:val="26"/>
-                <w:rFonts w:ascii="Times New Roman" w:hAnsi="Times New Roman" w:cs="Times New Roman"/>
-              </w:rPr>
-              <w:t>- Thực hiện phép toán thông dụng; sử dụng hàm đơn giản: MAX, MIN, AVERAGE, COUNT,...</w:t>
-            </w:r>
-          </w:p>
-        </w:tc>
-      </w:tr>
-      <w:tr>
-        <w:tc>
-          <w:tcPr>
-            <w:tcW w:w="838" w:type="dxa"/>
-          </w:tcPr>
-          <w:p>
-            <w:pPr>
-              <w:spacing w:before="20" w:after="20"/>
-              <w:jc w:val="center"/>
-            </w:pPr>
-            <w:r>
-              <w:rPr>
-                <w:rFonts w:ascii="Times New Roman" w:hAnsi="Times New Roman"/>
-                <w:b/>
-                <w:sz w:val="26"/>
-                <w:rFonts w:ascii="Times New Roman" w:hAnsi="Times New Roman" w:cs="Times New Roman"/>
-              </w:rPr>
-              <w:t>15</w:t>
-            </w:r>
-          </w:p>
-        </w:tc>
-        <w:tc>
-          <w:tcPr>
-            <w:tcW w:w="3126" w:type="dxa"/>
-          </w:tcPr>
-          <w:p>
-            <w:pPr>
-              <w:spacing w:before="20" w:after="20"/>
-            </w:pPr>
-            <w:r>
-              <w:rPr>
-                <w:rFonts w:ascii="Times New Roman" w:hAnsi="Times New Roman"/>
-                <w:b/>
-                <w:sz w:val="26"/>
-                <w:rFonts w:ascii="Times New Roman" w:hAnsi="Times New Roman" w:cs="Times New Roman"/>
-              </w:rPr>
-              <w:t>Ôn tập Đánh giá định kỳ 2</w:t>
-            </w:r>
-          </w:p>
-        </w:tc>
-        <w:tc>
-          <w:tcPr>
-            <w:tcW w:w="1134" w:type="dxa"/>
-          </w:tcPr>
-          <w:p>
-            <w:pPr>
-              <w:spacing w:before="20" w:after="20"/>
-              <w:jc w:val="center"/>
-            </w:pPr>
-            <w:r>
-              <w:rPr>
-                <w:rFonts w:ascii="Times New Roman" w:hAnsi="Times New Roman"/>
-                <w:b/>
-                <w:sz w:val="26"/>
-                <w:rFonts w:ascii="Times New Roman" w:hAnsi="Times New Roman" w:cs="Times New Roman"/>
-              </w:rPr>
-              <w:t>18</w:t>
-            </w:r>
-          </w:p>
-        </w:tc>
-        <w:tc>
-          <w:tcPr>
-            <w:tcW w:w="4253" w:type="dxa"/>
-          </w:tcPr>
-          <w:p>
-            <w:pPr>
-              <w:spacing w:before="20" w:after="20"/>
-            </w:pPr>
-            <w:r>
-              <w:rPr>
-                <w:rFonts w:ascii="Times New Roman" w:hAnsi="Times New Roman"/>
-                <w:sz w:val="26"/>
-                <w:rFonts w:ascii="Times New Roman" w:hAnsi="Times New Roman" w:cs="Times New Roman"/>
-              </w:rPr>
-              <w:t>Hệ thống hóa kiến thức chuẩn bị Đánh giá định kỳ 2.</w:t>
-            </w:r>
-          </w:p>
-        </w:tc>
-      </w:tr>
-      <w:tr>
-        <w:tc>
-          <w:tcPr>
-            <w:tcW w:w="838" w:type="dxa"/>
-          </w:tcPr>
-          <w:p>
-            <w:pPr>
-              <w:spacing w:before="20" w:after="20"/>
-              <w:jc w:val="center"/>
-            </w:pPr>
-            <w:r>
-              <w:rPr>
-                <w:rFonts w:ascii="Times New Roman" w:hAnsi="Times New Roman"/>
-                <w:b/>
-                <w:sz w:val="26"/>
-                <w:rFonts w:ascii="Times New Roman" w:hAnsi="Times New Roman" w:cs="Times New Roman"/>
-              </w:rPr>
-              <w:t>16</w:t>
-            </w:r>
-          </w:p>
-        </w:tc>
-        <w:tc>
-          <w:tcPr>
-            <w:tcW w:w="3126" w:type="dxa"/>
-          </w:tcPr>
-          <w:p>
-            <w:pPr>
-              <w:spacing w:before="20" w:after="20"/>
-            </w:pPr>
-            <w:r>
-              <w:rPr>
-                <w:rFonts w:ascii="Times New Roman" w:hAnsi="Times New Roman"/>
-                <w:b/>
-                <w:sz w:val="26"/>
-                <w:rFonts w:ascii="Times New Roman" w:hAnsi="Times New Roman" w:cs="Times New Roman"/>
-              </w:rPr>
-              <w:t>Đánh giá định kỳ 2</w:t>
-            </w:r>
-          </w:p>
-        </w:tc>
-        <w:tc>
-          <w:tcPr>
-            <w:tcW w:w="1134" w:type="dxa"/>
-          </w:tcPr>
-          <w:p>
-            <w:pPr>
-              <w:spacing w:before="20" w:after="20"/>
-              <w:jc w:val="center"/>
-            </w:pPr>
-            <w:r>
-              <w:rPr>
-                <w:rFonts w:ascii="Times New Roman" w:hAnsi="Times New Roman"/>
-                <w:b/>
-                <w:sz w:val="26"/>
-                <w:rFonts w:ascii="Times New Roman" w:hAnsi="Times New Roman" w:cs="Times New Roman"/>
-              </w:rPr>
-              <w:t>19</w:t>
-            </w:r>
-          </w:p>
-        </w:tc>
-        <w:tc>
-          <w:tcPr>
-            <w:tcW w:w="4253" w:type="dxa"/>
-          </w:tcPr>
-          <w:p>
-            <w:pPr>
-              <w:spacing w:before="20" w:after="20"/>
-            </w:pPr>
-            <w:r>
-              <w:rPr>
-                <w:rFonts w:ascii="Times New Roman" w:hAnsi="Times New Roman"/>
-                <w:sz w:val="26"/>
-                <w:rFonts w:ascii="Times New Roman" w:hAnsi="Times New Roman" w:cs="Times New Roman"/>
-              </w:rPr>
-              <w:t>Kiểm tra đánh giá kết quả học tập.</w:t>
-            </w:r>
-          </w:p>
-        </w:tc>
-      </w:tr>
-      <w:tr>
-        <w:tc>
-          <w:tcPr>
-            <w:tcW w:w="838" w:type="dxa"/>
-          </w:tcPr>
-          <w:p>
-            <w:pPr>
-              <w:spacing w:before="20" w:after="20"/>
-              <w:jc w:val="center"/>
-            </w:pPr>
-            <w:r>
-              <w:rPr>
-                <w:rFonts w:ascii="Times New Roman" w:hAnsi="Times New Roman"/>
-                <w:sz w:val="26"/>
-                <w:rFonts w:ascii="Times New Roman" w:hAnsi="Times New Roman" w:cs="Times New Roman"/>
-              </w:rPr>
-              <w:t>17</w:t>
-            </w:r>
-          </w:p>
-        </w:tc>
-        <w:tc>
-          <w:tcPr>
-            <w:tcW w:w="3126" w:type="dxa"/>
-          </w:tcPr>
-          <w:p>
-            <w:pPr>
-              <w:spacing w:before="20" w:after="20"/>
-            </w:pPr>
-            <w:r>
-              <w:rPr>
-                <w:rFonts w:ascii="Times New Roman" w:hAnsi="Times New Roman"/>
-                <w:sz w:val="26"/>
-                <w:rFonts w:ascii="Times New Roman" w:hAnsi="Times New Roman" w:cs="Times New Roman"/>
-              </w:rPr>
-              <w:t>Bài 9. Trình bày bảng tính</w:t>
-            </w:r>
-          </w:p>
-        </w:tc>
-        <w:tc>
-          <w:tcPr>
-            <w:tcW w:w="1134" w:type="dxa"/>
-          </w:tcPr>
-          <w:p>
-            <w:pPr>
-              <w:spacing w:before="20" w:after="20"/>
-              <w:jc w:val="center"/>
-            </w:pPr>
-            <w:r>
-              <w:rPr>
-                <w:rFonts w:ascii="Times New Roman" w:hAnsi="Times New Roman"/>
-                <w:sz w:val="26"/>
-                <w:rFonts w:ascii="Times New Roman" w:hAnsi="Times New Roman" w:cs="Times New Roman"/>
-              </w:rPr>
-              <w:t>20, 21</w:t>
-            </w:r>
-          </w:p>
-        </w:tc>
-        <w:tc>
-          <w:tcPr>
-            <w:tcW w:w="4253" w:type="dxa"/>
-          </w:tcPr>
-          <w:p>
-            <w:pPr>
-              <w:spacing w:before="20" w:after="20"/>
-            </w:pPr>
-            <w:r>
-              <w:rPr>
-                <w:rFonts w:ascii="Times New Roman" w:hAnsi="Times New Roman"/>
-                <w:sz w:val="26"/>
-                <w:rFonts w:ascii="Times New Roman" w:hAnsi="Times New Roman" w:cs="Times New Roman"/>
-              </w:rPr>
-              <w:t xml:space="preserve">- Định dạng dữ liệu số và trình bày bảng tính.  - Áp dụng các hàm (MAX, </w:t>
-            </w:r>
-            <w:r>
-              <w:rPr>
-                <w:rFonts w:ascii="Times New Roman" w:hAnsi="Times New Roman"/>
-                <w:sz w:val="26"/>
-                <w:rFonts w:ascii="Times New Roman" w:hAnsi="Times New Roman" w:cs="Times New Roman"/>
-              </w:rPr>
-              <w:lastRenderedPageBreak/>
-              <w:t>MIN, SUM, AVERAGE, COUNT) vào dự án Trường học xanh.</w:t>
-            </w:r>
-          </w:p>
-        </w:tc>
-      </w:tr>
-      <w:tr>
-        <w:tc>
-          <w:tcPr>
-            <w:tcW w:w="838" w:type="dxa"/>
-          </w:tcPr>
-          <w:p>
-            <w:pPr>
-              <w:spacing w:before="20" w:after="20"/>
-              <w:jc w:val="center"/>
-            </w:pPr>
-            <w:r>
-              <w:rPr>
-                <w:rFonts w:ascii="Times New Roman" w:hAnsi="Times New Roman"/>
-                <w:sz w:val="26"/>
-                <w:rFonts w:ascii="Times New Roman" w:hAnsi="Times New Roman" w:cs="Times New Roman"/>
-              </w:rPr>
-              <w:lastRenderedPageBreak/>
-              <w:t>18</w:t>
-            </w:r>
-          </w:p>
-        </w:tc>
-        <w:tc>
-          <w:tcPr>
-            <w:tcW w:w="3126" w:type="dxa"/>
-          </w:tcPr>
-          <w:p>
-            <w:pPr>
-              <w:spacing w:before="20" w:after="20"/>
-            </w:pPr>
-            <w:r>
-              <w:rPr>
-                <w:rFonts w:ascii="Times New Roman" w:hAnsi="Times New Roman"/>
-                <w:sz w:val="26"/>
-                <w:rFonts w:ascii="Times New Roman" w:hAnsi="Times New Roman" w:cs="Times New Roman"/>
-              </w:rPr>
-              <w:t>Bài 10. Hoàn thiện bảng tính</w:t>
-            </w:r>
-          </w:p>
-        </w:tc>
-        <w:tc>
-          <w:tcPr>
-            <w:tcW w:w="1134" w:type="dxa"/>
-          </w:tcPr>
-          <w:p>
-            <w:pPr>
-              <w:spacing w:before="20" w:after="20"/>
-              <w:jc w:val="center"/>
-            </w:pPr>
-            <w:r>
-              <w:rPr>
-                <w:rFonts w:ascii="Times New Roman" w:hAnsi="Times New Roman"/>
-                <w:sz w:val="26"/>
-                <w:rFonts w:ascii="Times New Roman" w:hAnsi="Times New Roman" w:cs="Times New Roman"/>
-              </w:rPr>
-              <w:t>22</w:t>
-            </w:r>
-          </w:p>
-        </w:tc>
-        <w:tc>
-          <w:tcPr>
-            <w:tcW w:w="4253" w:type="dxa"/>
-          </w:tcPr>
-          <w:p>
-            <w:pPr>
-              <w:spacing w:before="20" w:after="20"/>
-            </w:pPr>
-            <w:r>
-              <w:rPr>
-                <w:rFonts w:ascii="Times New Roman" w:hAnsi="Times New Roman"/>
-                <w:sz w:val="26"/>
-                <w:rFonts w:ascii="Times New Roman" w:hAnsi="Times New Roman" w:cs="Times New Roman"/>
-              </w:rPr>
-              <w:t>- Thao tác hoàn thiện và in bảng tính; thực hành hoàn thiện dự án.  - Sử dụng bảng tính điện tử giải quyết công việc cụ thể.</w:t>
-            </w:r>
-          </w:p>
-        </w:tc>
-      </w:tr>
-      <w:tr>
-        <w:tc>
-          <w:tcPr>
-            <w:tcW w:w="838" w:type="dxa"/>
-          </w:tcPr>
-          <w:p>
-            <w:pPr>
-              <w:spacing w:before="20" w:after="20"/>
-              <w:jc w:val="center"/>
-            </w:pPr>
-            <w:r>
-              <w:rPr>
-                <w:rFonts w:ascii="Times New Roman" w:hAnsi="Times New Roman"/>
-                <w:sz w:val="26"/>
-                <w:rFonts w:ascii="Times New Roman" w:hAnsi="Times New Roman" w:cs="Times New Roman"/>
-              </w:rPr>
-              <w:t>19</w:t>
-            </w:r>
-          </w:p>
-        </w:tc>
-        <w:tc>
-          <w:tcPr>
-            <w:tcW w:w="3126" w:type="dxa"/>
-          </w:tcPr>
-          <w:p>
-            <w:pPr>
-              <w:spacing w:before="20" w:after="20"/>
-            </w:pPr>
-            <w:r>
-              <w:rPr>
-                <w:rFonts w:ascii="Times New Roman" w:hAnsi="Times New Roman"/>
-                <w:sz w:val="26"/>
-                <w:rFonts w:ascii="Times New Roman" w:hAnsi="Times New Roman" w:cs="Times New Roman"/>
-              </w:rPr>
-              <w:t>Bài 11. Tạo bài trình chiếu</w:t>
-            </w:r>
-          </w:p>
-        </w:tc>
-        <w:tc>
-          <w:tcPr>
-            <w:tcW w:w="1134" w:type="dxa"/>
-          </w:tcPr>
-          <w:p>
-            <w:pPr>
-              <w:spacing w:before="20" w:after="20"/>
-              <w:jc w:val="center"/>
-            </w:pPr>
-            <w:r>
-              <w:rPr>
-                <w:rFonts w:ascii="Times New Roman" w:hAnsi="Times New Roman"/>
-                <w:sz w:val="26"/>
-                <w:rFonts w:ascii="Times New Roman" w:hAnsi="Times New Roman" w:cs="Times New Roman"/>
-              </w:rPr>
-              <w:t>23</w:t>
-            </w:r>
-          </w:p>
-        </w:tc>
-        <w:tc>
-          <w:tcPr>
-            <w:tcW w:w="4253" w:type="dxa"/>
-          </w:tcPr>
-          <w:p>
-            <w:pPr>
-              <w:spacing w:before="20" w:after="20"/>
-            </w:pPr>
-            <w:r>
-              <w:rPr>
-                <w:rFonts w:ascii="Times New Roman" w:hAnsi="Times New Roman"/>
-                <w:sz w:val="26"/>
-                <w:rFonts w:ascii="Times New Roman" w:hAnsi="Times New Roman" w:cs="Times New Roman"/>
-              </w:rPr>
-              <w:t>- Nêu chức năng cơ bản của phần mềm trình chiếu.  - Tạo bài trình chiếu có tiêu đề, cấu trúc phân cấp.</w:t>
-            </w:r>
-          </w:p>
-        </w:tc>
-      </w:tr>
-      <w:tr>
-        <w:tc>
-          <w:tcPr>
-            <w:tcW w:w="838" w:type="dxa"/>
-          </w:tcPr>
-          <w:p>
-            <w:pPr>
-              <w:spacing w:before="20" w:after="20"/>
-              <w:jc w:val="center"/>
-            </w:pPr>
-            <w:r>
-              <w:rPr>
-                <w:rFonts w:ascii="Times New Roman" w:hAnsi="Times New Roman"/>
-                <w:sz w:val="26"/>
-                <w:rFonts w:ascii="Times New Roman" w:hAnsi="Times New Roman" w:cs="Times New Roman"/>
-              </w:rPr>
-              <w:t>20</w:t>
-            </w:r>
-          </w:p>
-        </w:tc>
-        <w:tc>
-          <w:tcPr>
-            <w:tcW w:w="3126" w:type="dxa"/>
-          </w:tcPr>
-          <w:p>
-            <w:pPr>
-              <w:spacing w:before="20" w:after="20"/>
-            </w:pPr>
-            <w:r>
-              <w:rPr>
-                <w:rFonts w:ascii="Times New Roman" w:hAnsi="Times New Roman"/>
-                <w:sz w:val="26"/>
-                <w:rFonts w:ascii="Times New Roman" w:hAnsi="Times New Roman" w:cs="Times New Roman"/>
-              </w:rPr>
-              <w:t>Bài 12. Định dạng đối tượng trên trang chiếu</w:t>
-            </w:r>
-          </w:p>
-        </w:tc>
-        <w:tc>
-          <w:tcPr>
-            <w:tcW w:w="1134" w:type="dxa"/>
-          </w:tcPr>
-          <w:p>
-            <w:pPr>
-              <w:spacing w:before="20" w:after="20"/>
-              <w:jc w:val="center"/>
-            </w:pPr>
-            <w:r>
-              <w:rPr>
-                <w:rFonts w:ascii="Times New Roman" w:hAnsi="Times New Roman"/>
-                <w:sz w:val="26"/>
-                <w:rFonts w:ascii="Times New Roman" w:hAnsi="Times New Roman" w:cs="Times New Roman"/>
-              </w:rPr>
-              <w:t>24, 25</w:t>
-            </w:r>
-          </w:p>
-        </w:tc>
-        <w:tc>
-          <w:tcPr>
-            <w:tcW w:w="4253" w:type="dxa"/>
-          </w:tcPr>
-          <w:p>
-            <w:pPr>
-              <w:spacing w:before="20" w:after="20"/>
-            </w:pPr>
-            <w:r>
-              <w:rPr>
-                <w:rFonts w:ascii="Times New Roman" w:hAnsi="Times New Roman"/>
-                <w:sz w:val="26"/>
-                <w:rFonts w:ascii="Times New Roman" w:hAnsi="Times New Roman" w:cs="Times New Roman"/>
-              </w:rPr>
-              <w:t>- Sao chép dữ liệu từ tệp văn bản sang trang chiếu; chèn hình ảnh minh họa.  - Định dạng văn bản, ảnh minh họa hợp lý.</w:t>
-            </w:r>
-          </w:p>
-        </w:tc>
-      </w:tr>
-      <w:tr>
-        <w:tc>
-          <w:tcPr>
-            <w:tcW w:w="838" w:type="dxa"/>
-          </w:tcPr>
-          <w:p>
-            <w:pPr>
-              <w:spacing w:before="20" w:after="20"/>
-              <w:jc w:val="center"/>
-            </w:pPr>
-            <w:r>
-              <w:rPr>
-                <w:rFonts w:ascii="Times New Roman" w:hAnsi="Times New Roman"/>
-                <w:sz w:val="26"/>
-                <w:rFonts w:ascii="Times New Roman" w:hAnsi="Times New Roman" w:cs="Times New Roman"/>
-              </w:rPr>
-              <w:t>21</w:t>
-            </w:r>
-          </w:p>
-        </w:tc>
-        <w:tc>
-          <w:tcPr>
-            <w:tcW w:w="3126" w:type="dxa"/>
-          </w:tcPr>
-          <w:p>
-            <w:pPr>
-              <w:spacing w:before="20" w:after="20"/>
-            </w:pPr>
-            <w:r>
-              <w:rPr>
-                <w:rFonts w:ascii="Times New Roman" w:hAnsi="Times New Roman"/>
-                <w:sz w:val="26"/>
-                <w:rFonts w:ascii="Times New Roman" w:hAnsi="Times New Roman" w:cs="Times New Roman"/>
-              </w:rPr>
-              <w:t>Bài 13. Thực hành tổng hợp: Hoàn thiện bài trình chiếu</w:t>
-            </w:r>
-          </w:p>
-        </w:tc>
-        <w:tc>
-          <w:tcPr>
-            <w:tcW w:w="1134" w:type="dxa"/>
-          </w:tcPr>
-          <w:p>
-            <w:pPr>
-              <w:spacing w:before="20" w:after="20"/>
-              <w:jc w:val="center"/>
-            </w:pPr>
-            <w:r>
-              <w:rPr>
-                <w:rFonts w:ascii="Times New Roman" w:hAnsi="Times New Roman"/>
-                <w:sz w:val="26"/>
-                <w:rFonts w:ascii="Times New Roman" w:hAnsi="Times New Roman" w:cs="Times New Roman"/>
-              </w:rPr>
-              <w:t>26</w:t>
-            </w:r>
-          </w:p>
-        </w:tc>
-        <w:tc>
-          <w:tcPr>
-            <w:tcW w:w="4253" w:type="dxa"/>
-          </w:tcPr>
-          <w:p>
-            <w:pPr>
-              <w:spacing w:before="20" w:after="20"/>
-            </w:pPr>
-            <w:r>
-              <w:rPr>
-                <w:rFonts w:ascii="Times New Roman" w:hAnsi="Times New Roman"/>
-                <w:sz w:val="26"/>
-                <w:rFonts w:ascii="Times New Roman" w:hAnsi="Times New Roman" w:cs="Times New Roman"/>
-              </w:rPr>
-              <w:t>- Tạo hiệu ứng động hợp lý; tổng hợp, sắp xếp nội dung thành bài trình chiếu hoàn chỉnh.</w:t>
-            </w:r>
-          </w:p>
-        </w:tc>
-      </w:tr>
-      <w:tr>
-        <w:tc>
-          <w:tcPr>
-            <w:tcW w:w="838" w:type="dxa"/>
-          </w:tcPr>
-          <w:p>
-            <w:pPr>
-              <w:spacing w:before="20" w:after="20"/>
-              <w:jc w:val="center"/>
-            </w:pPr>
-            <w:r>
-              <w:rPr>
-                <w:rFonts w:ascii="Times New Roman" w:hAnsi="Times New Roman"/>
-                <w:b/>
-                <w:sz w:val="26"/>
-                <w:rFonts w:ascii="Times New Roman" w:hAnsi="Times New Roman" w:cs="Times New Roman"/>
-              </w:rPr>
-              <w:t>22</w:t>
-            </w:r>
-          </w:p>
-        </w:tc>
-        <w:tc>
-          <w:tcPr>
-            <w:tcW w:w="3126" w:type="dxa"/>
-          </w:tcPr>
-          <w:p>
-            <w:pPr>
-              <w:spacing w:before="20" w:after="20"/>
-            </w:pPr>
-            <w:r>
-              <w:rPr>
-                <w:rFonts w:ascii="Times New Roman" w:hAnsi="Times New Roman"/>
-                <w:b/>
-                <w:sz w:val="26"/>
-                <w:rFonts w:ascii="Times New Roman" w:hAnsi="Times New Roman" w:cs="Times New Roman"/>
-              </w:rPr>
-              <w:t>Ôn tập Đánh giá định kỳ 3</w:t>
-            </w:r>
-          </w:p>
-        </w:tc>
-        <w:tc>
-          <w:tcPr>
-            <w:tcW w:w="1134" w:type="dxa"/>
-          </w:tcPr>
-          <w:p>
-            <w:pPr>
-              <w:spacing w:before="20" w:after="20"/>
-              <w:jc w:val="center"/>
-            </w:pPr>
-            <w:r>
-              <w:rPr>
-                <w:rFonts w:ascii="Times New Roman" w:hAnsi="Times New Roman"/>
-                <w:b/>
-                <w:sz w:val="26"/>
-                <w:rFonts w:ascii="Times New Roman" w:hAnsi="Times New Roman" w:cs="Times New Roman"/>
-              </w:rPr>
-              <w:t>27</w:t>
-            </w:r>
-          </w:p>
-        </w:tc>
-        <w:tc>
-          <w:tcPr>
-            <w:tcW w:w="4253" w:type="dxa"/>
-          </w:tcPr>
-          <w:p>
-            <w:pPr>
-              <w:spacing w:before="20" w:after="20"/>
-            </w:pPr>
-            <w:r>
-              <w:rPr>
-                <w:rFonts w:ascii="Times New Roman" w:hAnsi="Times New Roman"/>
-                <w:sz w:val="26"/>
-                <w:rFonts w:ascii="Times New Roman" w:hAnsi="Times New Roman" w:cs="Times New Roman"/>
-              </w:rPr>
-              <w:t>Hệ thống hóa kiến thức chuẩn bị Đánh giá định kỳ 3.</w:t>
-            </w:r>
-          </w:p>
-        </w:tc>
-      </w:tr>
-      <w:tr>
-        <w:tc>
-          <w:tcPr>
-            <w:tcW w:w="838" w:type="dxa"/>
-          </w:tcPr>
-          <w:p>
-            <w:pPr>
-              <w:spacing w:before="20" w:after="20"/>
-              <w:jc w:val="center"/>
-            </w:pPr>
-            <w:r>
-              <w:rPr>
-                <w:rFonts w:ascii="Times New Roman" w:hAnsi="Times New Roman"/>
-                <w:b/>
-                <w:sz w:val="26"/>
-                <w:rFonts w:ascii="Times New Roman" w:hAnsi="Times New Roman" w:cs="Times New Roman"/>
-              </w:rPr>
-              <w:t>23</w:t>
-            </w:r>
-          </w:p>
-        </w:tc>
-        <w:tc>
-          <w:tcPr>
-            <w:tcW w:w="3126" w:type="dxa"/>
-          </w:tcPr>
-          <w:p>
-            <w:pPr>
-              <w:spacing w:before="20" w:after="20"/>
-            </w:pPr>
-            <w:r>
-              <w:rPr>
-                <w:rFonts w:ascii="Times New Roman" w:hAnsi="Times New Roman"/>
-                <w:b/>
-                <w:sz w:val="26"/>
-                <w:rFonts w:ascii="Times New Roman" w:hAnsi="Times New Roman" w:cs="Times New Roman"/>
-              </w:rPr>
-              <w:t>Đánh giá định kỳ 3</w:t>
-            </w:r>
-          </w:p>
-        </w:tc>
-        <w:tc>
-          <w:tcPr>
-            <w:tcW w:w="1134" w:type="dxa"/>
-          </w:tcPr>
-          <w:p>
-            <w:pPr>
-              <w:spacing w:before="20" w:after="20"/>
-              <w:jc w:val="center"/>
-            </w:pPr>
-            <w:r>
-              <w:rPr>
-                <w:rFonts w:ascii="Times New Roman" w:hAnsi="Times New Roman"/>
-                <w:b/>
-                <w:sz w:val="26"/>
-                <w:rFonts w:ascii="Times New Roman" w:hAnsi="Times New Roman" w:cs="Times New Roman"/>
-              </w:rPr>
-              <w:t>28</w:t>
-            </w:r>
-          </w:p>
-        </w:tc>
-        <w:tc>
-          <w:tcPr>
-            <w:tcW w:w="4253" w:type="dxa"/>
-          </w:tcPr>
-          <w:p>
-            <w:pPr>
-              <w:spacing w:before="20" w:after="20"/>
-            </w:pPr>
-            <w:r>
-              <w:rPr>
-                <w:rFonts w:ascii="Times New Roman" w:hAnsi="Times New Roman"/>
-                <w:sz w:val="26"/>
-                <w:rFonts w:ascii="Times New Roman" w:hAnsi="Times New Roman" w:cs="Times New Roman"/>
-              </w:rPr>
-              <w:t>Kiểm tra đánh giá kết quả học tập.</w:t>
-            </w:r>
-          </w:p>
-        </w:tc>
-      </w:tr>
-      <w:tr>
-        <w:tc>
-          <w:tcPr>
-            <w:tcW w:w="838" w:type="dxa"/>
-          </w:tcPr>
-          <w:p>
-            <w:pPr>
-              <w:spacing w:before="20" w:after="20"/>
-              <w:jc w:val="center"/>
-            </w:pPr>
-            <w:r>
-              <w:rPr>
-                <w:rFonts w:ascii="Times New Roman" w:hAnsi="Times New Roman"/>
-                <w:sz w:val="26"/>
-                <w:rFonts w:ascii="Times New Roman" w:hAnsi="Times New Roman" w:cs="Times New Roman"/>
-              </w:rPr>
-              <w:t>24</w:t>
-            </w:r>
-          </w:p>
-        </w:tc>
-        <w:tc>
-          <w:tcPr>
-            <w:tcW w:w="3126" w:type="dxa"/>
-          </w:tcPr>
-          <w:p>
-            <w:pPr>
-              <w:spacing w:before="20" w:after="20"/>
-            </w:pPr>
-            <w:r>
-              <w:rPr>
-                <w:rFonts w:ascii="Times New Roman" w:hAnsi="Times New Roman"/>
-                <w:sz w:val="26"/>
-                <w:rFonts w:ascii="Times New Roman" w:hAnsi="Times New Roman" w:cs="Times New Roman"/>
-              </w:rPr>
-              <w:t>Ôn tập và luyện tập</w:t>
-            </w:r>
-          </w:p>
-        </w:tc>
-        <w:tc>
-          <w:tcPr>
-            <w:tcW w:w="1134" w:type="dxa"/>
-          </w:tcPr>
-          <w:p>
-            <w:pPr>
-              <w:spacing w:before="20" w:after="20"/>
-              <w:jc w:val="center"/>
-            </w:pPr>
-            <w:r>
-              <w:rPr>
-                <w:rFonts w:ascii="Times New Roman" w:hAnsi="Times New Roman"/>
-                <w:sz w:val="26"/>
-                <w:rFonts w:ascii="Times New Roman" w:hAnsi="Times New Roman" w:cs="Times New Roman"/>
-              </w:rPr>
-              <w:t>29 - 32</w:t>
-            </w:r>
-          </w:p>
-        </w:tc>
-        <w:tc>
-          <w:tcPr>
-            <w:tcW w:w="4253" w:type="dxa"/>
-          </w:tcPr>
-          <w:p>
-            <w:pPr>
-              <w:spacing w:before="20" w:after="20"/>
-            </w:pPr>
-            <w:r>
-              <w:rPr>
-                <w:rFonts w:ascii="Times New Roman" w:hAnsi="Times New Roman"/>
-                <w:sz w:val="26"/>
-                <w:rFonts w:ascii="Times New Roman" w:hAnsi="Times New Roman" w:cs="Times New Roman"/>
-              </w:rPr>
-              <w:t>Ôn tập, luyện tập bổ sung kiến thức và kỹ năng.</w:t>
-            </w:r>
-          </w:p>
-        </w:tc>
-      </w:tr>
-      <w:tr>
-        <w:tc>
-          <w:tcPr>
-            <w:tcW w:w="838" w:type="dxa"/>
-          </w:tcPr>
-          <w:p>
-            <w:pPr>
-              <w:spacing w:before="20" w:after="20"/>
-              <w:jc w:val="center"/>
-            </w:pPr>
-            <w:r>
-              <w:rPr>
-                <w:rFonts w:ascii="Times New Roman" w:hAnsi="Times New Roman"/>
-                <w:b/>
-                <w:sz w:val="26"/>
-                <w:rFonts w:ascii="Times New Roman" w:hAnsi="Times New Roman" w:cs="Times New Roman"/>
-              </w:rPr>
-              <w:t>25</w:t>
-            </w:r>
-          </w:p>
-        </w:tc>
-        <w:tc>
-          <w:tcPr>
-            <w:tcW w:w="3126" w:type="dxa"/>
-          </w:tcPr>
-          <w:p>
-            <w:pPr>
-              <w:spacing w:before="20" w:after="20"/>
-            </w:pPr>
-            <w:r>
-              <w:rPr>
-                <w:rFonts w:ascii="Times New Roman" w:hAnsi="Times New Roman"/>
-                <w:b/>
-                <w:sz w:val="26"/>
-                <w:rFonts w:ascii="Times New Roman" w:hAnsi="Times New Roman" w:cs="Times New Roman"/>
-              </w:rPr>
-              <w:t>Ôn tập Đánh giá định kỳ 4</w:t>
-            </w:r>
-          </w:p>
-        </w:tc>
-        <w:tc>
-          <w:tcPr>
-            <w:tcW w:w="1134" w:type="dxa"/>
-          </w:tcPr>
-          <w:p>
-            <w:pPr>
-              <w:spacing w:before="20" w:after="20"/>
-              <w:jc w:val="center"/>
-            </w:pPr>
-            <w:r>
-              <w:rPr>
-                <w:rFonts w:ascii="Times New Roman" w:hAnsi="Times New Roman"/>
-                <w:b/>
-                <w:sz w:val="26"/>
-                <w:rFonts w:ascii="Times New Roman" w:hAnsi="Times New Roman" w:cs="Times New Roman"/>
-              </w:rPr>
-              <w:t>33</w:t>
-            </w:r>
-          </w:p>
-        </w:tc>
-        <w:tc>
-          <w:tcPr>
-            <w:tcW w:w="4253" w:type="dxa"/>
-          </w:tcPr>
-          <w:p>
-            <w:pPr>
-              <w:spacing w:before="20" w:after="20"/>
-            </w:pPr>
-            <w:r>
-              <w:rPr>
-                <w:rFonts w:ascii="Times New Roman" w:hAnsi="Times New Roman"/>
-                <w:sz w:val="26"/>
-                <w:rFonts w:ascii="Times New Roman" w:hAnsi="Times New Roman" w:cs="Times New Roman"/>
-              </w:rPr>
-              <w:t>Hệ thống hóa kiến thức chuẩn bị Đánh giá định kỳ 4.</w:t>
-            </w:r>
-          </w:p>
-        </w:tc>
-      </w:tr>
-      <w:tr>
-        <w:tc>
-          <w:tcPr>
-            <w:tcW w:w="838" w:type="dxa"/>
-          </w:tcPr>
-          <w:p>
-            <w:pPr>
-              <w:spacing w:before="20" w:after="20"/>
-              <w:jc w:val="center"/>
-            </w:pPr>
-            <w:r>
-              <w:rPr>
-                <w:rFonts w:ascii="Times New Roman" w:hAnsi="Times New Roman"/>
-                <w:b/>
-                <w:sz w:val="26"/>
-                <w:rFonts w:ascii="Times New Roman" w:hAnsi="Times New Roman" w:cs="Times New Roman"/>
-              </w:rPr>
-              <w:t>26</w:t>
-            </w:r>
-          </w:p>
-        </w:tc>
-        <w:tc>
-          <w:tcPr>
-            <w:tcW w:w="3126" w:type="dxa"/>
-          </w:tcPr>
-          <w:p>
-            <w:pPr>
-              <w:spacing w:before="20" w:after="20"/>
-            </w:pPr>
-            <w:r>
-              <w:rPr>
-                <w:rFonts w:ascii="Times New Roman" w:hAnsi="Times New Roman"/>
-                <w:b/>
-                <w:sz w:val="26"/>
-                <w:rFonts w:ascii="Times New Roman" w:hAnsi="Times New Roman" w:cs="Times New Roman"/>
-              </w:rPr>
-              <w:t>Đánh giá định kỳ 4</w:t>
-            </w:r>
-          </w:p>
-        </w:tc>
-        <w:tc>
-          <w:tcPr>
-            <w:tcW w:w="1134" w:type="dxa"/>
-          </w:tcPr>
-          <w:p>
-            <w:pPr>
-              <w:spacing w:before="20" w:after="20"/>
-              <w:jc w:val="center"/>
-            </w:pPr>
-            <w:r>
-              <w:rPr>
-                <w:rFonts w:ascii="Times New Roman" w:hAnsi="Times New Roman"/>
-                <w:b/>
-                <w:sz w:val="26"/>
-                <w:rFonts w:ascii="Times New Roman" w:hAnsi="Times New Roman" w:cs="Times New Roman"/>
-              </w:rPr>
-              <w:t>34</w:t>
-            </w:r>
-          </w:p>
-        </w:tc>
-        <w:tc>
-          <w:tcPr>
-            <w:tcW w:w="4253" w:type="dxa"/>
-          </w:tcPr>
-          <w:p>
-            <w:pPr>
-              <w:spacing w:before="20" w:after="20"/>
-            </w:pPr>
-            <w:r>
-              <w:rPr>
-                <w:rFonts w:ascii="Times New Roman" w:hAnsi="Times New Roman"/>
-                <w:sz w:val="26"/>
-                <w:rFonts w:ascii="Times New Roman" w:hAnsi="Times New Roman" w:cs="Times New Roman"/>
-              </w:rPr>
-              <w:t>Kiểm tra đánh giá kết quả học tập.</w:t>
-            </w:r>
-          </w:p>
-        </w:tc>
-      </w:tr>
-      <w:tr>
-        <w:tc>
-          <w:tcPr>
-            <w:tcW w:w="838" w:type="dxa"/>
-          </w:tcPr>
-          <w:p>
-            <w:pPr>
-              <w:spacing w:before="20" w:after="20"/>
-              <w:jc w:val="center"/>
-            </w:pPr>
-            <w:r>
-              <w:rPr>
-                <w:rFonts w:ascii="Times New Roman" w:hAnsi="Times New Roman"/>
-                <w:sz w:val="26"/>
-                <w:rFonts w:ascii="Times New Roman" w:hAnsi="Times New Roman" w:cs="Times New Roman"/>
-              </w:rPr>
-              <w:t>27</w:t>
-            </w:r>
-          </w:p>
-        </w:tc>
-        <w:tc>
-          <w:tcPr>
-            <w:tcW w:w="3126" w:type="dxa"/>
-          </w:tcPr>
-          <w:p>
-            <w:pPr>
-              <w:spacing w:before="20" w:after="20"/>
-            </w:pPr>
-            <w:r>
-              <w:rPr>
-                <w:rFonts w:ascii="Times New Roman" w:hAnsi="Times New Roman"/>
-                <w:sz w:val="26"/>
-                <w:rFonts w:ascii="Times New Roman" w:hAnsi="Times New Roman" w:cs="Times New Roman"/>
-              </w:rPr>
-              <w:t>Tổng kết năm học</w:t>
-            </w:r>
-          </w:p>
-        </w:tc>
-        <w:tc>
-          <w:tcPr>
-            <w:tcW w:w="1134" w:type="dxa"/>
-          </w:tcPr>
-          <w:p>
-            <w:pPr>
-              <w:spacing w:before="20" w:after="20"/>
-              <w:jc w:val="center"/>
-            </w:pPr>
-            <w:r>
-              <w:rPr>
-                <w:rFonts w:ascii="Times New Roman" w:hAnsi="Times New Roman"/>
-                <w:sz w:val="26"/>
-                <w:rFonts w:ascii="Times New Roman" w:hAnsi="Times New Roman" w:cs="Times New Roman"/>
-              </w:rPr>
-              <w:t>35</w:t>
-            </w:r>
-          </w:p>
-        </w:tc>
-        <w:tc>
-          <w:tcPr>
-            <w:tcW w:w="4253" w:type="dxa"/>
-          </w:tcPr>
-          <w:p>
-            <w:pPr>
-              <w:spacing w:before="20" w:after="20"/>
-            </w:pPr>
-            <w:r>
-              <w:rPr>
-                <w:rFonts w:ascii="Times New Roman" w:hAnsi="Times New Roman"/>
-                <w:sz w:val="26"/>
-                <w:rFonts w:ascii="Times New Roman" w:hAnsi="Times New Roman" w:cs="Times New Roman"/>
-              </w:rPr>
-              <w:t>Tổng kết đánh giá kết quả học tập cả năm.</w:t>
-            </w:r>
-          </w:p>
-        </w:tc>
-      </w:tr>
-    </w:tbl>
     <w:p>
       <w:pPr>
         <w:rPr>

--- a/Hệ thống mẫu văn bản/Nguyên đã làm/Kế hoạch dạy học Tin học từng lớp/Kế hoạch dạy học môn Tin học - Lớp 7 - 2026 - 2027.docx
+++ b/Hệ thống mẫu văn bản/Nguyên đã làm/Kế hoạch dạy học Tin học từng lớp/Kế hoạch dạy học môn Tin học - Lớp 7 - 2026 - 2027.docx
@@ -83,16 +83,16 @@
         <w:tblStyle w:val="a"/>
         <w:tblW w:w="9310" w:type="dxa"/>
         <w:tblInd w:w="0" w:type="dxa"/>
-        <w:tblBorders>
-          <w:top w:val="nil"/>
-          <w:left w:val="nil"/>
-          <w:bottom w:val="nil"/>
-          <w:right w:val="nil"/>
-          <w:insideH w:val="nil"/>
-          <w:insideV w:val="nil"/>
-        </w:tblBorders>
         <w:tblLayout w:type="fixed"/>
         <w:tblLook w:val="0400" w:firstRow="0" w:lastRow="0" w:firstColumn="0" w:lastColumn="0" w:noHBand="0" w:noVBand="1"/>
+        <w:tblBorders>
+          <w:top w:val="single" w:sz="4" w:space="0" w:color="000000"/>
+          <w:left w:val="single" w:sz="4" w:space="0" w:color="000000"/>
+          <w:bottom w:val="single" w:sz="4" w:space="0" w:color="000000"/>
+          <w:right w:val="single" w:sz="4" w:space="0" w:color="000000"/>
+          <w:insideH w:val="single" w:sz="4" w:space="0" w:color="000000"/>
+          <w:insideV w:val="single" w:sz="4" w:space="0" w:color="000000"/>
+        </w:tblBorders>
       </w:tblPr>
       <w:tblGrid>
         <w:gridCol w:w="3828"/>
@@ -510,6 +510,8 @@
         <w:tblStyle w:val="a0"/>
         <w:tblW w:w="9631" w:type="dxa"/>
         <w:tblInd w:w="0" w:type="dxa"/>
+        <w:tblLayout w:type="fixed"/>
+        <w:tblLook w:val="0400" w:firstRow="0" w:lastRow="0" w:firstColumn="0" w:lastColumn="0" w:noHBand="0" w:noVBand="1"/>
         <w:tblBorders>
           <w:top w:val="single" w:sz="4" w:space="0" w:color="000000"/>
           <w:left w:val="single" w:sz="4" w:space="0" w:color="000000"/>
@@ -518,8 +520,6 @@
           <w:insideH w:val="single" w:sz="4" w:space="0" w:color="000000"/>
           <w:insideV w:val="single" w:sz="4" w:space="0" w:color="000000"/>
         </w:tblBorders>
-        <w:tblLayout w:type="fixed"/>
-        <w:tblLook w:val="0400" w:firstRow="0" w:lastRow="0" w:firstColumn="0" w:lastColumn="0" w:noHBand="0" w:noVBand="1"/>
       </w:tblPr>
       <w:tblGrid>
         <w:gridCol w:w="733"/>
@@ -954,6 +954,8 @@
         <w:tblStyle w:val="a1"/>
         <w:tblW w:w="9631" w:type="dxa"/>
         <w:tblInd w:w="0" w:type="dxa"/>
+        <w:tblLayout w:type="fixed"/>
+        <w:tblLook w:val="0400" w:firstRow="0" w:lastRow="0" w:firstColumn="0" w:lastColumn="0" w:noHBand="0" w:noVBand="1"/>
         <w:tblBorders>
           <w:top w:val="single" w:sz="4" w:space="0" w:color="000000"/>
           <w:left w:val="single" w:sz="4" w:space="0" w:color="000000"/>
@@ -962,8 +964,6 @@
           <w:insideH w:val="single" w:sz="4" w:space="0" w:color="000000"/>
           <w:insideV w:val="single" w:sz="4" w:space="0" w:color="000000"/>
         </w:tblBorders>
-        <w:tblLayout w:type="fixed"/>
-        <w:tblLook w:val="0400" w:firstRow="0" w:lastRow="0" w:firstColumn="0" w:lastColumn="0" w:noHBand="0" w:noVBand="1"/>
       </w:tblPr>
       <w:tblGrid>
         <w:gridCol w:w="733"/>
@@ -1389,8 +1389,9 @@
       <w:tr>
         <w:tc>
           <w:tcPr>
-            <w:tcW w:type="dxa" w:w="680"/>
-            <w:vAlign w:val="center"/>
+            <w:tcW w:type="dxa" w:w="510"/>
+            <w:vAlign w:val="center"/>
+            <w:tcW w:w="510" w:type="dxa"/>
           </w:tcPr>
           <w:p>
             <w:pPr>
@@ -1410,13 +1411,14 @@
         </w:tc>
         <w:tc>
           <w:tcPr>
-            <w:tcW w:type="dxa" w:w="3118"/>
-            <w:vAlign w:val="center"/>
-          </w:tcPr>
-          <w:p>
-            <w:pPr>
-              <w:spacing w:before="40" w:after="40" w:line="276" w:lineRule="auto"/>
-              <w:jc w:val="left"/>
+            <w:tcW w:type="dxa" w:w="2154"/>
+            <w:vAlign w:val="center"/>
+            <w:tcW w:w="2154" w:type="dxa"/>
+          </w:tcPr>
+          <w:p>
+            <w:pPr>
+              <w:spacing w:before="40" w:after="40" w:line="276" w:lineRule="auto"/>
+              <w:jc w:val="center"/>
             </w:pPr>
             <w:r>
               <w:rPr>
@@ -1431,8 +1433,9 @@
         </w:tc>
         <w:tc>
           <w:tcPr>
-            <w:tcW w:type="dxa" w:w="850"/>
-            <w:vAlign w:val="center"/>
+            <w:tcW w:type="dxa" w:w="624"/>
+            <w:vAlign w:val="center"/>
+            <w:tcW w:w="623" w:type="dxa"/>
           </w:tcPr>
           <w:p>
             <w:pPr>
@@ -1452,8 +1455,9 @@
         </w:tc>
         <w:tc>
           <w:tcPr>
-            <w:tcW w:type="dxa" w:w="1247"/>
-            <w:vAlign w:val="center"/>
+            <w:tcW w:type="dxa" w:w="794"/>
+            <w:vAlign w:val="center"/>
+            <w:tcW w:w="793" w:type="dxa"/>
           </w:tcPr>
           <w:p>
             <w:pPr>
@@ -1473,13 +1477,14 @@
         </w:tc>
         <w:tc>
           <w:tcPr>
-            <w:tcW w:type="dxa" w:w="3402"/>
-            <w:vAlign w:val="center"/>
-          </w:tcPr>
-          <w:p>
-            <w:pPr>
-              <w:spacing w:before="40" w:after="40" w:line="276" w:lineRule="auto"/>
-              <w:jc w:val="left"/>
+            <w:tcW w:type="dxa" w:w="5272"/>
+            <w:vAlign w:val="center"/>
+            <w:tcW w:w="5273" w:type="dxa"/>
+          </w:tcPr>
+          <w:p>
+            <w:pPr>
+              <w:spacing w:before="40" w:after="40" w:line="276" w:lineRule="auto"/>
+              <w:jc w:val="center"/>
             </w:pPr>
             <w:r>
               <w:rPr>
@@ -1496,101 +1501,23 @@
       <w:tr>
         <w:tc>
           <w:tcPr>
-            <w:tcW w:type="dxa" w:w="680"/>
-            <w:vAlign w:val="center"/>
-          </w:tcPr>
-          <w:p>
-            <w:pPr>
-              <w:spacing w:before="40" w:after="40" w:line="276" w:lineRule="auto"/>
-              <w:jc w:val="center"/>
-            </w:pPr>
-            <w:r>
-              <w:rPr>
-                <w:rFonts w:ascii="Times New Roman" w:hAnsi="Times New Roman"/>
-                <w:sz w:val="26"/>
-                <w:rFonts w:ascii="Times New Roman" w:hAnsi="Times New Roman" w:cs="Times New Roman"/>
-              </w:rPr>
-              <w:t>1</w:t>
-            </w:r>
-          </w:p>
-        </w:tc>
-        <w:tc>
-          <w:tcPr>
-            <w:tcW w:type="dxa" w:w="3118"/>
-            <w:vAlign w:val="center"/>
-          </w:tcPr>
-          <w:p>
-            <w:pPr>
-              <w:spacing w:before="40" w:after="40" w:line="276" w:lineRule="auto"/>
-              <w:jc w:val="both"/>
-            </w:pPr>
-            <w:r>
-              <w:rPr>
-                <w:rFonts w:ascii="Times New Roman" w:hAnsi="Times New Roman"/>
-                <w:sz w:val="26"/>
-                <w:rFonts w:ascii="Times New Roman" w:hAnsi="Times New Roman" w:cs="Times New Roman"/>
-              </w:rPr>
-              <w:t>Tiết 0: Định hướng môn học</w:t>
-            </w:r>
-          </w:p>
-        </w:tc>
-        <w:tc>
-          <w:tcPr>
-            <w:tcW w:type="dxa" w:w="850"/>
-            <w:vAlign w:val="center"/>
-          </w:tcPr>
-          <w:p>
-            <w:pPr>
-              <w:spacing w:before="40" w:after="40" w:line="276" w:lineRule="auto"/>
-              <w:jc w:val="center"/>
-            </w:pPr>
-            <w:r>
-              <w:rPr>
-                <w:rFonts w:ascii="Times New Roman" w:hAnsi="Times New Roman"/>
-                <w:sz w:val="26"/>
-                <w:rFonts w:ascii="Times New Roman" w:hAnsi="Times New Roman" w:cs="Times New Roman"/>
-              </w:rPr>
-              <w:t>1</w:t>
-            </w:r>
-          </w:p>
-        </w:tc>
-        <w:tc>
-          <w:tcPr>
-            <w:tcW w:type="dxa" w:w="1247"/>
-            <w:vAlign w:val="center"/>
-          </w:tcPr>
-          <w:p>
-            <w:pPr>
-              <w:spacing w:before="40" w:after="40" w:line="276" w:lineRule="auto"/>
-              <w:jc w:val="center"/>
-            </w:pPr>
-            <w:r>
-              <w:rPr>
-                <w:rFonts w:ascii="Times New Roman" w:hAnsi="Times New Roman"/>
-                <w:sz w:val="26"/>
-                <w:rFonts w:ascii="Times New Roman" w:hAnsi="Times New Roman" w:cs="Times New Roman"/>
-              </w:rPr>
-              <w:t>1</w:t>
-            </w:r>
-          </w:p>
-        </w:tc>
-        <w:tc>
-          <w:tcPr>
-            <w:tcW w:type="dxa" w:w="3402"/>
-            <w:vAlign w:val="center"/>
-          </w:tcPr>
-          <w:p>
-            <w:pPr>
-              <w:spacing w:before="40" w:after="40" w:line="276" w:lineRule="auto"/>
-              <w:jc w:val="both"/>
-            </w:pPr>
-            <w:r>
-              <w:rPr>
-                <w:rFonts w:ascii="Times New Roman" w:hAnsi="Times New Roman"/>
-                <w:sz w:val="26"/>
-                <w:rFonts w:ascii="Times New Roman" w:hAnsi="Times New Roman" w:cs="Times New Roman"/>
-              </w:rPr>
-              <w:t>Giới thiệu tổng quan môn học Tin học, phương pháp học tập hiệu quả, các quy định an toàn và nội quy phòng học bộ môn.</w:t>
+            <w:tcW w:type="dxa" w:w="9310"/>
+            <w:gridSpan w:val="5"/>
+            <w:vAlign w:val="center"/>
+          </w:tcPr>
+          <w:p>
+            <w:pPr>
+              <w:spacing w:before="40" w:after="40" w:line="276" w:lineRule="auto"/>
+              <w:jc w:val="left"/>
+            </w:pPr>
+            <w:r>
+              <w:rPr>
+                <w:rFonts w:ascii="Times New Roman" w:hAnsi="Times New Roman"/>
+                <w:b/>
+                <w:sz w:val="26"/>
+                <w:rFonts w:ascii="Times New Roman" w:hAnsi="Times New Roman" w:cs="Times New Roman"/>
+              </w:rPr>
+              <w:t>Chủ đề 1: Máy tính và cộng đồng</w:t>
             </w:r>
           </w:p>
         </w:tc>
@@ -1598,6 +1525,315 @@
       <w:tr>
         <w:tc>
           <w:tcPr>
+            <w:tcW w:type="dxa" w:w="510"/>
+            <w:vAlign w:val="center"/>
+            <w:tcW w:w="510" w:type="dxa"/>
+          </w:tcPr>
+          <w:p>
+            <w:pPr>
+              <w:jc w:val="center"/>
+            </w:pPr>
+            <w:r>
+              <w:rPr>
+                <w:rFonts w:ascii="Times New Roman" w:hAnsi="Times New Roman"/>
+                <w:sz w:val="26"/>
+              </w:rPr>
+              <w:t>1</w:t>
+            </w:r>
+          </w:p>
+        </w:tc>
+        <w:tc>
+          <w:tcPr>
+            <w:tcW w:type="dxa" w:w="2154"/>
+            <w:vAlign w:val="center"/>
+            <w:tcW w:w="2154" w:type="dxa"/>
+          </w:tcPr>
+          <w:p>
+            <w:pPr>
+              <w:spacing w:before="40" w:after="40" w:line="276" w:lineRule="auto"/>
+              <w:jc w:val="both"/>
+            </w:pPr>
+            <w:r>
+              <w:rPr>
+                <w:rFonts w:ascii="Times New Roman" w:hAnsi="Times New Roman"/>
+                <w:sz w:val="26"/>
+                <w:rFonts w:ascii="Times New Roman" w:hAnsi="Times New Roman" w:cs="Times New Roman"/>
+              </w:rPr>
+              <w:t>Bài 1. Thiết bị vào - ra</w:t>
+            </w:r>
+          </w:p>
+        </w:tc>
+        <w:tc>
+          <w:tcPr>
+            <w:tcW w:type="dxa" w:w="624"/>
+            <w:vAlign w:val="center"/>
+            <w:tcW w:w="623" w:type="dxa"/>
+          </w:tcPr>
+          <w:p>
+            <w:pPr>
+              <w:spacing w:before="40" w:after="40" w:line="276" w:lineRule="auto"/>
+              <w:jc w:val="center"/>
+            </w:pPr>
+            <w:r>
+              <w:rPr>
+                <w:rFonts w:ascii="Times New Roman" w:hAnsi="Times New Roman"/>
+                <w:sz w:val="26"/>
+                <w:rFonts w:ascii="Times New Roman" w:hAnsi="Times New Roman" w:cs="Times New Roman"/>
+              </w:rPr>
+              <w:t>1</w:t>
+            </w:r>
+          </w:p>
+        </w:tc>
+        <w:tc>
+          <w:tcPr>
+            <w:tcW w:type="dxa" w:w="794"/>
+            <w:vAlign w:val="center"/>
+            <w:tcW w:w="793" w:type="dxa"/>
+          </w:tcPr>
+          <w:p>
+            <w:pPr>
+              <w:jc w:val="center"/>
+            </w:pPr>
+            <w:r>
+              <w:rPr>
+                <w:rFonts w:ascii="Times New Roman" w:hAnsi="Times New Roman"/>
+                <w:sz w:val="26"/>
+              </w:rPr>
+              <w:t>1</w:t>
+            </w:r>
+          </w:p>
+        </w:tc>
+        <w:tc>
+          <w:tcPr>
+            <w:tcW w:type="dxa" w:w="5272"/>
+            <w:vAlign w:val="center"/>
+            <w:tcW w:w="5273" w:type="dxa"/>
+          </w:tcPr>
+          <w:p>
+            <w:pPr>
+              <w:spacing w:before="40" w:after="40" w:line="276" w:lineRule="auto"/>
+              <w:jc w:val="both"/>
+            </w:pPr>
+            <w:r>
+              <w:rPr>
+                <w:rFonts w:ascii="Times New Roman" w:hAnsi="Times New Roman"/>
+                <w:sz w:val="26"/>
+                <w:rFonts w:ascii="Times New Roman" w:hAnsi="Times New Roman" w:cs="Times New Roman"/>
+              </w:rPr>
+              <w:t>- Củng cố, phát triển kiến thức xử lý thông tin.  - Nhận biết thiết bị vào - ra có nhiều loại/hình dạng; hiểu chức năng trong thu nhận, lưu trữ, xử lý, truyền thông tin.  - Nêu ví dụ về thao tác không đúng cách gây lỗi thiết bị.</w:t>
+            </w:r>
+          </w:p>
+        </w:tc>
+      </w:tr>
+      <w:tr>
+        <w:tc>
+          <w:tcPr>
+            <w:tcW w:type="dxa" w:w="510"/>
+            <w:vAlign w:val="center"/>
+            <w:tcW w:w="510" w:type="dxa"/>
+          </w:tcPr>
+          <w:p>
+            <w:pPr>
+              <w:jc w:val="center"/>
+            </w:pPr>
+            <w:r>
+              <w:rPr>
+                <w:rFonts w:ascii="Times New Roman" w:hAnsi="Times New Roman"/>
+                <w:sz w:val="26"/>
+              </w:rPr>
+              <w:t>2</w:t>
+            </w:r>
+          </w:p>
+        </w:tc>
+        <w:tc>
+          <w:tcPr>
+            <w:tcW w:type="dxa" w:w="2154"/>
+            <w:vAlign w:val="center"/>
+            <w:tcW w:w="2154" w:type="dxa"/>
+          </w:tcPr>
+          <w:p>
+            <w:pPr>
+              <w:spacing w:before="40" w:after="40" w:line="276" w:lineRule="auto"/>
+              <w:jc w:val="both"/>
+            </w:pPr>
+            <w:r>
+              <w:rPr>
+                <w:rFonts w:ascii="Times New Roman" w:hAnsi="Times New Roman"/>
+                <w:sz w:val="26"/>
+                <w:rFonts w:ascii="Times New Roman" w:hAnsi="Times New Roman" w:cs="Times New Roman"/>
+              </w:rPr>
+              <w:t>Bài 2. Phần mềm máy tính</w:t>
+            </w:r>
+          </w:p>
+        </w:tc>
+        <w:tc>
+          <w:tcPr>
+            <w:tcW w:type="dxa" w:w="624"/>
+            <w:vAlign w:val="center"/>
+            <w:tcW w:w="623" w:type="dxa"/>
+          </w:tcPr>
+          <w:p>
+            <w:pPr>
+              <w:spacing w:before="40" w:after="40" w:line="276" w:lineRule="auto"/>
+              <w:jc w:val="center"/>
+            </w:pPr>
+            <w:r>
+              <w:rPr>
+                <w:rFonts w:ascii="Times New Roman" w:hAnsi="Times New Roman"/>
+                <w:sz w:val="26"/>
+                <w:rFonts w:ascii="Times New Roman" w:hAnsi="Times New Roman" w:cs="Times New Roman"/>
+              </w:rPr>
+              <w:t>1</w:t>
+            </w:r>
+          </w:p>
+        </w:tc>
+        <w:tc>
+          <w:tcPr>
+            <w:tcW w:type="dxa" w:w="794"/>
+            <w:vAlign w:val="center"/>
+            <w:tcW w:w="793" w:type="dxa"/>
+          </w:tcPr>
+          <w:p>
+            <w:pPr>
+              <w:jc w:val="center"/>
+            </w:pPr>
+            <w:r>
+              <w:rPr>
+                <w:rFonts w:ascii="Times New Roman" w:hAnsi="Times New Roman"/>
+                <w:sz w:val="26"/>
+              </w:rPr>
+              <w:t>2</w:t>
+            </w:r>
+          </w:p>
+        </w:tc>
+        <w:tc>
+          <w:tcPr>
+            <w:tcW w:type="dxa" w:w="5272"/>
+            <w:vAlign w:val="center"/>
+            <w:tcW w:w="5273" w:type="dxa"/>
+          </w:tcPr>
+          <w:p>
+            <w:pPr>
+              <w:spacing w:before="40" w:after="40" w:line="276" w:lineRule="auto"/>
+              <w:jc w:val="both"/>
+            </w:pPr>
+            <w:r>
+              <w:rPr>
+                <w:rFonts w:ascii="Times New Roman" w:hAnsi="Times New Roman"/>
+                <w:sz w:val="26"/>
+                <w:rFonts w:ascii="Times New Roman" w:hAnsi="Times New Roman" w:cs="Times New Roman"/>
+              </w:rPr>
+              <w:t>- Nhận thức vai trò của phần mềm trong hoạt động của máy tính.  - Phân loại phần mềm thành: hệ điều hành và phần mềm ứng dụng.</w:t>
+            </w:r>
+          </w:p>
+        </w:tc>
+      </w:tr>
+      <w:tr>
+        <w:tc>
+          <w:tcPr>
+            <w:tcW w:type="dxa" w:w="510"/>
+            <w:vAlign w:val="center"/>
+            <w:tcW w:w="510" w:type="dxa"/>
+          </w:tcPr>
+          <w:p>
+            <w:pPr>
+              <w:jc w:val="center"/>
+            </w:pPr>
+            <w:r>
+              <w:rPr>
+                <w:rFonts w:ascii="Times New Roman" w:hAnsi="Times New Roman"/>
+                <w:sz w:val="26"/>
+              </w:rPr>
+              <w:t>3</w:t>
+            </w:r>
+          </w:p>
+        </w:tc>
+        <w:tc>
+          <w:tcPr>
+            <w:tcW w:type="dxa" w:w="2154"/>
+            <w:vAlign w:val="center"/>
+            <w:tcW w:w="2154" w:type="dxa"/>
+          </w:tcPr>
+          <w:p>
+            <w:pPr>
+              <w:spacing w:before="40" w:after="40" w:line="276" w:lineRule="auto"/>
+              <w:jc w:val="both"/>
+            </w:pPr>
+            <w:r>
+              <w:rPr>
+                <w:rFonts w:ascii="Times New Roman" w:hAnsi="Times New Roman"/>
+                <w:sz w:val="26"/>
+                <w:rFonts w:ascii="Times New Roman" w:hAnsi="Times New Roman" w:cs="Times New Roman"/>
+              </w:rPr>
+              <w:t>Bài 3. Quản lý dữ liệu trong máy tính</w:t>
+            </w:r>
+          </w:p>
+        </w:tc>
+        <w:tc>
+          <w:tcPr>
+            <w:tcW w:type="dxa" w:w="624"/>
+            <w:vAlign w:val="center"/>
+            <w:tcW w:w="623" w:type="dxa"/>
+          </w:tcPr>
+          <w:p>
+            <w:pPr>
+              <w:spacing w:before="40" w:after="40" w:line="276" w:lineRule="auto"/>
+              <w:jc w:val="center"/>
+            </w:pPr>
+            <w:r>
+              <w:rPr>
+                <w:rFonts w:ascii="Times New Roman" w:hAnsi="Times New Roman"/>
+                <w:sz w:val="26"/>
+                <w:rFonts w:ascii="Times New Roman" w:hAnsi="Times New Roman" w:cs="Times New Roman"/>
+              </w:rPr>
+              <w:t>1</w:t>
+            </w:r>
+          </w:p>
+        </w:tc>
+        <w:tc>
+          <w:tcPr>
+            <w:tcW w:type="dxa" w:w="794"/>
+            <w:vAlign w:val="center"/>
+            <w:tcW w:w="793" w:type="dxa"/>
+          </w:tcPr>
+          <w:p>
+            <w:pPr>
+              <w:jc w:val="center"/>
+            </w:pPr>
+            <w:r>
+              <w:rPr>
+                <w:rFonts w:ascii="Times New Roman" w:hAnsi="Times New Roman"/>
+                <w:sz w:val="26"/>
+              </w:rPr>
+              <w:t>3</w:t>
+            </w:r>
+          </w:p>
+        </w:tc>
+        <w:tc>
+          <w:tcPr>
+            <w:tcW w:type="dxa" w:w="5272"/>
+            <w:vAlign w:val="center"/>
+            <w:tcW w:w="5273" w:type="dxa"/>
+          </w:tcPr>
+          <w:p>
+            <w:pPr>
+              <w:spacing w:before="40" w:after="40" w:line="276" w:lineRule="auto"/>
+              <w:jc w:val="both"/>
+            </w:pPr>
+            <w:r>
+              <w:rPr>
+                <w:rFonts w:ascii="Times New Roman" w:hAnsi="Times New Roman"/>
+                <w:sz w:val="26"/>
+                <w:rFonts w:ascii="Times New Roman" w:hAnsi="Times New Roman" w:cs="Times New Roman"/>
+              </w:rPr>
+              <w:t>- Biết tệp chương trình cũng là dữ liệu lưu trữ trong máy tính.  - Nêu ví dụ biện pháp an toàn dữ liệu: sao lưu, phòng chống xâm nhập trái phép, virus,...</w:t>
+            </w:r>
+          </w:p>
+        </w:tc>
+      </w:tr>
+      <w:tr>
+        <w:tc>
+          <w:tcPr>
             <w:tcW w:type="dxa" w:w="9310"/>
             <w:gridSpan w:val="5"/>
             <w:vAlign w:val="center"/>
@@ -1605,7 +1841,7 @@
           <w:p>
             <w:pPr>
               <w:spacing w:before="40" w:after="40" w:line="276" w:lineRule="auto"/>
-              <w:jc w:val="both"/>
+              <w:jc w:val="left"/>
             </w:pPr>
             <w:r>
               <w:rPr>
@@ -1614,7 +1850,7 @@
                 <w:sz w:val="26"/>
                 <w:rFonts w:ascii="Times New Roman" w:hAnsi="Times New Roman" w:cs="Times New Roman"/>
               </w:rPr>
-              <w:t>Chủ đề 1: Máy tính và cộng đồng</w:t>
+              <w:t>Chủ đề 2: Tổ chức lưu trữ, tìm kiếm và trao đổi thông tin</w:t>
             </w:r>
           </w:p>
         </w:tc>
@@ -1622,28 +1858,28 @@
       <w:tr>
         <w:tc>
           <w:tcPr>
-            <w:tcW w:type="dxa" w:w="680"/>
-            <w:vAlign w:val="center"/>
-          </w:tcPr>
-          <w:p>
-            <w:pPr>
-              <w:spacing w:before="40" w:after="40" w:line="276" w:lineRule="auto"/>
-              <w:jc w:val="center"/>
-            </w:pPr>
-            <w:r>
-              <w:rPr>
-                <w:rFonts w:ascii="Times New Roman" w:hAnsi="Times New Roman"/>
-                <w:sz w:val="26"/>
-                <w:rFonts w:ascii="Times New Roman" w:hAnsi="Times New Roman" w:cs="Times New Roman"/>
-              </w:rPr>
-              <w:t>2</w:t>
-            </w:r>
-          </w:p>
-        </w:tc>
-        <w:tc>
-          <w:tcPr>
-            <w:tcW w:type="dxa" w:w="3118"/>
-            <w:vAlign w:val="center"/>
+            <w:tcW w:type="dxa" w:w="510"/>
+            <w:vAlign w:val="center"/>
+            <w:tcW w:w="510" w:type="dxa"/>
+          </w:tcPr>
+          <w:p>
+            <w:pPr>
+              <w:jc w:val="center"/>
+            </w:pPr>
+            <w:r>
+              <w:rPr>
+                <w:rFonts w:ascii="Times New Roman" w:hAnsi="Times New Roman"/>
+                <w:sz w:val="26"/>
+              </w:rPr>
+              <w:t>4</w:t>
+            </w:r>
+          </w:p>
+        </w:tc>
+        <w:tc>
+          <w:tcPr>
+            <w:tcW w:type="dxa" w:w="2154"/>
+            <w:vAlign w:val="center"/>
+            <w:tcW w:w="2154" w:type="dxa"/>
           </w:tcPr>
           <w:p>
             <w:pPr>
@@ -1656,14 +1892,15 @@
                 <w:sz w:val="26"/>
                 <w:rFonts w:ascii="Times New Roman" w:hAnsi="Times New Roman" w:cs="Times New Roman"/>
               </w:rPr>
-              <w:t>Bài 1. Thiết bị vào - ra</w:t>
-            </w:r>
-          </w:p>
-        </w:tc>
-        <w:tc>
-          <w:tcPr>
-            <w:tcW w:type="dxa" w:w="850"/>
-            <w:vAlign w:val="center"/>
+              <w:t>Bài 4. Mạng xã hội và một số kênh trao đổi thông tin trên Internet</w:t>
+            </w:r>
+          </w:p>
+        </w:tc>
+        <w:tc>
+          <w:tcPr>
+            <w:tcW w:type="dxa" w:w="624"/>
+            <w:vAlign w:val="center"/>
+            <w:tcW w:w="623" w:type="dxa"/>
           </w:tcPr>
           <w:p>
             <w:pPr>
@@ -1682,28 +1919,28 @@
         </w:tc>
         <w:tc>
           <w:tcPr>
-            <w:tcW w:type="dxa" w:w="1247"/>
-            <w:vAlign w:val="center"/>
-          </w:tcPr>
-          <w:p>
-            <w:pPr>
-              <w:spacing w:before="40" w:after="40" w:line="276" w:lineRule="auto"/>
-              <w:jc w:val="center"/>
-            </w:pPr>
-            <w:r>
-              <w:rPr>
-                <w:rFonts w:ascii="Times New Roman" w:hAnsi="Times New Roman"/>
-                <w:sz w:val="26"/>
-                <w:rFonts w:ascii="Times New Roman" w:hAnsi="Times New Roman" w:cs="Times New Roman"/>
-              </w:rPr>
-              <w:t>2</w:t>
-            </w:r>
-          </w:p>
-        </w:tc>
-        <w:tc>
-          <w:tcPr>
-            <w:tcW w:type="dxa" w:w="3402"/>
-            <w:vAlign w:val="center"/>
+            <w:tcW w:type="dxa" w:w="794"/>
+            <w:vAlign w:val="center"/>
+            <w:tcW w:w="793" w:type="dxa"/>
+          </w:tcPr>
+          <w:p>
+            <w:pPr>
+              <w:jc w:val="center"/>
+            </w:pPr>
+            <w:r>
+              <w:rPr>
+                <w:rFonts w:ascii="Times New Roman" w:hAnsi="Times New Roman"/>
+                <w:sz w:val="26"/>
+              </w:rPr>
+              <w:t>4</w:t>
+            </w:r>
+          </w:p>
+        </w:tc>
+        <w:tc>
+          <w:tcPr>
+            <w:tcW w:type="dxa" w:w="5272"/>
+            <w:vAlign w:val="center"/>
+            <w:tcW w:w="5273" w:type="dxa"/>
           </w:tcPr>
           <w:p>
             <w:pPr>
@@ -1716,7 +1953,7 @@
                 <w:sz w:val="26"/>
                 <w:rFonts w:ascii="Times New Roman" w:hAnsi="Times New Roman" w:cs="Times New Roman"/>
               </w:rPr>
-              <w:t>- Củng cố, phát triển kiến thức xử lý thông tin.  - Nhận biết thiết bị vào - ra có nhiều loại/hình dạng; hiểu chức năng trong thu nhận, lưu trữ, xử lý, truyền thông tin.  - Nêu ví dụ về thao tác không đúng cách gây lỗi thiết bị.</w:t>
+              <w:t>- Nêu chức năng cơ bản của mạng xã hội; nhận biết các website mạng xã hội và sử dụng chức năng giao lưu, chia sẻ.  - Nêu tên kênh trao đổi thông tin thông dụng; nêu hậu quả việc dùng thông tin sai trái.</w:t>
             </w:r>
           </w:p>
         </w:tc>
@@ -1724,28 +1961,28 @@
       <w:tr>
         <w:tc>
           <w:tcPr>
-            <w:tcW w:type="dxa" w:w="680"/>
-            <w:vAlign w:val="center"/>
-          </w:tcPr>
-          <w:p>
-            <w:pPr>
-              <w:spacing w:before="40" w:after="40" w:line="276" w:lineRule="auto"/>
-              <w:jc w:val="center"/>
-            </w:pPr>
-            <w:r>
-              <w:rPr>
-                <w:rFonts w:ascii="Times New Roman" w:hAnsi="Times New Roman"/>
-                <w:sz w:val="26"/>
-                <w:rFonts w:ascii="Times New Roman" w:hAnsi="Times New Roman" w:cs="Times New Roman"/>
-              </w:rPr>
-              <w:t>3</w:t>
-            </w:r>
-          </w:p>
-        </w:tc>
-        <w:tc>
-          <w:tcPr>
-            <w:tcW w:type="dxa" w:w="3118"/>
-            <w:vAlign w:val="center"/>
+            <w:tcW w:type="dxa" w:w="510"/>
+            <w:vAlign w:val="center"/>
+            <w:tcW w:w="510" w:type="dxa"/>
+          </w:tcPr>
+          <w:p>
+            <w:pPr>
+              <w:jc w:val="center"/>
+            </w:pPr>
+            <w:r>
+              <w:rPr>
+                <w:rFonts w:ascii="Times New Roman" w:hAnsi="Times New Roman"/>
+                <w:sz w:val="26"/>
+              </w:rPr>
+              <w:t>5</w:t>
+            </w:r>
+          </w:p>
+        </w:tc>
+        <w:tc>
+          <w:tcPr>
+            <w:tcW w:type="dxa" w:w="2154"/>
+            <w:vAlign w:val="center"/>
+            <w:tcW w:w="2154" w:type="dxa"/>
           </w:tcPr>
           <w:p>
             <w:pPr>
@@ -1758,14 +1995,15 @@
                 <w:sz w:val="26"/>
                 <w:rFonts w:ascii="Times New Roman" w:hAnsi="Times New Roman" w:cs="Times New Roman"/>
               </w:rPr>
-              <w:t>Bài 2. Phần mềm máy tính</w:t>
-            </w:r>
-          </w:p>
-        </w:tc>
-        <w:tc>
-          <w:tcPr>
-            <w:tcW w:type="dxa" w:w="850"/>
-            <w:vAlign w:val="center"/>
+              <w:t>Ôn tập Đánh giá định kỳ 1</w:t>
+            </w:r>
+          </w:p>
+        </w:tc>
+        <w:tc>
+          <w:tcPr>
+            <w:tcW w:type="dxa" w:w="624"/>
+            <w:vAlign w:val="center"/>
+            <w:tcW w:w="623" w:type="dxa"/>
           </w:tcPr>
           <w:p>
             <w:pPr>
@@ -1784,28 +2022,28 @@
         </w:tc>
         <w:tc>
           <w:tcPr>
-            <w:tcW w:type="dxa" w:w="1247"/>
-            <w:vAlign w:val="center"/>
-          </w:tcPr>
-          <w:p>
-            <w:pPr>
-              <w:spacing w:before="40" w:after="40" w:line="276" w:lineRule="auto"/>
-              <w:jc w:val="center"/>
-            </w:pPr>
-            <w:r>
-              <w:rPr>
-                <w:rFonts w:ascii="Times New Roman" w:hAnsi="Times New Roman"/>
-                <w:sz w:val="26"/>
-                <w:rFonts w:ascii="Times New Roman" w:hAnsi="Times New Roman" w:cs="Times New Roman"/>
-              </w:rPr>
-              <w:t>3</w:t>
-            </w:r>
-          </w:p>
-        </w:tc>
-        <w:tc>
-          <w:tcPr>
-            <w:tcW w:type="dxa" w:w="3402"/>
-            <w:vAlign w:val="center"/>
+            <w:tcW w:type="dxa" w:w="794"/>
+            <w:vAlign w:val="center"/>
+            <w:tcW w:w="793" w:type="dxa"/>
+          </w:tcPr>
+          <w:p>
+            <w:pPr>
+              <w:jc w:val="center"/>
+            </w:pPr>
+            <w:r>
+              <w:rPr>
+                <w:rFonts w:ascii="Times New Roman" w:hAnsi="Times New Roman"/>
+                <w:sz w:val="26"/>
+              </w:rPr>
+              <w:t>5</w:t>
+            </w:r>
+          </w:p>
+        </w:tc>
+        <w:tc>
+          <w:tcPr>
+            <w:tcW w:type="dxa" w:w="5272"/>
+            <w:vAlign w:val="center"/>
+            <w:tcW w:w="5273" w:type="dxa"/>
           </w:tcPr>
           <w:p>
             <w:pPr>
@@ -1818,7 +2056,7 @@
                 <w:sz w:val="26"/>
                 <w:rFonts w:ascii="Times New Roman" w:hAnsi="Times New Roman" w:cs="Times New Roman"/>
               </w:rPr>
-              <w:t>- Nhận thức vai trò của phần mềm trong hoạt động của máy tính.  - Phân loại phần mềm thành: hệ điều hành và phần mềm ứng dụng.</w:t>
+              <w:t>Hệ thống hóa kiến thức chuẩn bị Đánh giá định kỳ 1.</w:t>
             </w:r>
           </w:p>
         </w:tc>
@@ -1826,28 +2064,28 @@
       <w:tr>
         <w:tc>
           <w:tcPr>
-            <w:tcW w:type="dxa" w:w="680"/>
-            <w:vAlign w:val="center"/>
-          </w:tcPr>
-          <w:p>
-            <w:pPr>
-              <w:spacing w:before="40" w:after="40" w:line="276" w:lineRule="auto"/>
-              <w:jc w:val="center"/>
-            </w:pPr>
-            <w:r>
-              <w:rPr>
-                <w:rFonts w:ascii="Times New Roman" w:hAnsi="Times New Roman"/>
-                <w:sz w:val="26"/>
-                <w:rFonts w:ascii="Times New Roman" w:hAnsi="Times New Roman" w:cs="Times New Roman"/>
-              </w:rPr>
-              <w:t>4</w:t>
-            </w:r>
-          </w:p>
-        </w:tc>
-        <w:tc>
-          <w:tcPr>
-            <w:tcW w:type="dxa" w:w="3118"/>
-            <w:vAlign w:val="center"/>
+            <w:tcW w:type="dxa" w:w="510"/>
+            <w:vAlign w:val="center"/>
+            <w:tcW w:w="510" w:type="dxa"/>
+          </w:tcPr>
+          <w:p>
+            <w:pPr>
+              <w:jc w:val="center"/>
+            </w:pPr>
+            <w:r>
+              <w:rPr>
+                <w:rFonts w:ascii="Times New Roman" w:hAnsi="Times New Roman"/>
+                <w:sz w:val="26"/>
+              </w:rPr>
+              <w:t>6</w:t>
+            </w:r>
+          </w:p>
+        </w:tc>
+        <w:tc>
+          <w:tcPr>
+            <w:tcW w:type="dxa" w:w="2154"/>
+            <w:vAlign w:val="center"/>
+            <w:tcW w:w="2154" w:type="dxa"/>
           </w:tcPr>
           <w:p>
             <w:pPr>
@@ -1860,14 +2098,15 @@
                 <w:sz w:val="26"/>
                 <w:rFonts w:ascii="Times New Roman" w:hAnsi="Times New Roman" w:cs="Times New Roman"/>
               </w:rPr>
-              <w:t>Bài 3. Quản lý dữ liệu trong máy tính</w:t>
-            </w:r>
-          </w:p>
-        </w:tc>
-        <w:tc>
-          <w:tcPr>
-            <w:tcW w:type="dxa" w:w="850"/>
-            <w:vAlign w:val="center"/>
+              <w:t>Đánh giá định kỳ 1</w:t>
+            </w:r>
+          </w:p>
+        </w:tc>
+        <w:tc>
+          <w:tcPr>
+            <w:tcW w:type="dxa" w:w="624"/>
+            <w:vAlign w:val="center"/>
+            <w:tcW w:w="623" w:type="dxa"/>
           </w:tcPr>
           <w:p>
             <w:pPr>
@@ -1886,28 +2125,28 @@
         </w:tc>
         <w:tc>
           <w:tcPr>
-            <w:tcW w:type="dxa" w:w="1247"/>
-            <w:vAlign w:val="center"/>
-          </w:tcPr>
-          <w:p>
-            <w:pPr>
-              <w:spacing w:before="40" w:after="40" w:line="276" w:lineRule="auto"/>
-              <w:jc w:val="center"/>
-            </w:pPr>
-            <w:r>
-              <w:rPr>
-                <w:rFonts w:ascii="Times New Roman" w:hAnsi="Times New Roman"/>
-                <w:sz w:val="26"/>
-                <w:rFonts w:ascii="Times New Roman" w:hAnsi="Times New Roman" w:cs="Times New Roman"/>
-              </w:rPr>
-              <w:t>4</w:t>
-            </w:r>
-          </w:p>
-        </w:tc>
-        <w:tc>
-          <w:tcPr>
-            <w:tcW w:type="dxa" w:w="3402"/>
-            <w:vAlign w:val="center"/>
+            <w:tcW w:type="dxa" w:w="794"/>
+            <w:vAlign w:val="center"/>
+            <w:tcW w:w="793" w:type="dxa"/>
+          </w:tcPr>
+          <w:p>
+            <w:pPr>
+              <w:jc w:val="center"/>
+            </w:pPr>
+            <w:r>
+              <w:rPr>
+                <w:rFonts w:ascii="Times New Roman" w:hAnsi="Times New Roman"/>
+                <w:sz w:val="26"/>
+              </w:rPr>
+              <w:t>6</w:t>
+            </w:r>
+          </w:p>
+        </w:tc>
+        <w:tc>
+          <w:tcPr>
+            <w:tcW w:type="dxa" w:w="5272"/>
+            <w:vAlign w:val="center"/>
+            <w:tcW w:w="5273" w:type="dxa"/>
           </w:tcPr>
           <w:p>
             <w:pPr>
@@ -1920,7 +2159,7 @@
                 <w:sz w:val="26"/>
                 <w:rFonts w:ascii="Times New Roman" w:hAnsi="Times New Roman" w:cs="Times New Roman"/>
               </w:rPr>
-              <w:t>- Biết tệp chương trình cũng là dữ liệu lưu trữ trong máy tính.  - Nêu ví dụ biện pháp an toàn dữ liệu: sao lưu, phòng chống xâm nhập trái phép, virus,...</w:t>
+              <w:t>Kiểm tra đánh giá kết quả học tập.</w:t>
             </w:r>
           </w:p>
         </w:tc>
@@ -1935,7 +2174,7 @@
           <w:p>
             <w:pPr>
               <w:spacing w:before="40" w:after="40" w:line="276" w:lineRule="auto"/>
-              <w:jc w:val="both"/>
+              <w:jc w:val="left"/>
             </w:pPr>
             <w:r>
               <w:rPr>
@@ -1944,7 +2183,7 @@
                 <w:sz w:val="26"/>
                 <w:rFonts w:ascii="Times New Roman" w:hAnsi="Times New Roman" w:cs="Times New Roman"/>
               </w:rPr>
-              <w:t>Chủ đề 2: Tổ chức lưu trữ, tìm kiếm và trao đổi thông tin</w:t>
+              <w:t>Chủ đề 3: Đạo đức, pháp luật và văn hóa trong môi trường số</w:t>
             </w:r>
           </w:p>
         </w:tc>
@@ -1952,28 +2191,28 @@
       <w:tr>
         <w:tc>
           <w:tcPr>
-            <w:tcW w:type="dxa" w:w="680"/>
-            <w:vAlign w:val="center"/>
-          </w:tcPr>
-          <w:p>
-            <w:pPr>
-              <w:spacing w:before="40" w:after="40" w:line="276" w:lineRule="auto"/>
-              <w:jc w:val="center"/>
-            </w:pPr>
-            <w:r>
-              <w:rPr>
-                <w:rFonts w:ascii="Times New Roman" w:hAnsi="Times New Roman"/>
-                <w:sz w:val="26"/>
-                <w:rFonts w:ascii="Times New Roman" w:hAnsi="Times New Roman" w:cs="Times New Roman"/>
-              </w:rPr>
-              <w:t>5</w:t>
-            </w:r>
-          </w:p>
-        </w:tc>
-        <w:tc>
-          <w:tcPr>
-            <w:tcW w:type="dxa" w:w="3118"/>
-            <w:vAlign w:val="center"/>
+            <w:tcW w:type="dxa" w:w="510"/>
+            <w:vAlign w:val="center"/>
+            <w:tcW w:w="510" w:type="dxa"/>
+          </w:tcPr>
+          <w:p>
+            <w:pPr>
+              <w:jc w:val="center"/>
+            </w:pPr>
+            <w:r>
+              <w:rPr>
+                <w:rFonts w:ascii="Times New Roman" w:hAnsi="Times New Roman"/>
+                <w:sz w:val="26"/>
+              </w:rPr>
+              <w:t>7</w:t>
+            </w:r>
+          </w:p>
+        </w:tc>
+        <w:tc>
+          <w:tcPr>
+            <w:tcW w:type="dxa" w:w="2154"/>
+            <w:vAlign w:val="center"/>
+            <w:tcW w:w="2154" w:type="dxa"/>
           </w:tcPr>
           <w:p>
             <w:pPr>
@@ -1986,14 +2225,15 @@
                 <w:sz w:val="26"/>
                 <w:rFonts w:ascii="Times New Roman" w:hAnsi="Times New Roman" w:cs="Times New Roman"/>
               </w:rPr>
-              <w:t>Bài 4. Mạng xã hội và một số kênh trao đổi thông tin trên Internet</w:t>
-            </w:r>
-          </w:p>
-        </w:tc>
-        <w:tc>
-          <w:tcPr>
-            <w:tcW w:type="dxa" w:w="850"/>
-            <w:vAlign w:val="center"/>
+              <w:t>Bài 5. Ứng xử trên mạng</w:t>
+            </w:r>
+          </w:p>
+        </w:tc>
+        <w:tc>
+          <w:tcPr>
+            <w:tcW w:type="dxa" w:w="624"/>
+            <w:vAlign w:val="center"/>
+            <w:tcW w:w="623" w:type="dxa"/>
           </w:tcPr>
           <w:p>
             <w:pPr>
@@ -2012,28 +2252,28 @@
         </w:tc>
         <w:tc>
           <w:tcPr>
-            <w:tcW w:type="dxa" w:w="1247"/>
-            <w:vAlign w:val="center"/>
-          </w:tcPr>
-          <w:p>
-            <w:pPr>
-              <w:spacing w:before="40" w:after="40" w:line="276" w:lineRule="auto"/>
-              <w:jc w:val="center"/>
-            </w:pPr>
-            <w:r>
-              <w:rPr>
-                <w:rFonts w:ascii="Times New Roman" w:hAnsi="Times New Roman"/>
-                <w:sz w:val="26"/>
-                <w:rFonts w:ascii="Times New Roman" w:hAnsi="Times New Roman" w:cs="Times New Roman"/>
-              </w:rPr>
-              <w:t>5</w:t>
-            </w:r>
-          </w:p>
-        </w:tc>
-        <w:tc>
-          <w:tcPr>
-            <w:tcW w:type="dxa" w:w="3402"/>
-            <w:vAlign w:val="center"/>
+            <w:tcW w:type="dxa" w:w="794"/>
+            <w:vAlign w:val="center"/>
+            <w:tcW w:w="793" w:type="dxa"/>
+          </w:tcPr>
+          <w:p>
+            <w:pPr>
+              <w:jc w:val="center"/>
+            </w:pPr>
+            <w:r>
+              <w:rPr>
+                <w:rFonts w:ascii="Times New Roman" w:hAnsi="Times New Roman"/>
+                <w:sz w:val="26"/>
+              </w:rPr>
+              <w:t>7</w:t>
+            </w:r>
+          </w:p>
+        </w:tc>
+        <w:tc>
+          <w:tcPr>
+            <w:tcW w:type="dxa" w:w="5272"/>
+            <w:vAlign w:val="center"/>
+            <w:tcW w:w="5273" w:type="dxa"/>
           </w:tcPr>
           <w:p>
             <w:pPr>
@@ -2046,7 +2286,7 @@
                 <w:sz w:val="26"/>
                 <w:rFonts w:ascii="Times New Roman" w:hAnsi="Times New Roman" w:cs="Times New Roman"/>
               </w:rPr>
-              <w:t>- Nêu chức năng cơ bản của mạng xã hội; nhận biết các website mạng xã hội và sử dụng chức năng giao lưu, chia sẻ.  - Nêu tên kênh trao đổi thông tin thông dụng; nêu hậu quả việc dùng thông tin sai trái.</w:t>
+              <w:t>- Giao tiếp qua mạng đúng quy tắc, lịch sự, có văn hóa.  - Biết tác hại của bệnh nghiện Internet để phòng tránh; biết nhờ người lớn giúp đỡ khi cần.</w:t>
             </w:r>
           </w:p>
         </w:tc>
@@ -2054,101 +2294,23 @@
       <w:tr>
         <w:tc>
           <w:tcPr>
-            <w:tcW w:type="dxa" w:w="680"/>
-            <w:vAlign w:val="center"/>
-          </w:tcPr>
-          <w:p>
-            <w:pPr>
-              <w:spacing w:before="40" w:after="40" w:line="276" w:lineRule="auto"/>
-              <w:jc w:val="center"/>
-            </w:pPr>
-            <w:r>
-              <w:rPr>
-                <w:rFonts w:ascii="Times New Roman" w:hAnsi="Times New Roman"/>
-                <w:sz w:val="26"/>
-                <w:rFonts w:ascii="Times New Roman" w:hAnsi="Times New Roman" w:cs="Times New Roman"/>
-              </w:rPr>
-              <w:t>6</w:t>
-            </w:r>
-          </w:p>
-        </w:tc>
-        <w:tc>
-          <w:tcPr>
-            <w:tcW w:type="dxa" w:w="3118"/>
-            <w:vAlign w:val="center"/>
-          </w:tcPr>
-          <w:p>
-            <w:pPr>
-              <w:spacing w:before="40" w:after="40" w:line="276" w:lineRule="auto"/>
-              <w:jc w:val="both"/>
-            </w:pPr>
-            <w:r>
-              <w:rPr>
-                <w:rFonts w:ascii="Times New Roman" w:hAnsi="Times New Roman"/>
-                <w:sz w:val="26"/>
-                <w:rFonts w:ascii="Times New Roman" w:hAnsi="Times New Roman" w:cs="Times New Roman"/>
-              </w:rPr>
-              <w:t>Ôn tập Đánh giá định kỳ 1</w:t>
-            </w:r>
-          </w:p>
-        </w:tc>
-        <w:tc>
-          <w:tcPr>
-            <w:tcW w:type="dxa" w:w="850"/>
-            <w:vAlign w:val="center"/>
-          </w:tcPr>
-          <w:p>
-            <w:pPr>
-              <w:spacing w:before="40" w:after="40" w:line="276" w:lineRule="auto"/>
-              <w:jc w:val="center"/>
-            </w:pPr>
-            <w:r>
-              <w:rPr>
-                <w:rFonts w:ascii="Times New Roman" w:hAnsi="Times New Roman"/>
-                <w:sz w:val="26"/>
-                <w:rFonts w:ascii="Times New Roman" w:hAnsi="Times New Roman" w:cs="Times New Roman"/>
-              </w:rPr>
-              <w:t>1</w:t>
-            </w:r>
-          </w:p>
-        </w:tc>
-        <w:tc>
-          <w:tcPr>
-            <w:tcW w:type="dxa" w:w="1247"/>
-            <w:vAlign w:val="center"/>
-          </w:tcPr>
-          <w:p>
-            <w:pPr>
-              <w:spacing w:before="40" w:after="40" w:line="276" w:lineRule="auto"/>
-              <w:jc w:val="center"/>
-            </w:pPr>
-            <w:r>
-              <w:rPr>
-                <w:rFonts w:ascii="Times New Roman" w:hAnsi="Times New Roman"/>
-                <w:sz w:val="26"/>
-                <w:rFonts w:ascii="Times New Roman" w:hAnsi="Times New Roman" w:cs="Times New Roman"/>
-              </w:rPr>
-              <w:t>6</w:t>
-            </w:r>
-          </w:p>
-        </w:tc>
-        <w:tc>
-          <w:tcPr>
-            <w:tcW w:type="dxa" w:w="3402"/>
-            <w:vAlign w:val="center"/>
-          </w:tcPr>
-          <w:p>
-            <w:pPr>
-              <w:spacing w:before="40" w:after="40" w:line="276" w:lineRule="auto"/>
-              <w:jc w:val="both"/>
-            </w:pPr>
-            <w:r>
-              <w:rPr>
-                <w:rFonts w:ascii="Times New Roman" w:hAnsi="Times New Roman"/>
-                <w:sz w:val="26"/>
-                <w:rFonts w:ascii="Times New Roman" w:hAnsi="Times New Roman" w:cs="Times New Roman"/>
-              </w:rPr>
-              <w:t>Hệ thống hóa kiến thức chuẩn bị Đánh giá định kỳ 1.</w:t>
+            <w:tcW w:type="dxa" w:w="9310"/>
+            <w:gridSpan w:val="5"/>
+            <w:vAlign w:val="center"/>
+          </w:tcPr>
+          <w:p>
+            <w:pPr>
+              <w:spacing w:before="40" w:after="40" w:line="276" w:lineRule="auto"/>
+              <w:jc w:val="left"/>
+            </w:pPr>
+            <w:r>
+              <w:rPr>
+                <w:rFonts w:ascii="Times New Roman" w:hAnsi="Times New Roman"/>
+                <w:b/>
+                <w:sz w:val="26"/>
+                <w:rFonts w:ascii="Times New Roman" w:hAnsi="Times New Roman" w:cs="Times New Roman"/>
+              </w:rPr>
+              <w:t>Chủ đề 4: Ứng dụng tin học</w:t>
             </w:r>
           </w:p>
         </w:tc>
@@ -2156,28 +2318,28 @@
       <w:tr>
         <w:tc>
           <w:tcPr>
-            <w:tcW w:type="dxa" w:w="680"/>
-            <w:vAlign w:val="center"/>
-          </w:tcPr>
-          <w:p>
-            <w:pPr>
-              <w:spacing w:before="40" w:after="40" w:line="276" w:lineRule="auto"/>
-              <w:jc w:val="center"/>
-            </w:pPr>
-            <w:r>
-              <w:rPr>
-                <w:rFonts w:ascii="Times New Roman" w:hAnsi="Times New Roman"/>
-                <w:sz w:val="26"/>
-                <w:rFonts w:ascii="Times New Roman" w:hAnsi="Times New Roman" w:cs="Times New Roman"/>
-              </w:rPr>
-              <w:t>7</w:t>
-            </w:r>
-          </w:p>
-        </w:tc>
-        <w:tc>
-          <w:tcPr>
-            <w:tcW w:type="dxa" w:w="3118"/>
-            <w:vAlign w:val="center"/>
+            <w:tcW w:type="dxa" w:w="510"/>
+            <w:vAlign w:val="center"/>
+            <w:tcW w:w="510" w:type="dxa"/>
+          </w:tcPr>
+          <w:p>
+            <w:pPr>
+              <w:jc w:val="center"/>
+            </w:pPr>
+            <w:r>
+              <w:rPr>
+                <w:rFonts w:ascii="Times New Roman" w:hAnsi="Times New Roman"/>
+                <w:sz w:val="26"/>
+              </w:rPr>
+              <w:t>8</w:t>
+            </w:r>
+          </w:p>
+        </w:tc>
+        <w:tc>
+          <w:tcPr>
+            <w:tcW w:type="dxa" w:w="2154"/>
+            <w:vAlign w:val="center"/>
+            <w:tcW w:w="2154" w:type="dxa"/>
           </w:tcPr>
           <w:p>
             <w:pPr>
@@ -2190,14 +2352,15 @@
                 <w:sz w:val="26"/>
                 <w:rFonts w:ascii="Times New Roman" w:hAnsi="Times New Roman" w:cs="Times New Roman"/>
               </w:rPr>
-              <w:t>Đánh giá định kỳ 1</w:t>
-            </w:r>
-          </w:p>
-        </w:tc>
-        <w:tc>
-          <w:tcPr>
-            <w:tcW w:type="dxa" w:w="850"/>
-            <w:vAlign w:val="center"/>
+              <w:t>Bài 6. Làm quen với phần mềm bảng tính</w:t>
+            </w:r>
+          </w:p>
+        </w:tc>
+        <w:tc>
+          <w:tcPr>
+            <w:tcW w:type="dxa" w:w="624"/>
+            <w:vAlign w:val="center"/>
+            <w:tcW w:w="623" w:type="dxa"/>
           </w:tcPr>
           <w:p>
             <w:pPr>
@@ -2216,28 +2379,28 @@
         </w:tc>
         <w:tc>
           <w:tcPr>
-            <w:tcW w:type="dxa" w:w="1247"/>
-            <w:vAlign w:val="center"/>
-          </w:tcPr>
-          <w:p>
-            <w:pPr>
-              <w:spacing w:before="40" w:after="40" w:line="276" w:lineRule="auto"/>
-              <w:jc w:val="center"/>
-            </w:pPr>
-            <w:r>
-              <w:rPr>
-                <w:rFonts w:ascii="Times New Roman" w:hAnsi="Times New Roman"/>
-                <w:sz w:val="26"/>
-                <w:rFonts w:ascii="Times New Roman" w:hAnsi="Times New Roman" w:cs="Times New Roman"/>
-              </w:rPr>
-              <w:t>7</w:t>
-            </w:r>
-          </w:p>
-        </w:tc>
-        <w:tc>
-          <w:tcPr>
-            <w:tcW w:type="dxa" w:w="3402"/>
-            <w:vAlign w:val="center"/>
+            <w:tcW w:type="dxa" w:w="794"/>
+            <w:vAlign w:val="center"/>
+            <w:tcW w:w="793" w:type="dxa"/>
+          </w:tcPr>
+          <w:p>
+            <w:pPr>
+              <w:jc w:val="center"/>
+            </w:pPr>
+            <w:r>
+              <w:rPr>
+                <w:rFonts w:ascii="Times New Roman" w:hAnsi="Times New Roman"/>
+                <w:sz w:val="26"/>
+              </w:rPr>
+              <w:t>8</w:t>
+            </w:r>
+          </w:p>
+        </w:tc>
+        <w:tc>
+          <w:tcPr>
+            <w:tcW w:type="dxa" w:w="5272"/>
+            <w:vAlign w:val="center"/>
+            <w:tcW w:w="5273" w:type="dxa"/>
           </w:tcPr>
           <w:p>
             <w:pPr>
@@ -2250,7 +2413,7 @@
                 <w:sz w:val="26"/>
                 <w:rFonts w:ascii="Times New Roman" w:hAnsi="Times New Roman" w:cs="Times New Roman"/>
               </w:rPr>
-              <w:t>Kiểm tra đánh giá kết quả học tập.</w:t>
+              <w:t>- Nhận biết khái niệm/chức năng cơ bản của phần mềm bảng tính.  - Nhập, điều chỉnh dữ liệu đơn giản; thay đổi phông chữ, màu nền, căn chỉnh ô tính, độ rộng cột.</w:t>
             </w:r>
           </w:p>
         </w:tc>
@@ -2258,9 +2421,28 @@
       <w:tr>
         <w:tc>
           <w:tcPr>
-            <w:tcW w:type="dxa" w:w="9310"/>
-            <w:gridSpan w:val="5"/>
-            <w:vAlign w:val="center"/>
+            <w:tcW w:type="dxa" w:w="510"/>
+            <w:vAlign w:val="center"/>
+            <w:tcW w:w="510" w:type="dxa"/>
+          </w:tcPr>
+          <w:p>
+            <w:pPr>
+              <w:jc w:val="center"/>
+            </w:pPr>
+            <w:r>
+              <w:rPr>
+                <w:rFonts w:ascii="Times New Roman" w:hAnsi="Times New Roman"/>
+                <w:sz w:val="26"/>
+              </w:rPr>
+              <w:t>9</w:t>
+            </w:r>
+          </w:p>
+        </w:tc>
+        <w:tc>
+          <w:tcPr>
+            <w:tcW w:type="dxa" w:w="2154"/>
+            <w:vAlign w:val="center"/>
+            <w:tcW w:w="2154" w:type="dxa"/>
           </w:tcPr>
           <w:p>
             <w:pPr>
@@ -2270,11 +2452,71 @@
             <w:r>
               <w:rPr>
                 <w:rFonts w:ascii="Times New Roman" w:hAnsi="Times New Roman"/>
-                <w:b/>
-                <w:sz w:val="26"/>
-                <w:rFonts w:ascii="Times New Roman" w:hAnsi="Times New Roman" w:cs="Times New Roman"/>
-              </w:rPr>
-              <w:t>Chủ đề 3: Đạo đức, pháp luật và văn hóa trong môi trường số</w:t>
+                <w:sz w:val="26"/>
+                <w:rFonts w:ascii="Times New Roman" w:hAnsi="Times New Roman" w:cs="Times New Roman"/>
+              </w:rPr>
+              <w:t>Bài 7. Tính toán tự động trên bảng tính</w:t>
+            </w:r>
+          </w:p>
+        </w:tc>
+        <w:tc>
+          <w:tcPr>
+            <w:tcW w:type="dxa" w:w="624"/>
+            <w:vAlign w:val="center"/>
+            <w:tcW w:w="623" w:type="dxa"/>
+          </w:tcPr>
+          <w:p>
+            <w:pPr>
+              <w:spacing w:before="40" w:after="40" w:line="276" w:lineRule="auto"/>
+              <w:jc w:val="center"/>
+            </w:pPr>
+            <w:r>
+              <w:rPr>
+                <w:rFonts w:ascii="Times New Roman" w:hAnsi="Times New Roman"/>
+                <w:sz w:val="26"/>
+                <w:rFonts w:ascii="Times New Roman" w:hAnsi="Times New Roman" w:cs="Times New Roman"/>
+              </w:rPr>
+              <w:t>1</w:t>
+            </w:r>
+          </w:p>
+        </w:tc>
+        <w:tc>
+          <w:tcPr>
+            <w:tcW w:type="dxa" w:w="794"/>
+            <w:vAlign w:val="center"/>
+            <w:tcW w:w="793" w:type="dxa"/>
+          </w:tcPr>
+          <w:p>
+            <w:pPr>
+              <w:jc w:val="center"/>
+            </w:pPr>
+            <w:r>
+              <w:rPr>
+                <w:rFonts w:ascii="Times New Roman" w:hAnsi="Times New Roman"/>
+                <w:sz w:val="26"/>
+              </w:rPr>
+              <w:t>9</w:t>
+            </w:r>
+          </w:p>
+        </w:tc>
+        <w:tc>
+          <w:tcPr>
+            <w:tcW w:type="dxa" w:w="5272"/>
+            <w:vAlign w:val="center"/>
+            <w:tcW w:w="5273" w:type="dxa"/>
+          </w:tcPr>
+          <w:p>
+            <w:pPr>
+              <w:spacing w:before="40" w:after="40" w:line="276" w:lineRule="auto"/>
+              <w:jc w:val="both"/>
+            </w:pPr>
+            <w:r>
+              <w:rPr>
+                <w:rFonts w:ascii="Times New Roman" w:hAnsi="Times New Roman"/>
+                <w:sz w:val="26"/>
+                <w:rFonts w:ascii="Times New Roman" w:hAnsi="Times New Roman" w:cs="Times New Roman"/>
+              </w:rPr>
+              <w:t>- Nhận biết kiểu dữ liệu; biết nhập và sao chép công thức trên bảng tính.  - Giải thích việc đưa công thức vào bảng tính là cách điều khiển tính toán tự động.</w:t>
             </w:r>
           </w:p>
         </w:tc>
@@ -2282,28 +2524,28 @@
       <w:tr>
         <w:tc>
           <w:tcPr>
-            <w:tcW w:type="dxa" w:w="680"/>
-            <w:vAlign w:val="center"/>
-          </w:tcPr>
-          <w:p>
-            <w:pPr>
-              <w:spacing w:before="40" w:after="40" w:line="276" w:lineRule="auto"/>
-              <w:jc w:val="center"/>
-            </w:pPr>
-            <w:r>
-              <w:rPr>
-                <w:rFonts w:ascii="Times New Roman" w:hAnsi="Times New Roman"/>
-                <w:sz w:val="26"/>
-                <w:rFonts w:ascii="Times New Roman" w:hAnsi="Times New Roman" w:cs="Times New Roman"/>
-              </w:rPr>
-              <w:t>8</w:t>
-            </w:r>
-          </w:p>
-        </w:tc>
-        <w:tc>
-          <w:tcPr>
-            <w:tcW w:type="dxa" w:w="3118"/>
-            <w:vAlign w:val="center"/>
+            <w:tcW w:type="dxa" w:w="510"/>
+            <w:vAlign w:val="center"/>
+            <w:tcW w:w="510" w:type="dxa"/>
+          </w:tcPr>
+          <w:p>
+            <w:pPr>
+              <w:jc w:val="center"/>
+            </w:pPr>
+            <w:r>
+              <w:rPr>
+                <w:rFonts w:ascii="Times New Roman" w:hAnsi="Times New Roman"/>
+                <w:sz w:val="26"/>
+              </w:rPr>
+              <w:t>10</w:t>
+            </w:r>
+          </w:p>
+        </w:tc>
+        <w:tc>
+          <w:tcPr>
+            <w:tcW w:type="dxa" w:w="2154"/>
+            <w:vAlign w:val="center"/>
+            <w:tcW w:w="2154" w:type="dxa"/>
           </w:tcPr>
           <w:p>
             <w:pPr>
@@ -2316,14 +2558,15 @@
                 <w:sz w:val="26"/>
                 <w:rFonts w:ascii="Times New Roman" w:hAnsi="Times New Roman" w:cs="Times New Roman"/>
               </w:rPr>
-              <w:t>Bài 5. Ứng xử trên mạng</w:t>
-            </w:r>
-          </w:p>
-        </w:tc>
-        <w:tc>
-          <w:tcPr>
-            <w:tcW w:type="dxa" w:w="850"/>
-            <w:vAlign w:val="center"/>
+              <w:t>Bài 8. Công cụ hỗ trợ tính toán</w:t>
+            </w:r>
+          </w:p>
+        </w:tc>
+        <w:tc>
+          <w:tcPr>
+            <w:tcW w:type="dxa" w:w="624"/>
+            <w:vAlign w:val="center"/>
+            <w:tcW w:w="623" w:type="dxa"/>
           </w:tcPr>
           <w:p>
             <w:pPr>
@@ -2342,28 +2585,28 @@
         </w:tc>
         <w:tc>
           <w:tcPr>
-            <w:tcW w:type="dxa" w:w="1247"/>
-            <w:vAlign w:val="center"/>
-          </w:tcPr>
-          <w:p>
-            <w:pPr>
-              <w:spacing w:before="40" w:after="40" w:line="276" w:lineRule="auto"/>
-              <w:jc w:val="center"/>
-            </w:pPr>
-            <w:r>
-              <w:rPr>
-                <w:rFonts w:ascii="Times New Roman" w:hAnsi="Times New Roman"/>
-                <w:sz w:val="26"/>
-                <w:rFonts w:ascii="Times New Roman" w:hAnsi="Times New Roman" w:cs="Times New Roman"/>
-              </w:rPr>
-              <w:t>8</w:t>
-            </w:r>
-          </w:p>
-        </w:tc>
-        <w:tc>
-          <w:tcPr>
-            <w:tcW w:type="dxa" w:w="3402"/>
-            <w:vAlign w:val="center"/>
+            <w:tcW w:type="dxa" w:w="794"/>
+            <w:vAlign w:val="center"/>
+            <w:tcW w:w="793" w:type="dxa"/>
+          </w:tcPr>
+          <w:p>
+            <w:pPr>
+              <w:jc w:val="center"/>
+            </w:pPr>
+            <w:r>
+              <w:rPr>
+                <w:rFonts w:ascii="Times New Roman" w:hAnsi="Times New Roman"/>
+                <w:sz w:val="26"/>
+              </w:rPr>
+              <w:t>10</w:t>
+            </w:r>
+          </w:p>
+        </w:tc>
+        <w:tc>
+          <w:tcPr>
+            <w:tcW w:type="dxa" w:w="5272"/>
+            <w:vAlign w:val="center"/>
+            <w:tcW w:w="5273" w:type="dxa"/>
           </w:tcPr>
           <w:p>
             <w:pPr>
@@ -2376,7 +2619,7 @@
                 <w:sz w:val="26"/>
                 <w:rFonts w:ascii="Times New Roman" w:hAnsi="Times New Roman" w:cs="Times New Roman"/>
               </w:rPr>
-              <w:t>- Giao tiếp qua mạng đúng quy tắc, lịch sự, có văn hóa.  - Biết tác hại của bệnh nghiện Internet để phòng tránh; biết nhờ người lớn giúp đỡ khi cần.</w:t>
+              <w:t>- Thực hiện phép toán thông dụng; sử dụng hàm đơn giản: MAX, MIN, AVERAGE, COUNT,...</w:t>
             </w:r>
           </w:p>
         </w:tc>
@@ -2384,9 +2627,28 @@
       <w:tr>
         <w:tc>
           <w:tcPr>
-            <w:tcW w:type="dxa" w:w="9310"/>
-            <w:gridSpan w:val="5"/>
-            <w:vAlign w:val="center"/>
+            <w:tcW w:type="dxa" w:w="510"/>
+            <w:vAlign w:val="center"/>
+            <w:tcW w:w="510" w:type="dxa"/>
+          </w:tcPr>
+          <w:p>
+            <w:pPr>
+              <w:jc w:val="center"/>
+            </w:pPr>
+            <w:r>
+              <w:rPr>
+                <w:rFonts w:ascii="Times New Roman" w:hAnsi="Times New Roman"/>
+                <w:sz w:val="26"/>
+              </w:rPr>
+              <w:t>11</w:t>
+            </w:r>
+          </w:p>
+        </w:tc>
+        <w:tc>
+          <w:tcPr>
+            <w:tcW w:type="dxa" w:w="2154"/>
+            <w:vAlign w:val="center"/>
+            <w:tcW w:w="2154" w:type="dxa"/>
           </w:tcPr>
           <w:p>
             <w:pPr>
@@ -2396,11 +2658,71 @@
             <w:r>
               <w:rPr>
                 <w:rFonts w:ascii="Times New Roman" w:hAnsi="Times New Roman"/>
-                <w:b/>
-                <w:sz w:val="26"/>
-                <w:rFonts w:ascii="Times New Roman" w:hAnsi="Times New Roman" w:cs="Times New Roman"/>
-              </w:rPr>
-              <w:t>Chủ đề 4: Ứng dụng tin học</w:t>
+                <w:sz w:val="26"/>
+                <w:rFonts w:ascii="Times New Roman" w:hAnsi="Times New Roman" w:cs="Times New Roman"/>
+              </w:rPr>
+              <w:t>Ôn tập Đánh giá định kỳ 2</w:t>
+            </w:r>
+          </w:p>
+        </w:tc>
+        <w:tc>
+          <w:tcPr>
+            <w:tcW w:type="dxa" w:w="624"/>
+            <w:vAlign w:val="center"/>
+            <w:tcW w:w="623" w:type="dxa"/>
+          </w:tcPr>
+          <w:p>
+            <w:pPr>
+              <w:spacing w:before="40" w:after="40" w:line="276" w:lineRule="auto"/>
+              <w:jc w:val="center"/>
+            </w:pPr>
+            <w:r>
+              <w:rPr>
+                <w:rFonts w:ascii="Times New Roman" w:hAnsi="Times New Roman"/>
+                <w:sz w:val="26"/>
+                <w:rFonts w:ascii="Times New Roman" w:hAnsi="Times New Roman" w:cs="Times New Roman"/>
+              </w:rPr>
+              <w:t>1</w:t>
+            </w:r>
+          </w:p>
+        </w:tc>
+        <w:tc>
+          <w:tcPr>
+            <w:tcW w:type="dxa" w:w="794"/>
+            <w:vAlign w:val="center"/>
+            <w:tcW w:w="793" w:type="dxa"/>
+          </w:tcPr>
+          <w:p>
+            <w:pPr>
+              <w:jc w:val="center"/>
+            </w:pPr>
+            <w:r>
+              <w:rPr>
+                <w:rFonts w:ascii="Times New Roman" w:hAnsi="Times New Roman"/>
+                <w:sz w:val="26"/>
+              </w:rPr>
+              <w:t>11</w:t>
+            </w:r>
+          </w:p>
+        </w:tc>
+        <w:tc>
+          <w:tcPr>
+            <w:tcW w:type="dxa" w:w="5272"/>
+            <w:vAlign w:val="center"/>
+            <w:tcW w:w="5273" w:type="dxa"/>
+          </w:tcPr>
+          <w:p>
+            <w:pPr>
+              <w:spacing w:before="40" w:after="40" w:line="276" w:lineRule="auto"/>
+              <w:jc w:val="both"/>
+            </w:pPr>
+            <w:r>
+              <w:rPr>
+                <w:rFonts w:ascii="Times New Roman" w:hAnsi="Times New Roman"/>
+                <w:sz w:val="26"/>
+                <w:rFonts w:ascii="Times New Roman" w:hAnsi="Times New Roman" w:cs="Times New Roman"/>
+              </w:rPr>
+              <w:t>Hệ thống hóa kiến thức chuẩn bị Đánh giá định kỳ 2.</w:t>
             </w:r>
           </w:p>
         </w:tc>
@@ -2408,28 +2730,28 @@
       <w:tr>
         <w:tc>
           <w:tcPr>
-            <w:tcW w:type="dxa" w:w="680"/>
-            <w:vAlign w:val="center"/>
-          </w:tcPr>
-          <w:p>
-            <w:pPr>
-              <w:spacing w:before="40" w:after="40" w:line="276" w:lineRule="auto"/>
-              <w:jc w:val="center"/>
-            </w:pPr>
-            <w:r>
-              <w:rPr>
-                <w:rFonts w:ascii="Times New Roman" w:hAnsi="Times New Roman"/>
-                <w:sz w:val="26"/>
-                <w:rFonts w:ascii="Times New Roman" w:hAnsi="Times New Roman" w:cs="Times New Roman"/>
-              </w:rPr>
-              <w:t>9</w:t>
-            </w:r>
-          </w:p>
-        </w:tc>
-        <w:tc>
-          <w:tcPr>
-            <w:tcW w:type="dxa" w:w="3118"/>
-            <w:vAlign w:val="center"/>
+            <w:tcW w:type="dxa" w:w="510"/>
+            <w:vAlign w:val="center"/>
+            <w:tcW w:w="510" w:type="dxa"/>
+          </w:tcPr>
+          <w:p>
+            <w:pPr>
+              <w:jc w:val="center"/>
+            </w:pPr>
+            <w:r>
+              <w:rPr>
+                <w:rFonts w:ascii="Times New Roman" w:hAnsi="Times New Roman"/>
+                <w:sz w:val="26"/>
+              </w:rPr>
+              <w:t>12</w:t>
+            </w:r>
+          </w:p>
+        </w:tc>
+        <w:tc>
+          <w:tcPr>
+            <w:tcW w:type="dxa" w:w="2154"/>
+            <w:vAlign w:val="center"/>
+            <w:tcW w:w="2154" w:type="dxa"/>
           </w:tcPr>
           <w:p>
             <w:pPr>
@@ -2442,14 +2764,15 @@
                 <w:sz w:val="26"/>
                 <w:rFonts w:ascii="Times New Roman" w:hAnsi="Times New Roman" w:cs="Times New Roman"/>
               </w:rPr>
-              <w:t>Bài 6. Làm quen với phần mềm bảng tính</w:t>
-            </w:r>
-          </w:p>
-        </w:tc>
-        <w:tc>
-          <w:tcPr>
-            <w:tcW w:type="dxa" w:w="850"/>
-            <w:vAlign w:val="center"/>
+              <w:t>Đánh giá định kỳ 2</w:t>
+            </w:r>
+          </w:p>
+        </w:tc>
+        <w:tc>
+          <w:tcPr>
+            <w:tcW w:type="dxa" w:w="624"/>
+            <w:vAlign w:val="center"/>
+            <w:tcW w:w="623" w:type="dxa"/>
           </w:tcPr>
           <w:p>
             <w:pPr>
@@ -2468,28 +2791,28 @@
         </w:tc>
         <w:tc>
           <w:tcPr>
-            <w:tcW w:type="dxa" w:w="1247"/>
-            <w:vAlign w:val="center"/>
-          </w:tcPr>
-          <w:p>
-            <w:pPr>
-              <w:spacing w:before="40" w:after="40" w:line="276" w:lineRule="auto"/>
-              <w:jc w:val="center"/>
-            </w:pPr>
-            <w:r>
-              <w:rPr>
-                <w:rFonts w:ascii="Times New Roman" w:hAnsi="Times New Roman"/>
-                <w:sz w:val="26"/>
-                <w:rFonts w:ascii="Times New Roman" w:hAnsi="Times New Roman" w:cs="Times New Roman"/>
-              </w:rPr>
-              <w:t>9</w:t>
-            </w:r>
-          </w:p>
-        </w:tc>
-        <w:tc>
-          <w:tcPr>
-            <w:tcW w:type="dxa" w:w="3402"/>
-            <w:vAlign w:val="center"/>
+            <w:tcW w:type="dxa" w:w="794"/>
+            <w:vAlign w:val="center"/>
+            <w:tcW w:w="793" w:type="dxa"/>
+          </w:tcPr>
+          <w:p>
+            <w:pPr>
+              <w:jc w:val="center"/>
+            </w:pPr>
+            <w:r>
+              <w:rPr>
+                <w:rFonts w:ascii="Times New Roman" w:hAnsi="Times New Roman"/>
+                <w:sz w:val="26"/>
+              </w:rPr>
+              <w:t>12</w:t>
+            </w:r>
+          </w:p>
+        </w:tc>
+        <w:tc>
+          <w:tcPr>
+            <w:tcW w:type="dxa" w:w="5272"/>
+            <w:vAlign w:val="center"/>
+            <w:tcW w:w="5273" w:type="dxa"/>
           </w:tcPr>
           <w:p>
             <w:pPr>
@@ -2502,7 +2825,7 @@
                 <w:sz w:val="26"/>
                 <w:rFonts w:ascii="Times New Roman" w:hAnsi="Times New Roman" w:cs="Times New Roman"/>
               </w:rPr>
-              <w:t>- Nhận biết khái niệm/chức năng cơ bản của phần mềm bảng tính.  - Nhập, điều chỉnh dữ liệu đơn giản; thay đổi phông chữ, màu nền, căn chỉnh ô tính, độ rộng cột.</w:t>
+              <w:t>Kiểm tra đánh giá kết quả học tập.</w:t>
             </w:r>
           </w:p>
         </w:tc>
@@ -2510,28 +2833,28 @@
       <w:tr>
         <w:tc>
           <w:tcPr>
-            <w:tcW w:type="dxa" w:w="680"/>
-            <w:vAlign w:val="center"/>
-          </w:tcPr>
-          <w:p>
-            <w:pPr>
-              <w:spacing w:before="40" w:after="40" w:line="276" w:lineRule="auto"/>
-              <w:jc w:val="center"/>
-            </w:pPr>
-            <w:r>
-              <w:rPr>
-                <w:rFonts w:ascii="Times New Roman" w:hAnsi="Times New Roman"/>
-                <w:sz w:val="26"/>
-                <w:rFonts w:ascii="Times New Roman" w:hAnsi="Times New Roman" w:cs="Times New Roman"/>
-              </w:rPr>
-              <w:t>10</w:t>
-            </w:r>
-          </w:p>
-        </w:tc>
-        <w:tc>
-          <w:tcPr>
-            <w:tcW w:type="dxa" w:w="3118"/>
-            <w:vAlign w:val="center"/>
+            <w:tcW w:type="dxa" w:w="510"/>
+            <w:vAlign w:val="center"/>
+            <w:tcW w:w="510" w:type="dxa"/>
+          </w:tcPr>
+          <w:p>
+            <w:pPr>
+              <w:jc w:val="center"/>
+            </w:pPr>
+            <w:r>
+              <w:rPr>
+                <w:rFonts w:ascii="Times New Roman" w:hAnsi="Times New Roman"/>
+                <w:sz w:val="26"/>
+              </w:rPr>
+              <w:t>13</w:t>
+            </w:r>
+          </w:p>
+        </w:tc>
+        <w:tc>
+          <w:tcPr>
+            <w:tcW w:type="dxa" w:w="2154"/>
+            <w:vAlign w:val="center"/>
+            <w:tcW w:w="2154" w:type="dxa"/>
           </w:tcPr>
           <w:p>
             <w:pPr>
@@ -2544,14 +2867,15 @@
                 <w:sz w:val="26"/>
                 <w:rFonts w:ascii="Times New Roman" w:hAnsi="Times New Roman" w:cs="Times New Roman"/>
               </w:rPr>
-              <w:t>Bài 7. Tính toán tự động trên bảng tính</w:t>
-            </w:r>
-          </w:p>
-        </w:tc>
-        <w:tc>
-          <w:tcPr>
-            <w:tcW w:type="dxa" w:w="850"/>
-            <w:vAlign w:val="center"/>
+              <w:t>Bài 9. Trình bày bảng tính</w:t>
+            </w:r>
+          </w:p>
+        </w:tc>
+        <w:tc>
+          <w:tcPr>
+            <w:tcW w:type="dxa" w:w="624"/>
+            <w:vAlign w:val="center"/>
+            <w:tcW w:w="623" w:type="dxa"/>
           </w:tcPr>
           <w:p>
             <w:pPr>
@@ -2570,28 +2894,28 @@
         </w:tc>
         <w:tc>
           <w:tcPr>
-            <w:tcW w:type="dxa" w:w="1247"/>
-            <w:vAlign w:val="center"/>
-          </w:tcPr>
-          <w:p>
-            <w:pPr>
-              <w:spacing w:before="40" w:after="40" w:line="276" w:lineRule="auto"/>
-              <w:jc w:val="center"/>
-            </w:pPr>
-            <w:r>
-              <w:rPr>
-                <w:rFonts w:ascii="Times New Roman" w:hAnsi="Times New Roman"/>
-                <w:sz w:val="26"/>
-                <w:rFonts w:ascii="Times New Roman" w:hAnsi="Times New Roman" w:cs="Times New Roman"/>
-              </w:rPr>
-              <w:t>10</w:t>
-            </w:r>
-          </w:p>
-        </w:tc>
-        <w:tc>
-          <w:tcPr>
-            <w:tcW w:type="dxa" w:w="3402"/>
-            <w:vAlign w:val="center"/>
+            <w:tcW w:type="dxa" w:w="794"/>
+            <w:vAlign w:val="center"/>
+            <w:tcW w:w="793" w:type="dxa"/>
+          </w:tcPr>
+          <w:p>
+            <w:pPr>
+              <w:jc w:val="center"/>
+            </w:pPr>
+            <w:r>
+              <w:rPr>
+                <w:rFonts w:ascii="Times New Roman" w:hAnsi="Times New Roman"/>
+                <w:sz w:val="26"/>
+              </w:rPr>
+              <w:t>13</w:t>
+            </w:r>
+          </w:p>
+        </w:tc>
+        <w:tc>
+          <w:tcPr>
+            <w:tcW w:type="dxa" w:w="5272"/>
+            <w:vAlign w:val="center"/>
+            <w:tcW w:w="5273" w:type="dxa"/>
           </w:tcPr>
           <w:p>
             <w:pPr>
@@ -2604,7 +2928,7 @@
                 <w:sz w:val="26"/>
                 <w:rFonts w:ascii="Times New Roman" w:hAnsi="Times New Roman" w:cs="Times New Roman"/>
               </w:rPr>
-              <w:t>- Nhận biết kiểu dữ liệu; biết nhập và sao chép công thức trên bảng tính.  - Giải thích việc đưa công thức vào bảng tính là cách điều khiển tính toán tự động.</w:t>
+              <w:t>- Định dạng dữ liệu số và trình bày bảng tính.  - Áp dụng các hàm (MAX, MIN, SUM, AVERAGE, COUNT) vào dự án Trường học xanh.</w:t>
             </w:r>
           </w:p>
         </w:tc>
@@ -2612,28 +2936,28 @@
       <w:tr>
         <w:tc>
           <w:tcPr>
-            <w:tcW w:type="dxa" w:w="680"/>
-            <w:vAlign w:val="center"/>
-          </w:tcPr>
-          <w:p>
-            <w:pPr>
-              <w:spacing w:before="40" w:after="40" w:line="276" w:lineRule="auto"/>
-              <w:jc w:val="center"/>
-            </w:pPr>
-            <w:r>
-              <w:rPr>
-                <w:rFonts w:ascii="Times New Roman" w:hAnsi="Times New Roman"/>
-                <w:sz w:val="26"/>
-                <w:rFonts w:ascii="Times New Roman" w:hAnsi="Times New Roman" w:cs="Times New Roman"/>
-              </w:rPr>
-              <w:t>11</w:t>
-            </w:r>
-          </w:p>
-        </w:tc>
-        <w:tc>
-          <w:tcPr>
-            <w:tcW w:type="dxa" w:w="3118"/>
-            <w:vAlign w:val="center"/>
+            <w:tcW w:type="dxa" w:w="510"/>
+            <w:vAlign w:val="center"/>
+            <w:tcW w:w="510" w:type="dxa"/>
+          </w:tcPr>
+          <w:p>
+            <w:pPr>
+              <w:jc w:val="center"/>
+            </w:pPr>
+            <w:r>
+              <w:rPr>
+                <w:rFonts w:ascii="Times New Roman" w:hAnsi="Times New Roman"/>
+                <w:sz w:val="26"/>
+              </w:rPr>
+              <w:t>14</w:t>
+            </w:r>
+          </w:p>
+        </w:tc>
+        <w:tc>
+          <w:tcPr>
+            <w:tcW w:type="dxa" w:w="2154"/>
+            <w:vAlign w:val="center"/>
+            <w:tcW w:w="2154" w:type="dxa"/>
           </w:tcPr>
           <w:p>
             <w:pPr>
@@ -2646,14 +2970,15 @@
                 <w:sz w:val="26"/>
                 <w:rFonts w:ascii="Times New Roman" w:hAnsi="Times New Roman" w:cs="Times New Roman"/>
               </w:rPr>
-              <w:t>Bài 8. Công cụ hỗ trợ tính toán</w:t>
-            </w:r>
-          </w:p>
-        </w:tc>
-        <w:tc>
-          <w:tcPr>
-            <w:tcW w:type="dxa" w:w="850"/>
-            <w:vAlign w:val="center"/>
+              <w:t>Bài 10. Hoàn thiện bảng tính</w:t>
+            </w:r>
+          </w:p>
+        </w:tc>
+        <w:tc>
+          <w:tcPr>
+            <w:tcW w:type="dxa" w:w="624"/>
+            <w:vAlign w:val="center"/>
+            <w:tcW w:w="623" w:type="dxa"/>
           </w:tcPr>
           <w:p>
             <w:pPr>
@@ -2672,28 +2997,28 @@
         </w:tc>
         <w:tc>
           <w:tcPr>
-            <w:tcW w:type="dxa" w:w="1247"/>
-            <w:vAlign w:val="center"/>
-          </w:tcPr>
-          <w:p>
-            <w:pPr>
-              <w:spacing w:before="40" w:after="40" w:line="276" w:lineRule="auto"/>
-              <w:jc w:val="center"/>
-            </w:pPr>
-            <w:r>
-              <w:rPr>
-                <w:rFonts w:ascii="Times New Roman" w:hAnsi="Times New Roman"/>
-                <w:sz w:val="26"/>
-                <w:rFonts w:ascii="Times New Roman" w:hAnsi="Times New Roman" w:cs="Times New Roman"/>
-              </w:rPr>
-              <w:t>11</w:t>
-            </w:r>
-          </w:p>
-        </w:tc>
-        <w:tc>
-          <w:tcPr>
-            <w:tcW w:type="dxa" w:w="3402"/>
-            <w:vAlign w:val="center"/>
+            <w:tcW w:type="dxa" w:w="794"/>
+            <w:vAlign w:val="center"/>
+            <w:tcW w:w="793" w:type="dxa"/>
+          </w:tcPr>
+          <w:p>
+            <w:pPr>
+              <w:jc w:val="center"/>
+            </w:pPr>
+            <w:r>
+              <w:rPr>
+                <w:rFonts w:ascii="Times New Roman" w:hAnsi="Times New Roman"/>
+                <w:sz w:val="26"/>
+              </w:rPr>
+              <w:t>14</w:t>
+            </w:r>
+          </w:p>
+        </w:tc>
+        <w:tc>
+          <w:tcPr>
+            <w:tcW w:type="dxa" w:w="5272"/>
+            <w:vAlign w:val="center"/>
+            <w:tcW w:w="5273" w:type="dxa"/>
           </w:tcPr>
           <w:p>
             <w:pPr>
@@ -2706,7 +3031,7 @@
                 <w:sz w:val="26"/>
                 <w:rFonts w:ascii="Times New Roman" w:hAnsi="Times New Roman" w:cs="Times New Roman"/>
               </w:rPr>
-              <w:t>- Thực hiện phép toán thông dụng; sử dụng hàm đơn giản: MAX, MIN, AVERAGE, COUNT,...</w:t>
+              <w:t>- Thao tác hoàn thiện và in bảng tính; thực hành hoàn thiện dự án.  - Sử dụng bảng tính điện tử giải quyết công việc cụ thể.</w:t>
             </w:r>
           </w:p>
         </w:tc>
@@ -2714,28 +3039,28 @@
       <w:tr>
         <w:tc>
           <w:tcPr>
-            <w:tcW w:type="dxa" w:w="680"/>
-            <w:vAlign w:val="center"/>
-          </w:tcPr>
-          <w:p>
-            <w:pPr>
-              <w:spacing w:before="40" w:after="40" w:line="276" w:lineRule="auto"/>
-              <w:jc w:val="center"/>
-            </w:pPr>
-            <w:r>
-              <w:rPr>
-                <w:rFonts w:ascii="Times New Roman" w:hAnsi="Times New Roman"/>
-                <w:sz w:val="26"/>
-                <w:rFonts w:ascii="Times New Roman" w:hAnsi="Times New Roman" w:cs="Times New Roman"/>
-              </w:rPr>
-              <w:t>12</w:t>
-            </w:r>
-          </w:p>
-        </w:tc>
-        <w:tc>
-          <w:tcPr>
-            <w:tcW w:type="dxa" w:w="3118"/>
-            <w:vAlign w:val="center"/>
+            <w:tcW w:type="dxa" w:w="510"/>
+            <w:vAlign w:val="center"/>
+            <w:tcW w:w="510" w:type="dxa"/>
+          </w:tcPr>
+          <w:p>
+            <w:pPr>
+              <w:jc w:val="center"/>
+            </w:pPr>
+            <w:r>
+              <w:rPr>
+                <w:rFonts w:ascii="Times New Roman" w:hAnsi="Times New Roman"/>
+                <w:sz w:val="26"/>
+              </w:rPr>
+              <w:t>15</w:t>
+            </w:r>
+          </w:p>
+        </w:tc>
+        <w:tc>
+          <w:tcPr>
+            <w:tcW w:type="dxa" w:w="2154"/>
+            <w:vAlign w:val="center"/>
+            <w:tcW w:w="2154" w:type="dxa"/>
           </w:tcPr>
           <w:p>
             <w:pPr>
@@ -2748,14 +3073,15 @@
                 <w:sz w:val="26"/>
                 <w:rFonts w:ascii="Times New Roman" w:hAnsi="Times New Roman" w:cs="Times New Roman"/>
               </w:rPr>
-              <w:t>Ôn tập Đánh giá định kỳ 2</w:t>
-            </w:r>
-          </w:p>
-        </w:tc>
-        <w:tc>
-          <w:tcPr>
-            <w:tcW w:type="dxa" w:w="850"/>
-            <w:vAlign w:val="center"/>
+              <w:t>Bài 11. Tạo bài trình chiếu</w:t>
+            </w:r>
+          </w:p>
+        </w:tc>
+        <w:tc>
+          <w:tcPr>
+            <w:tcW w:type="dxa" w:w="624"/>
+            <w:vAlign w:val="center"/>
+            <w:tcW w:w="623" w:type="dxa"/>
           </w:tcPr>
           <w:p>
             <w:pPr>
@@ -2774,28 +3100,28 @@
         </w:tc>
         <w:tc>
           <w:tcPr>
-            <w:tcW w:type="dxa" w:w="1247"/>
-            <w:vAlign w:val="center"/>
-          </w:tcPr>
-          <w:p>
-            <w:pPr>
-              <w:spacing w:before="40" w:after="40" w:line="276" w:lineRule="auto"/>
-              <w:jc w:val="center"/>
-            </w:pPr>
-            <w:r>
-              <w:rPr>
-                <w:rFonts w:ascii="Times New Roman" w:hAnsi="Times New Roman"/>
-                <w:sz w:val="26"/>
-                <w:rFonts w:ascii="Times New Roman" w:hAnsi="Times New Roman" w:cs="Times New Roman"/>
-              </w:rPr>
-              <w:t>12</w:t>
-            </w:r>
-          </w:p>
-        </w:tc>
-        <w:tc>
-          <w:tcPr>
-            <w:tcW w:type="dxa" w:w="3402"/>
-            <w:vAlign w:val="center"/>
+            <w:tcW w:type="dxa" w:w="794"/>
+            <w:vAlign w:val="center"/>
+            <w:tcW w:w="793" w:type="dxa"/>
+          </w:tcPr>
+          <w:p>
+            <w:pPr>
+              <w:jc w:val="center"/>
+            </w:pPr>
+            <w:r>
+              <w:rPr>
+                <w:rFonts w:ascii="Times New Roman" w:hAnsi="Times New Roman"/>
+                <w:sz w:val="26"/>
+              </w:rPr>
+              <w:t>15</w:t>
+            </w:r>
+          </w:p>
+        </w:tc>
+        <w:tc>
+          <w:tcPr>
+            <w:tcW w:type="dxa" w:w="5272"/>
+            <w:vAlign w:val="center"/>
+            <w:tcW w:w="5273" w:type="dxa"/>
           </w:tcPr>
           <w:p>
             <w:pPr>
@@ -2808,7 +3134,7 @@
                 <w:sz w:val="26"/>
                 <w:rFonts w:ascii="Times New Roman" w:hAnsi="Times New Roman" w:cs="Times New Roman"/>
               </w:rPr>
-              <w:t>Hệ thống hóa kiến thức chuẩn bị Đánh giá định kỳ 2.</w:t>
+              <w:t>- Nêu chức năng cơ bản của phần mềm trình chiếu.  - Tạo bài trình chiếu có tiêu đề, cấu trúc phân cấp.</w:t>
             </w:r>
           </w:p>
         </w:tc>
@@ -2816,28 +3142,28 @@
       <w:tr>
         <w:tc>
           <w:tcPr>
-            <w:tcW w:type="dxa" w:w="680"/>
-            <w:vAlign w:val="center"/>
-          </w:tcPr>
-          <w:p>
-            <w:pPr>
-              <w:spacing w:before="40" w:after="40" w:line="276" w:lineRule="auto"/>
-              <w:jc w:val="center"/>
-            </w:pPr>
-            <w:r>
-              <w:rPr>
-                <w:rFonts w:ascii="Times New Roman" w:hAnsi="Times New Roman"/>
-                <w:sz w:val="26"/>
-                <w:rFonts w:ascii="Times New Roman" w:hAnsi="Times New Roman" w:cs="Times New Roman"/>
-              </w:rPr>
-              <w:t>13</w:t>
-            </w:r>
-          </w:p>
-        </w:tc>
-        <w:tc>
-          <w:tcPr>
-            <w:tcW w:type="dxa" w:w="3118"/>
-            <w:vAlign w:val="center"/>
+            <w:tcW w:type="dxa" w:w="510"/>
+            <w:vAlign w:val="center"/>
+            <w:tcW w:w="510" w:type="dxa"/>
+          </w:tcPr>
+          <w:p>
+            <w:pPr>
+              <w:jc w:val="center"/>
+            </w:pPr>
+            <w:r>
+              <w:rPr>
+                <w:rFonts w:ascii="Times New Roman" w:hAnsi="Times New Roman"/>
+                <w:sz w:val="26"/>
+              </w:rPr>
+              <w:t>16</w:t>
+            </w:r>
+          </w:p>
+        </w:tc>
+        <w:tc>
+          <w:tcPr>
+            <w:tcW w:type="dxa" w:w="2154"/>
+            <w:vAlign w:val="center"/>
+            <w:tcW w:w="2154" w:type="dxa"/>
           </w:tcPr>
           <w:p>
             <w:pPr>
@@ -2850,14 +3176,15 @@
                 <w:sz w:val="26"/>
                 <w:rFonts w:ascii="Times New Roman" w:hAnsi="Times New Roman" w:cs="Times New Roman"/>
               </w:rPr>
-              <w:t>Đánh giá định kỳ 2</w:t>
-            </w:r>
-          </w:p>
-        </w:tc>
-        <w:tc>
-          <w:tcPr>
-            <w:tcW w:type="dxa" w:w="850"/>
-            <w:vAlign w:val="center"/>
+              <w:t>Bài 12. Định dạng đối tượng trên trang chiếu</w:t>
+            </w:r>
+          </w:p>
+        </w:tc>
+        <w:tc>
+          <w:tcPr>
+            <w:tcW w:type="dxa" w:w="624"/>
+            <w:vAlign w:val="center"/>
+            <w:tcW w:w="623" w:type="dxa"/>
           </w:tcPr>
           <w:p>
             <w:pPr>
@@ -2876,28 +3203,28 @@
         </w:tc>
         <w:tc>
           <w:tcPr>
-            <w:tcW w:type="dxa" w:w="1247"/>
-            <w:vAlign w:val="center"/>
-          </w:tcPr>
-          <w:p>
-            <w:pPr>
-              <w:spacing w:before="40" w:after="40" w:line="276" w:lineRule="auto"/>
-              <w:jc w:val="center"/>
-            </w:pPr>
-            <w:r>
-              <w:rPr>
-                <w:rFonts w:ascii="Times New Roman" w:hAnsi="Times New Roman"/>
-                <w:sz w:val="26"/>
-                <w:rFonts w:ascii="Times New Roman" w:hAnsi="Times New Roman" w:cs="Times New Roman"/>
-              </w:rPr>
-              <w:t>13</w:t>
-            </w:r>
-          </w:p>
-        </w:tc>
-        <w:tc>
-          <w:tcPr>
-            <w:tcW w:type="dxa" w:w="3402"/>
-            <w:vAlign w:val="center"/>
+            <w:tcW w:type="dxa" w:w="794"/>
+            <w:vAlign w:val="center"/>
+            <w:tcW w:w="793" w:type="dxa"/>
+          </w:tcPr>
+          <w:p>
+            <w:pPr>
+              <w:jc w:val="center"/>
+            </w:pPr>
+            <w:r>
+              <w:rPr>
+                <w:rFonts w:ascii="Times New Roman" w:hAnsi="Times New Roman"/>
+                <w:sz w:val="26"/>
+              </w:rPr>
+              <w:t>16</w:t>
+            </w:r>
+          </w:p>
+        </w:tc>
+        <w:tc>
+          <w:tcPr>
+            <w:tcW w:type="dxa" w:w="5272"/>
+            <w:vAlign w:val="center"/>
+            <w:tcW w:w="5273" w:type="dxa"/>
           </w:tcPr>
           <w:p>
             <w:pPr>
@@ -2910,7 +3237,7 @@
                 <w:sz w:val="26"/>
                 <w:rFonts w:ascii="Times New Roman" w:hAnsi="Times New Roman" w:cs="Times New Roman"/>
               </w:rPr>
-              <w:t>Kiểm tra đánh giá kết quả học tập.</w:t>
+              <w:t>- Sao chép dữ liệu từ tệp văn bản sang trang chiếu; chèn hình ảnh minh họa.  - Định dạng văn bản, ảnh minh họa hợp lý.</w:t>
             </w:r>
           </w:p>
         </w:tc>
@@ -2918,28 +3245,28 @@
       <w:tr>
         <w:tc>
           <w:tcPr>
-            <w:tcW w:type="dxa" w:w="680"/>
-            <w:vAlign w:val="center"/>
-          </w:tcPr>
-          <w:p>
-            <w:pPr>
-              <w:spacing w:before="40" w:after="40" w:line="276" w:lineRule="auto"/>
-              <w:jc w:val="center"/>
-            </w:pPr>
-            <w:r>
-              <w:rPr>
-                <w:rFonts w:ascii="Times New Roman" w:hAnsi="Times New Roman"/>
-                <w:sz w:val="26"/>
-                <w:rFonts w:ascii="Times New Roman" w:hAnsi="Times New Roman" w:cs="Times New Roman"/>
-              </w:rPr>
-              <w:t>14</w:t>
-            </w:r>
-          </w:p>
-        </w:tc>
-        <w:tc>
-          <w:tcPr>
-            <w:tcW w:type="dxa" w:w="3118"/>
-            <w:vAlign w:val="center"/>
+            <w:tcW w:type="dxa" w:w="510"/>
+            <w:vAlign w:val="center"/>
+            <w:tcW w:w="510" w:type="dxa"/>
+          </w:tcPr>
+          <w:p>
+            <w:pPr>
+              <w:jc w:val="center"/>
+            </w:pPr>
+            <w:r>
+              <w:rPr>
+                <w:rFonts w:ascii="Times New Roman" w:hAnsi="Times New Roman"/>
+                <w:sz w:val="26"/>
+              </w:rPr>
+              <w:t>17</w:t>
+            </w:r>
+          </w:p>
+        </w:tc>
+        <w:tc>
+          <w:tcPr>
+            <w:tcW w:type="dxa" w:w="2154"/>
+            <w:vAlign w:val="center"/>
+            <w:tcW w:w="2154" w:type="dxa"/>
           </w:tcPr>
           <w:p>
             <w:pPr>
@@ -2952,14 +3279,15 @@
                 <w:sz w:val="26"/>
                 <w:rFonts w:ascii="Times New Roman" w:hAnsi="Times New Roman" w:cs="Times New Roman"/>
               </w:rPr>
-              <w:t>Bài 9. Trình bày bảng tính</w:t>
-            </w:r>
-          </w:p>
-        </w:tc>
-        <w:tc>
-          <w:tcPr>
-            <w:tcW w:type="dxa" w:w="850"/>
-            <w:vAlign w:val="center"/>
+              <w:t>Bài 13. Thực hành tổng hợp: Hoàn thiện bài trình chiếu</w:t>
+            </w:r>
+          </w:p>
+        </w:tc>
+        <w:tc>
+          <w:tcPr>
+            <w:tcW w:type="dxa" w:w="624"/>
+            <w:vAlign w:val="center"/>
+            <w:tcW w:w="623" w:type="dxa"/>
           </w:tcPr>
           <w:p>
             <w:pPr>
@@ -2978,28 +3306,28 @@
         </w:tc>
         <w:tc>
           <w:tcPr>
-            <w:tcW w:type="dxa" w:w="1247"/>
-            <w:vAlign w:val="center"/>
-          </w:tcPr>
-          <w:p>
-            <w:pPr>
-              <w:spacing w:before="40" w:after="40" w:line="276" w:lineRule="auto"/>
-              <w:jc w:val="center"/>
-            </w:pPr>
-            <w:r>
-              <w:rPr>
-                <w:rFonts w:ascii="Times New Roman" w:hAnsi="Times New Roman"/>
-                <w:sz w:val="26"/>
-                <w:rFonts w:ascii="Times New Roman" w:hAnsi="Times New Roman" w:cs="Times New Roman"/>
-              </w:rPr>
-              <w:t>14</w:t>
-            </w:r>
-          </w:p>
-        </w:tc>
-        <w:tc>
-          <w:tcPr>
-            <w:tcW w:type="dxa" w:w="3402"/>
-            <w:vAlign w:val="center"/>
+            <w:tcW w:type="dxa" w:w="794"/>
+            <w:vAlign w:val="center"/>
+            <w:tcW w:w="793" w:type="dxa"/>
+          </w:tcPr>
+          <w:p>
+            <w:pPr>
+              <w:jc w:val="center"/>
+            </w:pPr>
+            <w:r>
+              <w:rPr>
+                <w:rFonts w:ascii="Times New Roman" w:hAnsi="Times New Roman"/>
+                <w:sz w:val="26"/>
+              </w:rPr>
+              <w:t>17</w:t>
+            </w:r>
+          </w:p>
+        </w:tc>
+        <w:tc>
+          <w:tcPr>
+            <w:tcW w:type="dxa" w:w="5272"/>
+            <w:vAlign w:val="center"/>
+            <w:tcW w:w="5273" w:type="dxa"/>
           </w:tcPr>
           <w:p>
             <w:pPr>
@@ -3012,7 +3340,7 @@
                 <w:sz w:val="26"/>
                 <w:rFonts w:ascii="Times New Roman" w:hAnsi="Times New Roman" w:cs="Times New Roman"/>
               </w:rPr>
-              <w:t>- Định dạng dữ liệu số và trình bày bảng tính.  - Áp dụng các hàm (MAX, MIN, SUM, AVERAGE, COUNT) vào dự án Trường học xanh.</w:t>
+              <w:t>- Tạo hiệu ứng động hợp lý; tổng hợp, sắp xếp nội dung thành bài trình chiếu hoàn chỉnh.</w:t>
             </w:r>
           </w:p>
         </w:tc>
@@ -3020,28 +3348,28 @@
       <w:tr>
         <w:tc>
           <w:tcPr>
-            <w:tcW w:type="dxa" w:w="680"/>
-            <w:vAlign w:val="center"/>
-          </w:tcPr>
-          <w:p>
-            <w:pPr>
-              <w:spacing w:before="40" w:after="40" w:line="276" w:lineRule="auto"/>
-              <w:jc w:val="center"/>
-            </w:pPr>
-            <w:r>
-              <w:rPr>
-                <w:rFonts w:ascii="Times New Roman" w:hAnsi="Times New Roman"/>
-                <w:sz w:val="26"/>
-                <w:rFonts w:ascii="Times New Roman" w:hAnsi="Times New Roman" w:cs="Times New Roman"/>
-              </w:rPr>
-              <w:t>15</w:t>
-            </w:r>
-          </w:p>
-        </w:tc>
-        <w:tc>
-          <w:tcPr>
-            <w:tcW w:type="dxa" w:w="3118"/>
-            <w:vAlign w:val="center"/>
+            <w:tcW w:type="dxa" w:w="510"/>
+            <w:vAlign w:val="center"/>
+            <w:tcW w:w="510" w:type="dxa"/>
+          </w:tcPr>
+          <w:p>
+            <w:pPr>
+              <w:jc w:val="center"/>
+            </w:pPr>
+            <w:r>
+              <w:rPr>
+                <w:rFonts w:ascii="Times New Roman" w:hAnsi="Times New Roman"/>
+                <w:sz w:val="26"/>
+              </w:rPr>
+              <w:t>18</w:t>
+            </w:r>
+          </w:p>
+        </w:tc>
+        <w:tc>
+          <w:tcPr>
+            <w:tcW w:type="dxa" w:w="2154"/>
+            <w:vAlign w:val="center"/>
+            <w:tcW w:w="2154" w:type="dxa"/>
           </w:tcPr>
           <w:p>
             <w:pPr>
@@ -3054,14 +3382,15 @@
                 <w:sz w:val="26"/>
                 <w:rFonts w:ascii="Times New Roman" w:hAnsi="Times New Roman" w:cs="Times New Roman"/>
               </w:rPr>
-              <w:t>Bài 10. Hoàn thiện bảng tính</w:t>
-            </w:r>
-          </w:p>
-        </w:tc>
-        <w:tc>
-          <w:tcPr>
-            <w:tcW w:type="dxa" w:w="850"/>
-            <w:vAlign w:val="center"/>
+              <w:t>Ôn tập Đánh giá định kỳ 3</w:t>
+            </w:r>
+          </w:p>
+        </w:tc>
+        <w:tc>
+          <w:tcPr>
+            <w:tcW w:type="dxa" w:w="624"/>
+            <w:vAlign w:val="center"/>
+            <w:tcW w:w="623" w:type="dxa"/>
           </w:tcPr>
           <w:p>
             <w:pPr>
@@ -3080,28 +3409,28 @@
         </w:tc>
         <w:tc>
           <w:tcPr>
-            <w:tcW w:type="dxa" w:w="1247"/>
-            <w:vAlign w:val="center"/>
-          </w:tcPr>
-          <w:p>
-            <w:pPr>
-              <w:spacing w:before="40" w:after="40" w:line="276" w:lineRule="auto"/>
-              <w:jc w:val="center"/>
-            </w:pPr>
-            <w:r>
-              <w:rPr>
-                <w:rFonts w:ascii="Times New Roman" w:hAnsi="Times New Roman"/>
-                <w:sz w:val="26"/>
-                <w:rFonts w:ascii="Times New Roman" w:hAnsi="Times New Roman" w:cs="Times New Roman"/>
-              </w:rPr>
-              <w:t>15</w:t>
-            </w:r>
-          </w:p>
-        </w:tc>
-        <w:tc>
-          <w:tcPr>
-            <w:tcW w:type="dxa" w:w="3402"/>
-            <w:vAlign w:val="center"/>
+            <w:tcW w:type="dxa" w:w="794"/>
+            <w:vAlign w:val="center"/>
+            <w:tcW w:w="793" w:type="dxa"/>
+          </w:tcPr>
+          <w:p>
+            <w:pPr>
+              <w:jc w:val="center"/>
+            </w:pPr>
+            <w:r>
+              <w:rPr>
+                <w:rFonts w:ascii="Times New Roman" w:hAnsi="Times New Roman"/>
+                <w:sz w:val="26"/>
+              </w:rPr>
+              <w:t>18</w:t>
+            </w:r>
+          </w:p>
+        </w:tc>
+        <w:tc>
+          <w:tcPr>
+            <w:tcW w:type="dxa" w:w="5272"/>
+            <w:vAlign w:val="center"/>
+            <w:tcW w:w="5273" w:type="dxa"/>
           </w:tcPr>
           <w:p>
             <w:pPr>
@@ -3114,7 +3443,7 @@
                 <w:sz w:val="26"/>
                 <w:rFonts w:ascii="Times New Roman" w:hAnsi="Times New Roman" w:cs="Times New Roman"/>
               </w:rPr>
-              <w:t>- Thao tác hoàn thiện và in bảng tính; thực hành hoàn thiện dự án.  - Sử dụng bảng tính điện tử giải quyết công việc cụ thể.</w:t>
+              <w:t>Hệ thống hóa kiến thức chuẩn bị Đánh giá định kỳ 3.</w:t>
             </w:r>
           </w:p>
         </w:tc>
@@ -3122,28 +3451,28 @@
       <w:tr>
         <w:tc>
           <w:tcPr>
-            <w:tcW w:type="dxa" w:w="680"/>
-            <w:vAlign w:val="center"/>
-          </w:tcPr>
-          <w:p>
-            <w:pPr>
-              <w:spacing w:before="40" w:after="40" w:line="276" w:lineRule="auto"/>
-              <w:jc w:val="center"/>
-            </w:pPr>
-            <w:r>
-              <w:rPr>
-                <w:rFonts w:ascii="Times New Roman" w:hAnsi="Times New Roman"/>
-                <w:sz w:val="26"/>
-                <w:rFonts w:ascii="Times New Roman" w:hAnsi="Times New Roman" w:cs="Times New Roman"/>
-              </w:rPr>
-              <w:t>16</w:t>
-            </w:r>
-          </w:p>
-        </w:tc>
-        <w:tc>
-          <w:tcPr>
-            <w:tcW w:type="dxa" w:w="3118"/>
-            <w:vAlign w:val="center"/>
+            <w:tcW w:type="dxa" w:w="510"/>
+            <w:vAlign w:val="center"/>
+            <w:tcW w:w="510" w:type="dxa"/>
+          </w:tcPr>
+          <w:p>
+            <w:pPr>
+              <w:jc w:val="center"/>
+            </w:pPr>
+            <w:r>
+              <w:rPr>
+                <w:rFonts w:ascii="Times New Roman" w:hAnsi="Times New Roman"/>
+                <w:sz w:val="26"/>
+              </w:rPr>
+              <w:t>19</w:t>
+            </w:r>
+          </w:p>
+        </w:tc>
+        <w:tc>
+          <w:tcPr>
+            <w:tcW w:type="dxa" w:w="2154"/>
+            <w:vAlign w:val="center"/>
+            <w:tcW w:w="2154" w:type="dxa"/>
           </w:tcPr>
           <w:p>
             <w:pPr>
@@ -3156,14 +3485,15 @@
                 <w:sz w:val="26"/>
                 <w:rFonts w:ascii="Times New Roman" w:hAnsi="Times New Roman" w:cs="Times New Roman"/>
               </w:rPr>
-              <w:t>Bài 11. Tạo bài trình chiếu</w:t>
-            </w:r>
-          </w:p>
-        </w:tc>
-        <w:tc>
-          <w:tcPr>
-            <w:tcW w:type="dxa" w:w="850"/>
-            <w:vAlign w:val="center"/>
+              <w:t>Đánh giá định kỳ 3</w:t>
+            </w:r>
+          </w:p>
+        </w:tc>
+        <w:tc>
+          <w:tcPr>
+            <w:tcW w:type="dxa" w:w="624"/>
+            <w:vAlign w:val="center"/>
+            <w:tcW w:w="623" w:type="dxa"/>
           </w:tcPr>
           <w:p>
             <w:pPr>
@@ -3182,28 +3512,28 @@
         </w:tc>
         <w:tc>
           <w:tcPr>
-            <w:tcW w:type="dxa" w:w="1247"/>
-            <w:vAlign w:val="center"/>
-          </w:tcPr>
-          <w:p>
-            <w:pPr>
-              <w:spacing w:before="40" w:after="40" w:line="276" w:lineRule="auto"/>
-              <w:jc w:val="center"/>
-            </w:pPr>
-            <w:r>
-              <w:rPr>
-                <w:rFonts w:ascii="Times New Roman" w:hAnsi="Times New Roman"/>
-                <w:sz w:val="26"/>
-                <w:rFonts w:ascii="Times New Roman" w:hAnsi="Times New Roman" w:cs="Times New Roman"/>
-              </w:rPr>
-              <w:t>16</w:t>
-            </w:r>
-          </w:p>
-        </w:tc>
-        <w:tc>
-          <w:tcPr>
-            <w:tcW w:type="dxa" w:w="3402"/>
-            <w:vAlign w:val="center"/>
+            <w:tcW w:type="dxa" w:w="794"/>
+            <w:vAlign w:val="center"/>
+            <w:tcW w:w="793" w:type="dxa"/>
+          </w:tcPr>
+          <w:p>
+            <w:pPr>
+              <w:jc w:val="center"/>
+            </w:pPr>
+            <w:r>
+              <w:rPr>
+                <w:rFonts w:ascii="Times New Roman" w:hAnsi="Times New Roman"/>
+                <w:sz w:val="26"/>
+              </w:rPr>
+              <w:t>19</w:t>
+            </w:r>
+          </w:p>
+        </w:tc>
+        <w:tc>
+          <w:tcPr>
+            <w:tcW w:type="dxa" w:w="5272"/>
+            <w:vAlign w:val="center"/>
+            <w:tcW w:w="5273" w:type="dxa"/>
           </w:tcPr>
           <w:p>
             <w:pPr>
@@ -3216,7 +3546,7 @@
                 <w:sz w:val="26"/>
                 <w:rFonts w:ascii="Times New Roman" w:hAnsi="Times New Roman" w:cs="Times New Roman"/>
               </w:rPr>
-              <w:t>- Nêu chức năng cơ bản của phần mềm trình chiếu.  - Tạo bài trình chiếu có tiêu đề, cấu trúc phân cấp.</w:t>
+              <w:t>Kiểm tra đánh giá kết quả học tập.</w:t>
             </w:r>
           </w:p>
         </w:tc>
@@ -3224,28 +3554,28 @@
       <w:tr>
         <w:tc>
           <w:tcPr>
-            <w:tcW w:type="dxa" w:w="680"/>
-            <w:vAlign w:val="center"/>
-          </w:tcPr>
-          <w:p>
-            <w:pPr>
-              <w:spacing w:before="40" w:after="40" w:line="276" w:lineRule="auto"/>
-              <w:jc w:val="center"/>
-            </w:pPr>
-            <w:r>
-              <w:rPr>
-                <w:rFonts w:ascii="Times New Roman" w:hAnsi="Times New Roman"/>
-                <w:sz w:val="26"/>
-                <w:rFonts w:ascii="Times New Roman" w:hAnsi="Times New Roman" w:cs="Times New Roman"/>
-              </w:rPr>
-              <w:t>17</w:t>
-            </w:r>
-          </w:p>
-        </w:tc>
-        <w:tc>
-          <w:tcPr>
-            <w:tcW w:type="dxa" w:w="3118"/>
-            <w:vAlign w:val="center"/>
+            <w:tcW w:type="dxa" w:w="510"/>
+            <w:vAlign w:val="center"/>
+            <w:tcW w:w="510" w:type="dxa"/>
+          </w:tcPr>
+          <w:p>
+            <w:pPr>
+              <w:jc w:val="center"/>
+            </w:pPr>
+            <w:r>
+              <w:rPr>
+                <w:rFonts w:ascii="Times New Roman" w:hAnsi="Times New Roman"/>
+                <w:sz w:val="26"/>
+              </w:rPr>
+              <w:t>20</w:t>
+            </w:r>
+          </w:p>
+        </w:tc>
+        <w:tc>
+          <w:tcPr>
+            <w:tcW w:type="dxa" w:w="2154"/>
+            <w:vAlign w:val="center"/>
+            <w:tcW w:w="2154" w:type="dxa"/>
           </w:tcPr>
           <w:p>
             <w:pPr>
@@ -3258,14 +3588,15 @@
                 <w:sz w:val="26"/>
                 <w:rFonts w:ascii="Times New Roman" w:hAnsi="Times New Roman" w:cs="Times New Roman"/>
               </w:rPr>
-              <w:t>Bài 12. Định dạng đối tượng trên trang chiếu</w:t>
-            </w:r>
-          </w:p>
-        </w:tc>
-        <w:tc>
-          <w:tcPr>
-            <w:tcW w:type="dxa" w:w="850"/>
-            <w:vAlign w:val="center"/>
+              <w:t>Ôn tập và luyện tập</w:t>
+            </w:r>
+          </w:p>
+        </w:tc>
+        <w:tc>
+          <w:tcPr>
+            <w:tcW w:type="dxa" w:w="624"/>
+            <w:vAlign w:val="center"/>
+            <w:tcW w:w="623" w:type="dxa"/>
           </w:tcPr>
           <w:p>
             <w:pPr>
@@ -3284,28 +3615,28 @@
         </w:tc>
         <w:tc>
           <w:tcPr>
-            <w:tcW w:type="dxa" w:w="1247"/>
-            <w:vAlign w:val="center"/>
-          </w:tcPr>
-          <w:p>
-            <w:pPr>
-              <w:spacing w:before="40" w:after="40" w:line="276" w:lineRule="auto"/>
-              <w:jc w:val="center"/>
-            </w:pPr>
-            <w:r>
-              <w:rPr>
-                <w:rFonts w:ascii="Times New Roman" w:hAnsi="Times New Roman"/>
-                <w:sz w:val="26"/>
-                <w:rFonts w:ascii="Times New Roman" w:hAnsi="Times New Roman" w:cs="Times New Roman"/>
-              </w:rPr>
-              <w:t>17</w:t>
-            </w:r>
-          </w:p>
-        </w:tc>
-        <w:tc>
-          <w:tcPr>
-            <w:tcW w:type="dxa" w:w="3402"/>
-            <w:vAlign w:val="center"/>
+            <w:tcW w:type="dxa" w:w="794"/>
+            <w:vAlign w:val="center"/>
+            <w:tcW w:w="793" w:type="dxa"/>
+          </w:tcPr>
+          <w:p>
+            <w:pPr>
+              <w:jc w:val="center"/>
+            </w:pPr>
+            <w:r>
+              <w:rPr>
+                <w:rFonts w:ascii="Times New Roman" w:hAnsi="Times New Roman"/>
+                <w:sz w:val="26"/>
+              </w:rPr>
+              <w:t>20</w:t>
+            </w:r>
+          </w:p>
+        </w:tc>
+        <w:tc>
+          <w:tcPr>
+            <w:tcW w:type="dxa" w:w="5272"/>
+            <w:vAlign w:val="center"/>
+            <w:tcW w:w="5273" w:type="dxa"/>
           </w:tcPr>
           <w:p>
             <w:pPr>
@@ -3318,7 +3649,7 @@
                 <w:sz w:val="26"/>
                 <w:rFonts w:ascii="Times New Roman" w:hAnsi="Times New Roman" w:cs="Times New Roman"/>
               </w:rPr>
-              <w:t>- Sao chép dữ liệu từ tệp văn bản sang trang chiếu; chèn hình ảnh minh họa.  - Định dạng văn bản, ảnh minh họa hợp lý.</w:t>
+              <w:t>Ôn tập, luyện tập bổ sung kiến thức và kỹ năng.</w:t>
             </w:r>
           </w:p>
         </w:tc>
@@ -3326,28 +3657,28 @@
       <w:tr>
         <w:tc>
           <w:tcPr>
-            <w:tcW w:type="dxa" w:w="680"/>
-            <w:vAlign w:val="center"/>
-          </w:tcPr>
-          <w:p>
-            <w:pPr>
-              <w:spacing w:before="40" w:after="40" w:line="276" w:lineRule="auto"/>
-              <w:jc w:val="center"/>
-            </w:pPr>
-            <w:r>
-              <w:rPr>
-                <w:rFonts w:ascii="Times New Roman" w:hAnsi="Times New Roman"/>
-                <w:sz w:val="26"/>
-                <w:rFonts w:ascii="Times New Roman" w:hAnsi="Times New Roman" w:cs="Times New Roman"/>
-              </w:rPr>
-              <w:t>18</w:t>
-            </w:r>
-          </w:p>
-        </w:tc>
-        <w:tc>
-          <w:tcPr>
-            <w:tcW w:type="dxa" w:w="3118"/>
-            <w:vAlign w:val="center"/>
+            <w:tcW w:type="dxa" w:w="510"/>
+            <w:vAlign w:val="center"/>
+            <w:tcW w:w="510" w:type="dxa"/>
+          </w:tcPr>
+          <w:p>
+            <w:pPr>
+              <w:jc w:val="center"/>
+            </w:pPr>
+            <w:r>
+              <w:rPr>
+                <w:rFonts w:ascii="Times New Roman" w:hAnsi="Times New Roman"/>
+                <w:sz w:val="26"/>
+              </w:rPr>
+              <w:t>21</w:t>
+            </w:r>
+          </w:p>
+        </w:tc>
+        <w:tc>
+          <w:tcPr>
+            <w:tcW w:type="dxa" w:w="2154"/>
+            <w:vAlign w:val="center"/>
+            <w:tcW w:w="2154" w:type="dxa"/>
           </w:tcPr>
           <w:p>
             <w:pPr>
@@ -3360,14 +3691,15 @@
                 <w:sz w:val="26"/>
                 <w:rFonts w:ascii="Times New Roman" w:hAnsi="Times New Roman" w:cs="Times New Roman"/>
               </w:rPr>
-              <w:t>Bài 13. Thực hành tổng hợp: Hoàn thiện bài trình chiếu</w:t>
-            </w:r>
-          </w:p>
-        </w:tc>
-        <w:tc>
-          <w:tcPr>
-            <w:tcW w:type="dxa" w:w="850"/>
-            <w:vAlign w:val="center"/>
+              <w:t>Ôn tập Đánh giá định kỳ 4</w:t>
+            </w:r>
+          </w:p>
+        </w:tc>
+        <w:tc>
+          <w:tcPr>
+            <w:tcW w:type="dxa" w:w="624"/>
+            <w:vAlign w:val="center"/>
+            <w:tcW w:w="623" w:type="dxa"/>
           </w:tcPr>
           <w:p>
             <w:pPr>
@@ -3386,28 +3718,28 @@
         </w:tc>
         <w:tc>
           <w:tcPr>
-            <w:tcW w:type="dxa" w:w="1247"/>
-            <w:vAlign w:val="center"/>
-          </w:tcPr>
-          <w:p>
-            <w:pPr>
-              <w:spacing w:before="40" w:after="40" w:line="276" w:lineRule="auto"/>
-              <w:jc w:val="center"/>
-            </w:pPr>
-            <w:r>
-              <w:rPr>
-                <w:rFonts w:ascii="Times New Roman" w:hAnsi="Times New Roman"/>
-                <w:sz w:val="26"/>
-                <w:rFonts w:ascii="Times New Roman" w:hAnsi="Times New Roman" w:cs="Times New Roman"/>
-              </w:rPr>
-              <w:t>18</w:t>
-            </w:r>
-          </w:p>
-        </w:tc>
-        <w:tc>
-          <w:tcPr>
-            <w:tcW w:type="dxa" w:w="3402"/>
-            <w:vAlign w:val="center"/>
+            <w:tcW w:type="dxa" w:w="794"/>
+            <w:vAlign w:val="center"/>
+            <w:tcW w:w="793" w:type="dxa"/>
+          </w:tcPr>
+          <w:p>
+            <w:pPr>
+              <w:jc w:val="center"/>
+            </w:pPr>
+            <w:r>
+              <w:rPr>
+                <w:rFonts w:ascii="Times New Roman" w:hAnsi="Times New Roman"/>
+                <w:sz w:val="26"/>
+              </w:rPr>
+              <w:t>21</w:t>
+            </w:r>
+          </w:p>
+        </w:tc>
+        <w:tc>
+          <w:tcPr>
+            <w:tcW w:type="dxa" w:w="5272"/>
+            <w:vAlign w:val="center"/>
+            <w:tcW w:w="5273" w:type="dxa"/>
           </w:tcPr>
           <w:p>
             <w:pPr>
@@ -3420,7 +3752,7 @@
                 <w:sz w:val="26"/>
                 <w:rFonts w:ascii="Times New Roman" w:hAnsi="Times New Roman" w:cs="Times New Roman"/>
               </w:rPr>
-              <w:t>- Tạo hiệu ứng động hợp lý; tổng hợp, sắp xếp nội dung thành bài trình chiếu hoàn chỉnh.</w:t>
+              <w:t>Hệ thống hóa kiến thức chuẩn bị Đánh giá định kỳ 4.</w:t>
             </w:r>
           </w:p>
         </w:tc>
@@ -3428,28 +3760,28 @@
       <w:tr>
         <w:tc>
           <w:tcPr>
-            <w:tcW w:type="dxa" w:w="680"/>
-            <w:vAlign w:val="center"/>
-          </w:tcPr>
-          <w:p>
-            <w:pPr>
-              <w:spacing w:before="40" w:after="40" w:line="276" w:lineRule="auto"/>
-              <w:jc w:val="center"/>
-            </w:pPr>
-            <w:r>
-              <w:rPr>
-                <w:rFonts w:ascii="Times New Roman" w:hAnsi="Times New Roman"/>
-                <w:sz w:val="26"/>
-                <w:rFonts w:ascii="Times New Roman" w:hAnsi="Times New Roman" w:cs="Times New Roman"/>
-              </w:rPr>
-              <w:t>19</w:t>
-            </w:r>
-          </w:p>
-        </w:tc>
-        <w:tc>
-          <w:tcPr>
-            <w:tcW w:type="dxa" w:w="3118"/>
-            <w:vAlign w:val="center"/>
+            <w:tcW w:type="dxa" w:w="510"/>
+            <w:vAlign w:val="center"/>
+            <w:tcW w:w="510" w:type="dxa"/>
+          </w:tcPr>
+          <w:p>
+            <w:pPr>
+              <w:jc w:val="center"/>
+            </w:pPr>
+            <w:r>
+              <w:rPr>
+                <w:rFonts w:ascii="Times New Roman" w:hAnsi="Times New Roman"/>
+                <w:sz w:val="26"/>
+              </w:rPr>
+              <w:t>22</w:t>
+            </w:r>
+          </w:p>
+        </w:tc>
+        <w:tc>
+          <w:tcPr>
+            <w:tcW w:type="dxa" w:w="2154"/>
+            <w:vAlign w:val="center"/>
+            <w:tcW w:w="2154" w:type="dxa"/>
           </w:tcPr>
           <w:p>
             <w:pPr>
@@ -3462,14 +3794,15 @@
                 <w:sz w:val="26"/>
                 <w:rFonts w:ascii="Times New Roman" w:hAnsi="Times New Roman" w:cs="Times New Roman"/>
               </w:rPr>
-              <w:t>Ôn tập Đánh giá định kỳ 3</w:t>
-            </w:r>
-          </w:p>
-        </w:tc>
-        <w:tc>
-          <w:tcPr>
-            <w:tcW w:type="dxa" w:w="850"/>
-            <w:vAlign w:val="center"/>
+              <w:t>Đánh giá định kỳ 4</w:t>
+            </w:r>
+          </w:p>
+        </w:tc>
+        <w:tc>
+          <w:tcPr>
+            <w:tcW w:type="dxa" w:w="624"/>
+            <w:vAlign w:val="center"/>
+            <w:tcW w:w="623" w:type="dxa"/>
           </w:tcPr>
           <w:p>
             <w:pPr>
@@ -3488,28 +3821,28 @@
         </w:tc>
         <w:tc>
           <w:tcPr>
-            <w:tcW w:type="dxa" w:w="1247"/>
-            <w:vAlign w:val="center"/>
-          </w:tcPr>
-          <w:p>
-            <w:pPr>
-              <w:spacing w:before="40" w:after="40" w:line="276" w:lineRule="auto"/>
-              <w:jc w:val="center"/>
-            </w:pPr>
-            <w:r>
-              <w:rPr>
-                <w:rFonts w:ascii="Times New Roman" w:hAnsi="Times New Roman"/>
-                <w:sz w:val="26"/>
-                <w:rFonts w:ascii="Times New Roman" w:hAnsi="Times New Roman" w:cs="Times New Roman"/>
-              </w:rPr>
-              <w:t>19</w:t>
-            </w:r>
-          </w:p>
-        </w:tc>
-        <w:tc>
-          <w:tcPr>
-            <w:tcW w:type="dxa" w:w="3402"/>
-            <w:vAlign w:val="center"/>
+            <w:tcW w:type="dxa" w:w="794"/>
+            <w:vAlign w:val="center"/>
+            <w:tcW w:w="793" w:type="dxa"/>
+          </w:tcPr>
+          <w:p>
+            <w:pPr>
+              <w:jc w:val="center"/>
+            </w:pPr>
+            <w:r>
+              <w:rPr>
+                <w:rFonts w:ascii="Times New Roman" w:hAnsi="Times New Roman"/>
+                <w:sz w:val="26"/>
+              </w:rPr>
+              <w:t>22</w:t>
+            </w:r>
+          </w:p>
+        </w:tc>
+        <w:tc>
+          <w:tcPr>
+            <w:tcW w:type="dxa" w:w="5272"/>
+            <w:vAlign w:val="center"/>
+            <w:tcW w:w="5273" w:type="dxa"/>
           </w:tcPr>
           <w:p>
             <w:pPr>
@@ -3522,7 +3855,7 @@
                 <w:sz w:val="26"/>
                 <w:rFonts w:ascii="Times New Roman" w:hAnsi="Times New Roman" w:cs="Times New Roman"/>
               </w:rPr>
-              <w:t>Hệ thống hóa kiến thức chuẩn bị Đánh giá định kỳ 3.</w:t>
+              <w:t>Kiểm tra đánh giá kết quả học tập.</w:t>
             </w:r>
           </w:p>
         </w:tc>
@@ -3530,28 +3863,28 @@
       <w:tr>
         <w:tc>
           <w:tcPr>
-            <w:tcW w:type="dxa" w:w="680"/>
-            <w:vAlign w:val="center"/>
-          </w:tcPr>
-          <w:p>
-            <w:pPr>
-              <w:spacing w:before="40" w:after="40" w:line="276" w:lineRule="auto"/>
-              <w:jc w:val="center"/>
-            </w:pPr>
-            <w:r>
-              <w:rPr>
-                <w:rFonts w:ascii="Times New Roman" w:hAnsi="Times New Roman"/>
-                <w:sz w:val="26"/>
-                <w:rFonts w:ascii="Times New Roman" w:hAnsi="Times New Roman" w:cs="Times New Roman"/>
-              </w:rPr>
-              <w:t>20</w:t>
-            </w:r>
-          </w:p>
-        </w:tc>
-        <w:tc>
-          <w:tcPr>
-            <w:tcW w:type="dxa" w:w="3118"/>
-            <w:vAlign w:val="center"/>
+            <w:tcW w:type="dxa" w:w="510"/>
+            <w:vAlign w:val="center"/>
+            <w:tcW w:w="510" w:type="dxa"/>
+          </w:tcPr>
+          <w:p>
+            <w:pPr>
+              <w:jc w:val="center"/>
+            </w:pPr>
+            <w:r>
+              <w:rPr>
+                <w:rFonts w:ascii="Times New Roman" w:hAnsi="Times New Roman"/>
+                <w:sz w:val="26"/>
+              </w:rPr>
+              <w:t>23</w:t>
+            </w:r>
+          </w:p>
+        </w:tc>
+        <w:tc>
+          <w:tcPr>
+            <w:tcW w:type="dxa" w:w="2154"/>
+            <w:vAlign w:val="center"/>
+            <w:tcW w:w="2154" w:type="dxa"/>
           </w:tcPr>
           <w:p>
             <w:pPr>
@@ -3564,14 +3897,15 @@
                 <w:sz w:val="26"/>
                 <w:rFonts w:ascii="Times New Roman" w:hAnsi="Times New Roman" w:cs="Times New Roman"/>
               </w:rPr>
-              <w:t>Đánh giá định kỳ 3</w:t>
-            </w:r>
-          </w:p>
-        </w:tc>
-        <w:tc>
-          <w:tcPr>
-            <w:tcW w:type="dxa" w:w="850"/>
-            <w:vAlign w:val="center"/>
+              <w:t>Tổng kết năm học</w:t>
+            </w:r>
+          </w:p>
+        </w:tc>
+        <w:tc>
+          <w:tcPr>
+            <w:tcW w:type="dxa" w:w="624"/>
+            <w:vAlign w:val="center"/>
+            <w:tcW w:w="623" w:type="dxa"/>
           </w:tcPr>
           <w:p>
             <w:pPr>
@@ -3590,265 +3924,18 @@
         </w:tc>
         <w:tc>
           <w:tcPr>
-            <w:tcW w:type="dxa" w:w="1247"/>
-            <w:vAlign w:val="center"/>
-          </w:tcPr>
-          <w:p>
-            <w:pPr>
-              <w:spacing w:before="40" w:after="40" w:line="276" w:lineRule="auto"/>
-              <w:jc w:val="center"/>
-            </w:pPr>
-            <w:r>
-              <w:rPr>
-                <w:rFonts w:ascii="Times New Roman" w:hAnsi="Times New Roman"/>
-                <w:sz w:val="26"/>
-                <w:rFonts w:ascii="Times New Roman" w:hAnsi="Times New Roman" w:cs="Times New Roman"/>
-              </w:rPr>
-              <w:t>20</w:t>
-            </w:r>
-          </w:p>
-        </w:tc>
-        <w:tc>
-          <w:tcPr>
-            <w:tcW w:type="dxa" w:w="3402"/>
-            <w:vAlign w:val="center"/>
-          </w:tcPr>
-          <w:p>
-            <w:pPr>
-              <w:spacing w:before="40" w:after="40" w:line="276" w:lineRule="auto"/>
-              <w:jc w:val="both"/>
-            </w:pPr>
-            <w:r>
-              <w:rPr>
-                <w:rFonts w:ascii="Times New Roman" w:hAnsi="Times New Roman"/>
-                <w:sz w:val="26"/>
-                <w:rFonts w:ascii="Times New Roman" w:hAnsi="Times New Roman" w:cs="Times New Roman"/>
-              </w:rPr>
-              <w:t>Kiểm tra đánh giá kết quả học tập.</w:t>
-            </w:r>
-          </w:p>
-        </w:tc>
-      </w:tr>
-      <w:tr>
-        <w:tc>
-          <w:tcPr>
-            <w:tcW w:type="dxa" w:w="680"/>
-            <w:vAlign w:val="center"/>
-          </w:tcPr>
-          <w:p>
-            <w:pPr>
-              <w:spacing w:before="40" w:after="40" w:line="276" w:lineRule="auto"/>
-              <w:jc w:val="center"/>
-            </w:pPr>
-            <w:r>
-              <w:rPr>
-                <w:rFonts w:ascii="Times New Roman" w:hAnsi="Times New Roman"/>
-                <w:sz w:val="26"/>
-                <w:rFonts w:ascii="Times New Roman" w:hAnsi="Times New Roman" w:cs="Times New Roman"/>
-              </w:rPr>
-              <w:t>21</w:t>
-            </w:r>
-          </w:p>
-        </w:tc>
-        <w:tc>
-          <w:tcPr>
-            <w:tcW w:type="dxa" w:w="3118"/>
-            <w:vAlign w:val="center"/>
-          </w:tcPr>
-          <w:p>
-            <w:pPr>
-              <w:spacing w:before="40" w:after="40" w:line="276" w:lineRule="auto"/>
-              <w:jc w:val="both"/>
-            </w:pPr>
-            <w:r>
-              <w:rPr>
-                <w:rFonts w:ascii="Times New Roman" w:hAnsi="Times New Roman"/>
-                <w:sz w:val="26"/>
-                <w:rFonts w:ascii="Times New Roman" w:hAnsi="Times New Roman" w:cs="Times New Roman"/>
-              </w:rPr>
-              <w:t>Ôn tập và luyện tập</w:t>
-            </w:r>
-          </w:p>
-        </w:tc>
-        <w:tc>
-          <w:tcPr>
-            <w:tcW w:type="dxa" w:w="850"/>
-            <w:vAlign w:val="center"/>
-          </w:tcPr>
-          <w:p>
-            <w:pPr>
-              <w:spacing w:before="40" w:after="40" w:line="276" w:lineRule="auto"/>
-              <w:jc w:val="center"/>
-            </w:pPr>
-            <w:r>
-              <w:rPr>
-                <w:rFonts w:ascii="Times New Roman" w:hAnsi="Times New Roman"/>
-                <w:sz w:val="26"/>
-                <w:rFonts w:ascii="Times New Roman" w:hAnsi="Times New Roman" w:cs="Times New Roman"/>
-              </w:rPr>
-              <w:t>1</w:t>
-            </w:r>
-          </w:p>
-        </w:tc>
-        <w:tc>
-          <w:tcPr>
-            <w:tcW w:type="dxa" w:w="1247"/>
-            <w:vAlign w:val="center"/>
-          </w:tcPr>
-          <w:p>
-            <w:pPr>
-              <w:spacing w:before="40" w:after="40" w:line="276" w:lineRule="auto"/>
-              <w:jc w:val="center"/>
-            </w:pPr>
-            <w:r>
-              <w:rPr>
-                <w:rFonts w:ascii="Times New Roman" w:hAnsi="Times New Roman"/>
-                <w:sz w:val="26"/>
-                <w:rFonts w:ascii="Times New Roman" w:hAnsi="Times New Roman" w:cs="Times New Roman"/>
-              </w:rPr>
-              <w:t>21</w:t>
-            </w:r>
-          </w:p>
-        </w:tc>
-        <w:tc>
-          <w:tcPr>
-            <w:tcW w:type="dxa" w:w="3402"/>
-            <w:vAlign w:val="center"/>
-          </w:tcPr>
-          <w:p>
-            <w:pPr>
-              <w:spacing w:before="40" w:after="40" w:line="276" w:lineRule="auto"/>
-              <w:jc w:val="both"/>
-            </w:pPr>
-            <w:r>
-              <w:rPr>
-                <w:rFonts w:ascii="Times New Roman" w:hAnsi="Times New Roman"/>
-                <w:sz w:val="26"/>
-                <w:rFonts w:ascii="Times New Roman" w:hAnsi="Times New Roman" w:cs="Times New Roman"/>
-              </w:rPr>
-              <w:t>Ôn tập, luyện tập bổ sung kiến thức và kỹ năng.</w:t>
-            </w:r>
-          </w:p>
-        </w:tc>
-      </w:tr>
-      <w:tr>
-        <w:tc>
-          <w:tcPr>
-            <w:tcW w:type="dxa" w:w="680"/>
-            <w:vAlign w:val="center"/>
-          </w:tcPr>
-          <w:p>
-            <w:pPr>
-              <w:spacing w:before="40" w:after="40" w:line="276" w:lineRule="auto"/>
-              <w:jc w:val="center"/>
-            </w:pPr>
-            <w:r>
-              <w:rPr>
-                <w:rFonts w:ascii="Times New Roman" w:hAnsi="Times New Roman"/>
-                <w:sz w:val="26"/>
-                <w:rFonts w:ascii="Times New Roman" w:hAnsi="Times New Roman" w:cs="Times New Roman"/>
-              </w:rPr>
-              <w:t>22</w:t>
-            </w:r>
-          </w:p>
-        </w:tc>
-        <w:tc>
-          <w:tcPr>
-            <w:tcW w:type="dxa" w:w="3118"/>
-            <w:vAlign w:val="center"/>
-          </w:tcPr>
-          <w:p>
-            <w:pPr>
-              <w:spacing w:before="40" w:after="40" w:line="276" w:lineRule="auto"/>
-              <w:jc w:val="both"/>
-            </w:pPr>
-            <w:r>
-              <w:rPr>
-                <w:rFonts w:ascii="Times New Roman" w:hAnsi="Times New Roman"/>
-                <w:sz w:val="26"/>
-                <w:rFonts w:ascii="Times New Roman" w:hAnsi="Times New Roman" w:cs="Times New Roman"/>
-              </w:rPr>
-              <w:t>Ôn tập Đánh giá định kỳ 4</w:t>
-            </w:r>
-          </w:p>
-        </w:tc>
-        <w:tc>
-          <w:tcPr>
-            <w:tcW w:type="dxa" w:w="850"/>
-            <w:vAlign w:val="center"/>
-          </w:tcPr>
-          <w:p>
-            <w:pPr>
-              <w:spacing w:before="40" w:after="40" w:line="276" w:lineRule="auto"/>
-              <w:jc w:val="center"/>
-            </w:pPr>
-            <w:r>
-              <w:rPr>
-                <w:rFonts w:ascii="Times New Roman" w:hAnsi="Times New Roman"/>
-                <w:sz w:val="26"/>
-                <w:rFonts w:ascii="Times New Roman" w:hAnsi="Times New Roman" w:cs="Times New Roman"/>
-              </w:rPr>
-              <w:t>1</w:t>
-            </w:r>
-          </w:p>
-        </w:tc>
-        <w:tc>
-          <w:tcPr>
-            <w:tcW w:type="dxa" w:w="1247"/>
-            <w:vAlign w:val="center"/>
-          </w:tcPr>
-          <w:p>
-            <w:pPr>
-              <w:spacing w:before="40" w:after="40" w:line="276" w:lineRule="auto"/>
-              <w:jc w:val="center"/>
-            </w:pPr>
-            <w:r>
-              <w:rPr>
-                <w:rFonts w:ascii="Times New Roman" w:hAnsi="Times New Roman"/>
-                <w:sz w:val="26"/>
-                <w:rFonts w:ascii="Times New Roman" w:hAnsi="Times New Roman" w:cs="Times New Roman"/>
-              </w:rPr>
-              <w:t>22</w:t>
-            </w:r>
-          </w:p>
-        </w:tc>
-        <w:tc>
-          <w:tcPr>
-            <w:tcW w:type="dxa" w:w="3402"/>
-            <w:vAlign w:val="center"/>
-          </w:tcPr>
-          <w:p>
-            <w:pPr>
-              <w:spacing w:before="40" w:after="40" w:line="276" w:lineRule="auto"/>
-              <w:jc w:val="both"/>
-            </w:pPr>
-            <w:r>
-              <w:rPr>
-                <w:rFonts w:ascii="Times New Roman" w:hAnsi="Times New Roman"/>
-                <w:sz w:val="26"/>
-                <w:rFonts w:ascii="Times New Roman" w:hAnsi="Times New Roman" w:cs="Times New Roman"/>
-              </w:rPr>
-              <w:t>Hệ thống hóa kiến thức chuẩn bị Đánh giá định kỳ 4.</w:t>
-            </w:r>
-          </w:p>
-        </w:tc>
-      </w:tr>
-      <w:tr>
-        <w:tc>
-          <w:tcPr>
-            <w:tcW w:type="dxa" w:w="680"/>
-            <w:vAlign w:val="center"/>
-          </w:tcPr>
-          <w:p>
-            <w:pPr>
-              <w:spacing w:before="40" w:after="40" w:line="276" w:lineRule="auto"/>
-              <w:jc w:val="center"/>
-            </w:pPr>
-            <w:r>
-              <w:rPr>
-                <w:rFonts w:ascii="Times New Roman" w:hAnsi="Times New Roman"/>
-                <w:sz w:val="26"/>
-                <w:rFonts w:ascii="Times New Roman" w:hAnsi="Times New Roman" w:cs="Times New Roman"/>
+            <w:tcW w:type="dxa" w:w="794"/>
+            <w:vAlign w:val="center"/>
+            <w:tcW w:w="793" w:type="dxa"/>
+          </w:tcPr>
+          <w:p>
+            <w:pPr>
+              <w:jc w:val="center"/>
+            </w:pPr>
+            <w:r>
+              <w:rPr>
+                <w:rFonts w:ascii="Times New Roman" w:hAnsi="Times New Roman"/>
+                <w:sz w:val="26"/>
               </w:rPr>
               <w:t>23</w:t>
             </w:r>
@@ -3856,170 +3943,9 @@
         </w:tc>
         <w:tc>
           <w:tcPr>
-            <w:tcW w:type="dxa" w:w="3118"/>
-            <w:vAlign w:val="center"/>
-          </w:tcPr>
-          <w:p>
-            <w:pPr>
-              <w:spacing w:before="40" w:after="40" w:line="276" w:lineRule="auto"/>
-              <w:jc w:val="both"/>
-            </w:pPr>
-            <w:r>
-              <w:rPr>
-                <w:rFonts w:ascii="Times New Roman" w:hAnsi="Times New Roman"/>
-                <w:sz w:val="26"/>
-                <w:rFonts w:ascii="Times New Roman" w:hAnsi="Times New Roman" w:cs="Times New Roman"/>
-              </w:rPr>
-              <w:t>Đánh giá định kỳ 4</w:t>
-            </w:r>
-          </w:p>
-        </w:tc>
-        <w:tc>
-          <w:tcPr>
-            <w:tcW w:type="dxa" w:w="850"/>
-            <w:vAlign w:val="center"/>
-          </w:tcPr>
-          <w:p>
-            <w:pPr>
-              <w:spacing w:before="40" w:after="40" w:line="276" w:lineRule="auto"/>
-              <w:jc w:val="center"/>
-            </w:pPr>
-            <w:r>
-              <w:rPr>
-                <w:rFonts w:ascii="Times New Roman" w:hAnsi="Times New Roman"/>
-                <w:sz w:val="26"/>
-                <w:rFonts w:ascii="Times New Roman" w:hAnsi="Times New Roman" w:cs="Times New Roman"/>
-              </w:rPr>
-              <w:t>1</w:t>
-            </w:r>
-          </w:p>
-        </w:tc>
-        <w:tc>
-          <w:tcPr>
-            <w:tcW w:type="dxa" w:w="1247"/>
-            <w:vAlign w:val="center"/>
-          </w:tcPr>
-          <w:p>
-            <w:pPr>
-              <w:spacing w:before="40" w:after="40" w:line="276" w:lineRule="auto"/>
-              <w:jc w:val="center"/>
-            </w:pPr>
-            <w:r>
-              <w:rPr>
-                <w:rFonts w:ascii="Times New Roman" w:hAnsi="Times New Roman"/>
-                <w:sz w:val="26"/>
-                <w:rFonts w:ascii="Times New Roman" w:hAnsi="Times New Roman" w:cs="Times New Roman"/>
-              </w:rPr>
-              <w:t>23</w:t>
-            </w:r>
-          </w:p>
-        </w:tc>
-        <w:tc>
-          <w:tcPr>
-            <w:tcW w:type="dxa" w:w="3402"/>
-            <w:vAlign w:val="center"/>
-          </w:tcPr>
-          <w:p>
-            <w:pPr>
-              <w:spacing w:before="40" w:after="40" w:line="276" w:lineRule="auto"/>
-              <w:jc w:val="both"/>
-            </w:pPr>
-            <w:r>
-              <w:rPr>
-                <w:rFonts w:ascii="Times New Roman" w:hAnsi="Times New Roman"/>
-                <w:sz w:val="26"/>
-                <w:rFonts w:ascii="Times New Roman" w:hAnsi="Times New Roman" w:cs="Times New Roman"/>
-              </w:rPr>
-              <w:t>Kiểm tra đánh giá kết quả học tập.</w:t>
-            </w:r>
-          </w:p>
-        </w:tc>
-      </w:tr>
-      <w:tr>
-        <w:tc>
-          <w:tcPr>
-            <w:tcW w:type="dxa" w:w="680"/>
-            <w:vAlign w:val="center"/>
-          </w:tcPr>
-          <w:p>
-            <w:pPr>
-              <w:spacing w:before="40" w:after="40" w:line="276" w:lineRule="auto"/>
-              <w:jc w:val="center"/>
-            </w:pPr>
-            <w:r>
-              <w:rPr>
-                <w:rFonts w:ascii="Times New Roman" w:hAnsi="Times New Roman"/>
-                <w:sz w:val="26"/>
-                <w:rFonts w:ascii="Times New Roman" w:hAnsi="Times New Roman" w:cs="Times New Roman"/>
-              </w:rPr>
-              <w:t>24</w:t>
-            </w:r>
-          </w:p>
-        </w:tc>
-        <w:tc>
-          <w:tcPr>
-            <w:tcW w:type="dxa" w:w="3118"/>
-            <w:vAlign w:val="center"/>
-          </w:tcPr>
-          <w:p>
-            <w:pPr>
-              <w:spacing w:before="40" w:after="40" w:line="276" w:lineRule="auto"/>
-              <w:jc w:val="both"/>
-            </w:pPr>
-            <w:r>
-              <w:rPr>
-                <w:rFonts w:ascii="Times New Roman" w:hAnsi="Times New Roman"/>
-                <w:sz w:val="26"/>
-                <w:rFonts w:ascii="Times New Roman" w:hAnsi="Times New Roman" w:cs="Times New Roman"/>
-              </w:rPr>
-              <w:t>Tổng kết năm học</w:t>
-            </w:r>
-          </w:p>
-        </w:tc>
-        <w:tc>
-          <w:tcPr>
-            <w:tcW w:type="dxa" w:w="850"/>
-            <w:vAlign w:val="center"/>
-          </w:tcPr>
-          <w:p>
-            <w:pPr>
-              <w:spacing w:before="40" w:after="40" w:line="276" w:lineRule="auto"/>
-              <w:jc w:val="center"/>
-            </w:pPr>
-            <w:r>
-              <w:rPr>
-                <w:rFonts w:ascii="Times New Roman" w:hAnsi="Times New Roman"/>
-                <w:sz w:val="26"/>
-                <w:rFonts w:ascii="Times New Roman" w:hAnsi="Times New Roman" w:cs="Times New Roman"/>
-              </w:rPr>
-              <w:t>1</w:t>
-            </w:r>
-          </w:p>
-        </w:tc>
-        <w:tc>
-          <w:tcPr>
-            <w:tcW w:type="dxa" w:w="1247"/>
-            <w:vAlign w:val="center"/>
-          </w:tcPr>
-          <w:p>
-            <w:pPr>
-              <w:spacing w:before="40" w:after="40" w:line="276" w:lineRule="auto"/>
-              <w:jc w:val="center"/>
-            </w:pPr>
-            <w:r>
-              <w:rPr>
-                <w:rFonts w:ascii="Times New Roman" w:hAnsi="Times New Roman"/>
-                <w:sz w:val="26"/>
-                <w:rFonts w:ascii="Times New Roman" w:hAnsi="Times New Roman" w:cs="Times New Roman"/>
-              </w:rPr>
-              <w:t>24</w:t>
-            </w:r>
-          </w:p>
-        </w:tc>
-        <w:tc>
-          <w:tcPr>
-            <w:tcW w:type="dxa" w:w="3402"/>
-            <w:vAlign w:val="center"/>
+            <w:tcW w:type="dxa" w:w="5272"/>
+            <w:vAlign w:val="center"/>
+            <w:tcW w:w="5273" w:type="dxa"/>
           </w:tcPr>
           <w:p>
             <w:pPr>
@@ -4199,6 +4125,8 @@
     <w:tbl>
       <w:tblPr>
         <w:tblW w:w="9580" w:type="dxa"/>
+        <w:tblLayout w:type="fixed"/>
+        <w:tblLook w:val="0400" w:firstRow="0" w:lastRow="0" w:firstColumn="0" w:lastColumn="0" w:noHBand="0" w:noVBand="1"/>
         <w:tblBorders>
           <w:top w:val="single" w:sz="4" w:space="0" w:color="000000"/>
           <w:left w:val="single" w:sz="4" w:space="0" w:color="000000"/>
@@ -4207,8 +4135,6 @@
           <w:insideH w:val="single" w:sz="4" w:space="0" w:color="000000"/>
           <w:insideV w:val="single" w:sz="4" w:space="0" w:color="000000"/>
         </w:tblBorders>
-        <w:tblLayout w:type="fixed"/>
-        <w:tblLook w:val="0400" w:firstRow="0" w:lastRow="0" w:firstColumn="0" w:lastColumn="0" w:noHBand="0" w:noVBand="1"/>
       </w:tblPr>
       <w:tblGrid>
         <w:gridCol w:w="1696"/>
@@ -4898,16 +4824,16 @@
         <w:tblStyle w:val="a4"/>
         <w:tblW w:w="9300" w:type="dxa"/>
         <w:tblInd w:w="0" w:type="dxa"/>
-        <w:tblBorders>
-          <w:top w:val="nil"/>
-          <w:left w:val="nil"/>
-          <w:bottom w:val="nil"/>
-          <w:right w:val="nil"/>
-          <w:insideH w:val="nil"/>
-          <w:insideV w:val="nil"/>
-        </w:tblBorders>
         <w:tblLayout w:type="fixed"/>
         <w:tblLook w:val="0400" w:firstRow="0" w:lastRow="0" w:firstColumn="0" w:lastColumn="0" w:noHBand="0" w:noVBand="1"/>
+        <w:tblBorders>
+          <w:top w:val="single" w:sz="4" w:space="0" w:color="000000"/>
+          <w:left w:val="single" w:sz="4" w:space="0" w:color="000000"/>
+          <w:bottom w:val="single" w:sz="4" w:space="0" w:color="000000"/>
+          <w:right w:val="single" w:sz="4" w:space="0" w:color="000000"/>
+          <w:insideH w:val="single" w:sz="4" w:space="0" w:color="000000"/>
+          <w:insideV w:val="single" w:sz="4" w:space="0" w:color="000000"/>
+        </w:tblBorders>
       </w:tblPr>
       <w:tblGrid>
         <w:gridCol w:w="4650"/>
@@ -6364,6 +6290,10 @@
     <w:name w:val="Normal"/>
     <w:qFormat/>
     <w:rsid w:val="00545BE2"/>
+    <w:rPr>
+      <w:rFonts w:ascii="Times New Roman" w:hAnsi="Times New Roman"/>
+      <w:sz w:val="26"/>
+    </w:rPr>
   </w:style>
   <w:style w:type="paragraph" w:styleId="Heading1">
     <w:name w:val="heading 1"/>
